--- a/0.report/빅데이터20기_3조_세미프로젝트_보고서_1장.docx
+++ b/0.report/빅데이터20기_3조_세미프로젝트_보고서_1장.docx
@@ -11,16 +11,18 @@
         </w:docPartObj>
       </w:sdtPr>
       <w:sdtContent>
+        <w:p/>
+        <w:p/>
         <w:p>
           <w:r>
             <w:rPr>
               <w:noProof/>
             </w:rPr>
             <w:drawing>
-              <wp:inline distT="0" distB="0" distL="0" distR="0" wp14:anchorId="2C48DEDF" wp14:editId="029ACF0E">
-                <wp:extent cx="6645910" cy="8196580"/>
-                <wp:effectExtent l="0" t="0" r="2540" b="0"/>
-                <wp:docPr id="1834983768" name="그림 1"/>
+              <wp:inline distT="0" distB="0" distL="0" distR="0" wp14:anchorId="12E5F4A8" wp14:editId="22E992CE">
+                <wp:extent cx="5400040" cy="6659880"/>
+                <wp:effectExtent l="0" t="0" r="0" b="7620"/>
+                <wp:docPr id="468573689" name="그림 1"/>
                 <wp:cNvGraphicFramePr>
                   <a:graphicFrameLocks xmlns:a="http://schemas.openxmlformats.org/drawingml/2006/main" noChangeAspect="1"/>
                 </wp:cNvGraphicFramePr>
@@ -28,11 +30,17 @@
                   <a:graphicData uri="http://schemas.openxmlformats.org/drawingml/2006/picture">
                     <pic:pic xmlns:pic="http://schemas.openxmlformats.org/drawingml/2006/picture">
                       <pic:nvPicPr>
-                        <pic:cNvPr id="1834983768" name=""/>
+                        <pic:cNvPr id="468573689" name="그림 468573689"/>
                         <pic:cNvPicPr/>
                       </pic:nvPicPr>
                       <pic:blipFill>
-                        <a:blip r:embed="rId8"/>
+                        <a:blip r:embed="rId8">
+                          <a:extLst>
+                            <a:ext uri="{28A0092B-C50C-407E-A947-70E740481C1C}">
+                              <a14:useLocalDpi xmlns:a14="http://schemas.microsoft.com/office/drawing/2010/main" val="0"/>
+                            </a:ext>
+                          </a:extLst>
+                        </a:blip>
                         <a:stretch>
                           <a:fillRect/>
                         </a:stretch>
@@ -40,7 +48,7 @@
                       <pic:spPr>
                         <a:xfrm>
                           <a:off x="0" y="0"/>
-                          <a:ext cx="6645910" cy="8196580"/>
+                          <a:ext cx="5400040" cy="6659880"/>
                         </a:xfrm>
                         <a:prstGeom prst="rect">
                           <a:avLst/>
@@ -53,25 +61,25 @@
             </w:drawing>
           </w:r>
         </w:p>
-        <w:p>
-          <w:pPr>
-            <w:rPr>
-              <w:rFonts w:asciiTheme="majorHAnsi" w:eastAsiaTheme="majorEastAsia" w:hAnsiTheme="majorHAnsi" w:cstheme="majorBidi"/>
-              <w:b/>
-              <w:color w:val="0D0D0D" w:themeColor="text1" w:themeTint="F2"/>
-              <w:sz w:val="40"/>
-              <w:szCs w:val="40"/>
-            </w:rPr>
-          </w:pPr>
-          <w:r>
-            <w:br w:type="page"/>
-          </w:r>
-        </w:p>
       </w:sdtContent>
     </w:sdt>
     <w:p>
       <w:pPr>
+        <w:rPr>
+          <w:b/>
+          <w:bCs/>
+        </w:rPr>
+      </w:pPr>
+      <w:r>
+        <w:br w:type="page"/>
+      </w:r>
+    </w:p>
+    <w:p>
+      <w:pPr>
         <w:pStyle w:val="af4"/>
+        <w:rPr>
+          <w:rFonts w:hint="eastAsia"/>
+        </w:rPr>
       </w:pPr>
     </w:p>
     <w:sdt>
@@ -105,7 +113,14 @@
               <w:rFonts w:hint="eastAsia"/>
               <w:lang w:val="ko-KR"/>
             </w:rPr>
-            <w:t>목차</w:t>
+            <w:t>1장 목</w:t>
+          </w:r>
+          <w:r>
+            <w:rPr>
+              <w:rFonts w:hint="eastAsia"/>
+              <w:lang w:val="ko-KR"/>
+            </w:rPr>
+            <w:t>차</w:t>
           </w:r>
         </w:p>
         <w:p>
@@ -1578,7 +1593,7 @@
       <w:pPr>
         <w:sectPr>
           <w:pgSz w:w="11906" w:h="16838"/>
-          <w:pgMar w:top="720" w:right="720" w:bottom="720" w:left="720" w:header="851" w:footer="992" w:gutter="0"/>
+          <w:pgMar w:top="1985" w:right="1701" w:bottom="1701" w:left="1701" w:header="851" w:footer="992" w:gutter="0"/>
           <w:pgNumType w:start="0"/>
           <w:cols w:space="425"/>
           <w:titlePg/>
@@ -1590,14 +1605,22 @@
       <w:pPr>
         <w:pStyle w:val="1"/>
       </w:pPr>
-      <w:bookmarkStart w:id="0" w:name="프로젝트-개요-및-머신러닝에-대하여"/>
-      <w:bookmarkStart w:id="1" w:name="결론"/>
-      <w:bookmarkStart w:id="2" w:name="_Toc216461308"/>
+      <w:bookmarkStart w:id="0" w:name="_Toc216461308"/>
+      <w:bookmarkStart w:id="1" w:name="프로젝트-개요-및-머신러닝에-대하여"/>
+      <w:bookmarkStart w:id="2" w:name="결론"/>
       <w:r>
         <w:lastRenderedPageBreak/>
-        <w:t>1. 프로젝트 개요 및 머신러닝에 대하여</w:t>
-      </w:r>
-      <w:bookmarkEnd w:id="2"/>
+        <w:t xml:space="preserve">1. 프로젝트 개요 및 </w:t>
+      </w:r>
+      <w:proofErr w:type="spellStart"/>
+      <w:r>
+        <w:t>머신러닝에</w:t>
+      </w:r>
+      <w:proofErr w:type="spellEnd"/>
+      <w:r>
+        <w:t xml:space="preserve"> 대하여</w:t>
+      </w:r>
+      <w:bookmarkEnd w:id="0"/>
     </w:p>
     <w:p>
       <w:pPr>
@@ -1612,7 +1635,7 @@
     </w:p>
     <w:p>
       <w:pPr>
-        <w:pStyle w:val="FirstParagraph"/>
+        <w:pStyle w:val="af5"/>
       </w:pPr>
       <w:r>
         <w:t>본 머신러닝 프로젝트는 수업 시간에 학습한 이론과 실습 내용을 실제 데이터에 적용하여, 다양한 문제 유형에 대한 모델링 경험과 성능 비교 분석 역량을 강화하는 것을 목적으로 수행되었다. 이를 위해 공개 데이터셋을 활용한 총 네 가지 주제를 선정하였으며, 각 주제는 데이터 특성과 문제 유형에 따라 서로 다른 머신러닝 기법을 적용하였다.</w:t>
@@ -1623,7 +1646,15 @@
         <w:pStyle w:val="af5"/>
       </w:pPr>
       <w:r>
-        <w:t>먼저, 캐글(Kaggle)의 Santander Bank Customer Satisfaction 데이터셋을 활용하여 고객 만족 여부를 예측하는 이진 분류 문제를 수행하였다. 해당 프로젝트에서는 불균형 데이터 처리, 평가 지표 선택, 앙상블 모델 적용을 중심으로 분석을 진행하였으며, 그 결과는 제2장에서 상세히 기술한다.</w:t>
+        <w:t xml:space="preserve">먼저, </w:t>
+      </w:r>
+      <w:proofErr w:type="spellStart"/>
+      <w:r>
+        <w:t>캐글</w:t>
+      </w:r>
+      <w:proofErr w:type="spellEnd"/>
+      <w:r>
+        <w:t>(Kaggle)의 Santander Bank Customer Satisfaction 데이터셋을 활용하여 고객 만족 여부를 예측하는 이진 분류 문제를 수행하였다. 해당 프로젝트에서는 불균형 데이터 처리, 평가 지표 선택, 앙상블 모델 적용을 중심으로 분석을 진행하였으며, 그 결과는 제2장에서 상세히 기술한다.</w:t>
       </w:r>
     </w:p>
     <w:p>
@@ -1631,7 +1662,15 @@
         <w:pStyle w:val="af5"/>
       </w:pPr>
       <w:r>
-        <w:t>다음으로, 캐글의 Credit Card Fraud Detection 데이터셋을 이용하여 신용카드 거래 내역 기반의 사기 거래 탐지 분류 모델을 구축하였다. 이 프로젝트는 극심한 클래스 불균형 문제를 다루며, 재현율과 ROC-AUC 중심의 모델 평가가 핵심이 되었고, 관련 내용은 제3장에서 다룬다.</w:t>
+        <w:t xml:space="preserve">다음으로, </w:t>
+      </w:r>
+      <w:proofErr w:type="spellStart"/>
+      <w:r>
+        <w:t>캐글의</w:t>
+      </w:r>
+      <w:proofErr w:type="spellEnd"/>
+      <w:r>
+        <w:t xml:space="preserve"> Credit Card Fraud Detection 데이터셋을 이용하여 신용카드 거래 내역 기반의 사기 거래 탐지 분류 모델을 구축하였다. 이 프로젝트는 극심한 클래스 불균형 문제를 다루며, 재현율과 ROC-AUC 중심의 모델 평가가 핵심이 되었고, 관련 내용은 제3장에서 다룬다.</w:t>
       </w:r>
     </w:p>
     <w:p>
@@ -1639,7 +1678,15 @@
         <w:pStyle w:val="af5"/>
       </w:pPr>
       <w:r>
-        <w:t>세 번째로, UCI Machine Learning Repository의 Opinion Review 데이터셋을 활용하여 비지도 학습 기반의 문서 클러스터링 및 문서 간 유사도 분석을 수행하였다. 해당 분석에서는 텍스트 벡터화 기법과 군집화 알고리즘을 적용하여 리뷰 문서의 잠재적 구조를 탐색하였으며, 이 과정과 결과는 제4장에 정리하였다.</w:t>
+        <w:t xml:space="preserve">세 </w:t>
+      </w:r>
+      <w:proofErr w:type="spellStart"/>
+      <w:r>
+        <w:t>번째로</w:t>
+      </w:r>
+      <w:proofErr w:type="spellEnd"/>
+      <w:r>
+        <w:t>, UCI Machine Learning Repository의 Opinion Review 데이터셋을 활용하여 비지도 학습 기반의 문서 클러스터링 및 문서 간 유사도 분석을 수행하였다. 해당 분석에서는 텍스트 벡터화 기법과 군집화 알고리즘을 적용하여 리뷰 문서의 잠재적 구조를 탐색하였으며, 이 과정과 결과는 제4장에 정리하였다.</w:t>
       </w:r>
     </w:p>
     <w:p>
@@ -1647,7 +1694,15 @@
         <w:pStyle w:val="af5"/>
       </w:pPr>
       <w:r>
-        <w:t>마지막으로, 캐글의 Mercari Price Suggestion Challenge 데이터셋을 활용하여 상품 정보 기반의 가격 예측 회귀 문제를 수행하였다. 본 프로젝트에서는 텍스트와 정형 데이터를 결합한 특성 엔지니어링, 회귀 모델 비교 및 성능 최적화를 중심으로 분석을 진행하였으며, 이에 대한 내용은 제5장에서 상세히 기술한다.</w:t>
+        <w:t xml:space="preserve">마지막으로, </w:t>
+      </w:r>
+      <w:proofErr w:type="spellStart"/>
+      <w:r>
+        <w:t>캐글의</w:t>
+      </w:r>
+      <w:proofErr w:type="spellEnd"/>
+      <w:r>
+        <w:t xml:space="preserve"> Mercari Price Suggestion Challenge 데이터셋을 활용하여 상품 정보 기반의 가격 예측 회귀 문제를 수행하였다. 본 프로젝트에서는 텍스트와 정형 데이터를 결합한 특성 엔지니어링, 회귀 모델 비교 및 성능 최적화를 중심으로 분석을 진행하였으며, 이에 대한 내용은 제5장에서 상세히 기술한다.</w:t>
       </w:r>
     </w:p>
     <w:p>
@@ -1655,8 +1710,30 @@
         <w:pStyle w:val="af5"/>
       </w:pPr>
       <w:r>
-        <w:t>이와 같이 본 보고서는 분류, 클러스터링, 회귀 등 다양한 머신러닝 문제 유형을 포괄하며, 각 장에서는 데이터 이해부터 모델링, 성능 평가까지의 전 과정을 체계적으로 서술함으로써 머신러닝 기법의 실질적인 활용 가능성을 검증하고자 한다.</w:t>
-      </w:r>
+        <w:lastRenderedPageBreak/>
+        <w:t xml:space="preserve">이와 같이 본 보고서는 분류, 클러스터링, 회귀 등 다양한 </w:t>
+      </w:r>
+      <w:proofErr w:type="spellStart"/>
+      <w:r>
+        <w:t>머신러닝</w:t>
+      </w:r>
+      <w:proofErr w:type="spellEnd"/>
+      <w:r>
+        <w:t xml:space="preserve"> 문제 유형을 포괄하며, 각 장에서는 데이터 이해부터 모델링, 성능 평가까지의 전 과정을 체계적으로 서술함으로써 </w:t>
+      </w:r>
+      <w:proofErr w:type="spellStart"/>
+      <w:r>
+        <w:t>머신러닝</w:t>
+      </w:r>
+      <w:proofErr w:type="spellEnd"/>
+      <w:r>
+        <w:t xml:space="preserve"> 기법의 실질적인 활용 가능성을 검증하고자 한다.</w:t>
+      </w:r>
+    </w:p>
+    <w:p>
+      <w:pPr>
+        <w:pStyle w:val="af5"/>
+      </w:pPr>
     </w:p>
     <w:p>
       <w:pPr>
@@ -1665,13 +1742,21 @@
       <w:bookmarkStart w:id="5" w:name="_Toc216461310"/>
       <w:bookmarkStart w:id="6" w:name="머신러닝의-기본-개념-및-목표"/>
       <w:r>
-        <w:t>1.1.1 머신러닝의 기본 개념 및 목표</w:t>
+        <w:t xml:space="preserve">1.1.1 </w:t>
+      </w:r>
+      <w:proofErr w:type="spellStart"/>
+      <w:r>
+        <w:t>머신러닝의</w:t>
+      </w:r>
+      <w:proofErr w:type="spellEnd"/>
+      <w:r>
+        <w:t xml:space="preserve"> 기본 개념 및 목표</w:t>
       </w:r>
       <w:bookmarkEnd w:id="5"/>
     </w:p>
     <w:p>
       <w:pPr>
-        <w:pStyle w:val="FirstParagraph"/>
+        <w:pStyle w:val="af5"/>
       </w:pPr>
       <w:r>
         <w:t xml:space="preserve">머신러닝(Machine Learning)이란 </w:t>
@@ -1701,8 +1786,13 @@
       <w:pPr>
         <w:pStyle w:val="af5"/>
       </w:pPr>
-      <w:r>
-        <w:t xml:space="preserve">머신러닝은 통계학과 선형대수, 확률 이론을 기반으로 하며, 데이터로부터 학습된 모델이 </w:t>
+      <w:proofErr w:type="spellStart"/>
+      <w:r>
+        <w:t>머신러닝은</w:t>
+      </w:r>
+      <w:proofErr w:type="spellEnd"/>
+      <w:r>
+        <w:t xml:space="preserve"> 통계학과 선형대수, 확률 이론을 기반으로 하며, 데이터로부터 학습된 모델이 </w:t>
       </w:r>
       <w:r>
         <w:rPr>
@@ -1720,8 +1810,15 @@
         <w:pStyle w:val="af5"/>
       </w:pPr>
       <w:r>
-        <w:lastRenderedPageBreak/>
-        <w:t xml:space="preserve">본 프로젝트에서는 이러한 머신러닝 기법을 활용하여 </w:t>
+        <w:t xml:space="preserve">본 프로젝트에서는 이러한 </w:t>
+      </w:r>
+      <w:proofErr w:type="spellStart"/>
+      <w:r>
+        <w:t>머신러닝</w:t>
+      </w:r>
+      <w:proofErr w:type="spellEnd"/>
+      <w:r>
+        <w:t xml:space="preserve"> 기법을 활용하여 </w:t>
       </w:r>
       <w:r>
         <w:rPr>
@@ -1736,6 +1833,11 @@
     </w:p>
     <w:p>
       <w:pPr>
+        <w:pStyle w:val="af5"/>
+      </w:pPr>
+    </w:p>
+    <w:p>
+      <w:pPr>
         <w:pStyle w:val="3"/>
       </w:pPr>
       <w:bookmarkStart w:id="7" w:name="_Toc216461311"/>
@@ -1748,7 +1850,7 @@
     </w:p>
     <w:p>
       <w:pPr>
-        <w:pStyle w:val="FirstParagraph"/>
+        <w:pStyle w:val="af5"/>
       </w:pPr>
       <w:r>
         <w:t xml:space="preserve">정형 데이터란 각 관측치가 고정된 컬럼 구조를 가지며, 수치형 또는 범주형 변수로 구성된 테이블 형태의 데이터를 의미한다. 정형 데이터 분류 문제는 이러한 입력 변수들을 바탕으로 각 데이터가 </w:t>
@@ -1780,13 +1882,14 @@
       <w:bookmarkStart w:id="10" w:name="모델-평가의-중요성"/>
       <w:bookmarkEnd w:id="8"/>
       <w:r>
+        <w:lastRenderedPageBreak/>
         <w:t>1.1.3 모델 평가의 중요성</w:t>
       </w:r>
       <w:bookmarkEnd w:id="9"/>
     </w:p>
     <w:p>
       <w:pPr>
-        <w:pStyle w:val="FirstParagraph"/>
+        <w:pStyle w:val="af5"/>
       </w:pPr>
       <w:r>
         <w:t xml:space="preserve">머신러닝 모델의 성능은 단순히 학습 데이터에서의 정확도가 아니라, </w:t>
@@ -1807,14 +1910,31 @@
         <w:pStyle w:val="af5"/>
       </w:pPr>
       <w:r>
-        <w:t xml:space="preserve">특히 분류 문제에서는 정확도(Accuracy)뿐 아니라 정밀도(Precision)와 재현율(Recall) 간의 상충 관계가 존재한다. 따라서 하나의 지표에만 의존하기보다는, 문제 특성에 맞는 평가 지표를 선택하고 </w:t>
-      </w:r>
+        <w:t xml:space="preserve">특히 분류 문제에서는 정확도(Accuracy)뿐 아니라 정밀도(Precision)와 </w:t>
+      </w:r>
+      <w:proofErr w:type="spellStart"/>
+      <w:r>
+        <w:t>재현율</w:t>
+      </w:r>
+      <w:proofErr w:type="spellEnd"/>
+      <w:r>
+        <w:t xml:space="preserve">(Recall) 간의 상충 관계가 존재한다. 따라서 하나의 지표에만 의존하기보다는, 문제 특성에 맞는 평가 지표를 선택하고 </w:t>
+      </w:r>
+      <w:proofErr w:type="spellStart"/>
       <w:r>
         <w:rPr>
           <w:b/>
           <w:bCs/>
         </w:rPr>
-        <w:t>임계값(threshold)을 조화롭게 설정</w:t>
+        <w:t>임계값</w:t>
+      </w:r>
+      <w:proofErr w:type="spellEnd"/>
+      <w:r>
+        <w:rPr>
+          <w:b/>
+          <w:bCs/>
+        </w:rPr>
+        <w:t>(threshold)을 조화롭게 설정</w:t>
       </w:r>
       <w:r>
         <w:t>하는 것이 중요하다.</w:t>
@@ -1825,7 +1945,20 @@
         <w:pStyle w:val="af5"/>
       </w:pPr>
       <w:r>
-        <w:t>본 프로젝트에서는 정확도, 정밀도, 재현율, F1 Score, ROC-AUC 등 다양한 지표를 활용하여 모델의 성능을 다각도로 평가한다.</w:t>
+        <w:t xml:space="preserve">본 프로젝트에서는 정확도, 정밀도, </w:t>
+      </w:r>
+      <w:proofErr w:type="spellStart"/>
+      <w:r>
+        <w:t>재현율</w:t>
+      </w:r>
+      <w:proofErr w:type="spellEnd"/>
+      <w:r>
+        <w:t>, F1 Score, ROC-AUC 등 다양한 지표를 활용하여 모델의 성능을 다각도로 평가한다.</w:t>
+      </w:r>
+    </w:p>
+    <w:p>
+      <w:r>
+        <w:br w:type="page"/>
       </w:r>
     </w:p>
     <w:p>
@@ -1837,6 +1970,7 @@
       <w:bookmarkEnd w:id="4"/>
       <w:bookmarkEnd w:id="10"/>
       <w:r>
+        <w:lastRenderedPageBreak/>
         <w:t>1.2 분류 (Classification)</w:t>
       </w:r>
       <w:bookmarkEnd w:id="11"/>
@@ -1863,11 +1997,16 @@
     </w:p>
     <w:p>
       <w:pPr>
-        <w:pStyle w:val="FirstParagraph"/>
+        <w:pStyle w:val="af5"/>
       </w:pPr>
       <w:r>
         <w:t>분류(Classification)는 입력 데이터에 대해 사전에 정의된 클래스 레이블을 예측하는 지도학습 문제이다. 이진 분류(Binary Classification)와 다중 분류(Multi-class Classification)로 구분된다.</w:t>
       </w:r>
+    </w:p>
+    <w:p>
+      <w:pPr>
+        <w:pStyle w:val="af5"/>
+      </w:pPr>
     </w:p>
     <w:p>
       <w:pPr>
@@ -1887,9 +2026,9 @@
         <w:tblLook w:val="00A0" w:firstRow="1" w:lastRow="0" w:firstColumn="1" w:lastColumn="0" w:noHBand="0" w:noVBand="0"/>
       </w:tblPr>
       <w:tblGrid>
-        <w:gridCol w:w="1896"/>
-        <w:gridCol w:w="2653"/>
-        <w:gridCol w:w="5907"/>
+        <w:gridCol w:w="1552"/>
+        <w:gridCol w:w="2160"/>
+        <w:gridCol w:w="4782"/>
       </w:tblGrid>
       <w:tr>
         <w:trPr>
@@ -2143,7 +2282,6 @@
                 <w:sz w:val="20"/>
                 <w:szCs w:val="20"/>
               </w:rPr>
-              <w:lastRenderedPageBreak/>
               <w:t>재현율 (Recall)</w:t>
             </w:r>
           </w:p>
@@ -2274,21 +2412,31 @@
     </w:tbl>
     <w:p>
       <w:pPr>
-        <w:pStyle w:val="4"/>
+        <w:pStyle w:val="af5"/>
       </w:pPr>
       <w:bookmarkStart w:id="17" w:name="혼동행렬-confusion-matrix"/>
       <w:bookmarkEnd w:id="16"/>
+    </w:p>
+    <w:p>
+      <w:pPr>
+        <w:pStyle w:val="4"/>
+      </w:pPr>
       <w:r>
         <w:t>1.2.1.3 혼동행렬 (Confusion Matrix)</w:t>
       </w:r>
     </w:p>
     <w:p>
       <w:pPr>
-        <w:pStyle w:val="FirstParagraph"/>
+        <w:pStyle w:val="af5"/>
       </w:pPr>
       <w:r>
         <w:t>혼동행렬은 실제 클래스와 예측 클래스의 조합을 행렬 형태로 표현하여 모델의 예측 성향을 직관적으로 파악할 수 있게 해준다. TP, FP, TN, FN을 기반으로 다양한 평가 지표를 계산할 수 있다.</w:t>
       </w:r>
+    </w:p>
+    <w:p>
+      <w:pPr>
+        <w:pStyle w:val="af5"/>
+      </w:pPr>
     </w:p>
     <w:p>
       <w:pPr>
@@ -2297,12 +2445,22 @@
       <w:bookmarkStart w:id="18" w:name="roc-곡선과-auc-pr-곡선과-pr-auc"/>
       <w:bookmarkEnd w:id="17"/>
       <w:r>
-        <w:t>1ROC 곡선과 AUC, PR 곡선과 PR-AUC</w:t>
-      </w:r>
-    </w:p>
-    <w:p>
-      <w:pPr>
-        <w:pStyle w:val="FirstParagraph"/>
+        <w:lastRenderedPageBreak/>
+        <w:t>1</w:t>
+      </w:r>
+      <w:r>
+        <w:rPr>
+          <w:rFonts w:hint="eastAsia"/>
+        </w:rPr>
+        <w:t xml:space="preserve">.2.1.4 </w:t>
+      </w:r>
+      <w:r>
+        <w:t>ROC 곡선과 AUC, PR 곡선과 PR-AUC</w:t>
+      </w:r>
+    </w:p>
+    <w:p>
+      <w:pPr>
+        <w:pStyle w:val="af5"/>
       </w:pPr>
       <w:r>
         <w:t xml:space="preserve">ROC(Receiver Operating Characteristic) 곡선은 분류 모델의 임계값(threshold)을 변화시키면서 </w:t>
@@ -2321,6 +2479,10 @@
     <w:p>
       <w:pPr>
         <w:pStyle w:val="af5"/>
+        <w:numPr>
+          <w:ilvl w:val="0"/>
+          <w:numId w:val="45"/>
+        </w:numPr>
       </w:pPr>
       <w:r>
         <w:rPr>
@@ -2338,10 +2500,10 @@
         <w:tblLook w:val="00A0" w:firstRow="1" w:lastRow="0" w:firstColumn="1" w:lastColumn="0" w:noHBand="0" w:noVBand="0"/>
       </w:tblPr>
       <w:tblGrid>
-        <w:gridCol w:w="1048"/>
-        <w:gridCol w:w="1355"/>
-        <w:gridCol w:w="3794"/>
-        <w:gridCol w:w="4259"/>
+        <w:gridCol w:w="868"/>
+        <w:gridCol w:w="1395"/>
+        <w:gridCol w:w="2789"/>
+        <w:gridCol w:w="3442"/>
       </w:tblGrid>
       <w:tr>
         <w:trPr>
@@ -2350,7 +2512,7 @@
         <w:tc>
           <w:tcPr>
             <w:cnfStyle w:val="001000000000" w:firstRow="0" w:lastRow="0" w:firstColumn="1" w:lastColumn="0" w:oddVBand="0" w:evenVBand="0" w:oddHBand="0" w:evenHBand="0" w:firstRowFirstColumn="0" w:firstRowLastColumn="0" w:lastRowFirstColumn="0" w:lastRowLastColumn="0"/>
-            <w:tcW w:w="959" w:type="dxa"/>
+            <w:tcW w:w="868" w:type="dxa"/>
           </w:tcPr>
           <w:p>
             <w:pPr>
@@ -2372,7 +2534,7 @@
         <w:tc>
           <w:tcPr>
             <w:cnfStyle w:val="000010000000" w:firstRow="0" w:lastRow="0" w:firstColumn="0" w:lastColumn="0" w:oddVBand="1" w:evenVBand="0" w:oddHBand="0" w:evenHBand="0" w:firstRowFirstColumn="0" w:firstRowLastColumn="0" w:lastRowFirstColumn="0" w:lastRowLastColumn="0"/>
-            <w:tcW w:w="1241" w:type="dxa"/>
+            <w:tcW w:w="1395" w:type="dxa"/>
           </w:tcPr>
           <w:p>
             <w:pPr>
@@ -2393,7 +2555,7 @@
         </w:tc>
         <w:tc>
           <w:tcPr>
-            <w:tcW w:w="3475" w:type="dxa"/>
+            <w:tcW w:w="2789" w:type="dxa"/>
           </w:tcPr>
           <w:p>
             <w:pPr>
@@ -2416,7 +2578,7 @@
         <w:tc>
           <w:tcPr>
             <w:cnfStyle w:val="000010000000" w:firstRow="0" w:lastRow="0" w:firstColumn="0" w:lastColumn="0" w:oddVBand="1" w:evenVBand="0" w:oddHBand="0" w:evenHBand="0" w:firstRowFirstColumn="0" w:firstRowLastColumn="0" w:lastRowFirstColumn="0" w:lastRowLastColumn="0"/>
-            <w:tcW w:w="3901" w:type="dxa"/>
+            <w:tcW w:w="3442" w:type="dxa"/>
           </w:tcPr>
           <w:p>
             <w:pPr>
@@ -2443,7 +2605,7 @@
         <w:tc>
           <w:tcPr>
             <w:cnfStyle w:val="001000000000" w:firstRow="0" w:lastRow="0" w:firstColumn="1" w:lastColumn="0" w:oddVBand="0" w:evenVBand="0" w:oddHBand="0" w:evenHBand="0" w:firstRowFirstColumn="0" w:firstRowLastColumn="0" w:lastRowFirstColumn="0" w:lastRowLastColumn="0"/>
-            <w:tcW w:w="959" w:type="dxa"/>
+            <w:tcW w:w="868" w:type="dxa"/>
           </w:tcPr>
           <w:p>
             <w:pPr>
@@ -2465,7 +2627,7 @@
         <w:tc>
           <w:tcPr>
             <w:cnfStyle w:val="000010000000" w:firstRow="0" w:lastRow="0" w:firstColumn="0" w:lastColumn="0" w:oddVBand="1" w:evenVBand="0" w:oddHBand="0" w:evenHBand="0" w:firstRowFirstColumn="0" w:firstRowLastColumn="0" w:lastRowFirstColumn="0" w:lastRowLastColumn="0"/>
-            <w:tcW w:w="1241" w:type="dxa"/>
+            <w:tcW w:w="1395" w:type="dxa"/>
           </w:tcPr>
           <w:p>
             <w:pPr>
@@ -2486,7 +2648,7 @@
         </w:tc>
         <w:tc>
           <w:tcPr>
-            <w:tcW w:w="3475" w:type="dxa"/>
+            <w:tcW w:w="2789" w:type="dxa"/>
           </w:tcPr>
           <w:p>
             <w:pPr>
@@ -2509,7 +2671,7 @@
         <w:tc>
           <w:tcPr>
             <w:cnfStyle w:val="000010000000" w:firstRow="0" w:lastRow="0" w:firstColumn="0" w:lastColumn="0" w:oddVBand="1" w:evenVBand="0" w:oddHBand="0" w:evenHBand="0" w:firstRowFirstColumn="0" w:firstRowLastColumn="0" w:lastRowFirstColumn="0" w:lastRowLastColumn="0"/>
-            <w:tcW w:w="3901" w:type="dxa"/>
+            <w:tcW w:w="3442" w:type="dxa"/>
           </w:tcPr>
           <w:p>
             <w:pPr>
@@ -2533,7 +2695,7 @@
         <w:tc>
           <w:tcPr>
             <w:cnfStyle w:val="001000000000" w:firstRow="0" w:lastRow="0" w:firstColumn="1" w:lastColumn="0" w:oddVBand="0" w:evenVBand="0" w:oddHBand="0" w:evenHBand="0" w:firstRowFirstColumn="0" w:firstRowLastColumn="0" w:lastRowFirstColumn="0" w:lastRowLastColumn="0"/>
-            <w:tcW w:w="959" w:type="dxa"/>
+            <w:tcW w:w="868" w:type="dxa"/>
           </w:tcPr>
           <w:p>
             <w:pPr>
@@ -2555,7 +2717,7 @@
         <w:tc>
           <w:tcPr>
             <w:cnfStyle w:val="000010000000" w:firstRow="0" w:lastRow="0" w:firstColumn="0" w:lastColumn="0" w:oddVBand="1" w:evenVBand="0" w:oddHBand="0" w:evenHBand="0" w:firstRowFirstColumn="0" w:firstRowLastColumn="0" w:lastRowFirstColumn="0" w:lastRowLastColumn="0"/>
-            <w:tcW w:w="1241" w:type="dxa"/>
+            <w:tcW w:w="1395" w:type="dxa"/>
           </w:tcPr>
           <w:p>
             <w:pPr>
@@ -2576,7 +2738,7 @@
         </w:tc>
         <w:tc>
           <w:tcPr>
-            <w:tcW w:w="3475" w:type="dxa"/>
+            <w:tcW w:w="2789" w:type="dxa"/>
           </w:tcPr>
           <w:p>
             <w:pPr>
@@ -2599,7 +2761,7 @@
         <w:tc>
           <w:tcPr>
             <w:cnfStyle w:val="000010000000" w:firstRow="0" w:lastRow="0" w:firstColumn="0" w:lastColumn="0" w:oddVBand="1" w:evenVBand="0" w:oddHBand="0" w:evenHBand="0" w:firstRowFirstColumn="0" w:firstRowLastColumn="0" w:lastRowFirstColumn="0" w:lastRowLastColumn="0"/>
-            <w:tcW w:w="3901" w:type="dxa"/>
+            <w:tcW w:w="3442" w:type="dxa"/>
           </w:tcPr>
           <w:p>
             <w:pPr>
@@ -2623,6 +2785,10 @@
     <w:p>
       <w:pPr>
         <w:pStyle w:val="af5"/>
+        <w:numPr>
+          <w:ilvl w:val="0"/>
+          <w:numId w:val="45"/>
+        </w:numPr>
         <w:rPr>
           <w:b/>
           <w:bCs/>
@@ -2701,14 +2867,30 @@
     <w:p>
       <w:pPr>
         <w:pStyle w:val="af5"/>
-      </w:pPr>
-      <w:r>
-        <w:t>ROC 곡선은 위 두 비율을 기반으로 임계값 변화에 따라 생성되며, 곡선이 좌상단에 가까울수록 분류 성능이 우수함을 의미한다.</w:t>
+        <w:ind w:leftChars="405" w:left="850"/>
+      </w:pPr>
+      <w:r>
+        <w:t xml:space="preserve">ROC 곡선은 위 두 비율을 기반으로 </w:t>
+      </w:r>
+      <w:proofErr w:type="spellStart"/>
+      <w:r>
+        <w:t>임계값</w:t>
+      </w:r>
+      <w:proofErr w:type="spellEnd"/>
+      <w:r>
+        <w:t xml:space="preserve"> 변화에 따라 생성되며, 곡선이 좌상단에 가까울수록 분류 성능이 우수함을 의미한다.</w:t>
       </w:r>
     </w:p>
     <w:p>
       <w:pPr>
         <w:pStyle w:val="af5"/>
+        <w:numPr>
+          <w:ilvl w:val="0"/>
+          <w:numId w:val="45"/>
+        </w:numPr>
+        <w:rPr>
+          <w:rFonts w:hint="eastAsia"/>
+        </w:rPr>
       </w:pPr>
       <w:r>
         <w:rPr>
@@ -2721,39 +2903,44 @@
     <w:p>
       <w:pPr>
         <w:pStyle w:val="af5"/>
-      </w:pPr>
-      <w:r>
-        <w:lastRenderedPageBreak/>
+        <w:ind w:leftChars="405" w:left="850"/>
+      </w:pPr>
+      <w:r>
         <w:t xml:space="preserve">AUC는 ROC 곡선 아래 면적을 수치화한 값으로, 모델이 양성과 음성을 얼마나 잘 구분하는지를 나타내는 </w:t>
       </w:r>
+      <w:proofErr w:type="spellStart"/>
       <w:r>
         <w:rPr>
           <w:b/>
           <w:bCs/>
         </w:rPr>
-        <w:t>임계값 독립적인 성능 지표</w:t>
+        <w:t>임계값</w:t>
+      </w:r>
+      <w:proofErr w:type="spellEnd"/>
+      <w:r>
+        <w:rPr>
+          <w:b/>
+          <w:bCs/>
+        </w:rPr>
+        <w:t xml:space="preserve"> 독립적인 성능 지표</w:t>
       </w:r>
       <w:r>
         <w:t xml:space="preserve">이다. </w:t>
       </w:r>
-      <w:r>
-        <w:rPr>
-          <w:noProof/>
-        </w:rPr>
-        <w:br/>
-      </w:r>
+    </w:p>
+    <w:p>
       <w:r>
         <w:rPr>
           <w:noProof/>
         </w:rPr>
         <w:drawing>
-          <wp:anchor distT="0" distB="0" distL="114300" distR="114300" simplePos="0" relativeHeight="251660288" behindDoc="0" locked="0" layoutInCell="1" allowOverlap="1" wp14:anchorId="7FCA13E8" wp14:editId="066AAC50">
+          <wp:anchor distT="0" distB="0" distL="114300" distR="114300" simplePos="0" relativeHeight="251661312" behindDoc="0" locked="0" layoutInCell="1" allowOverlap="1" wp14:anchorId="34A6A6C7" wp14:editId="204D9654">
             <wp:simplePos x="0" y="0"/>
             <wp:positionH relativeFrom="column">
-              <wp:posOffset>0</wp:posOffset>
+              <wp:posOffset>1714500</wp:posOffset>
             </wp:positionH>
             <wp:positionV relativeFrom="paragraph">
-              <wp:posOffset>977265</wp:posOffset>
+              <wp:posOffset>365760</wp:posOffset>
             </wp:positionV>
             <wp:extent cx="2762250" cy="673735"/>
             <wp:effectExtent l="0" t="0" r="0" b="0"/>
@@ -2803,6 +2990,12 @@
         </w:drawing>
       </w:r>
     </w:p>
+    <w:p>
+      <w:pPr>
+        <w:pStyle w:val="af5"/>
+        <w:ind w:leftChars="405" w:left="850"/>
+      </w:pPr>
+    </w:p>
     <w:tbl>
       <w:tblPr>
         <w:tblStyle w:val="5-1"/>
@@ -2835,6 +3028,7 @@
                 <w:sz w:val="20"/>
                 <w:szCs w:val="20"/>
               </w:rPr>
+              <w:lastRenderedPageBreak/>
               <w:t>항목</w:t>
             </w:r>
           </w:p>
@@ -3114,6 +3308,7 @@
     <w:p>
       <w:pPr>
         <w:pStyle w:val="af5"/>
+        <w:ind w:leftChars="405" w:left="850"/>
       </w:pPr>
       <w:r>
         <w:rPr>
@@ -3133,7 +3328,15 @@
         <w:t>정밀도(Precision)</w:t>
       </w:r>
       <w:r>
-        <w:t>와 재현율(Recall) 간의 관계를 나타내는 곡선으로, 특히 양성 클래스가 희소한 불균형 데이터 환경에서 모델의 실제 성능을 보다 민감하게 평가할 수 있는 지표이다.</w:t>
+        <w:t xml:space="preserve">와 </w:t>
+      </w:r>
+      <w:proofErr w:type="spellStart"/>
+      <w:r>
+        <w:t>재현율</w:t>
+      </w:r>
+      <w:proofErr w:type="spellEnd"/>
+      <w:r>
+        <w:t>(Recall) 간의 관계를 나타내는 곡선으로, 특히 양성 클래스가 희소한 불균형 데이터 환경에서 모델의 실제 성능을 보다 민감하게 평가할 수 있는 지표이다.</w:t>
       </w:r>
     </w:p>
     <w:tbl>
@@ -3294,6 +3497,10 @@
     <w:p>
       <w:pPr>
         <w:pStyle w:val="af5"/>
+        <w:numPr>
+          <w:ilvl w:val="0"/>
+          <w:numId w:val="45"/>
+        </w:numPr>
       </w:pPr>
       <w:r>
         <w:rPr>
@@ -3355,6 +3562,7 @@
     <w:p>
       <w:pPr>
         <w:pStyle w:val="af5"/>
+        <w:ind w:leftChars="405" w:left="850"/>
       </w:pPr>
       <w:r>
         <w:rPr>
@@ -3367,6 +3575,7 @@
     <w:p>
       <w:pPr>
         <w:pStyle w:val="af5"/>
+        <w:ind w:leftChars="405" w:left="850"/>
       </w:pPr>
       <w:r>
         <w:t xml:space="preserve">PR-AUC는 PR 곡선 아래 면적을 의미하며, 특히 </w:t>
@@ -3383,6 +3592,15 @@
       </w:r>
     </w:p>
     <w:p>
+      <w:pPr>
+        <w:pStyle w:val="af5"/>
+        <w:ind w:leftChars="405" w:left="850"/>
+      </w:pPr>
+    </w:p>
+    <w:p>
+      <w:pPr>
+        <w:jc w:val="center"/>
+      </w:pPr>
       <w:r>
         <w:rPr>
           <w:noProof/>
@@ -3433,42 +3651,61 @@
     <w:p>
       <w:pPr>
         <w:pStyle w:val="ImageCaption"/>
+        <w:numPr>
+          <w:ilvl w:val="0"/>
+          <w:numId w:val="45"/>
+        </w:numPr>
         <w:rPr>
+          <w:rFonts w:asciiTheme="minorEastAsia" w:hAnsiTheme="minorEastAsia"/>
           <w:b/>
           <w:bCs/>
+          <w:i w:val="0"/>
+          <w:iCs/>
+          <w:sz w:val="21"/>
+          <w:szCs w:val="21"/>
         </w:rPr>
       </w:pPr>
       <w:r>
         <w:rPr>
+          <w:rFonts w:asciiTheme="minorEastAsia" w:hAnsiTheme="minorEastAsia"/>
           <w:b/>
           <w:bCs/>
+          <w:i w:val="0"/>
+          <w:iCs/>
+          <w:sz w:val="21"/>
+          <w:szCs w:val="21"/>
         </w:rPr>
-        <w:t>PR-auc</w:t>
-      </w:r>
-    </w:p>
-    <w:p>
-      <w:pPr>
-        <w:pStyle w:val="af5"/>
-      </w:pPr>
-      <w:r>
         <w:lastRenderedPageBreak/>
-        <w:t>PR-AUC는 ROC-AUC와 달리 클래스 분포의 영향을 크게 받으며, 양성 클래스가 희소한 경우 모델 간 성능 차이를 보다 명확히 드러낸다.</w:t>
-      </w:r>
-    </w:p>
-    <w:p>
-      <w:pPr>
-        <w:pStyle w:val="af5"/>
-      </w:pPr>
+        <w:t>PR-</w:t>
+      </w:r>
       <w:r>
         <w:rPr>
+          <w:rFonts w:asciiTheme="minorEastAsia" w:hAnsiTheme="minorEastAsia" w:hint="eastAsia"/>
           <w:b/>
           <w:bCs/>
+          <w:i w:val="0"/>
+          <w:iCs/>
+          <w:sz w:val="21"/>
+          <w:szCs w:val="21"/>
+          <w:lang w:eastAsia="ko-KR"/>
         </w:rPr>
-        <w:t>ROC-AUC vs PR-AUC 비교</w:t>
-      </w:r>
-      <w:r>
-        <w:t xml:space="preserve"> </w:t>
-      </w:r>
+        <w:t>AUC</w:t>
+      </w:r>
+    </w:p>
+    <w:p>
+      <w:pPr>
+        <w:pStyle w:val="af5"/>
+        <w:ind w:leftChars="405" w:left="850"/>
+      </w:pPr>
+      <w:r>
+        <w:t>PR-AUC는 ROC-AUC와 달리 클래스 분포의 영향을 크게 받으며, 양성 클래스가 희소한 경우 모델 간 성능 차이를 보다 명확히 드러낸다.</w:t>
+      </w:r>
+    </w:p>
+    <w:p>
+      <w:pPr>
+        <w:pStyle w:val="af5"/>
+        <w:jc w:val="center"/>
+      </w:pPr>
       <w:r>
         <w:rPr>
           <w:noProof/>
@@ -3565,6 +3802,61 @@
         </w:drawing>
       </w:r>
     </w:p>
+    <w:p>
+      <w:pPr>
+        <w:pStyle w:val="af5"/>
+        <w:jc w:val="center"/>
+      </w:pPr>
+      <w:r>
+        <w:rPr>
+          <w:rFonts w:hint="eastAsia"/>
+        </w:rPr>
+        <w:t xml:space="preserve">[그림] </w:t>
+      </w:r>
+      <w:r>
+        <w:t>ROC-AUC vs PR-AUC 비교</w:t>
+      </w:r>
+      <w:r>
+        <w:rPr>
+          <w:rFonts w:hint="eastAsia"/>
+        </w:rPr>
+        <w:t>]</w:t>
+      </w:r>
+    </w:p>
+    <w:p>
+      <w:pPr>
+        <w:rPr>
+          <w:b/>
+          <w:bCs/>
+        </w:rPr>
+      </w:pPr>
+      <w:r>
+        <w:rPr>
+          <w:b/>
+          <w:bCs/>
+        </w:rPr>
+        <w:br w:type="page"/>
+      </w:r>
+    </w:p>
+    <w:p>
+      <w:pPr>
+        <w:pStyle w:val="af5"/>
+        <w:rPr>
+          <w:rFonts w:hint="eastAsia"/>
+          <w:b/>
+          <w:bCs/>
+        </w:rPr>
+      </w:pPr>
+      <w:r>
+        <w:rPr>
+          <w:rFonts w:hint="eastAsia"/>
+          <w:b/>
+          <w:bCs/>
+        </w:rPr>
+        <w:lastRenderedPageBreak/>
+        <w:t>ROC-AUC 와 PR-AUC 비교</w:t>
+      </w:r>
+    </w:p>
     <w:tbl>
       <w:tblPr>
         <w:tblStyle w:val="5-1"/>
@@ -3573,9 +3865,9 @@
         <w:tblLook w:val="00A0" w:firstRow="1" w:lastRow="0" w:firstColumn="1" w:lastColumn="0" w:noHBand="0" w:noVBand="0"/>
       </w:tblPr>
       <w:tblGrid>
-        <w:gridCol w:w="3320"/>
-        <w:gridCol w:w="3817"/>
-        <w:gridCol w:w="3319"/>
+        <w:gridCol w:w="2696"/>
+        <w:gridCol w:w="3101"/>
+        <w:gridCol w:w="2697"/>
       </w:tblGrid>
       <w:tr>
         <w:trPr>
@@ -3931,9 +4223,19 @@
       <w:pPr>
         <w:pStyle w:val="af5"/>
       </w:pPr>
+    </w:p>
+    <w:p>
+      <w:pPr>
+        <w:pStyle w:val="af5"/>
+      </w:pPr>
       <w:r>
         <w:t>본 프로젝트에서는 Santander 고객 만족 예측과 같이 비교적 균형 잡힌 데이터에서는 ROC-AUC를 주요 지표로 활용하였으며, 신용카드 사기 검출 과제와 같이 극심한 클래스 불균형 문제가 존재하는 경우 ROC-AUC와 함께 PR-AUC를 보조 지표로 사용하여 모델 성능을 종합적으로 평가하였다.</w:t>
       </w:r>
+    </w:p>
+    <w:p>
+      <w:pPr>
+        <w:pStyle w:val="af5"/>
+      </w:pPr>
     </w:p>
     <w:p>
       <w:pPr>
@@ -3944,14 +4246,13 @@
       <w:bookmarkEnd w:id="14"/>
       <w:bookmarkEnd w:id="18"/>
       <w:r>
-        <w:lastRenderedPageBreak/>
         <w:t>1.2.2 결정 트리 (Decision Tree)</w:t>
       </w:r>
       <w:bookmarkEnd w:id="19"/>
     </w:p>
     <w:p>
       <w:pPr>
-        <w:pStyle w:val="FirstParagraph"/>
+        <w:pStyle w:val="af5"/>
       </w:pPr>
       <w:r>
         <w:t>결정 트리는 데이터의 특징을 기준으로 질문을 반복적으로 분기하며 분류 규칙을 생성하는 모델로, ‘스무고개’ 게임과 유사한 방식으로 동작한다.</w:t>
@@ -3973,15 +4274,25 @@
           <w:ilvl w:val="0"/>
           <w:numId w:val="44"/>
         </w:numPr>
-      </w:pPr>
-      <w:r>
         <w:rPr>
+          <w:rFonts w:eastAsiaTheme="minorHAnsi"/>
+          <w:szCs w:val="21"/>
+        </w:rPr>
+      </w:pPr>
+      <w:r>
+        <w:rPr>
+          <w:rFonts w:eastAsiaTheme="minorHAnsi"/>
           <w:b/>
           <w:bCs/>
+          <w:szCs w:val="21"/>
         </w:rPr>
         <w:t>루트 노드(Root Node)</w:t>
       </w:r>
       <w:r>
+        <w:rPr>
+          <w:rFonts w:eastAsiaTheme="minorHAnsi"/>
+          <w:szCs w:val="21"/>
+        </w:rPr>
         <w:t xml:space="preserve"> : 첫 번째 분기 기준</w:t>
       </w:r>
     </w:p>
@@ -3992,15 +4303,25 @@
           <w:ilvl w:val="0"/>
           <w:numId w:val="44"/>
         </w:numPr>
-      </w:pPr>
-      <w:r>
         <w:rPr>
+          <w:rFonts w:eastAsiaTheme="minorHAnsi"/>
+          <w:szCs w:val="21"/>
+        </w:rPr>
+      </w:pPr>
+      <w:r>
+        <w:rPr>
+          <w:rFonts w:eastAsiaTheme="minorHAnsi"/>
           <w:b/>
           <w:bCs/>
+          <w:szCs w:val="21"/>
         </w:rPr>
         <w:t>결정 노드(Decision Node)</w:t>
       </w:r>
       <w:r>
+        <w:rPr>
+          <w:rFonts w:eastAsiaTheme="minorHAnsi"/>
+          <w:szCs w:val="21"/>
+        </w:rPr>
         <w:t xml:space="preserve"> : 조건에 따른 중간 분기</w:t>
       </w:r>
     </w:p>
@@ -4011,84 +4332,151 @@
           <w:ilvl w:val="0"/>
           <w:numId w:val="44"/>
         </w:numPr>
+        <w:rPr>
+          <w:rFonts w:eastAsiaTheme="minorHAnsi"/>
+          <w:szCs w:val="21"/>
+        </w:rPr>
+      </w:pPr>
+      <w:r>
+        <w:rPr>
+          <w:rFonts w:eastAsiaTheme="minorHAnsi"/>
+          <w:b/>
+          <w:bCs/>
+          <w:szCs w:val="21"/>
+        </w:rPr>
+        <w:t>리프 노드(Leaf Node)</w:t>
+      </w:r>
+      <w:r>
+        <w:rPr>
+          <w:rFonts w:eastAsiaTheme="minorHAnsi"/>
+          <w:szCs w:val="21"/>
+        </w:rPr>
+        <w:t xml:space="preserve"> : 최종 예측 결과</w:t>
+      </w:r>
+    </w:p>
+    <w:p>
+      <w:pPr>
+        <w:pStyle w:val="Compact1"/>
+        <w:rPr>
+          <w:rFonts w:eastAsiaTheme="minorHAnsi"/>
+          <w:szCs w:val="21"/>
+        </w:rPr>
+      </w:pPr>
+    </w:p>
+    <w:p>
+      <w:pPr>
+        <w:pStyle w:val="4"/>
+      </w:pPr>
+      <w:bookmarkStart w:id="22" w:name="불순도-측정"/>
+      <w:bookmarkEnd w:id="21"/>
+      <w:r>
+        <w:t>1.2.2.2 불순도 측정</w:t>
+      </w:r>
+    </w:p>
+    <w:p>
+      <w:pPr>
+        <w:pStyle w:val="a6"/>
+        <w:numPr>
+          <w:ilvl w:val="0"/>
+          <w:numId w:val="48"/>
+        </w:numPr>
+        <w:ind w:leftChars="0"/>
       </w:pPr>
       <w:r>
         <w:rPr>
           <w:b/>
           <w:bCs/>
         </w:rPr>
-        <w:t>리프 노드(Leaf Node)</w:t>
-      </w:r>
-      <w:r>
-        <w:t xml:space="preserve"> : 최종 예측 결과</w:t>
-      </w:r>
-    </w:p>
-    <w:p>
-      <w:pPr>
-        <w:pStyle w:val="4"/>
-      </w:pPr>
-      <w:bookmarkStart w:id="22" w:name="불순도-측정"/>
-      <w:bookmarkEnd w:id="21"/>
-      <w:r>
-        <w:t>1.2.2.2 불순도 측정</w:t>
-      </w:r>
-    </w:p>
-    <w:p>
-      <w:pPr>
-        <w:pStyle w:val="Compact1"/>
-        <w:numPr>
-          <w:ilvl w:val="0"/>
-          <w:numId w:val="44"/>
-        </w:numPr>
-      </w:pPr>
+        <w:t>지니 계수(Gini Index</w:t>
+      </w:r>
+      <w:proofErr w:type="gramStart"/>
       <w:r>
         <w:rPr>
           <w:b/>
           <w:bCs/>
         </w:rPr>
-        <w:t>지니 계수(Gini Index)</w:t>
-      </w:r>
-      <w:r>
-        <w:t xml:space="preserve"> : 노드 내 클래스 혼합 정도를 측정하며, 값이 작을수록 순수하다.</w:t>
-      </w:r>
-    </w:p>
-    <w:p>
-      <w:pPr>
-        <w:pStyle w:val="Compact1"/>
+        <w:t>)</w:t>
+      </w:r>
+      <w:r>
+        <w:t xml:space="preserve"> :</w:t>
+      </w:r>
+      <w:proofErr w:type="gramEnd"/>
+      <w:r>
+        <w:t xml:space="preserve"> 노드 내 클래스 혼합 정도를 측정하며, 값이 작을수록 순수하다.</w:t>
+      </w:r>
+    </w:p>
+    <w:p>
+      <w:pPr>
+        <w:pStyle w:val="a6"/>
         <w:numPr>
           <w:ilvl w:val="0"/>
-          <w:numId w:val="44"/>
+          <w:numId w:val="48"/>
         </w:numPr>
+        <w:ind w:leftChars="0"/>
       </w:pPr>
       <w:r>
         <w:rPr>
           <w:b/>
           <w:bCs/>
         </w:rPr>
-        <w:t>엔트로피(Entropy)</w:t>
-      </w:r>
-      <w:r>
-        <w:t xml:space="preserve"> : 정보 이론 기반의 불확실성 척도이다.</w:t>
-      </w:r>
-    </w:p>
-    <w:p>
-      <w:pPr>
-        <w:pStyle w:val="Compact1"/>
-        <w:numPr>
-          <w:ilvl w:val="0"/>
-          <w:numId w:val="44"/>
-        </w:numPr>
-      </w:pPr>
+        <w:t>엔트로피(Entropy</w:t>
+      </w:r>
+      <w:proofErr w:type="gramStart"/>
       <w:r>
         <w:rPr>
           <w:b/>
           <w:bCs/>
         </w:rPr>
-        <w:t>정보 이득(Information Gain)</w:t>
-      </w:r>
-      <w:r>
-        <w:t xml:space="preserve"> : 분기 전후의 불순도 감소량으로, 분기 기준 선택에 사용된다.</w:t>
-      </w:r>
+        <w:t>)</w:t>
+      </w:r>
+      <w:r>
+        <w:t xml:space="preserve"> :</w:t>
+      </w:r>
+      <w:proofErr w:type="gramEnd"/>
+      <w:r>
+        <w:t xml:space="preserve"> 정보 이론 기반의 불확실성 척도이다.</w:t>
+      </w:r>
+    </w:p>
+    <w:p>
+      <w:pPr>
+        <w:pStyle w:val="a6"/>
+        <w:numPr>
+          <w:ilvl w:val="0"/>
+          <w:numId w:val="48"/>
+        </w:numPr>
+        <w:ind w:leftChars="0"/>
+      </w:pPr>
+      <w:r>
+        <w:rPr>
+          <w:b/>
+          <w:bCs/>
+        </w:rPr>
+        <w:t>정보 이득(Information Gain</w:t>
+      </w:r>
+      <w:proofErr w:type="gramStart"/>
+      <w:r>
+        <w:rPr>
+          <w:b/>
+          <w:bCs/>
+        </w:rPr>
+        <w:t>)</w:t>
+      </w:r>
+      <w:r>
+        <w:t xml:space="preserve"> :</w:t>
+      </w:r>
+      <w:proofErr w:type="gramEnd"/>
+      <w:r>
+        <w:t xml:space="preserve"> 분기 전후의 불순도 감소량으로, 분기 기준 선택에 사용된다.</w:t>
+      </w:r>
+    </w:p>
+    <w:p>
+      <w:pPr>
+        <w:pStyle w:val="Compact1"/>
+        <w:ind w:left="720"/>
+        <w:rPr>
+          <w:rFonts w:hint="eastAsia"/>
+        </w:rPr>
+      </w:pPr>
     </w:p>
     <w:p>
       <w:pPr>
@@ -4097,15 +4485,23 @@
       <w:bookmarkStart w:id="23" w:name="하이퍼파라미터-및-과적합-제어"/>
       <w:bookmarkEnd w:id="22"/>
       <w:r>
-        <w:t>1.2.2.3 하이퍼파라미터 및 과적합 제어</w:t>
-      </w:r>
-    </w:p>
-    <w:p>
-      <w:pPr>
-        <w:pStyle w:val="FirstParagraph"/>
-      </w:pPr>
-      <w:r>
-        <w:t>결정 트리 기반 모델은 구조적 특성상 과적합되기 쉬우므로, 트리의 복잡도와 학습 방식, 재현성을 제어하기 위한 다양한 하이퍼파라미터 설정이 필요하다. 본 프로젝트에서는 다음과 같은 주요 파라미터를 중심으로 모델을 구성하였다.</w:t>
+        <w:t xml:space="preserve">1.2.2.3 </w:t>
+      </w:r>
+      <w:proofErr w:type="spellStart"/>
+      <w:r>
+        <w:t>하이퍼파라미터</w:t>
+      </w:r>
+      <w:proofErr w:type="spellEnd"/>
+      <w:r>
+        <w:t xml:space="preserve"> 및 </w:t>
+      </w:r>
+      <w:proofErr w:type="spellStart"/>
+      <w:r>
+        <w:t>과적합</w:t>
+      </w:r>
+      <w:proofErr w:type="spellEnd"/>
+      <w:r>
+        <w:t xml:space="preserve"> 제어</w:t>
       </w:r>
     </w:p>
     <w:p>
@@ -4113,8 +4509,41 @@
         <w:pStyle w:val="af5"/>
       </w:pPr>
       <w:r>
-        <w:t>[표] 주요 하이퍼파라미터</w:t>
-      </w:r>
+        <w:t>결정 트리 기반 모델은 구조적 특성상 과적합되기 쉬우므로, 트리의 복잡도와 학습 방식, 재현성을 제어하기 위한 다양한 하이퍼파라미터 설정이 필요하다. 본</w:t>
+      </w:r>
+      <w:r>
+        <w:rPr>
+          <w:rFonts w:hint="eastAsia"/>
+        </w:rPr>
+        <w:t xml:space="preserve"> </w:t>
+      </w:r>
+      <w:r>
+        <w:t>프로젝트에서는 다음과 같은 주요 파라미터를 중심으로 모델을 구성하였다.</w:t>
+      </w:r>
+    </w:p>
+    <w:p>
+      <w:pPr>
+        <w:rPr>
+          <w:b/>
+          <w:bCs/>
+        </w:rPr>
+      </w:pPr>
+      <w:r>
+        <w:rPr>
+          <w:b/>
+          <w:bCs/>
+        </w:rPr>
+        <w:t xml:space="preserve">주요 </w:t>
+      </w:r>
+      <w:proofErr w:type="spellStart"/>
+      <w:r>
+        <w:rPr>
+          <w:b/>
+          <w:bCs/>
+        </w:rPr>
+        <w:t>하이퍼파라미터</w:t>
+      </w:r>
+      <w:proofErr w:type="spellEnd"/>
     </w:p>
     <w:tbl>
       <w:tblPr>
@@ -4124,9 +4553,9 @@
         <w:tblLook w:val="00A0" w:firstRow="1" w:lastRow="0" w:firstColumn="1" w:lastColumn="0" w:noHBand="0" w:noVBand="0"/>
       </w:tblPr>
       <w:tblGrid>
-        <w:gridCol w:w="2435"/>
-        <w:gridCol w:w="4297"/>
-        <w:gridCol w:w="3724"/>
+        <w:gridCol w:w="1978"/>
+        <w:gridCol w:w="3491"/>
+        <w:gridCol w:w="3025"/>
       </w:tblGrid>
       <w:tr>
         <w:trPr>
@@ -4141,14 +4570,14 @@
             <w:pPr>
               <w:pStyle w:val="Compact1"/>
               <w:rPr>
-                <w:sz w:val="20"/>
-                <w:szCs w:val="20"/>
+                <w:sz w:val="18"/>
+                <w:szCs w:val="18"/>
               </w:rPr>
             </w:pPr>
             <w:r>
               <w:rPr>
-                <w:sz w:val="20"/>
-                <w:szCs w:val="20"/>
+                <w:sz w:val="18"/>
+                <w:szCs w:val="18"/>
               </w:rPr>
               <w:t>파라미터</w:t>
             </w:r>
@@ -4163,14 +4592,14 @@
             <w:pPr>
               <w:pStyle w:val="Compact1"/>
               <w:rPr>
-                <w:sz w:val="20"/>
-                <w:szCs w:val="20"/>
+                <w:sz w:val="18"/>
+                <w:szCs w:val="18"/>
               </w:rPr>
             </w:pPr>
             <w:r>
               <w:rPr>
-                <w:sz w:val="20"/>
-                <w:szCs w:val="20"/>
+                <w:sz w:val="18"/>
+                <w:szCs w:val="18"/>
               </w:rPr>
               <w:t>설명</w:t>
             </w:r>
@@ -4185,14 +4614,14 @@
               <w:pStyle w:val="Compact1"/>
               <w:cnfStyle w:val="100000000000" w:firstRow="1" w:lastRow="0" w:firstColumn="0" w:lastColumn="0" w:oddVBand="0" w:evenVBand="0" w:oddHBand="0" w:evenHBand="0" w:firstRowFirstColumn="0" w:firstRowLastColumn="0" w:lastRowFirstColumn="0" w:lastRowLastColumn="0"/>
               <w:rPr>
-                <w:sz w:val="20"/>
-                <w:szCs w:val="20"/>
+                <w:sz w:val="18"/>
+                <w:szCs w:val="18"/>
               </w:rPr>
             </w:pPr>
             <w:r>
               <w:rPr>
-                <w:sz w:val="20"/>
-                <w:szCs w:val="20"/>
+                <w:sz w:val="18"/>
+                <w:szCs w:val="18"/>
               </w:rPr>
               <w:t>비고</w:t>
             </w:r>
@@ -4212,17 +4641,19 @@
             <w:pPr>
               <w:pStyle w:val="Compact1"/>
               <w:rPr>
-                <w:sz w:val="20"/>
-                <w:szCs w:val="20"/>
+                <w:sz w:val="18"/>
+                <w:szCs w:val="18"/>
               </w:rPr>
             </w:pPr>
-            <w:r>
-              <w:rPr>
-                <w:sz w:val="20"/>
-                <w:szCs w:val="20"/>
+            <w:proofErr w:type="spellStart"/>
+            <w:r>
+              <w:rPr>
+                <w:sz w:val="18"/>
+                <w:szCs w:val="18"/>
               </w:rPr>
               <w:t>max_depth</w:t>
             </w:r>
+            <w:proofErr w:type="spellEnd"/>
           </w:p>
         </w:tc>
         <w:tc>
@@ -4234,14 +4665,14 @@
             <w:pPr>
               <w:pStyle w:val="Compact1"/>
               <w:rPr>
-                <w:sz w:val="20"/>
-                <w:szCs w:val="20"/>
+                <w:sz w:val="18"/>
+                <w:szCs w:val="18"/>
               </w:rPr>
             </w:pPr>
             <w:r>
               <w:rPr>
-                <w:sz w:val="20"/>
-                <w:szCs w:val="20"/>
+                <w:sz w:val="18"/>
+                <w:szCs w:val="18"/>
               </w:rPr>
               <w:t>트리의 최대 깊이</w:t>
             </w:r>
@@ -4256,14 +4687,14 @@
               <w:pStyle w:val="Compact1"/>
               <w:cnfStyle w:val="000000100000" w:firstRow="0" w:lastRow="0" w:firstColumn="0" w:lastColumn="0" w:oddVBand="0" w:evenVBand="0" w:oddHBand="1" w:evenHBand="0" w:firstRowFirstColumn="0" w:firstRowLastColumn="0" w:lastRowFirstColumn="0" w:lastRowLastColumn="0"/>
               <w:rPr>
-                <w:sz w:val="20"/>
-                <w:szCs w:val="20"/>
+                <w:sz w:val="18"/>
+                <w:szCs w:val="18"/>
               </w:rPr>
             </w:pPr>
             <w:r>
               <w:rPr>
-                <w:sz w:val="20"/>
-                <w:szCs w:val="20"/>
+                <w:sz w:val="18"/>
+                <w:szCs w:val="18"/>
               </w:rPr>
               <w:t>모델 복잡도 직접 제어</w:t>
             </w:r>
@@ -4280,17 +4711,19 @@
             <w:pPr>
               <w:pStyle w:val="Compact1"/>
               <w:rPr>
-                <w:sz w:val="20"/>
-                <w:szCs w:val="20"/>
+                <w:sz w:val="18"/>
+                <w:szCs w:val="18"/>
               </w:rPr>
             </w:pPr>
-            <w:r>
-              <w:rPr>
-                <w:sz w:val="20"/>
-                <w:szCs w:val="20"/>
+            <w:proofErr w:type="spellStart"/>
+            <w:r>
+              <w:rPr>
+                <w:sz w:val="18"/>
+                <w:szCs w:val="18"/>
               </w:rPr>
               <w:t>min_samples_split</w:t>
             </w:r>
+            <w:proofErr w:type="spellEnd"/>
           </w:p>
         </w:tc>
         <w:tc>
@@ -4302,14 +4735,14 @@
             <w:pPr>
               <w:pStyle w:val="Compact1"/>
               <w:rPr>
-                <w:sz w:val="20"/>
-                <w:szCs w:val="20"/>
+                <w:sz w:val="18"/>
+                <w:szCs w:val="18"/>
               </w:rPr>
             </w:pPr>
             <w:r>
               <w:rPr>
-                <w:sz w:val="20"/>
-                <w:szCs w:val="20"/>
+                <w:sz w:val="18"/>
+                <w:szCs w:val="18"/>
               </w:rPr>
               <w:t>노드 분할을 위한 최소 샘플 수</w:t>
             </w:r>
@@ -4324,14 +4757,14 @@
               <w:pStyle w:val="Compact1"/>
               <w:cnfStyle w:val="000000000000" w:firstRow="0" w:lastRow="0" w:firstColumn="0" w:lastColumn="0" w:oddVBand="0" w:evenVBand="0" w:oddHBand="0" w:evenHBand="0" w:firstRowFirstColumn="0" w:firstRowLastColumn="0" w:lastRowFirstColumn="0" w:lastRowLastColumn="0"/>
               <w:rPr>
-                <w:sz w:val="20"/>
-                <w:szCs w:val="20"/>
+                <w:sz w:val="18"/>
+                <w:szCs w:val="18"/>
               </w:rPr>
             </w:pPr>
             <w:r>
               <w:rPr>
-                <w:sz w:val="20"/>
-                <w:szCs w:val="20"/>
+                <w:sz w:val="18"/>
+                <w:szCs w:val="18"/>
               </w:rPr>
               <w:t>과도한 분기 방지</w:t>
             </w:r>
@@ -4351,17 +4784,19 @@
             <w:pPr>
               <w:pStyle w:val="Compact1"/>
               <w:rPr>
-                <w:sz w:val="20"/>
-                <w:szCs w:val="20"/>
+                <w:sz w:val="18"/>
+                <w:szCs w:val="18"/>
               </w:rPr>
             </w:pPr>
-            <w:r>
-              <w:rPr>
-                <w:sz w:val="20"/>
-                <w:szCs w:val="20"/>
+            <w:proofErr w:type="spellStart"/>
+            <w:r>
+              <w:rPr>
+                <w:sz w:val="18"/>
+                <w:szCs w:val="18"/>
               </w:rPr>
               <w:t>min_samples_leaf</w:t>
             </w:r>
+            <w:proofErr w:type="spellEnd"/>
           </w:p>
         </w:tc>
         <w:tc>
@@ -4373,14 +4808,14 @@
             <w:pPr>
               <w:pStyle w:val="Compact1"/>
               <w:rPr>
-                <w:sz w:val="20"/>
-                <w:szCs w:val="20"/>
+                <w:sz w:val="18"/>
+                <w:szCs w:val="18"/>
               </w:rPr>
             </w:pPr>
             <w:r>
               <w:rPr>
-                <w:sz w:val="20"/>
-                <w:szCs w:val="20"/>
+                <w:sz w:val="18"/>
+                <w:szCs w:val="18"/>
               </w:rPr>
               <w:t>리프 노드의 최소 샘플 수</w:t>
             </w:r>
@@ -4395,14 +4830,14 @@
               <w:pStyle w:val="Compact1"/>
               <w:cnfStyle w:val="000000100000" w:firstRow="0" w:lastRow="0" w:firstColumn="0" w:lastColumn="0" w:oddVBand="0" w:evenVBand="0" w:oddHBand="1" w:evenHBand="0" w:firstRowFirstColumn="0" w:firstRowLastColumn="0" w:lastRowFirstColumn="0" w:lastRowLastColumn="0"/>
               <w:rPr>
-                <w:sz w:val="20"/>
-                <w:szCs w:val="20"/>
+                <w:sz w:val="18"/>
+                <w:szCs w:val="18"/>
               </w:rPr>
             </w:pPr>
             <w:r>
               <w:rPr>
-                <w:sz w:val="20"/>
-                <w:szCs w:val="20"/>
+                <w:sz w:val="18"/>
+                <w:szCs w:val="18"/>
               </w:rPr>
               <w:t>안정적인 예측값 확보</w:t>
             </w:r>
@@ -4419,17 +4854,19 @@
             <w:pPr>
               <w:pStyle w:val="Compact1"/>
               <w:rPr>
-                <w:sz w:val="20"/>
-                <w:szCs w:val="20"/>
+                <w:sz w:val="18"/>
+                <w:szCs w:val="18"/>
               </w:rPr>
             </w:pPr>
-            <w:r>
-              <w:rPr>
-                <w:sz w:val="20"/>
-                <w:szCs w:val="20"/>
+            <w:proofErr w:type="spellStart"/>
+            <w:r>
+              <w:rPr>
+                <w:sz w:val="18"/>
+                <w:szCs w:val="18"/>
               </w:rPr>
               <w:t>max_features</w:t>
             </w:r>
+            <w:proofErr w:type="spellEnd"/>
           </w:p>
         </w:tc>
         <w:tc>
@@ -4441,14 +4878,14 @@
             <w:pPr>
               <w:pStyle w:val="Compact1"/>
               <w:rPr>
-                <w:sz w:val="20"/>
-                <w:szCs w:val="20"/>
+                <w:sz w:val="18"/>
+                <w:szCs w:val="18"/>
               </w:rPr>
             </w:pPr>
             <w:r>
               <w:rPr>
-                <w:sz w:val="20"/>
-                <w:szCs w:val="20"/>
+                <w:sz w:val="18"/>
+                <w:szCs w:val="18"/>
               </w:rPr>
               <w:t>분기 시 고려할 최대 피처 수</w:t>
             </w:r>
@@ -4463,14 +4900,14 @@
               <w:pStyle w:val="Compact1"/>
               <w:cnfStyle w:val="000000000000" w:firstRow="0" w:lastRow="0" w:firstColumn="0" w:lastColumn="0" w:oddVBand="0" w:evenVBand="0" w:oddHBand="0" w:evenHBand="0" w:firstRowFirstColumn="0" w:firstRowLastColumn="0" w:lastRowFirstColumn="0" w:lastRowLastColumn="0"/>
               <w:rPr>
-                <w:sz w:val="20"/>
-                <w:szCs w:val="20"/>
+                <w:sz w:val="18"/>
+                <w:szCs w:val="18"/>
               </w:rPr>
             </w:pPr>
             <w:r>
               <w:rPr>
-                <w:sz w:val="20"/>
-                <w:szCs w:val="20"/>
+                <w:sz w:val="18"/>
+                <w:szCs w:val="18"/>
               </w:rPr>
               <w:t>특정 피처 과의존 방지</w:t>
             </w:r>
@@ -4490,14 +4927,14 @@
             <w:pPr>
               <w:pStyle w:val="Compact1"/>
               <w:rPr>
-                <w:sz w:val="20"/>
-                <w:szCs w:val="20"/>
+                <w:sz w:val="18"/>
+                <w:szCs w:val="18"/>
               </w:rPr>
             </w:pPr>
             <w:r>
               <w:rPr>
-                <w:sz w:val="20"/>
-                <w:szCs w:val="20"/>
+                <w:sz w:val="18"/>
+                <w:szCs w:val="18"/>
               </w:rPr>
               <w:t>criterion</w:t>
             </w:r>
@@ -4512,16 +4949,32 @@
             <w:pPr>
               <w:pStyle w:val="Compact1"/>
               <w:rPr>
-                <w:sz w:val="20"/>
-                <w:szCs w:val="20"/>
+                <w:sz w:val="18"/>
+                <w:szCs w:val="18"/>
               </w:rPr>
             </w:pPr>
             <w:r>
               <w:rPr>
-                <w:sz w:val="20"/>
-                <w:szCs w:val="20"/>
-              </w:rPr>
-              <w:t>분기 기준 (gini, entropy)</w:t>
+                <w:sz w:val="18"/>
+                <w:szCs w:val="18"/>
+              </w:rPr>
+              <w:t>분기 기준 (</w:t>
+            </w:r>
+            <w:proofErr w:type="spellStart"/>
+            <w:r>
+              <w:rPr>
+                <w:sz w:val="18"/>
+                <w:szCs w:val="18"/>
+              </w:rPr>
+              <w:t>gini</w:t>
+            </w:r>
+            <w:proofErr w:type="spellEnd"/>
+            <w:r>
+              <w:rPr>
+                <w:sz w:val="18"/>
+                <w:szCs w:val="18"/>
+              </w:rPr>
+              <w:t>, entropy)</w:t>
             </w:r>
           </w:p>
         </w:tc>
@@ -4534,14 +4987,14 @@
               <w:pStyle w:val="Compact1"/>
               <w:cnfStyle w:val="000000100000" w:firstRow="0" w:lastRow="0" w:firstColumn="0" w:lastColumn="0" w:oddVBand="0" w:evenVBand="0" w:oddHBand="1" w:evenHBand="0" w:firstRowFirstColumn="0" w:firstRowLastColumn="0" w:lastRowFirstColumn="0" w:lastRowLastColumn="0"/>
               <w:rPr>
-                <w:sz w:val="20"/>
-                <w:szCs w:val="20"/>
+                <w:sz w:val="18"/>
+                <w:szCs w:val="18"/>
               </w:rPr>
             </w:pPr>
             <w:r>
               <w:rPr>
-                <w:sz w:val="20"/>
-                <w:szCs w:val="20"/>
+                <w:sz w:val="18"/>
+                <w:szCs w:val="18"/>
               </w:rPr>
               <w:t>불순도 측정 방식</w:t>
             </w:r>
@@ -4558,17 +5011,19 @@
             <w:pPr>
               <w:pStyle w:val="Compact1"/>
               <w:rPr>
-                <w:sz w:val="20"/>
-                <w:szCs w:val="20"/>
+                <w:sz w:val="18"/>
+                <w:szCs w:val="18"/>
               </w:rPr>
             </w:pPr>
-            <w:r>
-              <w:rPr>
-                <w:sz w:val="20"/>
-                <w:szCs w:val="20"/>
+            <w:proofErr w:type="spellStart"/>
+            <w:r>
+              <w:rPr>
+                <w:sz w:val="18"/>
+                <w:szCs w:val="18"/>
               </w:rPr>
               <w:t>class_weight</w:t>
             </w:r>
+            <w:proofErr w:type="spellEnd"/>
           </w:p>
         </w:tc>
         <w:tc>
@@ -4580,14 +5035,14 @@
             <w:pPr>
               <w:pStyle w:val="Compact1"/>
               <w:rPr>
-                <w:sz w:val="20"/>
-                <w:szCs w:val="20"/>
+                <w:sz w:val="18"/>
+                <w:szCs w:val="18"/>
               </w:rPr>
             </w:pPr>
             <w:r>
               <w:rPr>
-                <w:sz w:val="20"/>
-                <w:szCs w:val="20"/>
+                <w:sz w:val="18"/>
+                <w:szCs w:val="18"/>
               </w:rPr>
               <w:t>클래스 가중치</w:t>
             </w:r>
@@ -4602,14 +5057,14 @@
               <w:pStyle w:val="Compact1"/>
               <w:cnfStyle w:val="000000000000" w:firstRow="0" w:lastRow="0" w:firstColumn="0" w:lastColumn="0" w:oddVBand="0" w:evenVBand="0" w:oddHBand="0" w:evenHBand="0" w:firstRowFirstColumn="0" w:firstRowLastColumn="0" w:lastRowFirstColumn="0" w:lastRowLastColumn="0"/>
               <w:rPr>
-                <w:sz w:val="20"/>
-                <w:szCs w:val="20"/>
+                <w:sz w:val="18"/>
+                <w:szCs w:val="18"/>
               </w:rPr>
             </w:pPr>
             <w:r>
               <w:rPr>
-                <w:sz w:val="20"/>
-                <w:szCs w:val="20"/>
+                <w:sz w:val="18"/>
+                <w:szCs w:val="18"/>
               </w:rPr>
               <w:t>불균형 데이터 대응</w:t>
             </w:r>
@@ -4629,17 +5084,19 @@
             <w:pPr>
               <w:pStyle w:val="Compact1"/>
               <w:rPr>
-                <w:sz w:val="20"/>
-                <w:szCs w:val="20"/>
+                <w:sz w:val="18"/>
+                <w:szCs w:val="18"/>
               </w:rPr>
             </w:pPr>
-            <w:r>
-              <w:rPr>
-                <w:sz w:val="20"/>
-                <w:szCs w:val="20"/>
+            <w:proofErr w:type="spellStart"/>
+            <w:r>
+              <w:rPr>
+                <w:sz w:val="18"/>
+                <w:szCs w:val="18"/>
               </w:rPr>
               <w:t>n_estimators</w:t>
             </w:r>
+            <w:proofErr w:type="spellEnd"/>
           </w:p>
         </w:tc>
         <w:tc>
@@ -4651,14 +5108,14 @@
             <w:pPr>
               <w:pStyle w:val="Compact1"/>
               <w:rPr>
-                <w:sz w:val="20"/>
-                <w:szCs w:val="20"/>
+                <w:sz w:val="18"/>
+                <w:szCs w:val="18"/>
               </w:rPr>
             </w:pPr>
             <w:r>
               <w:rPr>
-                <w:sz w:val="20"/>
-                <w:szCs w:val="20"/>
+                <w:sz w:val="18"/>
+                <w:szCs w:val="18"/>
               </w:rPr>
               <w:t>생성할 트리의 개수</w:t>
             </w:r>
@@ -4673,14 +5130,14 @@
               <w:pStyle w:val="Compact1"/>
               <w:cnfStyle w:val="000000100000" w:firstRow="0" w:lastRow="0" w:firstColumn="0" w:lastColumn="0" w:oddVBand="0" w:evenVBand="0" w:oddHBand="1" w:evenHBand="0" w:firstRowFirstColumn="0" w:firstRowLastColumn="0" w:lastRowFirstColumn="0" w:lastRowLastColumn="0"/>
               <w:rPr>
-                <w:sz w:val="20"/>
-                <w:szCs w:val="20"/>
+                <w:sz w:val="18"/>
+                <w:szCs w:val="18"/>
               </w:rPr>
             </w:pPr>
             <w:r>
               <w:rPr>
-                <w:sz w:val="20"/>
-                <w:szCs w:val="20"/>
+                <w:sz w:val="18"/>
+                <w:szCs w:val="18"/>
               </w:rPr>
               <w:t>앙상블 성능 및 안정성 향상</w:t>
             </w:r>
@@ -4697,17 +5154,19 @@
             <w:pPr>
               <w:pStyle w:val="Compact1"/>
               <w:rPr>
-                <w:sz w:val="20"/>
-                <w:szCs w:val="20"/>
+                <w:sz w:val="18"/>
+                <w:szCs w:val="18"/>
               </w:rPr>
             </w:pPr>
-            <w:r>
-              <w:rPr>
-                <w:sz w:val="20"/>
-                <w:szCs w:val="20"/>
+            <w:proofErr w:type="spellStart"/>
+            <w:r>
+              <w:rPr>
+                <w:sz w:val="18"/>
+                <w:szCs w:val="18"/>
               </w:rPr>
               <w:t>n_jobs</w:t>
             </w:r>
+            <w:proofErr w:type="spellEnd"/>
           </w:p>
         </w:tc>
         <w:tc>
@@ -4719,14 +5178,14 @@
             <w:pPr>
               <w:pStyle w:val="Compact1"/>
               <w:rPr>
-                <w:sz w:val="20"/>
-                <w:szCs w:val="20"/>
+                <w:sz w:val="18"/>
+                <w:szCs w:val="18"/>
               </w:rPr>
             </w:pPr>
             <w:r>
               <w:rPr>
-                <w:sz w:val="20"/>
-                <w:szCs w:val="20"/>
+                <w:sz w:val="18"/>
+                <w:szCs w:val="18"/>
               </w:rPr>
               <w:t>병렬 처리에 사용할 CPU 코어 수</w:t>
             </w:r>
@@ -4741,14 +5200,14 @@
               <w:pStyle w:val="Compact1"/>
               <w:cnfStyle w:val="000000000000" w:firstRow="0" w:lastRow="0" w:firstColumn="0" w:lastColumn="0" w:oddVBand="0" w:evenVBand="0" w:oddHBand="0" w:evenHBand="0" w:firstRowFirstColumn="0" w:firstRowLastColumn="0" w:lastRowFirstColumn="0" w:lastRowLastColumn="0"/>
               <w:rPr>
-                <w:sz w:val="20"/>
-                <w:szCs w:val="20"/>
+                <w:sz w:val="18"/>
+                <w:szCs w:val="18"/>
               </w:rPr>
             </w:pPr>
             <w:r>
               <w:rPr>
-                <w:sz w:val="20"/>
-                <w:szCs w:val="20"/>
+                <w:sz w:val="18"/>
+                <w:szCs w:val="18"/>
               </w:rPr>
               <w:t>학습 시간 단축</w:t>
             </w:r>
@@ -4768,16 +5227,25 @@
             <w:pPr>
               <w:pStyle w:val="Compact1"/>
               <w:rPr>
-                <w:sz w:val="20"/>
-                <w:szCs w:val="20"/>
+                <w:sz w:val="18"/>
+                <w:szCs w:val="18"/>
               </w:rPr>
             </w:pPr>
-            <w:r>
-              <w:rPr>
-                <w:sz w:val="20"/>
-                <w:szCs w:val="20"/>
-              </w:rPr>
-              <w:t>random_state ※</w:t>
+            <w:proofErr w:type="spellStart"/>
+            <w:r>
+              <w:rPr>
+                <w:sz w:val="18"/>
+                <w:szCs w:val="18"/>
+              </w:rPr>
+              <w:t>random_state</w:t>
+            </w:r>
+            <w:proofErr w:type="spellEnd"/>
+            <w:r>
+              <w:rPr>
+                <w:sz w:val="18"/>
+                <w:szCs w:val="18"/>
+              </w:rPr>
+              <w:t xml:space="preserve"> ※</w:t>
             </w:r>
           </w:p>
         </w:tc>
@@ -4790,14 +5258,14 @@
             <w:pPr>
               <w:pStyle w:val="Compact1"/>
               <w:rPr>
-                <w:sz w:val="20"/>
-                <w:szCs w:val="20"/>
+                <w:sz w:val="18"/>
+                <w:szCs w:val="18"/>
               </w:rPr>
             </w:pPr>
             <w:r>
               <w:rPr>
-                <w:sz w:val="20"/>
-                <w:szCs w:val="20"/>
+                <w:sz w:val="18"/>
+                <w:szCs w:val="18"/>
               </w:rPr>
               <w:t>난수 시드(seed) 설정</w:t>
             </w:r>
@@ -4812,14 +5280,14 @@
               <w:pStyle w:val="Compact1"/>
               <w:cnfStyle w:val="000000100000" w:firstRow="0" w:lastRow="0" w:firstColumn="0" w:lastColumn="0" w:oddVBand="0" w:evenVBand="0" w:oddHBand="1" w:evenHBand="0" w:firstRowFirstColumn="0" w:firstRowLastColumn="0" w:lastRowFirstColumn="0" w:lastRowLastColumn="0"/>
               <w:rPr>
-                <w:sz w:val="20"/>
-                <w:szCs w:val="20"/>
+                <w:sz w:val="18"/>
+                <w:szCs w:val="18"/>
               </w:rPr>
             </w:pPr>
             <w:r>
               <w:rPr>
-                <w:sz w:val="20"/>
-                <w:szCs w:val="20"/>
+                <w:sz w:val="18"/>
+                <w:szCs w:val="18"/>
               </w:rPr>
               <w:t>실험 재현성 확보</w:t>
             </w:r>
@@ -4830,21 +5298,38 @@
     <w:p>
       <w:pPr>
         <w:pStyle w:val="af5"/>
-      </w:pPr>
-      <w:r>
         <w:rPr>
           <w:b/>
           <w:bCs/>
         </w:rPr>
-        <w:t>※ random_state 설정에 대한 설명</w:t>
-      </w:r>
+      </w:pPr>
     </w:p>
     <w:p>
       <w:pPr>
         <w:pStyle w:val="af5"/>
       </w:pPr>
       <w:r>
-        <w:t>본 프로젝트에서는 random_state = 23으로 고정하여 모든 실험을 수행하였다. 이는 실험 결과의 재현성을 확보하기 위한 설정이며, 동시에 “제2 프로젝트, 3조”를 의미하는 숫자를 활용하여 팀 단위 실험 환경을 일관되게 유지하고자 하는 의도를 반영한 것이다.</w:t>
+        <w:rPr>
+          <w:b/>
+          <w:bCs/>
+        </w:rPr>
+        <w:t xml:space="preserve">※ </w:t>
+      </w:r>
+      <w:proofErr w:type="spellStart"/>
+      <w:r>
+        <w:rPr>
+          <w:b/>
+          <w:bCs/>
+        </w:rPr>
+        <w:t>random_state</w:t>
+      </w:r>
+      <w:proofErr w:type="spellEnd"/>
+      <w:r>
+        <w:rPr>
+          <w:b/>
+          <w:bCs/>
+        </w:rPr>
+        <w:t xml:space="preserve"> 설정에 대한 설명</w:t>
       </w:r>
     </w:p>
     <w:p>
@@ -4852,9 +5337,53 @@
         <w:pStyle w:val="af5"/>
       </w:pPr>
       <w:r>
-        <w:lastRenderedPageBreak/>
-        <w:t>난수 시드를 고정함으로써 데이터 분할, 부트스트랩 샘플링, 피처 선택 과정에서 동일한 결과를 반복적으로 얻을 수 있으며, 이는 모델 성능 비교 및 하이퍼파라미터 튜닝 과정의 신뢰성을 높이는 데 기여한다.</w:t>
-      </w:r>
+        <w:t xml:space="preserve">본 프로젝트에서는 </w:t>
+      </w:r>
+      <w:proofErr w:type="spellStart"/>
+      <w:r>
+        <w:t>random_state</w:t>
+      </w:r>
+      <w:proofErr w:type="spellEnd"/>
+      <w:r>
+        <w:t xml:space="preserve"> = 23으로 고정하여 모든 실험을 수행하였다. 이는 실험 결과의 재현성을 확보하기 위한 설정이며, 동시에 “제2 프로젝트, 3조”</w:t>
+      </w:r>
+      <w:proofErr w:type="spellStart"/>
+      <w:r>
+        <w:t>를</w:t>
+      </w:r>
+      <w:proofErr w:type="spellEnd"/>
+      <w:r>
+        <w:t xml:space="preserve"> 의미하는 숫자를 활용하여 팀 단위 실험 환경을 일관되게 유지하고자 하는 의도를 반영한 것이다.</w:t>
+      </w:r>
+    </w:p>
+    <w:p>
+      <w:pPr>
+        <w:pStyle w:val="af5"/>
+      </w:pPr>
+      <w:r>
+        <w:t xml:space="preserve">난수 </w:t>
+      </w:r>
+      <w:proofErr w:type="spellStart"/>
+      <w:r>
+        <w:t>시드를</w:t>
+      </w:r>
+      <w:proofErr w:type="spellEnd"/>
+      <w:r>
+        <w:t xml:space="preserve"> 고정함으로써 데이터 분할, 부트스트랩 샘플링, 피처 선택 과정에서 동일한 결과를 반복적으로 얻을 수 있으며, 이는 모델 성능 비교 및 </w:t>
+      </w:r>
+      <w:proofErr w:type="spellStart"/>
+      <w:r>
+        <w:t>하이퍼파라미터</w:t>
+      </w:r>
+      <w:proofErr w:type="spellEnd"/>
+      <w:r>
+        <w:t xml:space="preserve"> 튜닝 과정의 신뢰성을 높이는 데 기여한다.</w:t>
+      </w:r>
+    </w:p>
+    <w:p>
+      <w:pPr>
+        <w:pStyle w:val="af5"/>
+      </w:pPr>
     </w:p>
     <w:p>
       <w:pPr>
@@ -4863,12 +5392,13 @@
       <w:bookmarkStart w:id="24" w:name="시각화-및-feature-importance"/>
       <w:bookmarkEnd w:id="23"/>
       <w:r>
+        <w:lastRenderedPageBreak/>
         <w:t>1.2.2.4 시각화 및 Feature Importance</w:t>
       </w:r>
     </w:p>
     <w:p>
       <w:pPr>
-        <w:pStyle w:val="FirstParagraph"/>
+        <w:pStyle w:val="af5"/>
       </w:pPr>
       <w:r>
         <w:t>결정 트리(Decision Tree)는 모델 구조와 의사결정 과정을 시각적으로 확인할 수 있어 다른 머신러닝 모델에 비해 해석 가능성(interpretability)이 높은 장점을 가진다. 이를 통해 모델이 어떤 기준으로 분류를 수행하는지 직관적으로 이해할 수 있다.</w:t>
@@ -4879,7 +5409,23 @@
         <w:pStyle w:val="af5"/>
       </w:pPr>
       <w:r>
-        <w:t>트리 구조의 시각화는 scikit-learn에서 제공하는 plot_tree() 함수를 활용하여 각 노드의 분기 조건, 클래스 분포, 불순도 값을 확인할 수 있으며, 보다 직관적인 시각화를 위해 dtreeviz 라이브러리를 사용할 수 있다. 이러한 시각화 결과는 matplotlib 기반으로 출력되며, 보고서 및 분석 결과 설명에 효과적으로 활용할 수 있다.</w:t>
+        <w:t xml:space="preserve">트리 구조의 시각화는 scikit-learn에서 제공하는 </w:t>
+      </w:r>
+      <w:proofErr w:type="spellStart"/>
+      <w:r>
+        <w:t>plot_tree</w:t>
+      </w:r>
+      <w:proofErr w:type="spellEnd"/>
+      <w:r>
+        <w:t xml:space="preserve">() 함수를 활용하여 각 노드의 분기 조건, 클래스 분포, 불순도 값을 확인할 수 있으며, 보다 직관적인 시각화를 위해 </w:t>
+      </w:r>
+      <w:proofErr w:type="spellStart"/>
+      <w:r>
+        <w:t>dtreeviz</w:t>
+      </w:r>
+      <w:proofErr w:type="spellEnd"/>
+      <w:r>
+        <w:t xml:space="preserve"> 라이브러리를 사용할 수 있다. 이러한 시각화 결과는 matplotlib 기반으로 출력되며, 보고서 및 분석 결과 설명에 효과적으로 활용할 수 있다.</w:t>
       </w:r>
     </w:p>
     <w:p>
@@ -4895,8 +5441,29 @@
         <w:pStyle w:val="af5"/>
       </w:pPr>
       <w:r>
-        <w:t>Feature Importance 결과는 matplotlib과 seaborn을 활용하여 막대 그래프(bar plot) 형태로 시각화할 수 있으며, 이를 통해 주요 변수 간 상대적 중요도를 한눈에 비교할 수 있다. 이러한 시각화는 모델 성능 분석뿐 아니라 데이터 이해 및 특성 선택(feature selection)에 있어 중요한 참고 자료로 활용된다.</w:t>
-      </w:r>
+        <w:t xml:space="preserve">Feature Importance 결과는 matplotlib과 seaborn을 활용하여 막대 그래프(bar plot) 형태로 </w:t>
+      </w:r>
+      <w:proofErr w:type="spellStart"/>
+      <w:r>
+        <w:t>시각화할</w:t>
+      </w:r>
+      <w:proofErr w:type="spellEnd"/>
+      <w:r>
+        <w:t xml:space="preserve"> 수 있으며, 이를 통해 주요 변수 간 상대적 중요도를 한눈에 비교할 수 있다. 이러한 시각화는 모델 성능 </w:t>
+      </w:r>
+      <w:proofErr w:type="spellStart"/>
+      <w:r>
+        <w:t>분석뿐</w:t>
+      </w:r>
+      <w:proofErr w:type="spellEnd"/>
+      <w:r>
+        <w:t xml:space="preserve"> 아니라 데이터 이해 및 특성 선택(feature selection)에 있어 중요한 참고 자료로 활용된다.</w:t>
+      </w:r>
+    </w:p>
+    <w:p>
+      <w:pPr>
+        <w:pStyle w:val="af5"/>
+      </w:pPr>
     </w:p>
     <w:p>
       <w:pPr>
@@ -4913,7 +5480,7 @@
     </w:p>
     <w:p>
       <w:pPr>
-        <w:pStyle w:val="FirstParagraph"/>
+        <w:pStyle w:val="af5"/>
       </w:pPr>
       <w:r>
         <w:t>앙상블 학습(Ensemble Learning)은 여러 개의 개별 모델(base learner)을 결합하여 단일 모델보다 일반화 성능과 예측 안정성을 향상시키는 머신러닝 기법이다. 각 모델의 약점을 상호 보완함으로써 분산 감소 및 성능 향상을 달성하는 것을 목표로 한다.</w:t>
@@ -4921,9 +5488,33 @@
     </w:p>
     <w:p>
       <w:pPr>
+        <w:rPr>
+          <w:b/>
+          <w:bCs/>
+        </w:rPr>
+      </w:pPr>
+      <w:r>
+        <w:rPr>
+          <w:b/>
+          <w:bCs/>
+        </w:rPr>
+        <w:br w:type="page"/>
+      </w:r>
+    </w:p>
+    <w:p>
+      <w:pPr>
         <w:pStyle w:val="af5"/>
-      </w:pPr>
-      <w:r>
+        <w:rPr>
+          <w:b/>
+          <w:bCs/>
+        </w:rPr>
+      </w:pPr>
+      <w:r>
+        <w:rPr>
+          <w:b/>
+          <w:bCs/>
+        </w:rPr>
+        <w:lastRenderedPageBreak/>
         <w:t>앙상블 학습 기법 비교</w:t>
       </w:r>
     </w:p>
@@ -4935,11 +5526,11 @@
         <w:tblLook w:val="00A0" w:firstRow="1" w:lastRow="0" w:firstColumn="1" w:lastColumn="0" w:noHBand="0" w:noVBand="0"/>
       </w:tblPr>
       <w:tblGrid>
-        <w:gridCol w:w="1573"/>
-        <w:gridCol w:w="2591"/>
-        <w:gridCol w:w="832"/>
-        <w:gridCol w:w="3425"/>
-        <w:gridCol w:w="2035"/>
+        <w:gridCol w:w="1278"/>
+        <w:gridCol w:w="2105"/>
+        <w:gridCol w:w="676"/>
+        <w:gridCol w:w="2782"/>
+        <w:gridCol w:w="1653"/>
       </w:tblGrid>
       <w:tr>
         <w:trPr>
@@ -4954,14 +5545,14 @@
             <w:pPr>
               <w:pStyle w:val="Compact1"/>
               <w:rPr>
-                <w:sz w:val="20"/>
-                <w:szCs w:val="20"/>
+                <w:sz w:val="18"/>
+                <w:szCs w:val="18"/>
               </w:rPr>
             </w:pPr>
             <w:r>
               <w:rPr>
-                <w:sz w:val="20"/>
-                <w:szCs w:val="20"/>
+                <w:sz w:val="18"/>
+                <w:szCs w:val="18"/>
               </w:rPr>
               <w:t>기법</w:t>
             </w:r>
@@ -4976,14 +5567,14 @@
             <w:pPr>
               <w:pStyle w:val="Compact1"/>
               <w:rPr>
-                <w:sz w:val="20"/>
-                <w:szCs w:val="20"/>
+                <w:sz w:val="18"/>
+                <w:szCs w:val="18"/>
               </w:rPr>
             </w:pPr>
             <w:r>
               <w:rPr>
-                <w:sz w:val="20"/>
-                <w:szCs w:val="20"/>
+                <w:sz w:val="18"/>
+                <w:szCs w:val="18"/>
               </w:rPr>
               <w:t>개념</w:t>
             </w:r>
@@ -4998,14 +5589,14 @@
               <w:pStyle w:val="Compact1"/>
               <w:cnfStyle w:val="100000000000" w:firstRow="1" w:lastRow="0" w:firstColumn="0" w:lastColumn="0" w:oddVBand="0" w:evenVBand="0" w:oddHBand="0" w:evenHBand="0" w:firstRowFirstColumn="0" w:firstRowLastColumn="0" w:lastRowFirstColumn="0" w:lastRowLastColumn="0"/>
               <w:rPr>
-                <w:sz w:val="20"/>
-                <w:szCs w:val="20"/>
+                <w:sz w:val="18"/>
+                <w:szCs w:val="18"/>
               </w:rPr>
             </w:pPr>
             <w:r>
               <w:rPr>
-                <w:sz w:val="20"/>
-                <w:szCs w:val="20"/>
+                <w:sz w:val="18"/>
+                <w:szCs w:val="18"/>
               </w:rPr>
               <w:t>학습 방식</w:t>
             </w:r>
@@ -5020,14 +5611,14 @@
             <w:pPr>
               <w:pStyle w:val="Compact1"/>
               <w:rPr>
-                <w:sz w:val="20"/>
-                <w:szCs w:val="20"/>
+                <w:sz w:val="18"/>
+                <w:szCs w:val="18"/>
               </w:rPr>
             </w:pPr>
             <w:r>
               <w:rPr>
-                <w:sz w:val="20"/>
-                <w:szCs w:val="20"/>
+                <w:sz w:val="18"/>
+                <w:szCs w:val="18"/>
               </w:rPr>
               <w:t>주요 특징</w:t>
             </w:r>
@@ -5042,14 +5633,14 @@
               <w:pStyle w:val="Compact1"/>
               <w:cnfStyle w:val="100000000000" w:firstRow="1" w:lastRow="0" w:firstColumn="0" w:lastColumn="0" w:oddVBand="0" w:evenVBand="0" w:oddHBand="0" w:evenHBand="0" w:firstRowFirstColumn="0" w:firstRowLastColumn="0" w:lastRowFirstColumn="0" w:lastRowLastColumn="0"/>
               <w:rPr>
-                <w:sz w:val="20"/>
-                <w:szCs w:val="20"/>
+                <w:sz w:val="18"/>
+                <w:szCs w:val="18"/>
               </w:rPr>
             </w:pPr>
             <w:r>
               <w:rPr>
-                <w:sz w:val="20"/>
-                <w:szCs w:val="20"/>
+                <w:sz w:val="18"/>
+                <w:szCs w:val="18"/>
               </w:rPr>
               <w:t>대표 모델</w:t>
             </w:r>
@@ -5069,14 +5660,14 @@
             <w:pPr>
               <w:pStyle w:val="Compact1"/>
               <w:rPr>
-                <w:sz w:val="20"/>
-                <w:szCs w:val="20"/>
+                <w:sz w:val="18"/>
+                <w:szCs w:val="18"/>
               </w:rPr>
             </w:pPr>
             <w:r>
               <w:rPr>
-                <w:sz w:val="20"/>
-                <w:szCs w:val="20"/>
+                <w:sz w:val="18"/>
+                <w:szCs w:val="18"/>
               </w:rPr>
               <w:t>보팅 (Voting)</w:t>
             </w:r>
@@ -5091,14 +5682,14 @@
             <w:pPr>
               <w:pStyle w:val="Compact1"/>
               <w:rPr>
-                <w:sz w:val="20"/>
-                <w:szCs w:val="20"/>
+                <w:sz w:val="18"/>
+                <w:szCs w:val="18"/>
               </w:rPr>
             </w:pPr>
             <w:r>
               <w:rPr>
-                <w:sz w:val="20"/>
-                <w:szCs w:val="20"/>
+                <w:sz w:val="18"/>
+                <w:szCs w:val="18"/>
               </w:rPr>
               <w:t>여러 모델의 예측 결과를 결합</w:t>
             </w:r>
@@ -5113,14 +5704,14 @@
               <w:pStyle w:val="Compact1"/>
               <w:cnfStyle w:val="000000100000" w:firstRow="0" w:lastRow="0" w:firstColumn="0" w:lastColumn="0" w:oddVBand="0" w:evenVBand="0" w:oddHBand="1" w:evenHBand="0" w:firstRowFirstColumn="0" w:firstRowLastColumn="0" w:lastRowFirstColumn="0" w:lastRowLastColumn="0"/>
               <w:rPr>
-                <w:sz w:val="20"/>
-                <w:szCs w:val="20"/>
+                <w:sz w:val="18"/>
+                <w:szCs w:val="18"/>
               </w:rPr>
             </w:pPr>
             <w:r>
               <w:rPr>
-                <w:sz w:val="20"/>
-                <w:szCs w:val="20"/>
+                <w:sz w:val="18"/>
+                <w:szCs w:val="18"/>
               </w:rPr>
               <w:t>병렬 학습</w:t>
             </w:r>
@@ -5135,14 +5726,14 @@
             <w:pPr>
               <w:pStyle w:val="Compact1"/>
               <w:rPr>
-                <w:sz w:val="20"/>
-                <w:szCs w:val="20"/>
+                <w:sz w:val="18"/>
+                <w:szCs w:val="18"/>
               </w:rPr>
             </w:pPr>
             <w:r>
               <w:rPr>
-                <w:sz w:val="20"/>
-                <w:szCs w:val="20"/>
+                <w:sz w:val="18"/>
+                <w:szCs w:val="18"/>
               </w:rPr>
               <w:t>구현이 간단하며 다양한 모델 조합 가능</w:t>
             </w:r>
@@ -5157,17 +5748,19 @@
               <w:pStyle w:val="Compact1"/>
               <w:cnfStyle w:val="000000100000" w:firstRow="0" w:lastRow="0" w:firstColumn="0" w:lastColumn="0" w:oddVBand="0" w:evenVBand="0" w:oddHBand="1" w:evenHBand="0" w:firstRowFirstColumn="0" w:firstRowLastColumn="0" w:lastRowFirstColumn="0" w:lastRowLastColumn="0"/>
               <w:rPr>
-                <w:sz w:val="20"/>
-                <w:szCs w:val="20"/>
+                <w:sz w:val="18"/>
+                <w:szCs w:val="18"/>
               </w:rPr>
             </w:pPr>
-            <w:r>
-              <w:rPr>
-                <w:sz w:val="20"/>
-                <w:szCs w:val="20"/>
+            <w:proofErr w:type="spellStart"/>
+            <w:r>
+              <w:rPr>
+                <w:sz w:val="18"/>
+                <w:szCs w:val="18"/>
               </w:rPr>
               <w:t>VotingClassifier</w:t>
             </w:r>
+            <w:proofErr w:type="spellEnd"/>
           </w:p>
         </w:tc>
       </w:tr>
@@ -5181,14 +5774,14 @@
             <w:pPr>
               <w:pStyle w:val="Compact1"/>
               <w:rPr>
-                <w:sz w:val="20"/>
-                <w:szCs w:val="20"/>
+                <w:sz w:val="18"/>
+                <w:szCs w:val="18"/>
               </w:rPr>
             </w:pPr>
             <w:r>
               <w:rPr>
-                <w:sz w:val="20"/>
-                <w:szCs w:val="20"/>
+                <w:sz w:val="18"/>
+                <w:szCs w:val="18"/>
               </w:rPr>
               <w:t>하드 보팅</w:t>
             </w:r>
@@ -5203,14 +5796,14 @@
             <w:pPr>
               <w:pStyle w:val="Compact1"/>
               <w:rPr>
-                <w:sz w:val="20"/>
-                <w:szCs w:val="20"/>
+                <w:sz w:val="18"/>
+                <w:szCs w:val="18"/>
               </w:rPr>
             </w:pPr>
             <w:r>
               <w:rPr>
-                <w:sz w:val="20"/>
-                <w:szCs w:val="20"/>
+                <w:sz w:val="18"/>
+                <w:szCs w:val="18"/>
               </w:rPr>
               <w:t>다수결 기반 최종 예측</w:t>
             </w:r>
@@ -5225,14 +5818,14 @@
               <w:pStyle w:val="Compact1"/>
               <w:cnfStyle w:val="000000000000" w:firstRow="0" w:lastRow="0" w:firstColumn="0" w:lastColumn="0" w:oddVBand="0" w:evenVBand="0" w:oddHBand="0" w:evenHBand="0" w:firstRowFirstColumn="0" w:firstRowLastColumn="0" w:lastRowFirstColumn="0" w:lastRowLastColumn="0"/>
               <w:rPr>
-                <w:sz w:val="20"/>
-                <w:szCs w:val="20"/>
+                <w:sz w:val="18"/>
+                <w:szCs w:val="18"/>
               </w:rPr>
             </w:pPr>
             <w:r>
               <w:rPr>
-                <w:sz w:val="20"/>
-                <w:szCs w:val="20"/>
+                <w:sz w:val="18"/>
+                <w:szCs w:val="18"/>
               </w:rPr>
               <w:t>병렬 학습</w:t>
             </w:r>
@@ -5247,14 +5840,14 @@
             <w:pPr>
               <w:pStyle w:val="Compact1"/>
               <w:rPr>
-                <w:sz w:val="20"/>
-                <w:szCs w:val="20"/>
+                <w:sz w:val="18"/>
+                <w:szCs w:val="18"/>
               </w:rPr>
             </w:pPr>
             <w:r>
               <w:rPr>
-                <w:sz w:val="20"/>
-                <w:szCs w:val="20"/>
+                <w:sz w:val="18"/>
+                <w:szCs w:val="18"/>
               </w:rPr>
               <w:t>클래스 예측값 기준</w:t>
             </w:r>
@@ -5269,14 +5862,14 @@
               <w:pStyle w:val="Compact1"/>
               <w:cnfStyle w:val="000000000000" w:firstRow="0" w:lastRow="0" w:firstColumn="0" w:lastColumn="0" w:oddVBand="0" w:evenVBand="0" w:oddHBand="0" w:evenHBand="0" w:firstRowFirstColumn="0" w:firstRowLastColumn="0" w:lastRowFirstColumn="0" w:lastRowLastColumn="0"/>
               <w:rPr>
-                <w:sz w:val="20"/>
-                <w:szCs w:val="20"/>
+                <w:sz w:val="18"/>
+                <w:szCs w:val="18"/>
               </w:rPr>
             </w:pPr>
             <w:r>
               <w:rPr>
-                <w:sz w:val="20"/>
-                <w:szCs w:val="20"/>
+                <w:sz w:val="18"/>
+                <w:szCs w:val="18"/>
               </w:rPr>
               <w:t>-</w:t>
             </w:r>
@@ -5296,14 +5889,14 @@
             <w:pPr>
               <w:pStyle w:val="Compact1"/>
               <w:rPr>
-                <w:sz w:val="20"/>
-                <w:szCs w:val="20"/>
+                <w:sz w:val="18"/>
+                <w:szCs w:val="18"/>
               </w:rPr>
             </w:pPr>
             <w:r>
               <w:rPr>
-                <w:sz w:val="20"/>
-                <w:szCs w:val="20"/>
+                <w:sz w:val="18"/>
+                <w:szCs w:val="18"/>
               </w:rPr>
               <w:t>소프트 보팅</w:t>
             </w:r>
@@ -5318,14 +5911,14 @@
             <w:pPr>
               <w:pStyle w:val="Compact1"/>
               <w:rPr>
-                <w:sz w:val="20"/>
-                <w:szCs w:val="20"/>
+                <w:sz w:val="18"/>
+                <w:szCs w:val="18"/>
               </w:rPr>
             </w:pPr>
             <w:r>
               <w:rPr>
-                <w:sz w:val="20"/>
-                <w:szCs w:val="20"/>
+                <w:sz w:val="18"/>
+                <w:szCs w:val="18"/>
               </w:rPr>
               <w:t>예측 확률 평균 기반</w:t>
             </w:r>
@@ -5340,14 +5933,14 @@
               <w:pStyle w:val="Compact1"/>
               <w:cnfStyle w:val="000000100000" w:firstRow="0" w:lastRow="0" w:firstColumn="0" w:lastColumn="0" w:oddVBand="0" w:evenVBand="0" w:oddHBand="1" w:evenHBand="0" w:firstRowFirstColumn="0" w:firstRowLastColumn="0" w:lastRowFirstColumn="0" w:lastRowLastColumn="0"/>
               <w:rPr>
-                <w:sz w:val="20"/>
-                <w:szCs w:val="20"/>
+                <w:sz w:val="18"/>
+                <w:szCs w:val="18"/>
               </w:rPr>
             </w:pPr>
             <w:r>
               <w:rPr>
-                <w:sz w:val="20"/>
-                <w:szCs w:val="20"/>
+                <w:sz w:val="18"/>
+                <w:szCs w:val="18"/>
               </w:rPr>
               <w:t>병렬 학습</w:t>
             </w:r>
@@ -5362,14 +5955,14 @@
             <w:pPr>
               <w:pStyle w:val="Compact1"/>
               <w:rPr>
-                <w:sz w:val="20"/>
-                <w:szCs w:val="20"/>
+                <w:sz w:val="18"/>
+                <w:szCs w:val="18"/>
               </w:rPr>
             </w:pPr>
             <w:r>
               <w:rPr>
-                <w:sz w:val="20"/>
-                <w:szCs w:val="20"/>
+                <w:sz w:val="18"/>
+                <w:szCs w:val="18"/>
               </w:rPr>
               <w:t>확률 정보 활용으로 일반적으로 더 우수</w:t>
             </w:r>
@@ -5384,14 +5977,14 @@
               <w:pStyle w:val="Compact1"/>
               <w:cnfStyle w:val="000000100000" w:firstRow="0" w:lastRow="0" w:firstColumn="0" w:lastColumn="0" w:oddVBand="0" w:evenVBand="0" w:oddHBand="1" w:evenHBand="0" w:firstRowFirstColumn="0" w:firstRowLastColumn="0" w:lastRowFirstColumn="0" w:lastRowLastColumn="0"/>
               <w:rPr>
-                <w:sz w:val="20"/>
-                <w:szCs w:val="20"/>
+                <w:sz w:val="18"/>
+                <w:szCs w:val="18"/>
               </w:rPr>
             </w:pPr>
             <w:r>
               <w:rPr>
-                <w:sz w:val="20"/>
-                <w:szCs w:val="20"/>
+                <w:sz w:val="18"/>
+                <w:szCs w:val="18"/>
               </w:rPr>
               <w:t>-</w:t>
             </w:r>
@@ -5408,14 +6001,14 @@
             <w:pPr>
               <w:pStyle w:val="Compact1"/>
               <w:rPr>
-                <w:sz w:val="20"/>
-                <w:szCs w:val="20"/>
+                <w:sz w:val="18"/>
+                <w:szCs w:val="18"/>
               </w:rPr>
             </w:pPr>
             <w:r>
               <w:rPr>
-                <w:sz w:val="20"/>
-                <w:szCs w:val="20"/>
+                <w:sz w:val="18"/>
+                <w:szCs w:val="18"/>
               </w:rPr>
               <w:t>배깅 (Bagging)</w:t>
             </w:r>
@@ -5430,14 +6023,14 @@
             <w:pPr>
               <w:pStyle w:val="Compact1"/>
               <w:rPr>
-                <w:sz w:val="20"/>
-                <w:szCs w:val="20"/>
+                <w:sz w:val="18"/>
+                <w:szCs w:val="18"/>
               </w:rPr>
             </w:pPr>
             <w:r>
               <w:rPr>
-                <w:sz w:val="20"/>
-                <w:szCs w:val="20"/>
+                <w:sz w:val="18"/>
+                <w:szCs w:val="18"/>
               </w:rPr>
               <w:t>데이터 샘플링 기반 앙상블</w:t>
             </w:r>
@@ -5452,14 +6045,14 @@
               <w:pStyle w:val="Compact1"/>
               <w:cnfStyle w:val="000000000000" w:firstRow="0" w:lastRow="0" w:firstColumn="0" w:lastColumn="0" w:oddVBand="0" w:evenVBand="0" w:oddHBand="0" w:evenHBand="0" w:firstRowFirstColumn="0" w:firstRowLastColumn="0" w:lastRowFirstColumn="0" w:lastRowLastColumn="0"/>
               <w:rPr>
-                <w:sz w:val="20"/>
-                <w:szCs w:val="20"/>
+                <w:sz w:val="18"/>
+                <w:szCs w:val="18"/>
               </w:rPr>
             </w:pPr>
             <w:r>
               <w:rPr>
-                <w:sz w:val="20"/>
-                <w:szCs w:val="20"/>
+                <w:sz w:val="18"/>
+                <w:szCs w:val="18"/>
               </w:rPr>
               <w:t>병렬 학습</w:t>
             </w:r>
@@ -5474,14 +6067,14 @@
             <w:pPr>
               <w:pStyle w:val="Compact1"/>
               <w:rPr>
-                <w:sz w:val="20"/>
-                <w:szCs w:val="20"/>
+                <w:sz w:val="18"/>
+                <w:szCs w:val="18"/>
               </w:rPr>
             </w:pPr>
             <w:r>
               <w:rPr>
-                <w:sz w:val="20"/>
-                <w:szCs w:val="20"/>
+                <w:sz w:val="18"/>
+                <w:szCs w:val="18"/>
               </w:rPr>
               <w:t>분산 감소, 과적합 완화</w:t>
             </w:r>
@@ -5496,14 +6089,14 @@
               <w:pStyle w:val="Compact1"/>
               <w:cnfStyle w:val="000000000000" w:firstRow="0" w:lastRow="0" w:firstColumn="0" w:lastColumn="0" w:oddVBand="0" w:evenVBand="0" w:oddHBand="0" w:evenHBand="0" w:firstRowFirstColumn="0" w:firstRowLastColumn="0" w:lastRowFirstColumn="0" w:lastRowLastColumn="0"/>
               <w:rPr>
-                <w:sz w:val="20"/>
-                <w:szCs w:val="20"/>
+                <w:sz w:val="18"/>
+                <w:szCs w:val="18"/>
               </w:rPr>
             </w:pPr>
             <w:r>
               <w:rPr>
-                <w:sz w:val="20"/>
-                <w:szCs w:val="20"/>
+                <w:sz w:val="18"/>
+                <w:szCs w:val="18"/>
               </w:rPr>
               <w:t>Random Forest</w:t>
             </w:r>
@@ -5523,16 +6116,15 @@
             <w:pPr>
               <w:pStyle w:val="Compact1"/>
               <w:rPr>
-                <w:sz w:val="20"/>
-                <w:szCs w:val="20"/>
+                <w:sz w:val="18"/>
+                <w:szCs w:val="18"/>
               </w:rPr>
             </w:pPr>
             <w:r>
               <w:rPr>
-                <w:sz w:val="20"/>
-                <w:szCs w:val="20"/>
-              </w:rPr>
-              <w:lastRenderedPageBreak/>
+                <w:sz w:val="18"/>
+                <w:szCs w:val="18"/>
+              </w:rPr>
               <w:t>부스팅 (Boosting)</w:t>
             </w:r>
           </w:p>
@@ -5546,14 +6138,14 @@
             <w:pPr>
               <w:pStyle w:val="Compact1"/>
               <w:rPr>
-                <w:sz w:val="20"/>
-                <w:szCs w:val="20"/>
+                <w:sz w:val="18"/>
+                <w:szCs w:val="18"/>
               </w:rPr>
             </w:pPr>
             <w:r>
               <w:rPr>
-                <w:sz w:val="20"/>
-                <w:szCs w:val="20"/>
+                <w:sz w:val="18"/>
+                <w:szCs w:val="18"/>
               </w:rPr>
               <w:t>오차 보완형 순차 학습</w:t>
             </w:r>
@@ -5568,14 +6160,14 @@
               <w:pStyle w:val="Compact1"/>
               <w:cnfStyle w:val="000000100000" w:firstRow="0" w:lastRow="0" w:firstColumn="0" w:lastColumn="0" w:oddVBand="0" w:evenVBand="0" w:oddHBand="1" w:evenHBand="0" w:firstRowFirstColumn="0" w:firstRowLastColumn="0" w:lastRowFirstColumn="0" w:lastRowLastColumn="0"/>
               <w:rPr>
-                <w:sz w:val="20"/>
-                <w:szCs w:val="20"/>
+                <w:sz w:val="18"/>
+                <w:szCs w:val="18"/>
               </w:rPr>
             </w:pPr>
             <w:r>
               <w:rPr>
-                <w:sz w:val="20"/>
-                <w:szCs w:val="20"/>
+                <w:sz w:val="18"/>
+                <w:szCs w:val="18"/>
               </w:rPr>
               <w:t>순차 학습</w:t>
             </w:r>
@@ -5590,14 +6182,14 @@
             <w:pPr>
               <w:pStyle w:val="Compact1"/>
               <w:rPr>
-                <w:sz w:val="20"/>
-                <w:szCs w:val="20"/>
+                <w:sz w:val="18"/>
+                <w:szCs w:val="18"/>
               </w:rPr>
             </w:pPr>
             <w:r>
               <w:rPr>
-                <w:sz w:val="20"/>
-                <w:szCs w:val="20"/>
+                <w:sz w:val="18"/>
+                <w:szCs w:val="18"/>
               </w:rPr>
               <w:t>학습 성능 향상, 약한 학습기 결합</w:t>
             </w:r>
@@ -5612,17 +6204,26 @@
               <w:pStyle w:val="Compact1"/>
               <w:cnfStyle w:val="000000100000" w:firstRow="0" w:lastRow="0" w:firstColumn="0" w:lastColumn="0" w:oddVBand="0" w:evenVBand="0" w:oddHBand="1" w:evenHBand="0" w:firstRowFirstColumn="0" w:firstRowLastColumn="0" w:lastRowFirstColumn="0" w:lastRowLastColumn="0"/>
               <w:rPr>
-                <w:sz w:val="20"/>
-                <w:szCs w:val="20"/>
+                <w:sz w:val="18"/>
+                <w:szCs w:val="18"/>
               </w:rPr>
             </w:pPr>
             <w:r>
               <w:rPr>
-                <w:sz w:val="20"/>
-                <w:szCs w:val="20"/>
-              </w:rPr>
-              <w:t>AdaBoost, GBM, XGBoost</w:t>
-            </w:r>
+                <w:sz w:val="18"/>
+                <w:szCs w:val="18"/>
+              </w:rPr>
+              <w:t xml:space="preserve">AdaBoost, GBM, </w:t>
+            </w:r>
+            <w:proofErr w:type="spellStart"/>
+            <w:r>
+              <w:rPr>
+                <w:sz w:val="18"/>
+                <w:szCs w:val="18"/>
+              </w:rPr>
+              <w:t>XGBoost</w:t>
+            </w:r>
+            <w:proofErr w:type="spellEnd"/>
           </w:p>
         </w:tc>
       </w:tr>
@@ -5686,11 +6287,32 @@
     </w:p>
     <w:p>
       <w:pPr>
-        <w:pStyle w:val="FirstParagraph"/>
-      </w:pPr>
-      <w:r>
-        <w:t>앙상블 기법은 이후 설명하는 랜덤 포레스트, XGBoost, LightGBM과 같은 고성능 모델의 핵심 기반 개념으로 활용되며, 본 프로젝트에서도 여러 앙상블 기법을 적용하여 모델 성능을 비교·분석하였다.</w:t>
-      </w:r>
+        <w:pStyle w:val="af5"/>
+      </w:pPr>
+      <w:r>
+        <w:t xml:space="preserve">앙상블 기법은 이후 설명하는 랜덤 포레스트, </w:t>
+      </w:r>
+      <w:proofErr w:type="spellStart"/>
+      <w:r>
+        <w:t>XGBoost</w:t>
+      </w:r>
+      <w:proofErr w:type="spellEnd"/>
+      <w:r>
+        <w:t xml:space="preserve">, </w:t>
+      </w:r>
+      <w:proofErr w:type="spellStart"/>
+      <w:r>
+        <w:t>LightGBM</w:t>
+      </w:r>
+      <w:proofErr w:type="spellEnd"/>
+      <w:r>
+        <w:t>과 같은 고성능 모델의 핵심 기반 개념으로 활용되며, 본 프로젝트에서도 여러 앙상블 기법을 적용하여 모델 성능을 비교·분석하였다.</w:t>
+      </w:r>
+    </w:p>
+    <w:p>
+      <w:pPr>
+        <w:pStyle w:val="af5"/>
+      </w:pPr>
     </w:p>
     <w:p>
       <w:pPr>
@@ -5706,7 +6328,7 @@
     </w:p>
     <w:p>
       <w:pPr>
-        <w:pStyle w:val="FirstParagraph"/>
+        <w:pStyle w:val="af5"/>
       </w:pPr>
       <w:r>
         <w:t>랜덤 포레스트는 다수의 결정 트리를 결합한 배깅 기반 앙상블 모델이다. 각 트리는 서로 다른 데이터 샘플과 피처 부분집합을 사용하여 학습되며, 소프트 보팅을 통해 최종 예측을 수행한다.</w:t>
@@ -5721,7 +6343,15 @@
         </w:numPr>
       </w:pPr>
       <w:r>
-        <w:t>병렬 처리 지원(n_jobs)</w:t>
+        <w:t>병렬 처리 지원(</w:t>
+      </w:r>
+      <w:proofErr w:type="spellStart"/>
+      <w:r>
+        <w:t>n_jobs</w:t>
+      </w:r>
+      <w:proofErr w:type="spellEnd"/>
+      <w:r>
+        <w:t>)</w:t>
       </w:r>
     </w:p>
     <w:p>
@@ -5733,8 +6363,29 @@
         </w:numPr>
       </w:pPr>
       <w:r>
-        <w:t>주요 파라미터: n_estimators, max_features, max_depth</w:t>
-      </w:r>
+        <w:t xml:space="preserve">주요 파라미터: </w:t>
+      </w:r>
+      <w:proofErr w:type="spellStart"/>
+      <w:r>
+        <w:t>n_estimators</w:t>
+      </w:r>
+      <w:proofErr w:type="spellEnd"/>
+      <w:r>
+        <w:t xml:space="preserve">, </w:t>
+      </w:r>
+      <w:proofErr w:type="spellStart"/>
+      <w:r>
+        <w:t>max_features</w:t>
+      </w:r>
+      <w:proofErr w:type="spellEnd"/>
+      <w:r>
+        <w:t xml:space="preserve">, </w:t>
+      </w:r>
+      <w:proofErr w:type="spellStart"/>
+      <w:r>
+        <w:t>max_depth</w:t>
+      </w:r>
+      <w:proofErr w:type="spellEnd"/>
     </w:p>
     <w:p>
       <w:pPr>
@@ -5744,32 +6395,48 @@
       <w:bookmarkStart w:id="30" w:name="xgboost"/>
       <w:bookmarkEnd w:id="28"/>
       <w:r>
-        <w:t>1.2.5 XGBoost</w:t>
+        <w:lastRenderedPageBreak/>
+        <w:t xml:space="preserve">1.2.5 </w:t>
+      </w:r>
+      <w:proofErr w:type="spellStart"/>
+      <w:r>
+        <w:t>XGBoost</w:t>
       </w:r>
       <w:bookmarkEnd w:id="29"/>
-    </w:p>
-    <w:p>
-      <w:pPr>
-        <w:pStyle w:val="FirstParagraph"/>
-      </w:pPr>
-      <w:r>
-        <w:t>XGBoost(eXtreme Gradient Boosting)는 Gradient Boosting Machine(GBM)을 기반으로 한 고성능 앙상블 알고리즘으로, 정규화 기법과 병렬 처리, 조기 중단(Early Stopping) 기능을 통해 높은 예측 성능과 학습 효율을 동시에 제공한다.</w:t>
-      </w:r>
+      <w:proofErr w:type="spellEnd"/>
     </w:p>
     <w:p>
       <w:pPr>
         <w:pStyle w:val="af5"/>
       </w:pPr>
-      <w:r>
-        <w:t>XGBoost는 L1(Lasso) 및 L2(Ridge) 규제를 내장하고 있어 모델 복잡도를 제어하고 과적합을 효과적으로 완화할 수 있으며, 트리 생성 과정에서 병렬 연산을 지원하여 대규모 데이터에서도 빠른 학습이 가능하다. 또한 GPU 가속 연산을 지원하여, CPU 기반 학습 대비 학습 시간을 크게 단축할 수 있다는 장점이 있다.</w:t>
+      <w:proofErr w:type="spellStart"/>
+      <w:r>
+        <w:t>XGBoost</w:t>
+      </w:r>
+      <w:proofErr w:type="spellEnd"/>
+      <w:r>
+        <w:t>(</w:t>
+      </w:r>
+      <w:proofErr w:type="spellStart"/>
+      <w:r>
+        <w:t>eXtreme</w:t>
+      </w:r>
+      <w:proofErr w:type="spellEnd"/>
+      <w:r>
+        <w:t xml:space="preserve"> Gradient Boosting)는 Gradient Boosting Machine(GBM)을 기반으로 한 고성능 앙상블 알고리즘으로, 정규화 기법과 병렬 처리, 조기 중단(Early Stopping) 기능을 통해 높은 예측 성능과 학습 효율을 동시에 제공한다.</w:t>
       </w:r>
     </w:p>
     <w:p>
       <w:pPr>
         <w:pStyle w:val="af5"/>
       </w:pPr>
-      <w:r>
-        <w:t>본 프로젝트에서는 Mercari Price Suggestion Challenge를 포함한 후반부 두 개의 분석 과정에서 XGBoost의 GPU 학습 기능을 활용하여 모델을 학습하였으며, 이를 통해 대용량 데이터 환경에서도 효율적인 실험 수행이 가능하였다.</w:t>
+      <w:proofErr w:type="spellStart"/>
+      <w:r>
+        <w:t>XGBoost</w:t>
+      </w:r>
+      <w:proofErr w:type="spellEnd"/>
+      <w:r>
+        <w:t>는 L1(Lasso) 및 L2(Ridge) 규제를 내장하고 있어 모델 복잡도를 제어하고 과적합을 효과적으로 완화할 수 있으며, 트리 생성 과정에서 병렬 연산을 지원하여 대규모 데이터에서도 빠른 학습이 가능하다. 또한 GPU 가속 연산을 지원하여, CPU 기반 학습 대비 학습 시간을 크게 단축할 수 있다는 장점이 있다.</w:t>
       </w:r>
     </w:p>
     <w:p>
@@ -5777,8 +6444,34 @@
         <w:pStyle w:val="af5"/>
       </w:pPr>
       <w:r>
-        <w:t>XGBoost는 Python 전용 래퍼와 Scikit-Learn 래퍼를 모두 제공하여, 사용 목적에 따라 유연하게 적용할 수 있다.</w:t>
-      </w:r>
+        <w:t xml:space="preserve">본 프로젝트에서는 Mercari Price Suggestion Challenge를 포함한 후반부 두 개의 분석 과정에서 </w:t>
+      </w:r>
+      <w:proofErr w:type="spellStart"/>
+      <w:r>
+        <w:t>XGBoost</w:t>
+      </w:r>
+      <w:proofErr w:type="spellEnd"/>
+      <w:r>
+        <w:t>의 GPU 학습 기능을 활용하여 모델을 학습하였으며, 이를 통해 대용량 데이터 환경에서도 효율적인 실험 수행이 가능하였다.</w:t>
+      </w:r>
+    </w:p>
+    <w:p>
+      <w:pPr>
+        <w:pStyle w:val="af5"/>
+      </w:pPr>
+      <w:proofErr w:type="spellStart"/>
+      <w:r>
+        <w:t>XGBoost</w:t>
+      </w:r>
+      <w:proofErr w:type="spellEnd"/>
+      <w:r>
+        <w:t>는 Python 전용 래퍼와 Scikit-Learn 래퍼를 모두 제공하여, 사용 목적에 따라 유연하게 적용할 수 있다.</w:t>
+      </w:r>
+    </w:p>
+    <w:p>
+      <w:pPr>
+        <w:pStyle w:val="af5"/>
+      </w:pPr>
     </w:p>
     <w:p>
       <w:pPr>
@@ -5788,42 +6481,110 @@
       <w:bookmarkStart w:id="32" w:name="lightgbm"/>
       <w:bookmarkEnd w:id="30"/>
       <w:r>
+        <w:t xml:space="preserve">1.2.6 </w:t>
+      </w:r>
+      <w:proofErr w:type="spellStart"/>
+      <w:r>
+        <w:t>LightGBM</w:t>
+      </w:r>
+      <w:bookmarkEnd w:id="31"/>
+      <w:proofErr w:type="spellEnd"/>
+    </w:p>
+    <w:p>
+      <w:pPr>
+        <w:pStyle w:val="af5"/>
+      </w:pPr>
+      <w:proofErr w:type="spellStart"/>
+      <w:r>
+        <w:t>LightGBM</w:t>
+      </w:r>
+      <w:proofErr w:type="spellEnd"/>
+      <w:r>
+        <w:t>은 대용량 데이터 처리를 위해 설계된 Gradient Boosting 기반 모델로, 리프 중심 트리 분할(Leaf-wise) 방식을 채택하여 기존 레벨 중심(Level-wise) 방식 대비 빠른 학습 속도를 제공한다.</w:t>
+      </w:r>
+    </w:p>
+    <w:p>
+      <w:pPr>
+        <w:pStyle w:val="af5"/>
+      </w:pPr>
+      <w:proofErr w:type="spellStart"/>
+      <w:r>
+        <w:t>LightGBM</w:t>
+      </w:r>
+      <w:proofErr w:type="spellEnd"/>
+      <w:r>
+        <w:t xml:space="preserve">은 메모리 사용량이 </w:t>
+      </w:r>
+      <w:proofErr w:type="gramStart"/>
+      <w:r>
+        <w:t>적고,조기</w:t>
+      </w:r>
+      <w:proofErr w:type="gramEnd"/>
+      <w:r>
+        <w:t xml:space="preserve"> 중단(Early Stopping) 기능을 통해 불필요한 학습 반복을 방지할 수 있다. 또한 GPU 가속 학습을 지원하여, 고차원 데이터 및 대규모 학습 환경에서 효율적인 모델 학습이 가능하다.</w:t>
+      </w:r>
+    </w:p>
+    <w:p>
+      <w:pPr>
+        <w:pStyle w:val="af5"/>
+      </w:pPr>
+      <w:r>
+        <w:t xml:space="preserve">본 프로젝트에서는 </w:t>
+      </w:r>
+      <w:proofErr w:type="spellStart"/>
+      <w:r>
+        <w:t>XGBoost</w:t>
+      </w:r>
+      <w:proofErr w:type="spellEnd"/>
+      <w:r>
+        <w:t xml:space="preserve">와 함께 </w:t>
+      </w:r>
+      <w:proofErr w:type="spellStart"/>
+      <w:r>
+        <w:t>LightGBM</w:t>
+      </w:r>
+      <w:proofErr w:type="spellEnd"/>
+      <w:r>
+        <w:t>의 GPU 학습 기능을 활용하여 Mercari Price Suggestion Challenge 분석을 수행하였으며, 이를 통해 학습 시간 단축과 반복 실험의 효율성을 동시에 확보하였다.</w:t>
+      </w:r>
+    </w:p>
+    <w:p>
+      <w:pPr>
+        <w:pStyle w:val="af5"/>
+      </w:pPr>
+      <w:r>
         <w:lastRenderedPageBreak/>
-        <w:t>1.2.6 LightGBM</w:t>
-      </w:r>
-      <w:bookmarkEnd w:id="31"/>
-    </w:p>
-    <w:p>
-      <w:pPr>
-        <w:pStyle w:val="FirstParagraph"/>
-      </w:pPr>
-      <w:r>
-        <w:t>LightGBM은 대용량 데이터 처리를 위해 설계된 Gradient Boosting 기반 모델로, 리프 중심 트리 분할(Leaf-wise) 방식을 채택하여 기존 레벨 중심(Level-wise) 방식 대비 빠른 학습 속도를 제공한다.</w:t>
+        <w:t xml:space="preserve">주요 </w:t>
+      </w:r>
+      <w:proofErr w:type="spellStart"/>
+      <w:r>
+        <w:t>하이퍼파라미터로는</w:t>
+      </w:r>
+      <w:proofErr w:type="spellEnd"/>
+      <w:r>
+        <w:t xml:space="preserve"> </w:t>
+      </w:r>
+      <w:proofErr w:type="spellStart"/>
+      <w:r>
+        <w:t>num_leaves</w:t>
+      </w:r>
+      <w:proofErr w:type="spellEnd"/>
+      <w:r>
+        <w:t xml:space="preserve">, </w:t>
+      </w:r>
+      <w:proofErr w:type="spellStart"/>
+      <w:r>
+        <w:t>min_data_in_leaf</w:t>
+      </w:r>
+      <w:proofErr w:type="spellEnd"/>
+      <w:r>
+        <w:t xml:space="preserve"> 등이 있으며, 이들은 모델의 복잡도와 일반화 성능을 결정하는 핵심 요소로 작용한다.</w:t>
       </w:r>
     </w:p>
     <w:p>
       <w:pPr>
         <w:pStyle w:val="af5"/>
       </w:pPr>
-      <w:r>
-        <w:t>LightGBM은 메모리 사용량이 적고,조기 중단(Early Stopping) 기능을 통해 불필요한 학습 반복을 방지할 수 있다. 또한 GPU 가속 학습을 지원하여, 고차원 데이터 및 대규모 학습 환경에서 효율적인 모델 학습이 가능하다.</w:t>
-      </w:r>
-    </w:p>
-    <w:p>
-      <w:pPr>
-        <w:pStyle w:val="af5"/>
-      </w:pPr>
-      <w:r>
-        <w:t>본 프로젝트에서는 XGBoost와 함께 LightGBM의 GPU 학습 기능을 활용하여 Mercari Price Suggestion Challenge 분석을 수행하였으며, 이를 통해 학습 시간 단축과 반복 실험의 효율성을 동시에 확보하였다.</w:t>
-      </w:r>
-    </w:p>
-    <w:p>
-      <w:pPr>
-        <w:pStyle w:val="af5"/>
-      </w:pPr>
-      <w:r>
-        <w:t>주요 하이퍼파라미터로는 num_leaves, min_data_in_leaf 등이 있으며, 이들은 모델의 복잡도와 일반화 성능을 결정하는 핵심 요소로 작용한다.</w:t>
-      </w:r>
     </w:p>
     <w:p>
       <w:pPr>
@@ -5833,13 +6594,21 @@
       <w:bookmarkStart w:id="34" w:name="하이퍼파라미터-튜닝"/>
       <w:bookmarkEnd w:id="32"/>
       <w:r>
-        <w:t>1.2.7 하이퍼파라미터 튜닝</w:t>
+        <w:t xml:space="preserve">1.2.7 </w:t>
+      </w:r>
+      <w:proofErr w:type="spellStart"/>
+      <w:r>
+        <w:t>하이퍼파라미터</w:t>
+      </w:r>
+      <w:proofErr w:type="spellEnd"/>
+      <w:r>
+        <w:t xml:space="preserve"> 튜닝</w:t>
       </w:r>
       <w:bookmarkEnd w:id="33"/>
     </w:p>
     <w:p>
       <w:pPr>
-        <w:pStyle w:val="FirstParagraph"/>
+        <w:pStyle w:val="af5"/>
       </w:pPr>
       <w:r>
         <w:t>머신러닝 모델의 성능은 알고리즘 선택뿐 아니라 하이퍼파라미터 설정에 크게 의존한다. 따라서 적절한 하이퍼파라미터 탐색 과정은 모델 성능 최적화를 위한 필수 단계이다.</w:t>
@@ -5850,7 +6619,15 @@
         <w:pStyle w:val="af5"/>
       </w:pPr>
       <w:r>
-        <w:t>전통적인 방법인 GridSearchCV는 미리 정의된 파라미터 조합을 전수 탐색하는 방식으로, 탐색 공간이 커질수록 계산 비용과 시간이 급격히 증가하는 한계가 있다. 특히 트리 기반 앙상블 모델이나 대용량 데이터 환경에서는 실질적인 적용이 어려운 경우가 많다.</w:t>
+        <w:t xml:space="preserve">전통적인 방법인 </w:t>
+      </w:r>
+      <w:proofErr w:type="spellStart"/>
+      <w:r>
+        <w:t>GridSearchCV</w:t>
+      </w:r>
+      <w:proofErr w:type="spellEnd"/>
+      <w:r>
+        <w:t>는 미리 정의된 파라미터 조합을 전수 탐색하는 방식으로, 탐색 공간이 커질수록 계산 비용과 시간이 급격히 증가하는 한계가 있다. 특히 트리 기반 앙상블 모델이나 대용량 데이터 환경에서는 실질적인 적용이 어려운 경우가 많다.</w:t>
       </w:r>
     </w:p>
     <w:p>
@@ -5868,7 +6645,23 @@
         <w:t>베이지안 최적화(Bayesian Optimization)</w:t>
       </w:r>
       <w:r>
-        <w:t>는 이전 탐색 결과를 바탕으로 조건부 확률 모델을 갱신하며, 성능 개선 가능성이 높은 영역을 중심으로 효율적인 탐색을 수행한다. 이를 통해 제한된 횟수의 실험만으로도 준최적 또는 최적의 하이퍼파라미터 조합을 찾을 수 있다.</w:t>
+        <w:t xml:space="preserve">는 이전 탐색 결과를 바탕으로 조건부 확률 모델을 갱신하며, 성능 개선 가능성이 높은 영역을 중심으로 효율적인 탐색을 수행한다. 이를 통해 제한된 횟수의 실험만으로도 </w:t>
+      </w:r>
+      <w:proofErr w:type="spellStart"/>
+      <w:r>
+        <w:t>준최적</w:t>
+      </w:r>
+      <w:proofErr w:type="spellEnd"/>
+      <w:r>
+        <w:t xml:space="preserve"> 또는 최적의 </w:t>
+      </w:r>
+      <w:proofErr w:type="spellStart"/>
+      <w:r>
+        <w:t>하이퍼파라미터</w:t>
+      </w:r>
+      <w:proofErr w:type="spellEnd"/>
+      <w:r>
+        <w:t xml:space="preserve"> 조합을 찾을 수 있다.</w:t>
       </w:r>
     </w:p>
     <w:p>
@@ -5876,7 +6669,51 @@
         <w:pStyle w:val="af5"/>
       </w:pPr>
       <w:r>
-        <w:t>본 프로젝트에서는 HyperOpt 라이브러리를 활용하여 TPE(Tree-structured Parzen Estimator) 알고리즘 기반의 베이지안 최적화 방식으로 하이퍼파라미터 튜닝을 수행하였다. 탐색 공간(Search Space)은 hp.uniform(), hp.quniform() 등을 이용해 정의하고, 목표 함수(Objective Function)로는 검증 데이터 성능 지표를 최소화(또는 최대화)하도록 설정하였다.</w:t>
+        <w:t xml:space="preserve">본 프로젝트에서는 </w:t>
+      </w:r>
+      <w:proofErr w:type="spellStart"/>
+      <w:r>
+        <w:t>HyperOpt</w:t>
+      </w:r>
+      <w:proofErr w:type="spellEnd"/>
+      <w:r>
+        <w:t xml:space="preserve"> 라이브러리를 활용하여 TPE(Tree-structured </w:t>
+      </w:r>
+      <w:proofErr w:type="spellStart"/>
+      <w:r>
+        <w:t>Parzen</w:t>
+      </w:r>
+      <w:proofErr w:type="spellEnd"/>
+      <w:r>
+        <w:t xml:space="preserve"> Estimator) 알고리즘 기반의 베이지안 최적화 방식으로 </w:t>
+      </w:r>
+      <w:proofErr w:type="spellStart"/>
+      <w:r>
+        <w:t>하이퍼파라미터</w:t>
+      </w:r>
+      <w:proofErr w:type="spellEnd"/>
+      <w:r>
+        <w:t xml:space="preserve"> 튜닝을 수행하였다. 탐색 공간(Search Space)은 </w:t>
+      </w:r>
+      <w:proofErr w:type="spellStart"/>
+      <w:proofErr w:type="gramStart"/>
+      <w:r>
+        <w:t>hp.uniform</w:t>
+      </w:r>
+      <w:proofErr w:type="spellEnd"/>
+      <w:proofErr w:type="gramEnd"/>
+      <w:r>
+        <w:t xml:space="preserve">(), </w:t>
+      </w:r>
+      <w:proofErr w:type="spellStart"/>
+      <w:proofErr w:type="gramStart"/>
+      <w:r>
+        <w:t>hp.quniform</w:t>
+      </w:r>
+      <w:proofErr w:type="spellEnd"/>
+      <w:proofErr w:type="gramEnd"/>
+      <w:r>
+        <w:t>() 등을 이용해 정의하고, 목표 함수(Objective Function)로는 검증 데이터 성능 지표를 최소화(또는 최대화)하도록 설정하였다.</w:t>
       </w:r>
     </w:p>
     <w:p>
@@ -5884,7 +6721,47 @@
         <w:pStyle w:val="af5"/>
       </w:pPr>
       <w:r>
-        <w:t>실제 실험 과정에서 하이퍼파라미터 튜닝은 모델과 데이터 크기에 따라 기본적으로 약 1시간에서 최대 6시간 이상의 계산 시간이 소요되었으며, 특히 XGBoost와 LightGBM과 같은 부스팅 모델의 경우 탐색 범위와 반복 횟수에 따라 상당한 연산 자원이 요구되었다. 이러한 경험을 통해 하이퍼파라미터 튜닝은 단순한 설정 단계가 아니라, 모델 성능과 실험 효율성을 동시에 고려해야 하는 중요한 설계 과정임을 확인하였다.</w:t>
+        <w:t xml:space="preserve">실제 실험 과정에서 </w:t>
+      </w:r>
+      <w:proofErr w:type="spellStart"/>
+      <w:r>
+        <w:t>하이퍼파라미터</w:t>
+      </w:r>
+      <w:proofErr w:type="spellEnd"/>
+      <w:r>
+        <w:t xml:space="preserve"> 튜닝은 모델과 데이터 크기에 따라 기본적으로 약 1시간에서 최대 6시간 이상의 계산 시간이 소요되었으며, 특히 </w:t>
+      </w:r>
+      <w:proofErr w:type="spellStart"/>
+      <w:r>
+        <w:t>XGBoost</w:t>
+      </w:r>
+      <w:proofErr w:type="spellEnd"/>
+      <w:r>
+        <w:t xml:space="preserve">와 </w:t>
+      </w:r>
+      <w:proofErr w:type="spellStart"/>
+      <w:r>
+        <w:t>LightGBM</w:t>
+      </w:r>
+      <w:proofErr w:type="spellEnd"/>
+      <w:r>
+        <w:t xml:space="preserve">과 같은 </w:t>
+      </w:r>
+      <w:proofErr w:type="spellStart"/>
+      <w:r>
+        <w:t>부스팅</w:t>
+      </w:r>
+      <w:proofErr w:type="spellEnd"/>
+      <w:r>
+        <w:t xml:space="preserve"> 모델의 경우 탐색 범위와 반복 횟수에 따라 상당한 연산 자원이 요구되었다. 이러한 경험을 통해 </w:t>
+      </w:r>
+      <w:proofErr w:type="spellStart"/>
+      <w:r>
+        <w:t>하이퍼파라미터</w:t>
+      </w:r>
+      <w:proofErr w:type="spellEnd"/>
+      <w:r>
+        <w:t xml:space="preserve"> 튜닝은 단순한 설정 단계가 아니라, 모델 성능과 실험 효율성을 동시에 고려해야 하는 중요한 설계 과정임을 확인하였다.</w:t>
       </w:r>
     </w:p>
     <w:p>
@@ -5896,13 +6773,21 @@
       <w:bookmarkEnd w:id="34"/>
       <w:r>
         <w:lastRenderedPageBreak/>
-        <w:t>1.2.8 스태킹 앙상블(Stacking Ensemble)</w:t>
+        <w:t xml:space="preserve">1.2.8 </w:t>
+      </w:r>
+      <w:proofErr w:type="spellStart"/>
+      <w:r>
+        <w:t>스태킹</w:t>
+      </w:r>
+      <w:proofErr w:type="spellEnd"/>
+      <w:r>
+        <w:t xml:space="preserve"> 앙상블(Stacking Ensemble)</w:t>
       </w:r>
       <w:bookmarkEnd w:id="35"/>
     </w:p>
     <w:p>
       <w:pPr>
-        <w:pStyle w:val="FirstParagraph"/>
+        <w:pStyle w:val="af5"/>
       </w:pPr>
       <w:r>
         <w:t xml:space="preserve">스태킹(Stacking Ensemble)은 서로 다른 머신러닝 모델들의 예측 결과를 새로운 입력 데이터로 활용하여, 이를 기반으로 </w:t>
@@ -5922,8 +6807,13 @@
       <w:pPr>
         <w:pStyle w:val="af5"/>
       </w:pPr>
-      <w:r>
-        <w:t xml:space="preserve">스태킹 구조에서는 먼저 여러 개의 </w:t>
+      <w:proofErr w:type="spellStart"/>
+      <w:r>
+        <w:t>스태킹</w:t>
+      </w:r>
+      <w:proofErr w:type="spellEnd"/>
+      <w:r>
+        <w:t xml:space="preserve"> 구조에서는 먼저 여러 개의 </w:t>
       </w:r>
       <w:r>
         <w:rPr>
@@ -5933,7 +6823,15 @@
         <w:t>기본 모델(Base Learner)</w:t>
       </w:r>
       <w:r>
-        <w:t>이 동일한 학습 데이터를 기반으로 개별 예측을 수행하고, 이 예측 결과를 새로운 특성(feature)으로 구성한다. 이후 메타 모델은 이러한 예측값들을 입력으로 받아 각 기본 모델의 강점과 약점을 학습하여 최종 출력을 생성한다.</w:t>
+        <w:t xml:space="preserve">이 동일한 학습 데이터를 기반으로 개별 예측을 수행하고, 이 예측 결과를 새로운 특성(feature)으로 구성한다. 이후 메타 모델은 이러한 </w:t>
+      </w:r>
+      <w:proofErr w:type="spellStart"/>
+      <w:r>
+        <w:t>예측값들을</w:t>
+      </w:r>
+      <w:proofErr w:type="spellEnd"/>
+      <w:r>
+        <w:t xml:space="preserve"> 입력으로 받아 각 기본 모델의 강점과 약점을 학습하여 최종 출력을 생성한다.</w:t>
       </w:r>
     </w:p>
     <w:p>
@@ -5941,7 +6839,15 @@
         <w:pStyle w:val="af5"/>
       </w:pPr>
       <w:r>
-        <w:t>본 프로젝트에서는 분류 및 회귀를 포함한 모든 과제에서 스태킹 앙상블을 공통적으로 적용하였다. 이를 통해 단일 모델이나 단순 앙상블 기법으로는 포착하기 어려운 복합적인 데이터 패턴을 보다 효과적으로 학습할 수 있었다. 특히 서로 다른 알고리즘 특성을 가진 모델들을 조합함으로써 모델 간 상호 보완성을 극대화하고, 전반적인 일반화 성능을 안정적으로 향상시킬 수 있었다.</w:t>
+        <w:t xml:space="preserve">본 프로젝트에서는 분류 및 회귀를 포함한 모든 과제에서 </w:t>
+      </w:r>
+      <w:proofErr w:type="spellStart"/>
+      <w:r>
+        <w:t>스태킹</w:t>
+      </w:r>
+      <w:proofErr w:type="spellEnd"/>
+      <w:r>
+        <w:t xml:space="preserve"> 앙상블을 공통적으로 적용하였다. 이를 통해 단일 모델이나 단순 앙상블 기법으로는 포착하기 어려운 복합적인 데이터 패턴을 보다 효과적으로 학습할 수 있었다. 특히 서로 다른 알고리즘 특성을 가진 모델들을 조합함으로써 모델 간 상호 보완성을 극대화하고, 전반적인 일반화 성능을 안정적으로 향상시킬 수 있었다.</w:t>
       </w:r>
     </w:p>
     <w:p>
@@ -5949,7 +6855,31 @@
         <w:pStyle w:val="af5"/>
       </w:pPr>
       <w:r>
-        <w:t>메타 모델로는 문제 유형에 따라 로지스틱 회귀 또는 선형 회귀와 같은 비교적 단순하고 해석 가능한 모델을 사용하여, 과적합 위험을 줄이는 동시에 예측 결과의 안정성을 확보하였다. 또한 교차 검증 기반 예측값을 활용함으로써 정보 누수(data leakage)를 방지하고 스태킹 구조의 신뢰성을 높였다.</w:t>
+        <w:t xml:space="preserve">메타 모델로는 문제 유형에 따라 로지스틱 회귀 또는 선형 회귀와 같은 비교적 단순하고 해석 가능한 모델을 사용하여, </w:t>
+      </w:r>
+      <w:proofErr w:type="spellStart"/>
+      <w:r>
+        <w:t>과적합</w:t>
+      </w:r>
+      <w:proofErr w:type="spellEnd"/>
+      <w:r>
+        <w:t xml:space="preserve"> 위험을 줄이는 동시에 예측 결과의 안정성을 확보하였다. 또한 교차 검증 기반 </w:t>
+      </w:r>
+      <w:proofErr w:type="spellStart"/>
+      <w:r>
+        <w:t>예측값을</w:t>
+      </w:r>
+      <w:proofErr w:type="spellEnd"/>
+      <w:r>
+        <w:t xml:space="preserve"> 활용함으로써 정보 누수(data leakage)를 방지하고 </w:t>
+      </w:r>
+      <w:proofErr w:type="spellStart"/>
+      <w:r>
+        <w:t>스태킹</w:t>
+      </w:r>
+      <w:proofErr w:type="spellEnd"/>
+      <w:r>
+        <w:t xml:space="preserve"> 구조의 신뢰성을 높였다.</w:t>
       </w:r>
     </w:p>
     <w:p>
@@ -5957,7 +6887,23 @@
         <w:pStyle w:val="af5"/>
       </w:pPr>
       <w:r>
-        <w:t>이와 같은 스태킹 앙상블 전략은 Santander 고객 만족 예측, 신용카드 사기 검출, Mercari 가격 예측 등 다양한 문제 유형에서 전반적으로 일관된 성능 개선 효과를 보이며, 본 프로젝트 전반에 걸쳐 핵심적인 성능 향상 기법으로 활용되었다. 다만 모든 경우에서 스태킹이 단일 모델이나 다른 앙상블 기법 대비 항상 최적의 성능을 보인 것은 아니었으며, 데이터 특성이나 기본 모델 조합, 메타 모델 선택에 따라 성능 차이가 발생함을 확인하였다.</w:t>
+        <w:t xml:space="preserve">이와 같은 </w:t>
+      </w:r>
+      <w:proofErr w:type="spellStart"/>
+      <w:r>
+        <w:t>스태킹</w:t>
+      </w:r>
+      <w:proofErr w:type="spellEnd"/>
+      <w:r>
+        <w:t xml:space="preserve"> 앙상블 전략은 Santander 고객 만족 예측, 신용카드 사기 검출, Mercari 가격 예측 등 다양한 문제 유형에서 전반적으로 일관된 성능 개선 효과를 보이며, 본 프로젝트 전반에 걸쳐 핵심적인 성능 향상 기법으로 활용되었다. 다만 모든 경우에서 </w:t>
+      </w:r>
+      <w:proofErr w:type="spellStart"/>
+      <w:r>
+        <w:t>스태킹이</w:t>
+      </w:r>
+      <w:proofErr w:type="spellEnd"/>
+      <w:r>
+        <w:t xml:space="preserve"> 단일 모델이나 다른 앙상블 기법 대비 항상 최적의 성능을 보인 것은 아니었으며, 데이터 특성이나 기본 모델 조합, 메타 모델 선택에 따라 성능 차이가 발생함을 확인하였다.</w:t>
       </w:r>
     </w:p>
     <w:p>
@@ -5965,18 +6911,52 @@
         <w:pStyle w:val="af5"/>
       </w:pPr>
       <w:r>
-        <w:t>그럼에도 불구하고 스태킹은 여러 모델의 예측 결과를 입력으로 사용하는 메타 모델을 통해 각 모델의 강점을 효과적으로 결합할 수 있는 앙상블 기법으로, 적절한 구성과 검증 과정을 거칠 경우 모델 간 상호 보완성을 극대화할 수 있는 유연한 전략임을 확인할 수 있었다.</w:t>
-      </w:r>
-    </w:p>
-    <w:p>
-      <w:pPr>
-        <w:pStyle w:val="2"/>
-      </w:pPr>
+        <w:t xml:space="preserve">그럼에도 불구하고 </w:t>
+      </w:r>
+      <w:proofErr w:type="spellStart"/>
+      <w:r>
+        <w:t>스태킹은</w:t>
+      </w:r>
+      <w:proofErr w:type="spellEnd"/>
+      <w:r>
+        <w:t xml:space="preserve"> 여러 모델의 예측 결과를 입력으로 사용하는 메타 모델을 통해 각 모델의 강점을 효과적으로 결합할 수 있는 앙상블 기법으로, 적절한 구성과 </w:t>
+      </w:r>
+      <w:r>
+        <w:lastRenderedPageBreak/>
+        <w:t>검증 과정을 거칠 경우 모델 간 상호 보완성을 극대화할 수 있는 유연한 전략임을 확인할 수 있었다.</w:t>
+      </w:r>
       <w:bookmarkStart w:id="37" w:name="_Toc216461322"/>
       <w:bookmarkStart w:id="38" w:name="회귀-regression"/>
       <w:bookmarkEnd w:id="12"/>
       <w:bookmarkEnd w:id="36"/>
-      <w:r>
+    </w:p>
+    <w:p>
+      <w:pPr>
+        <w:pStyle w:val="af5"/>
+        <w:rPr>
+          <w:rFonts w:hint="eastAsia"/>
+        </w:rPr>
+      </w:pPr>
+    </w:p>
+    <w:p>
+      <w:pPr>
+        <w:rPr>
+          <w:rFonts w:asciiTheme="majorHAnsi" w:eastAsiaTheme="majorEastAsia" w:hAnsiTheme="majorHAnsi" w:cstheme="majorBidi"/>
+          <w:b/>
+          <w:sz w:val="32"/>
+          <w:szCs w:val="32"/>
+        </w:rPr>
+      </w:pPr>
+      <w:r>
+        <w:br w:type="page"/>
+      </w:r>
+    </w:p>
+    <w:p>
+      <w:pPr>
+        <w:pStyle w:val="2"/>
+      </w:pPr>
+      <w:r>
+        <w:lastRenderedPageBreak/>
         <w:t>1.3 회귀 (Regression)</w:t>
       </w:r>
       <w:bookmarkEnd w:id="37"/>
@@ -5988,17 +6968,30 @@
       <w:bookmarkStart w:id="39" w:name="_Toc216461323"/>
       <w:bookmarkStart w:id="40" w:name="다항-회귀와-과적합과소적합"/>
       <w:r>
-        <w:t>1.3.1 다항 회귀와 과적합/과소적합</w:t>
+        <w:t xml:space="preserve">1.3.1 다항 회귀와 </w:t>
+      </w:r>
+      <w:proofErr w:type="spellStart"/>
+      <w:r>
+        <w:t>과적합</w:t>
+      </w:r>
+      <w:proofErr w:type="spellEnd"/>
+      <w:r>
+        <w:t>/과소적합</w:t>
       </w:r>
       <w:bookmarkEnd w:id="39"/>
     </w:p>
     <w:p>
       <w:pPr>
-        <w:pStyle w:val="FirstParagraph"/>
+        <w:pStyle w:val="af5"/>
       </w:pPr>
       <w:r>
         <w:t>선형 회귀는 복잡한 비선형 관계를 설명하는 데 한계가 있으며, 다항 특성 추가를 통해 이를 보완할 수 있다. 그러나 모델 복잡도가 증가하면 과적합 위험이 커지므로 제어가 필요하다.</w:t>
       </w:r>
+    </w:p>
+    <w:p>
+      <w:pPr>
+        <w:pStyle w:val="af5"/>
+      </w:pPr>
     </w:p>
     <w:p>
       <w:pPr>
@@ -6008,14 +7001,13 @@
       <w:bookmarkStart w:id="42" w:name="규제-선형-모델-regularized-linear-models"/>
       <w:bookmarkEnd w:id="40"/>
       <w:r>
-        <w:lastRenderedPageBreak/>
         <w:t>1.3.2 규제 선형 모델 (Regularized Linear Models)</w:t>
       </w:r>
       <w:bookmarkEnd w:id="41"/>
     </w:p>
     <w:p>
       <w:pPr>
-        <w:pStyle w:val="FirstParagraph"/>
+        <w:pStyle w:val="af5"/>
       </w:pPr>
       <w:r>
         <w:t>규제 선형 모델은 선형 회귀 모델에 규제(Regularization) 항을 추가하여 모델의 가중치 크기를 제한함으로써 과적합을 방지하고 보지 못한 데이터에 대한 일반화 성능을 향상시키는 기법이다. 특히 다중공선성(multicollinearity)이 존재하거나 고차원 데이터 환경에서 효과적으로 활용된다.</w:t>
@@ -6023,6 +7015,11 @@
     </w:p>
     <w:p>
       <w:pPr>
+        <w:pStyle w:val="af5"/>
+      </w:pPr>
+    </w:p>
+    <w:p>
+      <w:pPr>
         <w:pStyle w:val="4"/>
       </w:pPr>
       <w:bookmarkStart w:id="43" w:name="ridge-regression-l2-규제"/>
@@ -6032,11 +7029,16 @@
     </w:p>
     <w:p>
       <w:pPr>
-        <w:pStyle w:val="FirstParagraph"/>
+        <w:pStyle w:val="af5"/>
       </w:pPr>
       <w:r>
         <w:t>Ridge 회귀는 가중치의 제곱합(L2 norm)에 패널티를 부여하여 계수의 크기를 전반적으로 줄이는 방식이다. 모든 변수를 유지한 채 모델을 안정화시키는 데 강점이 있으며, 다중공선성이 존재하는 경우 예측 성능 향상에 효과적이다.</w:t>
       </w:r>
+    </w:p>
+    <w:p>
+      <w:pPr>
+        <w:pStyle w:val="af5"/>
+      </w:pPr>
     </w:p>
     <w:p>
       <w:pPr>
@@ -6050,11 +7052,16 @@
     </w:p>
     <w:p>
       <w:pPr>
-        <w:pStyle w:val="FirstParagraph"/>
+        <w:pStyle w:val="af5"/>
       </w:pPr>
       <w:r>
         <w:t>Lasso 회귀는 가중치의 절댓값 합(L1 norm)에 패널티를 부여하여 일부 계수를 정확히 0으로 만드는 특성을 가진다. 이를 통해 자동 변수 선택(feature selection) 효과를 제공하며, 모델 해석성을 높이는 데 유리하다.</w:t>
       </w:r>
+    </w:p>
+    <w:p>
+      <w:pPr>
+        <w:pStyle w:val="af5"/>
+      </w:pPr>
     </w:p>
     <w:p>
       <w:pPr>
@@ -6063,12 +7070,13 @@
       <w:bookmarkStart w:id="45" w:name="elastic-net-l1-l2-규제"/>
       <w:bookmarkEnd w:id="44"/>
       <w:r>
+        <w:lastRenderedPageBreak/>
         <w:t>1.3.2.3 Elastic Net (L1 + L2 규제)</w:t>
       </w:r>
     </w:p>
     <w:p>
       <w:pPr>
-        <w:pStyle w:val="FirstParagraph"/>
+        <w:pStyle w:val="af5"/>
       </w:pPr>
       <w:r>
         <w:t>Elastic Net은 L1과 L2 규제를 결합한 방식으로, Ridge의 안정성과 Lasso의 변수 선택 특성을 동시에 활용한다. 상관관계가 높은 변수들이 다수 존재하는 경우에도 안정적인 모델 학습이 가능하다.</w:t>
@@ -6081,6 +7089,11 @@
       <w:r>
         <w:t>이와 같은 규제 기법은 모델의 복잡도를 효과적으로 제어함으로써 과적합을 완화하고 예측 성능의 안정성을 높이는 데 기여한다.</w:t>
       </w:r>
+    </w:p>
+    <w:p>
+      <w:pPr>
+        <w:pStyle w:val="af5"/>
+      </w:pPr>
     </w:p>
     <w:p>
       <w:pPr>
@@ -6097,7 +7110,7 @@
     </w:p>
     <w:p>
       <w:pPr>
-        <w:pStyle w:val="FirstParagraph"/>
+        <w:pStyle w:val="af5"/>
       </w:pPr>
       <w:r>
         <w:t xml:space="preserve">로지스틱 회귀(Logistic Regression)는 이름에 ‘회귀’가 포함되어 있으나, 실제로는 이진 분류(Binary Classification) 문제를 해결하기 위한 대표적인 지도학습 모델이다. 선형 결합된 입력 변수의 값을 </w:t>
@@ -6118,7 +7131,23 @@
         <w:pStyle w:val="af5"/>
       </w:pPr>
       <w:r>
-        <w:t>로지스틱 회귀는 입력 특성과 가중치의 선형 결합 결과를 시그모이드 함수(Sigmoid Function)에 통과시켜 0과 1 사이의 값을 출력한다. 이 출력 값은 특정 클래스(일반적으로 Positive 클래스)에 속할 확률로 해석되며, 사전에 정의된 임계값(threshold)을 기준으로 최종 클래스를 결정한다.</w:t>
+        <w:t xml:space="preserve">로지스틱 회귀는 입력 특성과 가중치의 선형 결합 결과를 </w:t>
+      </w:r>
+      <w:proofErr w:type="spellStart"/>
+      <w:r>
+        <w:t>시그모이드</w:t>
+      </w:r>
+      <w:proofErr w:type="spellEnd"/>
+      <w:r>
+        <w:t xml:space="preserve"> 함수(Sigmoid Function)에 통과시켜 0과 1 사이의 값을 출력한다. 이 출력 값은 특정 클래스(일반적으로 Positive 클래스)에 속할 확률로 해석되며, 사전에 정의된 </w:t>
+      </w:r>
+      <w:proofErr w:type="spellStart"/>
+      <w:r>
+        <w:t>임계값</w:t>
+      </w:r>
+      <w:proofErr w:type="spellEnd"/>
+      <w:r>
+        <w:t>(threshold)을 기준으로 최종 클래스를 결정한다.</w:t>
       </w:r>
     </w:p>
     <w:p>
@@ -6144,17 +7173,22 @@
         <w:pStyle w:val="af5"/>
       </w:pPr>
       <w:r>
+        <w:t>로지스틱 회귀는 구조가 단순하고 해석이 용이하다는 장점이 있어, 각 특성이 결과에 미치는 영향을 계수(coefficient)를 통해 직관적으로 이해할 수 있다. 또한 L1(Lasso) 또는 L2(Ridge) 규제를 적용함으로써 과적합을 제어할 수 있으며, 이는 고차원 정형 데이터 분석에서 특히 유용하다.</w:t>
+      </w:r>
+    </w:p>
+    <w:p>
+      <w:pPr>
+        <w:pStyle w:val="af5"/>
+      </w:pPr>
+      <w:r>
         <w:lastRenderedPageBreak/>
-        <w:t>로지스틱 회귀는 구조가 단순하고 해석이 용이하다는 장점이 있어, 각 특성이 결과에 미치는 영향을 계수(coefficient)를 통해 직관적으로 이해할 수 있다. 또한 L1(Lasso) 또는 L2(Ridge) 규제를 적용함으로써 과적합을 제어할 수 있으며, 이는 고차원 정형 데이터 분석에서 특히 유용하다.</w:t>
+        <w:t>다만 입력 변수와 타깃 간의 관계를 선형적으로 가정하므로, 복잡한 비선형 패턴을 학습하는 데에는 한계가 존재한다. 이러한 경우 결정 트리나 앙상블 기반 분류 모델이 대안으로 활용된다.</w:t>
       </w:r>
     </w:p>
     <w:p>
       <w:pPr>
         <w:pStyle w:val="af5"/>
       </w:pPr>
-      <w:r>
-        <w:t>다만 입력 변수와 타깃 간의 관계를 선형적으로 가정하므로, 복잡한 비선형 패턴을 학습하는 데에는 한계가 존재한다. 이러한 경우 결정 트리나 앙상블 기반 분류 모델이 대안으로 활용된다.</w:t>
-      </w:r>
     </w:p>
     <w:p>
       <w:pPr>
@@ -6170,7 +7204,7 @@
     </w:p>
     <w:p>
       <w:pPr>
-        <w:pStyle w:val="FirstParagraph"/>
+        <w:pStyle w:val="af5"/>
       </w:pPr>
       <w:r>
         <w:t>회귀 트리(Regression Tree)는 연속형(target) 값을 예측하기 위한 결정 트리 기반의 회귀 모델로, 분류 트리(Classification Tree)와 구조는 유사하지만 리프 노드에서 클래스가 아닌 수치값을 예측한다는 점에서 차이가 있다.</w:t>
@@ -6189,7 +7223,23 @@
         <w:pStyle w:val="af5"/>
       </w:pPr>
       <w:r>
-        <w:t>리프 노드에서는 해당 노드에 속한 학습 데이터의 타깃 값 평균을 예측값으로 사용하며, 이를 통해 비선형적인 데이터 관계를 효과적으로 모델링할 수 있다. 그러나 분류 트리와 마찬가지로 단일 회귀 트리는 데이터에 과적합되기 쉬운 단점이 존재한다.</w:t>
+        <w:t xml:space="preserve">리프 노드에서는 해당 노드에 속한 학습 데이터의 타깃 값 평균을 </w:t>
+      </w:r>
+      <w:proofErr w:type="spellStart"/>
+      <w:r>
+        <w:t>예측값으로</w:t>
+      </w:r>
+      <w:proofErr w:type="spellEnd"/>
+      <w:r>
+        <w:t xml:space="preserve"> 사용하며, 이를 통해 </w:t>
+      </w:r>
+      <w:proofErr w:type="spellStart"/>
+      <w:r>
+        <w:t>비선형적인</w:t>
+      </w:r>
+      <w:proofErr w:type="spellEnd"/>
+      <w:r>
+        <w:t xml:space="preserve"> 데이터 관계를 효과적으로 모델링할 수 있다. 그러나 분류 트리와 마찬가지로 단일 회귀 트리는 데이터에 과적합되기 쉬운 단점이 존재한다.</w:t>
       </w:r>
     </w:p>
     <w:p>
@@ -6197,24 +7247,75 @@
         <w:pStyle w:val="af5"/>
       </w:pPr>
       <w:r>
-        <w:t>이러한 한계를 보완하기 위해 회귀 트리는 랜덤 포레스트(Random Forest Regressor)나 그래디언트 부스팅 회귀(Gradient Boosting Regressor), XGBoost, LightGBM과 같은 앙상블 회귀 모델의 기본 구성 요소(base learner)로 널리 활용된다.</w:t>
-      </w:r>
-    </w:p>
-    <w:p>
-      <w:pPr>
-        <w:pStyle w:val="2"/>
+        <w:t xml:space="preserve">이러한 한계를 보완하기 위해 회귀 트리는 랜덤 포레스트(Random Forest Regressor)나 </w:t>
+      </w:r>
+      <w:proofErr w:type="spellStart"/>
+      <w:r>
+        <w:t>그래디언트</w:t>
+      </w:r>
+      <w:proofErr w:type="spellEnd"/>
+      <w:r>
+        <w:t xml:space="preserve"> </w:t>
+      </w:r>
+      <w:proofErr w:type="spellStart"/>
+      <w:r>
+        <w:t>부스팅</w:t>
+      </w:r>
+      <w:proofErr w:type="spellEnd"/>
+      <w:r>
+        <w:t xml:space="preserve"> 회귀(Gradient Boosting Regressor), </w:t>
+      </w:r>
+      <w:proofErr w:type="spellStart"/>
+      <w:r>
+        <w:t>XGBoost</w:t>
+      </w:r>
+      <w:proofErr w:type="spellEnd"/>
+      <w:r>
+        <w:t xml:space="preserve">, </w:t>
+      </w:r>
+      <w:proofErr w:type="spellStart"/>
+      <w:r>
+        <w:t>LightGBM</w:t>
+      </w:r>
+      <w:proofErr w:type="spellEnd"/>
+      <w:r>
+        <w:t>과 같은 앙상블 회귀 모델의 기본 구성 요소(base learner)로 널리 활용된다.</w:t>
+      </w:r>
+    </w:p>
+    <w:p>
+      <w:pPr>
+        <w:pStyle w:val="af5"/>
+      </w:pPr>
+    </w:p>
+    <w:p>
+      <w:pPr>
+        <w:rPr>
+          <w:rFonts w:asciiTheme="majorHAnsi" w:eastAsiaTheme="majorEastAsia" w:hAnsiTheme="majorHAnsi" w:cstheme="majorBidi"/>
+          <w:b/>
+          <w:sz w:val="32"/>
+          <w:szCs w:val="32"/>
+        </w:rPr>
       </w:pPr>
       <w:bookmarkStart w:id="50" w:name="_Toc216461327"/>
       <w:bookmarkEnd w:id="38"/>
       <w:bookmarkEnd w:id="49"/>
       <w:r>
+        <w:br w:type="page"/>
+      </w:r>
+    </w:p>
+    <w:p>
+      <w:pPr>
+        <w:pStyle w:val="2"/>
+      </w:pPr>
+      <w:r>
+        <w:lastRenderedPageBreak/>
         <w:t>1.4 결론</w:t>
       </w:r>
       <w:bookmarkEnd w:id="50"/>
     </w:p>
     <w:p>
       <w:pPr>
-        <w:pStyle w:val="FirstParagraph"/>
+        <w:pStyle w:val="af5"/>
       </w:pPr>
       <w:r>
         <w:t>본 장에서는 머신러닝의 기본 개념과 분류·회귀 문제에 대한 주요 알고리즘 및 평가 지표를 정리하고, 이를 바탕으로 본 프로젝트에서 수행한 네 가지 실습 과제의 공통된 분석 관점을 제시하였다. 본 프로젝트는 서로 다른 데이터 특성과 문제 유형을 가진 사례들을 통해 머신러닝 기법의 적용 범위와 한계를 종합적으로 이해하는 데 목적이 있다.</w:t>
@@ -6225,7 +7326,25 @@
         <w:pStyle w:val="af5"/>
       </w:pPr>
       <w:r>
-        <w:t>먼저, Santander Bank Customer Satisfaction과 Credit Card Fraud Detection 프로젝트는 모두 정형 데이터를 기반으로 한 이진 분류 문제라는 공통점을 가지지만, 데이터 분포와 분석 목적에서 차이를 보였다. Santander 데이터는 비교적 완만한 불균형 구조를 가지며 전반적인 분류 성능 향상이 중요했던 반면, 신용카드 사기 검출 문제는 극심한 클래스 불균형으로 인해 정확도보다는 재현율과 ROC-AUC가 핵심 평가 지표로 작용하였다. 이를 통해 분류 문제에서는 데이터 특성에 따라 평가 지표 선택과 임계값 설정 전략이 달라져야 함을 확인하였다.</w:t>
+        <w:t xml:space="preserve">먼저, </w:t>
+      </w:r>
+      <w:r>
+        <w:rPr>
+          <w:b/>
+          <w:bCs/>
+        </w:rPr>
+        <w:t>Santander Bank Customer Satisfaction과 Credit Card Fraud Detection 프로젝트</w:t>
+      </w:r>
+      <w:r>
+        <w:t xml:space="preserve">는 모두 정형 데이터를 기반으로 한 이진 분류 문제라는 공통점을 가지지만, 데이터 분포와 분석 목적에서 차이를 보였다. Santander 데이터는 비교적 완만한 불균형 구조를 가지며 전반적인 분류 성능 향상이 중요했던 반면, 신용카드 사기 검출 문제는 극심한 클래스 불균형으로 인해 정확도보다는 재현율과 ROC-AUC가 핵심 평가 지표로 작용하였다. 이를 통해 분류 문제에서는 데이터 특성에 따라 평가 지표 선택과 </w:t>
+      </w:r>
+      <w:proofErr w:type="spellStart"/>
+      <w:r>
+        <w:t>임계값</w:t>
+      </w:r>
+      <w:proofErr w:type="spellEnd"/>
+      <w:r>
+        <w:t xml:space="preserve"> 설정 전략이 달라져야 함을 확인하였다.</w:t>
       </w:r>
     </w:p>
     <w:p>
@@ -6233,19 +7352,48 @@
         <w:pStyle w:val="af5"/>
       </w:pPr>
       <w:r>
-        <w:lastRenderedPageBreak/>
-        <w:t>UCI Opinion Review 데이터셋을 활용한 클러스터링 및 문서 유사도 분석은 앞선 분류 문제와 달리 정답 레이블이 존재하지 않는 비지도 학습 문제로, 데이터의 잠재적 구조를 탐색하는 데 중점을 두었다. 이 과정에서 텍스트 벡터화 방식과 거리 기반 유사도 계산이 결과에 큰 영향을 미친다는 점을 확인하였으며, 머신러닝이 예측뿐 아니라 데이터 이해와 구조 분석에도 효과적으로 활용될 수 있음을 보여주었다.</w:t>
+        <w:rPr>
+          <w:b/>
+          <w:bCs/>
+        </w:rPr>
+        <w:t>UCI Opinion Review</w:t>
+      </w:r>
+      <w:r>
+        <w:t xml:space="preserve"> 데이터셋을 활용한 클러스터링 및 문서 유사도 분석은 앞선 분류 문제와 달리 정답 레이블이 존재하지 않는 비지도 학습 문제로, 데이터의 잠재적 구조를 탐색하는 데 중점을 두었다. 이 과정에서 텍스트 벡터화 방식과 거리 기반 유사도 계산이 결과에 큰 영향을 미친다는 점을 확인하였으며, </w:t>
+      </w:r>
+      <w:proofErr w:type="spellStart"/>
+      <w:r>
+        <w:t>머신러닝이</w:t>
+      </w:r>
+      <w:proofErr w:type="spellEnd"/>
+      <w:r>
+        <w:t xml:space="preserve"> </w:t>
+      </w:r>
+      <w:proofErr w:type="spellStart"/>
+      <w:r>
+        <w:t>예측뿐</w:t>
+      </w:r>
+      <w:proofErr w:type="spellEnd"/>
+      <w:r>
+        <w:t xml:space="preserve"> 아니라 데이터 이해와 구조 분석에도 효과적으로 활용될 수 있음을 보여주었다.</w:t>
       </w:r>
     </w:p>
     <w:p>
       <w:pPr>
         <w:pStyle w:val="af5"/>
+      </w:pPr>
+      <w:r>
+        <w:t xml:space="preserve">마지막으로, </w:t>
+      </w:r>
+      <w:r>
         <w:rPr>
-          <w:rFonts w:hint="eastAsia"/>
+          <w:b/>
+          <w:bCs/>
         </w:rPr>
-      </w:pPr>
-      <w:r>
-        <w:t>마지막으로, Mercari Price Suggestion Challenge 프로젝트는 회귀 문제를 통해 연속형 값을 예측하는 사례로, 분류 문제와는 다른 관점의 모델 평가와 특성 설계가 요구되었다. 특히 텍스트 데이터와 정형 데이터를 결합한 피처 엔지니어링의 중요성과, 규제 모델 및 앙상블 기법을 통한 일반화 성능 향상의 필요성을 확인할 수 있었다.</w:t>
+        <w:t>Mercari Price Suggestion Challenge</w:t>
+      </w:r>
+      <w:r>
+        <w:t xml:space="preserve"> 프로젝트는 회귀 문제를 통해 연속형 값을 예측하는 사례로, 분류 문제와는 다른 관점의 모델 평가와 특성 설계가 요구되었다. 특히 텍스트 데이터와 정형 데이터를 결합한 피처 엔지니어링의 중요성과, 규제 모델 및 앙상블 기법을 통한 일반화 성능 향상의 필요성을 확인할 수 있었다.</w:t>
       </w:r>
     </w:p>
     <w:p>
@@ -6253,15 +7401,31 @@
         <w:pStyle w:val="af5"/>
       </w:pPr>
       <w:r>
-        <w:t>종합적으로 본 프로젝트는 분류, 비지도 학습, 회귀 문제를 아우르는 다양한 사례를 통해 머신러닝 모델 선택, 평가 지표 설정, 데이터 특성 이해의 중요성을 실증적으로 확인하였다. 이러한 경험은 이후 실제 데이터 분석 및 머신러닝 프로젝트 수행 시 문제 유형에 적합한 접근 전략을 수립하는 데 중요한 기반이 될 것으로 기대된다.</w:t>
-      </w:r>
-      <w:bookmarkEnd w:id="0"/>
+        <w:t xml:space="preserve">종합적으로 본 프로젝트는 분류, 비지도 학습, 회귀 문제를 아우르는 다양한 사례를 통해 </w:t>
+      </w:r>
+      <w:proofErr w:type="spellStart"/>
+      <w:r>
+        <w:t>머신러닝</w:t>
+      </w:r>
+      <w:proofErr w:type="spellEnd"/>
+      <w:r>
+        <w:t xml:space="preserve"> 모델 선택, 평가 지표 설정, 데이터 특성 이해의 중요성을 실증적으로 확인하였다. 이러한 경험은 이후 실제 데이터 분석 및 </w:t>
+      </w:r>
+      <w:proofErr w:type="spellStart"/>
+      <w:r>
+        <w:t>머신러닝</w:t>
+      </w:r>
+      <w:proofErr w:type="spellEnd"/>
+      <w:r>
+        <w:t xml:space="preserve"> 프로젝트 수행 시 문제 유형에 적합한 접근 전략을 수립하는 데 중요한 기반이 될 것으로 기대된다.</w:t>
+      </w:r>
       <w:bookmarkEnd w:id="1"/>
+      <w:bookmarkEnd w:id="2"/>
     </w:p>
     <w:sectPr>
       <w:type w:val="continuous"/>
       <w:pgSz w:w="11906" w:h="16838"/>
-      <w:pgMar w:top="720" w:right="720" w:bottom="720" w:left="720" w:header="851" w:footer="992" w:gutter="0"/>
+      <w:pgMar w:top="1985" w:right="1701" w:bottom="1701" w:left="1701" w:header="851" w:footer="992" w:gutter="0"/>
       <w:pgNumType w:start="0"/>
       <w:cols w:space="425"/>
       <w:titlePg/>
@@ -9410,6 +10574,110 @@
     </w:lvl>
   </w:abstractNum>
   <w:abstractNum w:abstractNumId="27" w15:restartNumberingAfterBreak="0">
+    <w:nsid w:val="3FE1636B"/>
+    <w:multiLevelType w:val="multilevel"/>
+    <w:tmpl w:val="FBEC30BC"/>
+    <w:lvl w:ilvl="0">
+      <w:numFmt w:val="bullet"/>
+      <w:lvlText w:val=""/>
+      <w:lvlJc w:val="left"/>
+      <w:pPr>
+        <w:ind w:left="720" w:hanging="360"/>
+      </w:pPr>
+      <w:rPr>
+        <w:rFonts w:ascii="Symbol" w:hAnsi="Symbol" w:cs="Symbol" w:hint="default"/>
+      </w:rPr>
+    </w:lvl>
+    <w:lvl w:ilvl="1">
+      <w:numFmt w:val="bullet"/>
+      <w:lvlText w:val="o"/>
+      <w:lvlJc w:val="left"/>
+      <w:pPr>
+        <w:ind w:left="1440" w:hanging="360"/>
+      </w:pPr>
+      <w:rPr>
+        <w:rFonts w:ascii="Courier New" w:hAnsi="Courier New" w:cs="Courier New" w:hint="default"/>
+      </w:rPr>
+    </w:lvl>
+    <w:lvl w:ilvl="2">
+      <w:numFmt w:val="bullet"/>
+      <w:lvlText w:val=""/>
+      <w:lvlJc w:val="left"/>
+      <w:pPr>
+        <w:ind w:left="2160" w:hanging="360"/>
+      </w:pPr>
+      <w:rPr>
+        <w:rFonts w:ascii="Wingdings" w:hAnsi="Wingdings" w:cs="Wingdings" w:hint="default"/>
+      </w:rPr>
+    </w:lvl>
+    <w:lvl w:ilvl="3">
+      <w:numFmt w:val="bullet"/>
+      <w:lvlText w:val=""/>
+      <w:lvlJc w:val="left"/>
+      <w:pPr>
+        <w:ind w:left="2880" w:hanging="360"/>
+      </w:pPr>
+      <w:rPr>
+        <w:rFonts w:ascii="Symbol" w:hAnsi="Symbol" w:cs="Symbol" w:hint="default"/>
+      </w:rPr>
+    </w:lvl>
+    <w:lvl w:ilvl="4">
+      <w:numFmt w:val="bullet"/>
+      <w:lvlText w:val="o"/>
+      <w:lvlJc w:val="left"/>
+      <w:pPr>
+        <w:ind w:left="3600" w:hanging="360"/>
+      </w:pPr>
+      <w:rPr>
+        <w:rFonts w:ascii="Courier New" w:hAnsi="Courier New" w:cs="Courier New" w:hint="default"/>
+      </w:rPr>
+    </w:lvl>
+    <w:lvl w:ilvl="5">
+      <w:numFmt w:val="bullet"/>
+      <w:lvlText w:val=""/>
+      <w:lvlJc w:val="left"/>
+      <w:pPr>
+        <w:ind w:left="4320" w:hanging="360"/>
+      </w:pPr>
+      <w:rPr>
+        <w:rFonts w:ascii="Wingdings" w:hAnsi="Wingdings" w:cs="Wingdings" w:hint="default"/>
+      </w:rPr>
+    </w:lvl>
+    <w:lvl w:ilvl="6">
+      <w:numFmt w:val="bullet"/>
+      <w:lvlText w:val=""/>
+      <w:lvlJc w:val="left"/>
+      <w:pPr>
+        <w:ind w:left="5040" w:hanging="360"/>
+      </w:pPr>
+      <w:rPr>
+        <w:rFonts w:ascii="Symbol" w:hAnsi="Symbol" w:cs="Symbol" w:hint="default"/>
+      </w:rPr>
+    </w:lvl>
+    <w:lvl w:ilvl="7">
+      <w:numFmt w:val="bullet"/>
+      <w:lvlText w:val="o"/>
+      <w:lvlJc w:val="left"/>
+      <w:pPr>
+        <w:ind w:left="5760" w:hanging="360"/>
+      </w:pPr>
+      <w:rPr>
+        <w:rFonts w:ascii="Courier New" w:hAnsi="Courier New" w:cs="Courier New" w:hint="default"/>
+      </w:rPr>
+    </w:lvl>
+    <w:lvl w:ilvl="8">
+      <w:numFmt w:val="bullet"/>
+      <w:lvlText w:val=""/>
+      <w:lvlJc w:val="left"/>
+      <w:pPr>
+        <w:ind w:left="6480" w:hanging="360"/>
+      </w:pPr>
+      <w:rPr>
+        <w:rFonts w:ascii="Wingdings" w:hAnsi="Wingdings" w:cs="Wingdings" w:hint="default"/>
+      </w:rPr>
+    </w:lvl>
+  </w:abstractNum>
+  <w:abstractNum w:abstractNumId="28" w15:restartNumberingAfterBreak="0">
     <w:nsid w:val="407B7D11"/>
     <w:multiLevelType w:val="multilevel"/>
     <w:tmpl w:val="8EF83546"/>
@@ -9522,7 +10790,7 @@
       </w:rPr>
     </w:lvl>
   </w:abstractNum>
-  <w:abstractNum w:abstractNumId="28" w15:restartNumberingAfterBreak="0">
+  <w:abstractNum w:abstractNumId="29" w15:restartNumberingAfterBreak="0">
     <w:nsid w:val="440E06F7"/>
     <w:multiLevelType w:val="multilevel"/>
     <w:tmpl w:val="C7A6D616"/>
@@ -9635,7 +10903,7 @@
       </w:rPr>
     </w:lvl>
   </w:abstractNum>
-  <w:abstractNum w:abstractNumId="29" w15:restartNumberingAfterBreak="0">
+  <w:abstractNum w:abstractNumId="30" w15:restartNumberingAfterBreak="0">
     <w:nsid w:val="44F52C2F"/>
     <w:multiLevelType w:val="multilevel"/>
     <w:tmpl w:val="9ADA1E0C"/>
@@ -9784,7 +11052,7 @@
       </w:rPr>
     </w:lvl>
   </w:abstractNum>
-  <w:abstractNum w:abstractNumId="30" w15:restartNumberingAfterBreak="0">
+  <w:abstractNum w:abstractNumId="31" w15:restartNumberingAfterBreak="0">
     <w:nsid w:val="4A38175C"/>
     <w:multiLevelType w:val="multilevel"/>
     <w:tmpl w:val="22A46AC4"/>
@@ -9897,7 +11165,7 @@
       </w:rPr>
     </w:lvl>
   </w:abstractNum>
-  <w:abstractNum w:abstractNumId="31" w15:restartNumberingAfterBreak="0">
+  <w:abstractNum w:abstractNumId="32" w15:restartNumberingAfterBreak="0">
     <w:nsid w:val="4B08338D"/>
     <w:multiLevelType w:val="multilevel"/>
     <w:tmpl w:val="C32851E0"/>
@@ -10010,7 +11278,7 @@
       </w:rPr>
     </w:lvl>
   </w:abstractNum>
-  <w:abstractNum w:abstractNumId="32" w15:restartNumberingAfterBreak="0">
+  <w:abstractNum w:abstractNumId="33" w15:restartNumberingAfterBreak="0">
     <w:nsid w:val="4D5168C1"/>
     <w:multiLevelType w:val="hybridMultilevel"/>
     <w:tmpl w:val="1CC05BB0"/>
@@ -10099,7 +11367,7 @@
       </w:pPr>
     </w:lvl>
   </w:abstractNum>
-  <w:abstractNum w:abstractNumId="33" w15:restartNumberingAfterBreak="0">
+  <w:abstractNum w:abstractNumId="34" w15:restartNumberingAfterBreak="0">
     <w:nsid w:val="4EC051B9"/>
     <w:multiLevelType w:val="multilevel"/>
     <w:tmpl w:val="FD7AFA18"/>
@@ -10212,7 +11480,7 @@
       </w:rPr>
     </w:lvl>
   </w:abstractNum>
-  <w:abstractNum w:abstractNumId="34" w15:restartNumberingAfterBreak="0">
+  <w:abstractNum w:abstractNumId="35" w15:restartNumberingAfterBreak="0">
     <w:nsid w:val="4F874405"/>
     <w:multiLevelType w:val="multilevel"/>
     <w:tmpl w:val="480C65A8"/>
@@ -10325,7 +11593,7 @@
       </w:rPr>
     </w:lvl>
   </w:abstractNum>
-  <w:abstractNum w:abstractNumId="35" w15:restartNumberingAfterBreak="0">
+  <w:abstractNum w:abstractNumId="36" w15:restartNumberingAfterBreak="0">
     <w:nsid w:val="51FA2F2B"/>
     <w:multiLevelType w:val="multilevel"/>
     <w:tmpl w:val="605AB292"/>
@@ -10438,7 +11706,7 @@
       </w:rPr>
     </w:lvl>
   </w:abstractNum>
-  <w:abstractNum w:abstractNumId="36" w15:restartNumberingAfterBreak="0">
+  <w:abstractNum w:abstractNumId="37" w15:restartNumberingAfterBreak="0">
     <w:nsid w:val="553C2741"/>
     <w:multiLevelType w:val="multilevel"/>
     <w:tmpl w:val="313646EA"/>
@@ -10551,7 +11819,7 @@
       </w:rPr>
     </w:lvl>
   </w:abstractNum>
-  <w:abstractNum w:abstractNumId="37" w15:restartNumberingAfterBreak="0">
+  <w:abstractNum w:abstractNumId="38" w15:restartNumberingAfterBreak="0">
     <w:nsid w:val="5EF241E9"/>
     <w:multiLevelType w:val="multilevel"/>
     <w:tmpl w:val="A9966C46"/>
@@ -10664,7 +11932,111 @@
       </w:rPr>
     </w:lvl>
   </w:abstractNum>
-  <w:abstractNum w:abstractNumId="38" w15:restartNumberingAfterBreak="0">
+  <w:abstractNum w:abstractNumId="39" w15:restartNumberingAfterBreak="0">
+    <w:nsid w:val="60946664"/>
+    <w:multiLevelType w:val="multilevel"/>
+    <w:tmpl w:val="FBEC30BC"/>
+    <w:lvl w:ilvl="0">
+      <w:numFmt w:val="bullet"/>
+      <w:lvlText w:val=""/>
+      <w:lvlJc w:val="left"/>
+      <w:pPr>
+        <w:ind w:left="720" w:hanging="360"/>
+      </w:pPr>
+      <w:rPr>
+        <w:rFonts w:ascii="Symbol" w:hAnsi="Symbol" w:cs="Symbol" w:hint="default"/>
+      </w:rPr>
+    </w:lvl>
+    <w:lvl w:ilvl="1">
+      <w:numFmt w:val="bullet"/>
+      <w:lvlText w:val="o"/>
+      <w:lvlJc w:val="left"/>
+      <w:pPr>
+        <w:ind w:left="1440" w:hanging="360"/>
+      </w:pPr>
+      <w:rPr>
+        <w:rFonts w:ascii="Courier New" w:hAnsi="Courier New" w:cs="Courier New" w:hint="default"/>
+      </w:rPr>
+    </w:lvl>
+    <w:lvl w:ilvl="2">
+      <w:numFmt w:val="bullet"/>
+      <w:lvlText w:val=""/>
+      <w:lvlJc w:val="left"/>
+      <w:pPr>
+        <w:ind w:left="2160" w:hanging="360"/>
+      </w:pPr>
+      <w:rPr>
+        <w:rFonts w:ascii="Wingdings" w:hAnsi="Wingdings" w:cs="Wingdings" w:hint="default"/>
+      </w:rPr>
+    </w:lvl>
+    <w:lvl w:ilvl="3">
+      <w:numFmt w:val="bullet"/>
+      <w:lvlText w:val=""/>
+      <w:lvlJc w:val="left"/>
+      <w:pPr>
+        <w:ind w:left="2880" w:hanging="360"/>
+      </w:pPr>
+      <w:rPr>
+        <w:rFonts w:ascii="Symbol" w:hAnsi="Symbol" w:cs="Symbol" w:hint="default"/>
+      </w:rPr>
+    </w:lvl>
+    <w:lvl w:ilvl="4">
+      <w:numFmt w:val="bullet"/>
+      <w:lvlText w:val="o"/>
+      <w:lvlJc w:val="left"/>
+      <w:pPr>
+        <w:ind w:left="3600" w:hanging="360"/>
+      </w:pPr>
+      <w:rPr>
+        <w:rFonts w:ascii="Courier New" w:hAnsi="Courier New" w:cs="Courier New" w:hint="default"/>
+      </w:rPr>
+    </w:lvl>
+    <w:lvl w:ilvl="5">
+      <w:numFmt w:val="bullet"/>
+      <w:lvlText w:val=""/>
+      <w:lvlJc w:val="left"/>
+      <w:pPr>
+        <w:ind w:left="4320" w:hanging="360"/>
+      </w:pPr>
+      <w:rPr>
+        <w:rFonts w:ascii="Wingdings" w:hAnsi="Wingdings" w:cs="Wingdings" w:hint="default"/>
+      </w:rPr>
+    </w:lvl>
+    <w:lvl w:ilvl="6">
+      <w:numFmt w:val="bullet"/>
+      <w:lvlText w:val=""/>
+      <w:lvlJc w:val="left"/>
+      <w:pPr>
+        <w:ind w:left="5040" w:hanging="360"/>
+      </w:pPr>
+      <w:rPr>
+        <w:rFonts w:ascii="Symbol" w:hAnsi="Symbol" w:cs="Symbol" w:hint="default"/>
+      </w:rPr>
+    </w:lvl>
+    <w:lvl w:ilvl="7">
+      <w:numFmt w:val="bullet"/>
+      <w:lvlText w:val="o"/>
+      <w:lvlJc w:val="left"/>
+      <w:pPr>
+        <w:ind w:left="5760" w:hanging="360"/>
+      </w:pPr>
+      <w:rPr>
+        <w:rFonts w:ascii="Courier New" w:hAnsi="Courier New" w:cs="Courier New" w:hint="default"/>
+      </w:rPr>
+    </w:lvl>
+    <w:lvl w:ilvl="8">
+      <w:numFmt w:val="bullet"/>
+      <w:lvlText w:val=""/>
+      <w:lvlJc w:val="left"/>
+      <w:pPr>
+        <w:ind w:left="6480" w:hanging="360"/>
+      </w:pPr>
+      <w:rPr>
+        <w:rFonts w:ascii="Wingdings" w:hAnsi="Wingdings" w:cs="Wingdings" w:hint="default"/>
+      </w:rPr>
+    </w:lvl>
+  </w:abstractNum>
+  <w:abstractNum w:abstractNumId="40" w15:restartNumberingAfterBreak="0">
     <w:nsid w:val="6151371B"/>
     <w:multiLevelType w:val="hybridMultilevel"/>
     <w:tmpl w:val="DD3C0B62"/>
@@ -10753,7 +12125,111 @@
       </w:pPr>
     </w:lvl>
   </w:abstractNum>
-  <w:abstractNum w:abstractNumId="39" w15:restartNumberingAfterBreak="0">
+  <w:abstractNum w:abstractNumId="41" w15:restartNumberingAfterBreak="0">
+    <w:nsid w:val="65C7497E"/>
+    <w:multiLevelType w:val="multilevel"/>
+    <w:tmpl w:val="FBEC30BC"/>
+    <w:lvl w:ilvl="0">
+      <w:numFmt w:val="bullet"/>
+      <w:lvlText w:val=""/>
+      <w:lvlJc w:val="left"/>
+      <w:pPr>
+        <w:ind w:left="720" w:hanging="360"/>
+      </w:pPr>
+      <w:rPr>
+        <w:rFonts w:ascii="Symbol" w:hAnsi="Symbol" w:cs="Symbol" w:hint="default"/>
+      </w:rPr>
+    </w:lvl>
+    <w:lvl w:ilvl="1">
+      <w:numFmt w:val="bullet"/>
+      <w:lvlText w:val="o"/>
+      <w:lvlJc w:val="left"/>
+      <w:pPr>
+        <w:ind w:left="1440" w:hanging="360"/>
+      </w:pPr>
+      <w:rPr>
+        <w:rFonts w:ascii="Courier New" w:hAnsi="Courier New" w:cs="Courier New" w:hint="default"/>
+      </w:rPr>
+    </w:lvl>
+    <w:lvl w:ilvl="2">
+      <w:numFmt w:val="bullet"/>
+      <w:lvlText w:val=""/>
+      <w:lvlJc w:val="left"/>
+      <w:pPr>
+        <w:ind w:left="2160" w:hanging="360"/>
+      </w:pPr>
+      <w:rPr>
+        <w:rFonts w:ascii="Wingdings" w:hAnsi="Wingdings" w:cs="Wingdings" w:hint="default"/>
+      </w:rPr>
+    </w:lvl>
+    <w:lvl w:ilvl="3">
+      <w:numFmt w:val="bullet"/>
+      <w:lvlText w:val=""/>
+      <w:lvlJc w:val="left"/>
+      <w:pPr>
+        <w:ind w:left="2880" w:hanging="360"/>
+      </w:pPr>
+      <w:rPr>
+        <w:rFonts w:ascii="Symbol" w:hAnsi="Symbol" w:cs="Symbol" w:hint="default"/>
+      </w:rPr>
+    </w:lvl>
+    <w:lvl w:ilvl="4">
+      <w:numFmt w:val="bullet"/>
+      <w:lvlText w:val="o"/>
+      <w:lvlJc w:val="left"/>
+      <w:pPr>
+        <w:ind w:left="3600" w:hanging="360"/>
+      </w:pPr>
+      <w:rPr>
+        <w:rFonts w:ascii="Courier New" w:hAnsi="Courier New" w:cs="Courier New" w:hint="default"/>
+      </w:rPr>
+    </w:lvl>
+    <w:lvl w:ilvl="5">
+      <w:numFmt w:val="bullet"/>
+      <w:lvlText w:val=""/>
+      <w:lvlJc w:val="left"/>
+      <w:pPr>
+        <w:ind w:left="4320" w:hanging="360"/>
+      </w:pPr>
+      <w:rPr>
+        <w:rFonts w:ascii="Wingdings" w:hAnsi="Wingdings" w:cs="Wingdings" w:hint="default"/>
+      </w:rPr>
+    </w:lvl>
+    <w:lvl w:ilvl="6">
+      <w:numFmt w:val="bullet"/>
+      <w:lvlText w:val=""/>
+      <w:lvlJc w:val="left"/>
+      <w:pPr>
+        <w:ind w:left="5040" w:hanging="360"/>
+      </w:pPr>
+      <w:rPr>
+        <w:rFonts w:ascii="Symbol" w:hAnsi="Symbol" w:cs="Symbol" w:hint="default"/>
+      </w:rPr>
+    </w:lvl>
+    <w:lvl w:ilvl="7">
+      <w:numFmt w:val="bullet"/>
+      <w:lvlText w:val="o"/>
+      <w:lvlJc w:val="left"/>
+      <w:pPr>
+        <w:ind w:left="5760" w:hanging="360"/>
+      </w:pPr>
+      <w:rPr>
+        <w:rFonts w:ascii="Courier New" w:hAnsi="Courier New" w:cs="Courier New" w:hint="default"/>
+      </w:rPr>
+    </w:lvl>
+    <w:lvl w:ilvl="8">
+      <w:numFmt w:val="bullet"/>
+      <w:lvlText w:val=""/>
+      <w:lvlJc w:val="left"/>
+      <w:pPr>
+        <w:ind w:left="6480" w:hanging="360"/>
+      </w:pPr>
+      <w:rPr>
+        <w:rFonts w:ascii="Wingdings" w:hAnsi="Wingdings" w:cs="Wingdings" w:hint="default"/>
+      </w:rPr>
+    </w:lvl>
+  </w:abstractNum>
+  <w:abstractNum w:abstractNumId="42" w15:restartNumberingAfterBreak="0">
     <w:nsid w:val="6A44007B"/>
     <w:multiLevelType w:val="multilevel"/>
     <w:tmpl w:val="569AAAC0"/>
@@ -10866,7 +12342,7 @@
       </w:rPr>
     </w:lvl>
   </w:abstractNum>
-  <w:abstractNum w:abstractNumId="40" w15:restartNumberingAfterBreak="0">
+  <w:abstractNum w:abstractNumId="43" w15:restartNumberingAfterBreak="0">
     <w:nsid w:val="6D4667EA"/>
     <w:multiLevelType w:val="multilevel"/>
     <w:tmpl w:val="8286BBFC"/>
@@ -10979,7 +12455,7 @@
       </w:rPr>
     </w:lvl>
   </w:abstractNum>
-  <w:abstractNum w:abstractNumId="41" w15:restartNumberingAfterBreak="0">
+  <w:abstractNum w:abstractNumId="44" w15:restartNumberingAfterBreak="0">
     <w:nsid w:val="70E711C6"/>
     <w:multiLevelType w:val="multilevel"/>
     <w:tmpl w:val="2164484C"/>
@@ -11092,7 +12568,97 @@
       </w:rPr>
     </w:lvl>
   </w:abstractNum>
-  <w:abstractNum w:abstractNumId="42" w15:restartNumberingAfterBreak="0">
+  <w:abstractNum w:abstractNumId="45" w15:restartNumberingAfterBreak="0">
+    <w:nsid w:val="740072F6"/>
+    <w:multiLevelType w:val="hybridMultilevel"/>
+    <w:tmpl w:val="833883B0"/>
+    <w:lvl w:ilvl="0" w:tplc="E07A3696">
+      <w:start w:val="1"/>
+      <w:numFmt w:val="decimal"/>
+      <w:lvlText w:val="%1)"/>
+      <w:lvlJc w:val="left"/>
+      <w:pPr>
+        <w:ind w:left="800" w:hanging="360"/>
+      </w:pPr>
+      <w:rPr>
+        <w:rFonts w:hint="default"/>
+        <w:b/>
+      </w:rPr>
+    </w:lvl>
+    <w:lvl w:ilvl="1" w:tplc="04090019" w:tentative="1">
+      <w:start w:val="1"/>
+      <w:numFmt w:val="upperLetter"/>
+      <w:lvlText w:val="%2."/>
+      <w:lvlJc w:val="left"/>
+      <w:pPr>
+        <w:ind w:left="1320" w:hanging="440"/>
+      </w:pPr>
+    </w:lvl>
+    <w:lvl w:ilvl="2" w:tplc="0409001B" w:tentative="1">
+      <w:start w:val="1"/>
+      <w:numFmt w:val="lowerRoman"/>
+      <w:lvlText w:val="%3."/>
+      <w:lvlJc w:val="right"/>
+      <w:pPr>
+        <w:ind w:left="1760" w:hanging="440"/>
+      </w:pPr>
+    </w:lvl>
+    <w:lvl w:ilvl="3" w:tplc="0409000F" w:tentative="1">
+      <w:start w:val="1"/>
+      <w:numFmt w:val="decimal"/>
+      <w:lvlText w:val="%4."/>
+      <w:lvlJc w:val="left"/>
+      <w:pPr>
+        <w:ind w:left="2200" w:hanging="440"/>
+      </w:pPr>
+    </w:lvl>
+    <w:lvl w:ilvl="4" w:tplc="04090019" w:tentative="1">
+      <w:start w:val="1"/>
+      <w:numFmt w:val="upperLetter"/>
+      <w:lvlText w:val="%5."/>
+      <w:lvlJc w:val="left"/>
+      <w:pPr>
+        <w:ind w:left="2640" w:hanging="440"/>
+      </w:pPr>
+    </w:lvl>
+    <w:lvl w:ilvl="5" w:tplc="0409001B" w:tentative="1">
+      <w:start w:val="1"/>
+      <w:numFmt w:val="lowerRoman"/>
+      <w:lvlText w:val="%6."/>
+      <w:lvlJc w:val="right"/>
+      <w:pPr>
+        <w:ind w:left="3080" w:hanging="440"/>
+      </w:pPr>
+    </w:lvl>
+    <w:lvl w:ilvl="6" w:tplc="0409000F" w:tentative="1">
+      <w:start w:val="1"/>
+      <w:numFmt w:val="decimal"/>
+      <w:lvlText w:val="%7."/>
+      <w:lvlJc w:val="left"/>
+      <w:pPr>
+        <w:ind w:left="3520" w:hanging="440"/>
+      </w:pPr>
+    </w:lvl>
+    <w:lvl w:ilvl="7" w:tplc="04090019" w:tentative="1">
+      <w:start w:val="1"/>
+      <w:numFmt w:val="upperLetter"/>
+      <w:lvlText w:val="%8."/>
+      <w:lvlJc w:val="left"/>
+      <w:pPr>
+        <w:ind w:left="3960" w:hanging="440"/>
+      </w:pPr>
+    </w:lvl>
+    <w:lvl w:ilvl="8" w:tplc="0409001B" w:tentative="1">
+      <w:start w:val="1"/>
+      <w:numFmt w:val="lowerRoman"/>
+      <w:lvlText w:val="%9."/>
+      <w:lvlJc w:val="right"/>
+      <w:pPr>
+        <w:ind w:left="4400" w:hanging="440"/>
+      </w:pPr>
+    </w:lvl>
+  </w:abstractNum>
+  <w:abstractNum w:abstractNumId="46" w15:restartNumberingAfterBreak="0">
     <w:nsid w:val="7C5B0B74"/>
     <w:multiLevelType w:val="multilevel"/>
     <w:tmpl w:val="476E9A9E"/>
@@ -11205,7 +12771,7 @@
       </w:rPr>
     </w:lvl>
   </w:abstractNum>
-  <w:abstractNum w:abstractNumId="43" w15:restartNumberingAfterBreak="0">
+  <w:abstractNum w:abstractNumId="47" w15:restartNumberingAfterBreak="0">
     <w:nsid w:val="7EC10415"/>
     <w:multiLevelType w:val="multilevel"/>
     <w:tmpl w:val="97C2610A"/>
@@ -11355,16 +12921,16 @@
     </w:lvl>
   </w:abstractNum>
   <w:num w:numId="1" w16cid:durableId="1161002362">
-    <w:abstractNumId w:val="32"/>
+    <w:abstractNumId w:val="33"/>
   </w:num>
   <w:num w:numId="2" w16cid:durableId="646665901">
     <w:abstractNumId w:val="26"/>
   </w:num>
   <w:num w:numId="3" w16cid:durableId="579220518">
-    <w:abstractNumId w:val="38"/>
+    <w:abstractNumId w:val="40"/>
   </w:num>
   <w:num w:numId="4" w16cid:durableId="103500681">
-    <w:abstractNumId w:val="30"/>
+    <w:abstractNumId w:val="31"/>
   </w:num>
   <w:num w:numId="5" w16cid:durableId="617296083">
     <w:abstractNumId w:val="21"/>
@@ -11373,19 +12939,19 @@
     <w:abstractNumId w:val="8"/>
   </w:num>
   <w:num w:numId="7" w16cid:durableId="402222522">
-    <w:abstractNumId w:val="39"/>
+    <w:abstractNumId w:val="42"/>
   </w:num>
   <w:num w:numId="8" w16cid:durableId="1647200662">
     <w:abstractNumId w:val="4"/>
   </w:num>
   <w:num w:numId="9" w16cid:durableId="1682121071">
-    <w:abstractNumId w:val="42"/>
+    <w:abstractNumId w:val="46"/>
   </w:num>
   <w:num w:numId="10" w16cid:durableId="246695865">
     <w:abstractNumId w:val="13"/>
   </w:num>
   <w:num w:numId="11" w16cid:durableId="2141993432">
-    <w:abstractNumId w:val="40"/>
+    <w:abstractNumId w:val="43"/>
   </w:num>
   <w:num w:numId="12" w16cid:durableId="641038559">
     <w:abstractNumId w:val="23"/>
@@ -11397,10 +12963,10 @@
     <w:abstractNumId w:val="24"/>
   </w:num>
   <w:num w:numId="15" w16cid:durableId="1285043431">
-    <w:abstractNumId w:val="37"/>
+    <w:abstractNumId w:val="38"/>
   </w:num>
   <w:num w:numId="16" w16cid:durableId="60640942">
-    <w:abstractNumId w:val="27"/>
+    <w:abstractNumId w:val="28"/>
   </w:num>
   <w:num w:numId="17" w16cid:durableId="1933391165">
     <w:abstractNumId w:val="17"/>
@@ -11412,16 +12978,16 @@
     <w:abstractNumId w:val="12"/>
   </w:num>
   <w:num w:numId="20" w16cid:durableId="2080013416">
-    <w:abstractNumId w:val="41"/>
+    <w:abstractNumId w:val="44"/>
   </w:num>
   <w:num w:numId="21" w16cid:durableId="1864705951">
     <w:abstractNumId w:val="16"/>
   </w:num>
   <w:num w:numId="22" w16cid:durableId="1466965471">
-    <w:abstractNumId w:val="33"/>
+    <w:abstractNumId w:val="34"/>
   </w:num>
   <w:num w:numId="23" w16cid:durableId="232741186">
-    <w:abstractNumId w:val="35"/>
+    <w:abstractNumId w:val="36"/>
   </w:num>
   <w:num w:numId="24" w16cid:durableId="1743454208">
     <w:abstractNumId w:val="11"/>
@@ -11433,10 +12999,10 @@
     <w:abstractNumId w:val="20"/>
   </w:num>
   <w:num w:numId="27" w16cid:durableId="1168205411">
-    <w:abstractNumId w:val="31"/>
+    <w:abstractNumId w:val="32"/>
   </w:num>
   <w:num w:numId="28" w16cid:durableId="847213060">
-    <w:abstractNumId w:val="34"/>
+    <w:abstractNumId w:val="35"/>
   </w:num>
   <w:num w:numId="29" w16cid:durableId="461116745">
     <w:abstractNumId w:val="5"/>
@@ -11445,13 +13011,13 @@
     <w:abstractNumId w:val="22"/>
   </w:num>
   <w:num w:numId="31" w16cid:durableId="560598764">
-    <w:abstractNumId w:val="43"/>
+    <w:abstractNumId w:val="47"/>
   </w:num>
   <w:num w:numId="32" w16cid:durableId="1577281594">
     <w:abstractNumId w:val="25"/>
   </w:num>
   <w:num w:numId="33" w16cid:durableId="219678338">
-    <w:abstractNumId w:val="29"/>
+    <w:abstractNumId w:val="30"/>
   </w:num>
   <w:num w:numId="34" w16cid:durableId="1347437688">
     <w:abstractNumId w:val="15"/>
@@ -11460,7 +13026,7 @@
     <w:abstractNumId w:val="10"/>
   </w:num>
   <w:num w:numId="36" w16cid:durableId="60299312">
-    <w:abstractNumId w:val="28"/>
+    <w:abstractNumId w:val="29"/>
   </w:num>
   <w:num w:numId="37" w16cid:durableId="132262369">
     <w:abstractNumId w:val="7"/>
@@ -11481,10 +13047,22 @@
     <w:abstractNumId w:val="14"/>
   </w:num>
   <w:num w:numId="43" w16cid:durableId="1978870285">
-    <w:abstractNumId w:val="36"/>
+    <w:abstractNumId w:val="37"/>
   </w:num>
   <w:num w:numId="44" w16cid:durableId="1853182422">
     <w:abstractNumId w:val="0"/>
+  </w:num>
+  <w:num w:numId="45" w16cid:durableId="1668097555">
+    <w:abstractNumId w:val="45"/>
+  </w:num>
+  <w:num w:numId="46" w16cid:durableId="1352295206">
+    <w:abstractNumId w:val="41"/>
+  </w:num>
+  <w:num w:numId="47" w16cid:durableId="1350374889">
+    <w:abstractNumId w:val="27"/>
+  </w:num>
+  <w:num w:numId="48" w16cid:durableId="113867546">
+    <w:abstractNumId w:val="39"/>
   </w:num>
 </w:numbering>
 </file>
@@ -12773,12 +14351,11 @@
     <w:basedOn w:val="af5"/>
     <w:next w:val="af5"/>
     <w:qFormat/>
-    <w:rsid w:val="00E050EA"/>
+    <w:rsid w:val="00437EE9"/>
     <w:pPr>
       <w:spacing w:before="180" w:line="240" w:lineRule="auto"/>
     </w:pPr>
     <w:rPr>
-      <w:sz w:val="24"/>
       <w:szCs w:val="24"/>
       <w:lang w:eastAsia="zh-CN"/>
     </w:rPr>
@@ -12787,12 +14364,11 @@
     <w:name w:val="Compact1"/>
     <w:basedOn w:val="af5"/>
     <w:qFormat/>
-    <w:rsid w:val="00E050EA"/>
+    <w:rsid w:val="00437EE9"/>
     <w:pPr>
       <w:spacing w:before="36" w:after="36" w:line="240" w:lineRule="auto"/>
     </w:pPr>
     <w:rPr>
-      <w:sz w:val="24"/>
       <w:szCs w:val="24"/>
       <w:lang w:eastAsia="zh-CN"/>
     </w:rPr>

--- a/0.report/빅데이터20기_3조_세미프로젝트_보고서_1장.docx
+++ b/0.report/빅데이터20기_3조_세미프로젝트_보고서_1장.docx
@@ -11,17 +11,20 @@
         </w:docPartObj>
       </w:sdtPr>
       <w:sdtContent>
-        <w:p/>
-        <w:p/>
         <w:p>
+          <w:pPr>
+            <w:rPr>
+              <w:rFonts w:hint="eastAsia"/>
+            </w:rPr>
+          </w:pPr>
           <w:r>
             <w:rPr>
               <w:noProof/>
             </w:rPr>
             <w:drawing>
-              <wp:inline distT="0" distB="0" distL="0" distR="0" wp14:anchorId="12E5F4A8" wp14:editId="22E992CE">
-                <wp:extent cx="5400040" cy="6659880"/>
-                <wp:effectExtent l="0" t="0" r="0" b="7620"/>
+              <wp:inline distT="0" distB="0" distL="0" distR="0" wp14:anchorId="536E2335" wp14:editId="5BA896EE">
+                <wp:extent cx="5400040" cy="8134985"/>
+                <wp:effectExtent l="0" t="0" r="0" b="0"/>
                 <wp:docPr id="468573689" name="그림 1"/>
                 <wp:cNvGraphicFramePr>
                   <a:graphicFrameLocks xmlns:a="http://schemas.openxmlformats.org/drawingml/2006/main" noChangeAspect="1"/>
@@ -48,7 +51,7 @@
                       <pic:spPr>
                         <a:xfrm>
                           <a:off x="0" y="0"/>
-                          <a:ext cx="5400040" cy="6659880"/>
+                          <a:ext cx="5402323" cy="8138425"/>
                         </a:xfrm>
                         <a:prstGeom prst="rect">
                           <a:avLst/>
@@ -63,25 +66,6 @@
         </w:p>
       </w:sdtContent>
     </w:sdt>
-    <w:p>
-      <w:pPr>
-        <w:rPr>
-          <w:b/>
-          <w:bCs/>
-        </w:rPr>
-      </w:pPr>
-      <w:r>
-        <w:br w:type="page"/>
-      </w:r>
-    </w:p>
-    <w:p>
-      <w:pPr>
-        <w:pStyle w:val="af4"/>
-        <w:rPr>
-          <w:rFonts w:hint="eastAsia"/>
-        </w:rPr>
-      </w:pPr>
-    </w:p>
     <w:sdt>
       <w:sdtPr>
         <w:rPr>
@@ -113,14 +97,14 @@
               <w:rFonts w:hint="eastAsia"/>
               <w:lang w:val="ko-KR"/>
             </w:rPr>
-            <w:t>1장 목</w:t>
+            <w:t>제 1</w:t>
           </w:r>
           <w:r>
             <w:rPr>
               <w:rFonts w:hint="eastAsia"/>
               <w:lang w:val="ko-KR"/>
             </w:rPr>
-            <w:t>차</w:t>
+            <w:t>장 목차</w:t>
           </w:r>
         </w:p>
         <w:p>
@@ -152,7 +136,21 @@
                 <w:rStyle w:val="af6"/>
                 <w:noProof/>
               </w:rPr>
-              <w:t>1. 프로젝트 개요 및 머신러닝에 대하여</w:t>
+              <w:t xml:space="preserve">1. 프로젝트 개요 및 </w:t>
+            </w:r>
+            <w:r>
+              <w:rPr>
+                <w:rStyle w:val="af6"/>
+                <w:noProof/>
+              </w:rPr>
+              <w:t>머신 러닝</w:t>
+            </w:r>
+            <w:r>
+              <w:rPr>
+                <w:rStyle w:val="af6"/>
+                <w:noProof/>
+              </w:rPr>
+              <w:t>에 대하여</w:t>
             </w:r>
             <w:r>
               <w:rPr>
@@ -296,7 +294,21 @@
                 <w:rStyle w:val="af6"/>
                 <w:noProof/>
               </w:rPr>
-              <w:t>1.1.1 머신러닝의 기본 개념 및 목표</w:t>
+              <w:t xml:space="preserve">1.1.1 </w:t>
+            </w:r>
+            <w:r>
+              <w:rPr>
+                <w:rStyle w:val="af6"/>
+                <w:noProof/>
+              </w:rPr>
+              <w:t>머신 러닝</w:t>
+            </w:r>
+            <w:r>
+              <w:rPr>
+                <w:rStyle w:val="af6"/>
+                <w:noProof/>
+              </w:rPr>
+              <w:t>의 기본 개념 및 목표</w:t>
             </w:r>
             <w:r>
               <w:rPr>
@@ -481,7 +493,7 @@
                 <w:noProof/>
                 <w:webHidden/>
               </w:rPr>
-              <w:t>3</w:t>
+              <w:t>4</w:t>
             </w:r>
             <w:r>
               <w:rPr>
@@ -553,7 +565,7 @@
                 <w:noProof/>
                 <w:webHidden/>
               </w:rPr>
-              <w:t>4</w:t>
+              <w:t>5</w:t>
             </w:r>
             <w:r>
               <w:rPr>
@@ -625,7 +637,7 @@
                 <w:noProof/>
                 <w:webHidden/>
               </w:rPr>
-              <w:t>4</w:t>
+              <w:t>5</w:t>
             </w:r>
             <w:r>
               <w:rPr>
@@ -913,7 +925,7 @@
                 <w:noProof/>
                 <w:webHidden/>
               </w:rPr>
-              <w:t>12</w:t>
+              <w:t>13</w:t>
             </w:r>
             <w:r>
               <w:rPr>
@@ -1057,7 +1069,7 @@
                 <w:noProof/>
                 <w:webHidden/>
               </w:rPr>
-              <w:t>13</w:t>
+              <w:t>14</w:t>
             </w:r>
             <w:r>
               <w:rPr>
@@ -1129,7 +1141,7 @@
                 <w:noProof/>
                 <w:webHidden/>
               </w:rPr>
-              <w:t>14</w:t>
+              <w:t>15</w:t>
             </w:r>
             <w:r>
               <w:rPr>
@@ -1201,7 +1213,7 @@
                 <w:noProof/>
                 <w:webHidden/>
               </w:rPr>
-              <w:t>15</w:t>
+              <w:t>17</w:t>
             </w:r>
             <w:r>
               <w:rPr>
@@ -1273,7 +1285,7 @@
                 <w:noProof/>
                 <w:webHidden/>
               </w:rPr>
-              <w:t>15</w:t>
+              <w:t>17</w:t>
             </w:r>
             <w:r>
               <w:rPr>
@@ -1345,7 +1357,7 @@
                 <w:noProof/>
                 <w:webHidden/>
               </w:rPr>
-              <w:t>15</w:t>
+              <w:t>17</w:t>
             </w:r>
             <w:r>
               <w:rPr>
@@ -1417,7 +1429,7 @@
                 <w:noProof/>
                 <w:webHidden/>
               </w:rPr>
-              <w:t>16</w:t>
+              <w:t>18</w:t>
             </w:r>
             <w:r>
               <w:rPr>
@@ -1489,7 +1501,7 @@
                 <w:noProof/>
                 <w:webHidden/>
               </w:rPr>
-              <w:t>17</w:t>
+              <w:t>19</w:t>
             </w:r>
             <w:r>
               <w:rPr>
@@ -1561,7 +1573,7 @@
                 <w:noProof/>
                 <w:webHidden/>
               </w:rPr>
-              <w:t>17</w:t>
+              <w:t>20</w:t>
             </w:r>
             <w:r>
               <w:rPr>
@@ -1585,18 +1597,27 @@
       </w:sdtContent>
     </w:sdt>
     <w:p>
-      <w:r>
-        <w:br w:type="page"/>
-      </w:r>
-    </w:p>
-    <w:p>
       <w:pPr>
         <w:sectPr>
+          <w:headerReference w:type="default" r:id="rId9"/>
           <w:pgSz w:w="11906" w:h="16838"/>
-          <w:pgMar w:top="1985" w:right="1701" w:bottom="1701" w:left="1701" w:header="851" w:footer="992" w:gutter="0"/>
+          <w:pgMar w:top="1985" w:right="1701" w:bottom="1701" w:left="1701" w:header="851" w:footer="454" w:gutter="0"/>
           <w:pgNumType w:start="0"/>
           <w:cols w:space="425"/>
-          <w:titlePg/>
+          <w:docGrid w:linePitch="360"/>
+        </w:sectPr>
+      </w:pPr>
+    </w:p>
+    <w:p>
+      <w:pPr>
+        <w:rPr>
+          <w:rFonts w:hint="eastAsia"/>
+        </w:rPr>
+        <w:sectPr>
+          <w:footerReference w:type="default" r:id="rId10"/>
+          <w:pgSz w:w="11906" w:h="16838"/>
+          <w:pgMar w:top="1985" w:right="1701" w:bottom="1701" w:left="1701" w:header="851" w:footer="454" w:gutter="0"/>
+          <w:cols w:space="425"/>
           <w:docGrid w:linePitch="360"/>
         </w:sectPr>
       </w:pPr>
@@ -1609,16 +1630,13 @@
       <w:bookmarkStart w:id="1" w:name="프로젝트-개요-및-머신러닝에-대하여"/>
       <w:bookmarkStart w:id="2" w:name="결론"/>
       <w:r>
-        <w:lastRenderedPageBreak/>
         <w:t xml:space="preserve">1. 프로젝트 개요 및 </w:t>
       </w:r>
-      <w:proofErr w:type="spellStart"/>
-      <w:r>
-        <w:t>머신러닝에</w:t>
-      </w:r>
-      <w:proofErr w:type="spellEnd"/>
-      <w:r>
-        <w:t xml:space="preserve"> 대하여</w:t>
+      <w:r>
+        <w:t>머신 러닝</w:t>
+      </w:r>
+      <w:r>
+        <w:t>에 대하여</w:t>
       </w:r>
       <w:bookmarkEnd w:id="0"/>
     </w:p>
@@ -1638,7 +1656,19 @@
         <w:pStyle w:val="af5"/>
       </w:pPr>
       <w:r>
-        <w:t>본 머신러닝 프로젝트는 수업 시간에 학습한 이론과 실습 내용을 실제 데이터에 적용하여, 다양한 문제 유형에 대한 모델링 경험과 성능 비교 분석 역량을 강화하는 것을 목적으로 수행되었다. 이를 위해 공개 데이터셋을 활용한 총 네 가지 주제를 선정하였으며, 각 주제는 데이터 특성과 문제 유형에 따라 서로 다른 머신러닝 기법을 적용하였다.</w:t>
+        <w:t xml:space="preserve">본 </w:t>
+      </w:r>
+      <w:r>
+        <w:t>머신 러닝</w:t>
+      </w:r>
+      <w:r>
+        <w:t xml:space="preserve"> 프로젝트는 수업 시간에 학습한 이론과 실습 내용을 실제 데이터에 적용하여, 다양한 문제 유형에 대한 모델링 경험과 성능 비교 분석 역량을 강화하는 것을 목적으로 수행되었다. 이를 위해 공개 데이터셋을 활용한 총 네 가지 주제를 선정하였으며, 각 주제는 데이터 특성과 문제 유형에 따라 서로 다른 </w:t>
+      </w:r>
+      <w:r>
+        <w:t>머신 러닝</w:t>
+      </w:r>
+      <w:r>
+        <w:t xml:space="preserve"> 기법을 적용하였다.</w:t>
       </w:r>
     </w:p>
     <w:p>
@@ -1713,19 +1743,15 @@
         <w:lastRenderedPageBreak/>
         <w:t xml:space="preserve">이와 같이 본 보고서는 분류, 클러스터링, 회귀 등 다양한 </w:t>
       </w:r>
-      <w:proofErr w:type="spellStart"/>
-      <w:r>
-        <w:t>머신러닝</w:t>
-      </w:r>
-      <w:proofErr w:type="spellEnd"/>
+      <w:r>
+        <w:t>머신 러닝</w:t>
+      </w:r>
       <w:r>
         <w:t xml:space="preserve"> 문제 유형을 포괄하며, 각 장에서는 데이터 이해부터 모델링, 성능 평가까지의 전 과정을 체계적으로 서술함으로써 </w:t>
       </w:r>
-      <w:proofErr w:type="spellStart"/>
-      <w:r>
-        <w:t>머신러닝</w:t>
-      </w:r>
-      <w:proofErr w:type="spellEnd"/>
+      <w:r>
+        <w:t>머신 러닝</w:t>
+      </w:r>
       <w:r>
         <w:t xml:space="preserve"> 기법의 실질적인 활용 가능성을 검증하고자 한다.</w:t>
       </w:r>
@@ -1744,13 +1770,11 @@
       <w:r>
         <w:t xml:space="preserve">1.1.1 </w:t>
       </w:r>
-      <w:proofErr w:type="spellStart"/>
-      <w:r>
-        <w:t>머신러닝의</w:t>
-      </w:r>
-      <w:proofErr w:type="spellEnd"/>
-      <w:r>
-        <w:t xml:space="preserve"> 기본 개념 및 목표</w:t>
+      <w:r>
+        <w:t>머신 러닝</w:t>
+      </w:r>
+      <w:r>
+        <w:t>의 기본 개념 및 목표</w:t>
       </w:r>
       <w:bookmarkEnd w:id="5"/>
     </w:p>
@@ -1759,7 +1783,10 @@
         <w:pStyle w:val="af5"/>
       </w:pPr>
       <w:r>
-        <w:t xml:space="preserve">머신러닝(Machine Learning)이란 </w:t>
+        <w:t>머신 러닝</w:t>
+      </w:r>
+      <w:r>
+        <w:t xml:space="preserve">(Machine Learning)이란 </w:t>
       </w:r>
       <w:r>
         <w:rPr>
@@ -1779,20 +1806,24 @@
         <w:t>새로운 데이터에 대한 일반화된 예측</w:t>
       </w:r>
       <w:r>
-        <w:t>을 수행하는 것이 머신러닝의 핵심 목표이다.</w:t>
+        <w:t xml:space="preserve">을 수행하는 것이 </w:t>
+      </w:r>
+      <w:r>
+        <w:t>머신 러닝</w:t>
+      </w:r>
+      <w:r>
+        <w:t>의 핵심 목표이다.</w:t>
       </w:r>
     </w:p>
     <w:p>
       <w:pPr>
         <w:pStyle w:val="af5"/>
       </w:pPr>
-      <w:proofErr w:type="spellStart"/>
-      <w:r>
-        <w:t>머신러닝은</w:t>
-      </w:r>
-      <w:proofErr w:type="spellEnd"/>
-      <w:r>
-        <w:t xml:space="preserve"> 통계학과 선형대수, 확률 이론을 기반으로 하며, 데이터로부터 학습된 모델이 </w:t>
+      <w:r>
+        <w:t>머신 러닝</w:t>
+      </w:r>
+      <w:r>
+        <w:t xml:space="preserve">은 통계학과 선형대수, 확률 이론을 기반으로 하며, 데이터로부터 학습된 모델이 </w:t>
       </w:r>
       <w:r>
         <w:rPr>
@@ -1812,11 +1843,9 @@
       <w:r>
         <w:t xml:space="preserve">본 프로젝트에서는 이러한 </w:t>
       </w:r>
-      <w:proofErr w:type="spellStart"/>
-      <w:r>
-        <w:t>머신러닝</w:t>
-      </w:r>
-      <w:proofErr w:type="spellEnd"/>
+      <w:r>
+        <w:t>머신 러닝</w:t>
+      </w:r>
       <w:r>
         <w:t xml:space="preserve"> 기법을 활용하여 </w:t>
       </w:r>
@@ -1892,7 +1921,10 @@
         <w:pStyle w:val="af5"/>
       </w:pPr>
       <w:r>
-        <w:t xml:space="preserve">머신러닝 모델의 성능은 단순히 학습 데이터에서의 정확도가 아니라, </w:t>
+        <w:t>머신 러닝</w:t>
+      </w:r>
+      <w:r>
+        <w:t xml:space="preserve"> 모델의 성능은 단순히 학습 데이터에서의 정확도가 아니라, </w:t>
       </w:r>
       <w:r>
         <w:rPr>
@@ -2831,7 +2863,7 @@
                     </pic:cNvPicPr>
                   </pic:nvPicPr>
                   <pic:blipFill>
-                    <a:blip r:embed="rId9">
+                    <a:blip r:embed="rId11">
                       <a:extLst>
                         <a:ext uri="{28A0092B-C50C-407E-A947-70E740481C1C}">
                           <a14:useLocalDpi xmlns:a14="http://schemas.microsoft.com/office/drawing/2010/main" val="0"/>
@@ -2888,9 +2920,6 @@
           <w:ilvl w:val="0"/>
           <w:numId w:val="45"/>
         </w:numPr>
-        <w:rPr>
-          <w:rFonts w:hint="eastAsia"/>
-        </w:rPr>
       </w:pPr>
       <w:r>
         <w:rPr>
@@ -2957,7 +2986,7 @@
                     </pic:cNvPicPr>
                   </pic:nvPicPr>
                   <pic:blipFill>
-                    <a:blip r:embed="rId10">
+                    <a:blip r:embed="rId12">
                       <a:extLst>
                         <a:ext uri="{28A0092B-C50C-407E-A947-70E740481C1C}">
                           <a14:useLocalDpi xmlns:a14="http://schemas.microsoft.com/office/drawing/2010/main" val="0"/>
@@ -3532,7 +3561,7 @@
                     </pic:cNvPicPr>
                   </pic:nvPicPr>
                   <pic:blipFill>
-                    <a:blip r:embed="rId11"/>
+                    <a:blip r:embed="rId13"/>
                     <a:stretch>
                       <a:fillRect/>
                     </a:stretch>
@@ -3621,7 +3650,7 @@
                     </pic:cNvPicPr>
                   </pic:nvPicPr>
                   <pic:blipFill>
-                    <a:blip r:embed="rId12"/>
+                    <a:blip r:embed="rId14"/>
                     <a:stretch>
                       <a:fillRect/>
                     </a:stretch>
@@ -3726,7 +3755,7 @@
                     </pic:cNvPicPr>
                   </pic:nvPicPr>
                   <pic:blipFill>
-                    <a:blip r:embed="rId13"/>
+                    <a:blip r:embed="rId15"/>
                     <a:stretch>
                       <a:fillRect/>
                     </a:stretch>
@@ -3775,7 +3804,7 @@
                     </pic:cNvPicPr>
                   </pic:nvPicPr>
                   <pic:blipFill>
-                    <a:blip r:embed="rId14"/>
+                    <a:blip r:embed="rId16"/>
                     <a:stretch>
                       <a:fillRect/>
                     </a:stretch>
@@ -3842,7 +3871,6 @@
       <w:pPr>
         <w:pStyle w:val="af5"/>
         <w:rPr>
-          <w:rFonts w:hint="eastAsia"/>
           <w:b/>
           <w:bCs/>
         </w:rPr>
@@ -4473,9 +4501,6 @@
       <w:pPr>
         <w:pStyle w:val="Compact1"/>
         <w:ind w:left="720"/>
-        <w:rPr>
-          <w:rFonts w:hint="eastAsia"/>
-        </w:rPr>
       </w:pPr>
     </w:p>
     <w:p>
@@ -5401,7 +5426,13 @@
         <w:pStyle w:val="af5"/>
       </w:pPr>
       <w:r>
-        <w:t>결정 트리(Decision Tree)는 모델 구조와 의사결정 과정을 시각적으로 확인할 수 있어 다른 머신러닝 모델에 비해 해석 가능성(interpretability)이 높은 장점을 가진다. 이를 통해 모델이 어떤 기준으로 분류를 수행하는지 직관적으로 이해할 수 있다.</w:t>
+        <w:t xml:space="preserve">결정 트리(Decision Tree)는 모델 구조와 의사결정 과정을 시각적으로 확인할 수 있어 다른 </w:t>
+      </w:r>
+      <w:r>
+        <w:t>머신 러닝</w:t>
+      </w:r>
+      <w:r>
+        <w:t xml:space="preserve"> 모델에 비해 해석 가능성(interpretability)이 높은 장점을 가진다. 이를 통해 모델이 어떤 기준으로 분류를 수행하는지 직관적으로 이해할 수 있다.</w:t>
       </w:r>
     </w:p>
     <w:p>
@@ -5483,7 +5514,13 @@
         <w:pStyle w:val="af5"/>
       </w:pPr>
       <w:r>
-        <w:t>앙상블 학습(Ensemble Learning)은 여러 개의 개별 모델(base learner)을 결합하여 단일 모델보다 일반화 성능과 예측 안정성을 향상시키는 머신러닝 기법이다. 각 모델의 약점을 상호 보완함으로써 분산 감소 및 성능 향상을 달성하는 것을 목표로 한다.</w:t>
+        <w:t xml:space="preserve">앙상블 학습(Ensemble Learning)은 여러 개의 개별 모델(base learner)을 결합하여 단일 모델보다 일반화 성능과 예측 안정성을 향상시키는 </w:t>
+      </w:r>
+      <w:r>
+        <w:t>머신 러닝</w:t>
+      </w:r>
+      <w:r>
+        <w:t xml:space="preserve"> 기법이다. 각 모델의 약점을 상호 보완함으로써 분산 감소 및 성능 향상을 달성하는 것을 목표로 한다.</w:t>
       </w:r>
     </w:p>
     <w:p>
@@ -6611,7 +6648,10 @@
         <w:pStyle w:val="af5"/>
       </w:pPr>
       <w:r>
-        <w:t>머신러닝 모델의 성능은 알고리즘 선택뿐 아니라 하이퍼파라미터 설정에 크게 의존한다. 따라서 적절한 하이퍼파라미터 탐색 과정은 모델 성능 최적화를 위한 필수 단계이다.</w:t>
+        <w:t>머신 러닝</w:t>
+      </w:r>
+      <w:r>
+        <w:t xml:space="preserve"> 모델의 성능은 알고리즘 선택뿐 아니라 하이퍼파라미터 설정에 크게 의존한다. 따라서 적절한 하이퍼파라미터 탐색 과정은 모델 성능 최적화를 위한 필수 단계이다.</w:t>
       </w:r>
     </w:p>
     <w:p>
@@ -6790,7 +6830,13 @@
         <w:pStyle w:val="af5"/>
       </w:pPr>
       <w:r>
-        <w:t xml:space="preserve">스태킹(Stacking Ensemble)은 서로 다른 머신러닝 모델들의 예측 결과를 새로운 입력 데이터로 활용하여, 이를 기반으로 </w:t>
+        <w:t xml:space="preserve">스태킹(Stacking Ensemble)은 서로 다른 </w:t>
+      </w:r>
+      <w:r>
+        <w:t>머신 러닝</w:t>
+      </w:r>
+      <w:r>
+        <w:t xml:space="preserve"> 모델들의 예측 결과를 새로운 입력 데이터로 활용하여, 이를 기반으로 </w:t>
       </w:r>
       <w:r>
         <w:rPr>
@@ -6933,9 +6979,6 @@
     <w:p>
       <w:pPr>
         <w:pStyle w:val="af5"/>
-        <w:rPr>
-          <w:rFonts w:hint="eastAsia"/>
-        </w:rPr>
       </w:pPr>
     </w:p>
     <w:p>
@@ -7318,7 +7361,19 @@
         <w:pStyle w:val="af5"/>
       </w:pPr>
       <w:r>
-        <w:t>본 장에서는 머신러닝의 기본 개념과 분류·회귀 문제에 대한 주요 알고리즘 및 평가 지표를 정리하고, 이를 바탕으로 본 프로젝트에서 수행한 네 가지 실습 과제의 공통된 분석 관점을 제시하였다. 본 프로젝트는 서로 다른 데이터 특성과 문제 유형을 가진 사례들을 통해 머신러닝 기법의 적용 범위와 한계를 종합적으로 이해하는 데 목적이 있다.</w:t>
+        <w:t xml:space="preserve">본 장에서는 </w:t>
+      </w:r>
+      <w:r>
+        <w:t>머신 러닝</w:t>
+      </w:r>
+      <w:r>
+        <w:t xml:space="preserve">의 기본 개념과 분류·회귀 문제에 대한 주요 알고리즘 및 평가 지표를 정리하고, 이를 바탕으로 본 프로젝트에서 수행한 네 가지 실습 과제의 공통된 분석 관점을 제시하였다. 본 프로젝트는 서로 다른 데이터 특성과 문제 유형을 가진 사례들을 통해 </w:t>
+      </w:r>
+      <w:r>
+        <w:t>머신 러닝</w:t>
+      </w:r>
+      <w:r>
+        <w:t xml:space="preserve"> 기법의 적용 범위와 한계를 종합적으로 이해하는 데 목적이 있다.</w:t>
       </w:r>
     </w:p>
     <w:p>
@@ -7361,21 +7416,25 @@
       <w:r>
         <w:t xml:space="preserve"> 데이터셋을 활용한 클러스터링 및 문서 유사도 분석은 앞선 분류 문제와 달리 정답 레이블이 존재하지 않는 비지도 학습 문제로, 데이터의 잠재적 구조를 탐색하는 데 중점을 두었다. 이 과정에서 텍스트 벡터화 방식과 거리 기반 유사도 계산이 결과에 큰 영향을 미친다는 점을 확인하였으며, </w:t>
       </w:r>
+      <w:r>
+        <w:t>머신 러닝</w:t>
+      </w:r>
+      <w:r>
+        <w:t xml:space="preserve">이 </w:t>
+      </w:r>
       <w:proofErr w:type="spellStart"/>
       <w:r>
-        <w:t>머신러닝이</w:t>
+        <w:t>예측뿐</w:t>
       </w:r>
       <w:proofErr w:type="spellEnd"/>
       <w:r>
-        <w:t xml:space="preserve"> </w:t>
-      </w:r>
-      <w:proofErr w:type="spellStart"/>
-      <w:r>
-        <w:t>예측뿐</w:t>
-      </w:r>
-      <w:proofErr w:type="spellEnd"/>
-      <w:r>
-        <w:t xml:space="preserve"> 아니라 데이터 이해와 구조 분석에도 효과적으로 활용될 수 있음을 보여주었다.</w:t>
+        <w:t xml:space="preserve"> 아니라 데이터 이해와 구조 분석에도 효과적으로 활용될 수 있음을 </w:t>
+      </w:r>
+      <w:r>
+        <w:rPr>
+          <w:rFonts w:hint="eastAsia"/>
+        </w:rPr>
+        <w:t>확인할 수 있었다.</w:t>
       </w:r>
     </w:p>
     <w:p>
@@ -7403,19 +7462,15 @@
       <w:r>
         <w:t xml:space="preserve">종합적으로 본 프로젝트는 분류, 비지도 학습, 회귀 문제를 아우르는 다양한 사례를 통해 </w:t>
       </w:r>
-      <w:proofErr w:type="spellStart"/>
-      <w:r>
-        <w:t>머신러닝</w:t>
-      </w:r>
-      <w:proofErr w:type="spellEnd"/>
+      <w:r>
+        <w:t>머신 러닝</w:t>
+      </w:r>
       <w:r>
         <w:t xml:space="preserve"> 모델 선택, 평가 지표 설정, 데이터 특성 이해의 중요성을 실증적으로 확인하였다. 이러한 경험은 이후 실제 데이터 분석 및 </w:t>
       </w:r>
-      <w:proofErr w:type="spellStart"/>
-      <w:r>
-        <w:t>머신러닝</w:t>
-      </w:r>
-      <w:proofErr w:type="spellEnd"/>
+      <w:r>
+        <w:t>머신 러닝</w:t>
+      </w:r>
       <w:r>
         <w:t xml:space="preserve"> 프로젝트 수행 시 문제 유형에 적합한 접근 전략을 수립하는 데 중요한 기반이 될 것으로 기대된다.</w:t>
       </w:r>
@@ -7425,10 +7480,8 @@
     <w:sectPr>
       <w:type w:val="continuous"/>
       <w:pgSz w:w="11906" w:h="16838"/>
-      <w:pgMar w:top="1985" w:right="1701" w:bottom="1701" w:left="1701" w:header="851" w:footer="992" w:gutter="0"/>
-      <w:pgNumType w:start="0"/>
+      <w:pgMar w:top="1985" w:right="1701" w:bottom="1701" w:left="1701" w:header="851" w:footer="454" w:gutter="0"/>
       <w:cols w:space="425"/>
-      <w:titlePg/>
       <w:docGrid w:linePitch="360"/>
     </w:sectPr>
   </w:body>
@@ -7460,6 +7513,140 @@
 </w:endnotes>
 </file>
 
+<file path=word/footer1.xml><?xml version="1.0" encoding="utf-8"?>
+<w:ftr xmlns:wpc="http://schemas.microsoft.com/office/word/2010/wordprocessingCanvas" xmlns:cx="http://schemas.microsoft.com/office/drawing/2014/chartex" xmlns:cx1="http://schemas.microsoft.com/office/drawing/2015/9/8/chartex" xmlns:cx2="http://schemas.microsoft.com/office/drawing/2015/10/21/chartex" xmlns:cx3="http://schemas.microsoft.com/office/drawing/2016/5/9/chartex" xmlns:cx4="http://schemas.microsoft.com/office/drawing/2016/5/10/chartex" xmlns:cx5="http://schemas.microsoft.com/office/drawing/2016/5/11/chartex" xmlns:cx6="http://schemas.microsoft.com/office/drawing/2016/5/12/chartex" xmlns:cx7="http://schemas.microsoft.com/office/drawing/2016/5/13/chartex" xmlns:cx8="http://schemas.microsoft.com/office/drawing/2016/5/14/chartex" xmlns:mc="http://schemas.openxmlformats.org/markup-compatibility/2006" xmlns:aink="http://schemas.microsoft.com/office/drawing/2016/ink" xmlns:am3d="http://schemas.microsoft.com/office/drawing/2017/model3d" xmlns:o="urn:schemas-microsoft-com:office:office" xmlns:oel="http://schemas.microsoft.com/office/2019/extlst" xmlns:r="http://schemas.openxmlformats.org/officeDocument/2006/relationships" xmlns:m="http://schemas.openxmlformats.org/officeDocument/2006/math" xmlns:v="urn:schemas-microsoft-com:vml" xmlns:wp14="http://schemas.microsoft.com/office/word/2010/wordprocessingDrawing" xmlns:wp="http://schemas.openxmlformats.org/drawingml/2006/wordprocessingDrawing" xmlns:w10="urn:schemas-microsoft-com:office:word" xmlns:w="http://schemas.openxmlformats.org/wordprocessingml/2006/main" xmlns:w14="http://schemas.microsoft.com/office/word/2010/wordml" xmlns:w15="http://schemas.microsoft.com/office/word/2012/wordml" xmlns:w16cex="http://schemas.microsoft.com/office/word/2018/wordml/cex" xmlns:w16cid="http://schemas.microsoft.com/office/word/2016/wordml/cid" xmlns:w16="http://schemas.microsoft.com/office/word/2018/wordml" xmlns:w16du="http://schemas.microsoft.com/office/word/2023/wordml/word16du" xmlns:w16sdtdh="http://schemas.microsoft.com/office/word/2020/wordml/sdtdatahash" xmlns:w16sdtfl="http://schemas.microsoft.com/office/word/2024/wordml/sdtformatlock" xmlns:w16se="http://schemas.microsoft.com/office/word/2015/wordml/symex" xmlns:wpg="http://schemas.microsoft.com/office/word/2010/wordprocessingGroup" xmlns:wpi="http://schemas.microsoft.com/office/word/2010/wordprocessingInk" xmlns:wne="http://schemas.microsoft.com/office/word/2006/wordml" xmlns:wps="http://schemas.microsoft.com/office/word/2010/wordprocessingShape" mc:Ignorable="w14 w15 w16se w16cid w16 w16cex w16sdtdh w16sdtfl w16du wp14">
+  <w:sdt>
+    <w:sdtPr>
+      <w:id w:val="201905997"/>
+      <w:docPartObj>
+        <w:docPartGallery w:val="Page Numbers (Bottom of Page)"/>
+        <w:docPartUnique/>
+      </w:docPartObj>
+    </w:sdtPr>
+    <w:sdtContent>
+      <w:sdt>
+        <w:sdtPr>
+          <w:id w:val="-1769616900"/>
+          <w:docPartObj>
+            <w:docPartGallery w:val="Page Numbers (Top of Page)"/>
+            <w:docPartUnique/>
+          </w:docPartObj>
+        </w:sdtPr>
+        <w:sdtContent>
+          <w:p>
+            <w:pPr>
+              <w:pStyle w:val="ab"/>
+              <w:jc w:val="right"/>
+            </w:pPr>
+            <w:r>
+              <w:rPr>
+                <w:rFonts w:hint="eastAsia"/>
+              </w:rPr>
+              <w:t xml:space="preserve">제 1장 </w:t>
+            </w:r>
+            <w:r>
+              <w:rPr>
+                <w:b/>
+                <w:bCs/>
+                <w:sz w:val="24"/>
+                <w:szCs w:val="24"/>
+              </w:rPr>
+              <w:fldChar w:fldCharType="begin"/>
+            </w:r>
+            <w:r>
+              <w:rPr>
+                <w:b/>
+                <w:bCs/>
+              </w:rPr>
+              <w:instrText>PAGE</w:instrText>
+            </w:r>
+            <w:r>
+              <w:rPr>
+                <w:b/>
+                <w:bCs/>
+                <w:sz w:val="24"/>
+                <w:szCs w:val="24"/>
+              </w:rPr>
+              <w:fldChar w:fldCharType="separate"/>
+            </w:r>
+            <w:r>
+              <w:rPr>
+                <w:b/>
+                <w:bCs/>
+                <w:lang w:val="ko-KR"/>
+              </w:rPr>
+              <w:t>2</w:t>
+            </w:r>
+            <w:r>
+              <w:rPr>
+                <w:b/>
+                <w:bCs/>
+                <w:sz w:val="24"/>
+                <w:szCs w:val="24"/>
+              </w:rPr>
+              <w:fldChar w:fldCharType="end"/>
+            </w:r>
+            <w:r>
+              <w:rPr>
+                <w:lang w:val="ko-KR"/>
+              </w:rPr>
+              <w:t xml:space="preserve"> / </w:t>
+            </w:r>
+            <w:r>
+              <w:rPr>
+                <w:b/>
+                <w:bCs/>
+                <w:sz w:val="24"/>
+                <w:szCs w:val="24"/>
+              </w:rPr>
+              <w:fldChar w:fldCharType="begin"/>
+            </w:r>
+            <w:r>
+              <w:rPr>
+                <w:b/>
+                <w:bCs/>
+              </w:rPr>
+              <w:instrText>NUMPAGES</w:instrText>
+            </w:r>
+            <w:r>
+              <w:rPr>
+                <w:b/>
+                <w:bCs/>
+                <w:sz w:val="24"/>
+                <w:szCs w:val="24"/>
+              </w:rPr>
+              <w:fldChar w:fldCharType="separate"/>
+            </w:r>
+            <w:r>
+              <w:rPr>
+                <w:b/>
+                <w:bCs/>
+                <w:lang w:val="ko-KR"/>
+              </w:rPr>
+              <w:t>2</w:t>
+            </w:r>
+            <w:r>
+              <w:rPr>
+                <w:b/>
+                <w:bCs/>
+                <w:sz w:val="24"/>
+                <w:szCs w:val="24"/>
+              </w:rPr>
+              <w:fldChar w:fldCharType="end"/>
+            </w:r>
+          </w:p>
+        </w:sdtContent>
+      </w:sdt>
+    </w:sdtContent>
+  </w:sdt>
+  <w:p>
+    <w:pPr>
+      <w:pStyle w:val="ab"/>
+    </w:pPr>
+  </w:p>
+</w:ftr>
+</file>
+
 <file path=word/footnotes.xml><?xml version="1.0" encoding="utf-8"?>
 <w:footnotes xmlns:wpc="http://schemas.microsoft.com/office/word/2010/wordprocessingCanvas" xmlns:cx="http://schemas.microsoft.com/office/drawing/2014/chartex" xmlns:cx1="http://schemas.microsoft.com/office/drawing/2015/9/8/chartex" xmlns:cx2="http://schemas.microsoft.com/office/drawing/2015/10/21/chartex" xmlns:cx3="http://schemas.microsoft.com/office/drawing/2016/5/9/chartex" xmlns:cx4="http://schemas.microsoft.com/office/drawing/2016/5/10/chartex" xmlns:cx5="http://schemas.microsoft.com/office/drawing/2016/5/11/chartex" xmlns:cx6="http://schemas.microsoft.com/office/drawing/2016/5/12/chartex" xmlns:cx7="http://schemas.microsoft.com/office/drawing/2016/5/13/chartex" xmlns:cx8="http://schemas.microsoft.com/office/drawing/2016/5/14/chartex" xmlns:mc="http://schemas.openxmlformats.org/markup-compatibility/2006" xmlns:aink="http://schemas.microsoft.com/office/drawing/2016/ink" xmlns:am3d="http://schemas.microsoft.com/office/drawing/2017/model3d" xmlns:o="urn:schemas-microsoft-com:office:office" xmlns:oel="http://schemas.microsoft.com/office/2019/extlst" xmlns:r="http://schemas.openxmlformats.org/officeDocument/2006/relationships" xmlns:m="http://schemas.openxmlformats.org/officeDocument/2006/math" xmlns:v="urn:schemas-microsoft-com:vml" xmlns:wp14="http://schemas.microsoft.com/office/word/2010/wordprocessingDrawing" xmlns:wp="http://schemas.openxmlformats.org/drawingml/2006/wordprocessingDrawing" xmlns:w10="urn:schemas-microsoft-com:office:word" xmlns:w="http://schemas.openxmlformats.org/wordprocessingml/2006/main" xmlns:w14="http://schemas.microsoft.com/office/word/2010/wordml" xmlns:w15="http://schemas.microsoft.com/office/word/2012/wordml" xmlns:w16cex="http://schemas.microsoft.com/office/word/2018/wordml/cex" xmlns:w16cid="http://schemas.microsoft.com/office/word/2016/wordml/cid" xmlns:w16="http://schemas.microsoft.com/office/word/2018/wordml" xmlns:w16du="http://schemas.microsoft.com/office/word/2023/wordml/word16du" xmlns:w16sdtdh="http://schemas.microsoft.com/office/word/2020/wordml/sdtdatahash" xmlns:w16sdtfl="http://schemas.microsoft.com/office/word/2024/wordml/sdtformatlock" xmlns:w16se="http://schemas.microsoft.com/office/word/2015/wordml/symex" xmlns:wpg="http://schemas.microsoft.com/office/word/2010/wordprocessingGroup" xmlns:wpi="http://schemas.microsoft.com/office/word/2010/wordprocessingInk" xmlns:wne="http://schemas.microsoft.com/office/word/2006/wordml" xmlns:wps="http://schemas.microsoft.com/office/word/2010/wordprocessingShape" mc:Ignorable="w14 w15 w16se w16cid w16 w16cex w16sdtdh w16sdtfl w16du wp14">
   <w:footnote w:type="separator" w:id="-1">
@@ -7483,6 +7670,263 @@
     </w:p>
   </w:footnote>
 </w:footnotes>
+</file>
+
+<file path=word/header1.xml><?xml version="1.0" encoding="utf-8"?>
+<w:hdr xmlns:wpc="http://schemas.microsoft.com/office/word/2010/wordprocessingCanvas" xmlns:cx="http://schemas.microsoft.com/office/drawing/2014/chartex" xmlns:cx1="http://schemas.microsoft.com/office/drawing/2015/9/8/chartex" xmlns:cx2="http://schemas.microsoft.com/office/drawing/2015/10/21/chartex" xmlns:cx3="http://schemas.microsoft.com/office/drawing/2016/5/9/chartex" xmlns:cx4="http://schemas.microsoft.com/office/drawing/2016/5/10/chartex" xmlns:cx5="http://schemas.microsoft.com/office/drawing/2016/5/11/chartex" xmlns:cx6="http://schemas.microsoft.com/office/drawing/2016/5/12/chartex" xmlns:cx7="http://schemas.microsoft.com/office/drawing/2016/5/13/chartex" xmlns:cx8="http://schemas.microsoft.com/office/drawing/2016/5/14/chartex" xmlns:mc="http://schemas.openxmlformats.org/markup-compatibility/2006" xmlns:aink="http://schemas.microsoft.com/office/drawing/2016/ink" xmlns:am3d="http://schemas.microsoft.com/office/drawing/2017/model3d" xmlns:o="urn:schemas-microsoft-com:office:office" xmlns:oel="http://schemas.microsoft.com/office/2019/extlst" xmlns:r="http://schemas.openxmlformats.org/officeDocument/2006/relationships" xmlns:m="http://schemas.openxmlformats.org/officeDocument/2006/math" xmlns:v="urn:schemas-microsoft-com:vml" xmlns:wp14="http://schemas.microsoft.com/office/word/2010/wordprocessingDrawing" xmlns:wp="http://schemas.openxmlformats.org/drawingml/2006/wordprocessingDrawing" xmlns:w10="urn:schemas-microsoft-com:office:word" xmlns:w="http://schemas.openxmlformats.org/wordprocessingml/2006/main" xmlns:w14="http://schemas.microsoft.com/office/word/2010/wordml" xmlns:w15="http://schemas.microsoft.com/office/word/2012/wordml" xmlns:w16cex="http://schemas.microsoft.com/office/word/2018/wordml/cex" xmlns:w16cid="http://schemas.microsoft.com/office/word/2016/wordml/cid" xmlns:w16="http://schemas.microsoft.com/office/word/2018/wordml" xmlns:w16du="http://schemas.microsoft.com/office/word/2023/wordml/word16du" xmlns:w16sdtdh="http://schemas.microsoft.com/office/word/2020/wordml/sdtdatahash" xmlns:w16sdtfl="http://schemas.microsoft.com/office/word/2024/wordml/sdtformatlock" xmlns:w16se="http://schemas.microsoft.com/office/word/2015/wordml/symex" xmlns:wpg="http://schemas.microsoft.com/office/word/2010/wordprocessingGroup" xmlns:wpi="http://schemas.microsoft.com/office/word/2010/wordprocessingInk" xmlns:wne="http://schemas.microsoft.com/office/word/2006/wordml" xmlns:wps="http://schemas.microsoft.com/office/word/2010/wordprocessingShape" mc:Ignorable="w14 w15 w16se w16cid w16 w16cex w16sdtdh w16sdtfl w16du wp14">
+  <w:p>
+    <w:pPr>
+      <w:pStyle w:val="aa"/>
+    </w:pPr>
+    <w:r>
+      <w:rPr>
+        <w:noProof/>
+      </w:rPr>
+      <mc:AlternateContent>
+        <mc:Choice Requires="wps">
+          <w:drawing>
+            <wp:anchor distT="0" distB="0" distL="114300" distR="114300" simplePos="0" relativeHeight="251660288" behindDoc="0" locked="0" layoutInCell="0" allowOverlap="1" wp14:anchorId="47023029" wp14:editId="39FE6212">
+              <wp:simplePos x="0" y="0"/>
+              <wp:positionH relativeFrom="margin">
+                <wp:align>left</wp:align>
+              </wp:positionH>
+              <wp:positionV relativeFrom="topMargin">
+                <wp:align>center</wp:align>
+              </wp:positionV>
+              <wp:extent cx="5943600" cy="170815"/>
+              <wp:effectExtent l="0" t="0" r="0" b="1905"/>
+              <wp:wrapNone/>
+              <wp:docPr id="218" name="텍스트 상자 218"/>
+              <wp:cNvGraphicFramePr>
+                <a:graphicFrameLocks xmlns:a="http://schemas.openxmlformats.org/drawingml/2006/main"/>
+              </wp:cNvGraphicFramePr>
+              <a:graphic xmlns:a="http://schemas.openxmlformats.org/drawingml/2006/main">
+                <a:graphicData uri="http://schemas.microsoft.com/office/word/2010/wordprocessingShape">
+                  <wps:wsp>
+                    <wps:cNvSpPr txBox="1">
+                      <a:spLocks noChangeArrowheads="1"/>
+                    </wps:cNvSpPr>
+                    <wps:spPr bwMode="auto">
+                      <a:xfrm>
+                        <a:off x="0" y="0"/>
+                        <a:ext cx="5943600" cy="170815"/>
+                      </a:xfrm>
+                      <a:prstGeom prst="rect">
+                        <a:avLst/>
+                      </a:prstGeom>
+                      <a:noFill/>
+                      <a:ln>
+                        <a:noFill/>
+                      </a:ln>
+                      <a:extLst>
+                        <a:ext uri="{909E8E84-426E-40DD-AFC4-6F175D3DCCD1}">
+                          <a14:hiddenFill xmlns:a14="http://schemas.microsoft.com/office/drawing/2010/main">
+                            <a:solidFill>
+                              <a:srgbClr val="FFFFFF"/>
+                            </a:solidFill>
+                          </a14:hiddenFill>
+                        </a:ext>
+                        <a:ext uri="{91240B29-F687-4F45-9708-019B960494DF}">
+                          <a14:hiddenLine xmlns:a14="http://schemas.microsoft.com/office/drawing/2010/main" w="9525">
+                            <a:solidFill>
+                              <a:srgbClr val="000000"/>
+                            </a:solidFill>
+                            <a:miter lim="800000"/>
+                            <a:headEnd/>
+                            <a:tailEnd/>
+                          </a14:hiddenLine>
+                        </a:ext>
+                      </a:extLst>
+                    </wps:spPr>
+                    <wps:txbx>
+                      <w:txbxContent>
+                        <w:sdt>
+                          <w:sdtPr>
+                            <w:alias w:val="제목"/>
+                            <w:id w:val="78679243"/>
+                            <w:dataBinding w:prefixMappings="xmlns:ns0='http://schemas.openxmlformats.org/package/2006/metadata/core-properties' xmlns:ns1='http://purl.org/dc/elements/1.1/'" w:xpath="/ns0:coreProperties[1]/ns1:title[1]" w:storeItemID="{6C3C8BC8-F283-45AE-878A-BAB7291924A1}"/>
+                            <w:text/>
+                          </w:sdtPr>
+                          <w:sdtContent>
+                            <w:p>
+                              <w:pPr>
+                                <w:spacing w:after="0" w:line="240" w:lineRule="auto"/>
+                              </w:pPr>
+                              <w:r>
+                                <w:rPr>
+                                  <w:rFonts w:hint="eastAsia"/>
+                                </w:rPr>
+                                <w:t>제1장 프로젝트 개요 및 머신 러닝</w:t>
+                              </w:r>
+                            </w:p>
+                          </w:sdtContent>
+                        </w:sdt>
+                      </w:txbxContent>
+                    </wps:txbx>
+                    <wps:bodyPr rot="0" vert="horz" wrap="square" lIns="91440" tIns="0" rIns="91440" bIns="0" anchor="ctr" anchorCtr="0" upright="1">
+                      <a:spAutoFit/>
+                    </wps:bodyPr>
+                  </wps:wsp>
+                </a:graphicData>
+              </a:graphic>
+              <wp14:sizeRelH relativeFrom="margin">
+                <wp14:pctWidth>100000</wp14:pctWidth>
+              </wp14:sizeRelH>
+              <wp14:sizeRelV relativeFrom="page">
+                <wp14:pctHeight>0</wp14:pctHeight>
+              </wp14:sizeRelV>
+            </wp:anchor>
+          </w:drawing>
+        </mc:Choice>
+        <mc:Fallback>
+          <w:pict>
+            <v:shapetype w14:anchorId="47023029" id="_x0000_t202" coordsize="21600,21600" o:spt="202" path="m,l,21600r21600,l21600,xe">
+              <v:stroke joinstyle="miter"/>
+              <v:path gradientshapeok="t" o:connecttype="rect"/>
+            </v:shapetype>
+            <v:shape id="텍스트 상자 218" o:spid="_x0000_s1026" type="#_x0000_t202" style="position:absolute;margin-left:0;margin-top:0;width:468pt;height:13.45pt;z-index:251660288;visibility:visible;mso-wrap-style:square;mso-width-percent:1000;mso-height-percent:0;mso-wrap-distance-left:9pt;mso-wrap-distance-top:0;mso-wrap-distance-right:9pt;mso-wrap-distance-bottom:0;mso-position-horizontal:left;mso-position-horizontal-relative:margin;mso-position-vertical:center;mso-position-vertical-relative:top-margin-area;mso-width-percent:1000;mso-height-percent:0;mso-width-relative:margin;mso-height-relative:page;v-text-anchor:middle" o:gfxdata="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" o:allowincell="f" filled="f" stroked="f">
+              <v:textbox style="mso-fit-shape-to-text:t" inset=",0,,0">
+                <w:txbxContent>
+                  <w:sdt>
+                    <w:sdtPr>
+                      <w:alias w:val="제목"/>
+                      <w:id w:val="78679243"/>
+                      <w:dataBinding w:prefixMappings="xmlns:ns0='http://schemas.openxmlformats.org/package/2006/metadata/core-properties' xmlns:ns1='http://purl.org/dc/elements/1.1/'" w:xpath="/ns0:coreProperties[1]/ns1:title[1]" w:storeItemID="{6C3C8BC8-F283-45AE-878A-BAB7291924A1}"/>
+                      <w:text/>
+                    </w:sdtPr>
+                    <w:sdtContent>
+                      <w:p>
+                        <w:pPr>
+                          <w:spacing w:after="0" w:line="240" w:lineRule="auto"/>
+                        </w:pPr>
+                        <w:r>
+                          <w:rPr>
+                            <w:rFonts w:hint="eastAsia"/>
+                          </w:rPr>
+                          <w:t>제1장 프로젝트 개요 및 머신 러닝</w:t>
+                        </w:r>
+                      </w:p>
+                    </w:sdtContent>
+                  </w:sdt>
+                </w:txbxContent>
+              </v:textbox>
+              <w10:wrap anchorx="margin" anchory="margin"/>
+            </v:shape>
+          </w:pict>
+        </mc:Fallback>
+      </mc:AlternateContent>
+    </w:r>
+    <w:r>
+      <w:rPr>
+        <w:noProof/>
+      </w:rPr>
+      <mc:AlternateContent>
+        <mc:Choice Requires="wps">
+          <w:drawing>
+            <wp:anchor distT="0" distB="0" distL="114300" distR="114300" simplePos="0" relativeHeight="251659264" behindDoc="0" locked="0" layoutInCell="0" allowOverlap="1" wp14:anchorId="6F0529D2" wp14:editId="393A7588">
+              <wp:simplePos x="0" y="0"/>
+              <wp:positionH relativeFrom="page">
+                <wp:align>left</wp:align>
+              </wp:positionH>
+              <wp:positionV relativeFrom="topMargin">
+                <wp:align>center</wp:align>
+              </wp:positionV>
+              <wp:extent cx="914400" cy="170815"/>
+              <wp:effectExtent l="0" t="0" r="5715" b="0"/>
+              <wp:wrapNone/>
+              <wp:docPr id="219" name="텍스트 상자 219"/>
+              <wp:cNvGraphicFramePr>
+                <a:graphicFrameLocks xmlns:a="http://schemas.openxmlformats.org/drawingml/2006/main"/>
+              </wp:cNvGraphicFramePr>
+              <a:graphic xmlns:a="http://schemas.openxmlformats.org/drawingml/2006/main">
+                <a:graphicData uri="http://schemas.microsoft.com/office/word/2010/wordprocessingShape">
+                  <wps:wsp>
+                    <wps:cNvSpPr txBox="1">
+                      <a:spLocks noChangeArrowheads="1"/>
+                    </wps:cNvSpPr>
+                    <wps:spPr bwMode="auto">
+                      <a:xfrm>
+                        <a:off x="0" y="0"/>
+                        <a:ext cx="914400" cy="170815"/>
+                      </a:xfrm>
+                      <a:prstGeom prst="rect">
+                        <a:avLst/>
+                      </a:prstGeom>
+                      <a:solidFill>
+                        <a:srgbClr val="002060"/>
+                      </a:solidFill>
+                      <a:ln>
+                        <a:noFill/>
+                      </a:ln>
+                    </wps:spPr>
+                    <wps:txbx>
+                      <w:txbxContent>
+                        <w:p>
+                          <w:pPr>
+                            <w:spacing w:after="0" w:line="240" w:lineRule="auto"/>
+                            <w:jc w:val="right"/>
+                            <w:rPr>
+                              <w:rFonts w:hint="eastAsia"/>
+                              <w:color w:val="FFFFFF" w:themeColor="background1"/>
+                            </w:rPr>
+                          </w:pPr>
+                          <w:r>
+                            <w:rPr>
+                              <w:rFonts w:hint="eastAsia"/>
+                              <w:color w:val="FFFFFF" w:themeColor="background1"/>
+                            </w:rPr>
+                            <w:t>3조</w:t>
+                          </w:r>
+                        </w:p>
+                      </w:txbxContent>
+                    </wps:txbx>
+                    <wps:bodyPr rot="0" vert="horz" wrap="square" lIns="91440" tIns="0" rIns="91440" bIns="0" anchor="ctr" anchorCtr="0" upright="1">
+                      <a:spAutoFit/>
+                    </wps:bodyPr>
+                  </wps:wsp>
+                </a:graphicData>
+              </a:graphic>
+              <wp14:sizeRelH relativeFrom="leftMargin">
+                <wp14:pctWidth>100000</wp14:pctWidth>
+              </wp14:sizeRelH>
+              <wp14:sizeRelV relativeFrom="page">
+                <wp14:pctHeight>0</wp14:pctHeight>
+              </wp14:sizeRelV>
+            </wp:anchor>
+          </w:drawing>
+        </mc:Choice>
+        <mc:Fallback>
+          <w:pict>
+            <v:shape w14:anchorId="6F0529D2" id="텍스트 상자 219" o:spid="_x0000_s1027" type="#_x0000_t202" style="position:absolute;margin-left:0;margin-top:0;width:1in;height:13.45pt;z-index:251659264;visibility:visible;mso-wrap-style:square;mso-width-percent:1000;mso-height-percent:0;mso-wrap-distance-left:9pt;mso-wrap-distance-top:0;mso-wrap-distance-right:9pt;mso-wrap-distance-bottom:0;mso-position-horizontal:left;mso-position-horizontal-relative:page;mso-position-vertical:center;mso-position-vertical-relative:top-margin-area;mso-width-percent:1000;mso-height-percent:0;mso-width-relative:left-margin-area;mso-height-relative:page;v-text-anchor:middle" o:gfxdata="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" o:allowincell="f" fillcolor="#002060" stroked="f">
+              <v:textbox style="mso-fit-shape-to-text:t" inset=",0,,0">
+                <w:txbxContent>
+                  <w:p>
+                    <w:pPr>
+                      <w:spacing w:after="0" w:line="240" w:lineRule="auto"/>
+                      <w:jc w:val="right"/>
+                      <w:rPr>
+                        <w:rFonts w:hint="eastAsia"/>
+                        <w:color w:val="FFFFFF" w:themeColor="background1"/>
+                      </w:rPr>
+                    </w:pPr>
+                    <w:r>
+                      <w:rPr>
+                        <w:rFonts w:hint="eastAsia"/>
+                        <w:color w:val="FFFFFF" w:themeColor="background1"/>
+                      </w:rPr>
+                      <w:t>3조</w:t>
+                    </w:r>
+                  </w:p>
+                </w:txbxContent>
+              </v:textbox>
+              <w10:wrap anchorx="page" anchory="margin"/>
+            </v:shape>
+          </w:pict>
+        </mc:Fallback>
+      </mc:AlternateContent>
+    </w:r>
+  </w:p>
+</w:hdr>
 </file>
 
 <file path=word/numbering.xml><?xml version="1.0" encoding="utf-8"?>
@@ -13469,12 +13913,11 @@
   </w:style>
   <w:style w:type="paragraph" w:styleId="1">
     <w:name w:val="heading 1"/>
-    <w:basedOn w:val="a"/>
     <w:next w:val="a"/>
     <w:link w:val="1Char"/>
     <w:uiPriority w:val="9"/>
     <w:qFormat/>
-    <w:rsid w:val="000342A5"/>
+    <w:rsid w:val="001F735F"/>
     <w:pPr>
       <w:keepNext/>
       <w:keepLines/>
@@ -13705,7 +14148,7 @@
     <w:basedOn w:val="a0"/>
     <w:link w:val="1"/>
     <w:uiPriority w:val="9"/>
-    <w:rsid w:val="000342A5"/>
+    <w:rsid w:val="001F735F"/>
     <w:rPr>
       <w:rFonts w:asciiTheme="majorHAnsi" w:eastAsiaTheme="majorEastAsia" w:hAnsiTheme="majorHAnsi" w:cstheme="majorBidi"/>
       <w:b/>

--- a/0.report/빅데이터20기_3조_세미프로젝트_보고서_1장.docx
+++ b/0.report/빅데이터20기_3조_세미프로젝트_보고서_1장.docx
@@ -12,11 +12,6 @@
       </w:sdtPr>
       <w:sdtContent>
         <w:p>
-          <w:pPr>
-            <w:rPr>
-              <w:rFonts w:hint="eastAsia"/>
-            </w:rPr>
-          </w:pPr>
           <w:r>
             <w:rPr>
               <w:noProof/>
@@ -1610,9 +1605,6 @@
     </w:p>
     <w:p>
       <w:pPr>
-        <w:rPr>
-          <w:rFonts w:hint="eastAsia"/>
-        </w:rPr>
         <w:sectPr>
           <w:footerReference w:type="default" r:id="rId10"/>
           <w:pgSz w:w="11906" w:h="16838"/>
@@ -1774,7 +1766,16 @@
         <w:t>머신 러닝</w:t>
       </w:r>
       <w:r>
-        <w:t>의 기본 개념 및 목표</w:t>
+        <w:t xml:space="preserve">의 기본 개념 및 </w:t>
+      </w:r>
+      <w:r>
+        <w:rPr>
+          <w:rFonts w:hint="eastAsia"/>
+        </w:rPr>
+        <w:t xml:space="preserve">프로젝트 </w:t>
+      </w:r>
+      <w:r>
+        <w:t>목표</w:t>
       </w:r>
       <w:bookmarkEnd w:id="5"/>
     </w:p>
@@ -2899,7 +2900,7 @@
     <w:p>
       <w:pPr>
         <w:pStyle w:val="af5"/>
-        <w:ind w:leftChars="405" w:left="850"/>
+        <w:ind w:leftChars="205" w:left="430"/>
       </w:pPr>
       <w:r>
         <w:t xml:space="preserve">ROC 곡선은 위 두 비율을 기반으로 </w:t>
@@ -2932,7 +2933,7 @@
     <w:p>
       <w:pPr>
         <w:pStyle w:val="af5"/>
-        <w:ind w:leftChars="405" w:left="850"/>
+        <w:ind w:leftChars="205" w:left="430"/>
       </w:pPr>
       <w:r>
         <w:t xml:space="preserve">AUC는 ROC 곡선 아래 면적을 수치화한 값으로, 모델이 양성과 음성을 얼마나 잘 구분하는지를 나타내는 </w:t>
@@ -3032,8 +3033,351 @@
         <w:tblLook w:val="00A0" w:firstRow="1" w:lastRow="0" w:firstColumn="1" w:lastColumn="0" w:noHBand="0" w:noVBand="0"/>
       </w:tblPr>
       <w:tblGrid>
-        <w:gridCol w:w="1200"/>
-        <w:gridCol w:w="5016"/>
+        <w:gridCol w:w="1696"/>
+        <w:gridCol w:w="6663"/>
+      </w:tblGrid>
+      <w:tr>
+        <w:trPr>
+          <w:cnfStyle w:val="100000000000" w:firstRow="1" w:lastRow="0" w:firstColumn="0" w:lastColumn="0" w:oddVBand="0" w:evenVBand="0" w:oddHBand="0" w:evenHBand="0" w:firstRowFirstColumn="0" w:firstRowLastColumn="0" w:lastRowFirstColumn="0" w:lastRowLastColumn="0"/>
+        </w:trPr>
+        <w:tc>
+          <w:tcPr>
+            <w:cnfStyle w:val="001000000000" w:firstRow="0" w:lastRow="0" w:firstColumn="1" w:lastColumn="0" w:oddVBand="0" w:evenVBand="0" w:oddHBand="0" w:evenHBand="0" w:firstRowFirstColumn="0" w:firstRowLastColumn="0" w:lastRowFirstColumn="0" w:lastRowLastColumn="0"/>
+            <w:tcW w:w="1696" w:type="dxa"/>
+          </w:tcPr>
+          <w:p>
+            <w:pPr>
+              <w:pStyle w:val="Compact1"/>
+              <w:rPr>
+                <w:sz w:val="20"/>
+                <w:szCs w:val="20"/>
+              </w:rPr>
+            </w:pPr>
+            <w:r>
+              <w:rPr>
+                <w:sz w:val="20"/>
+                <w:szCs w:val="20"/>
+              </w:rPr>
+              <w:lastRenderedPageBreak/>
+              <w:t>항목</w:t>
+            </w:r>
+          </w:p>
+        </w:tc>
+        <w:tc>
+          <w:tcPr>
+            <w:cnfStyle w:val="000010000000" w:firstRow="0" w:lastRow="0" w:firstColumn="0" w:lastColumn="0" w:oddVBand="1" w:evenVBand="0" w:oddHBand="0" w:evenHBand="0" w:firstRowFirstColumn="0" w:firstRowLastColumn="0" w:lastRowFirstColumn="0" w:lastRowLastColumn="0"/>
+            <w:tcW w:w="6663" w:type="dxa"/>
+          </w:tcPr>
+          <w:p>
+            <w:pPr>
+              <w:pStyle w:val="Compact1"/>
+              <w:rPr>
+                <w:sz w:val="20"/>
+                <w:szCs w:val="20"/>
+              </w:rPr>
+            </w:pPr>
+            <w:r>
+              <w:rPr>
+                <w:sz w:val="20"/>
+                <w:szCs w:val="20"/>
+              </w:rPr>
+              <w:t>설명</w:t>
+            </w:r>
+          </w:p>
+        </w:tc>
+      </w:tr>
+      <w:tr>
+        <w:trPr>
+          <w:cnfStyle w:val="000000100000" w:firstRow="0" w:lastRow="0" w:firstColumn="0" w:lastColumn="0" w:oddVBand="0" w:evenVBand="0" w:oddHBand="1" w:evenHBand="0" w:firstRowFirstColumn="0" w:firstRowLastColumn="0" w:lastRowFirstColumn="0" w:lastRowLastColumn="0"/>
+        </w:trPr>
+        <w:tc>
+          <w:tcPr>
+            <w:cnfStyle w:val="001000000000" w:firstRow="0" w:lastRow="0" w:firstColumn="1" w:lastColumn="0" w:oddVBand="0" w:evenVBand="0" w:oddHBand="0" w:evenHBand="0" w:firstRowFirstColumn="0" w:firstRowLastColumn="0" w:lastRowFirstColumn="0" w:lastRowLastColumn="0"/>
+            <w:tcW w:w="1696" w:type="dxa"/>
+          </w:tcPr>
+          <w:p>
+            <w:pPr>
+              <w:pStyle w:val="Compact1"/>
+              <w:rPr>
+                <w:sz w:val="20"/>
+                <w:szCs w:val="20"/>
+              </w:rPr>
+            </w:pPr>
+            <w:r>
+              <w:rPr>
+                <w:sz w:val="20"/>
+                <w:szCs w:val="20"/>
+              </w:rPr>
+              <w:t>값의 범위</w:t>
+            </w:r>
+          </w:p>
+        </w:tc>
+        <w:tc>
+          <w:tcPr>
+            <w:cnfStyle w:val="000010000000" w:firstRow="0" w:lastRow="0" w:firstColumn="0" w:lastColumn="0" w:oddVBand="1" w:evenVBand="0" w:oddHBand="0" w:evenHBand="0" w:firstRowFirstColumn="0" w:firstRowLastColumn="0" w:lastRowFirstColumn="0" w:lastRowLastColumn="0"/>
+            <w:tcW w:w="6663" w:type="dxa"/>
+          </w:tcPr>
+          <w:p>
+            <w:pPr>
+              <w:pStyle w:val="Compact1"/>
+              <w:rPr>
+                <w:sz w:val="20"/>
+                <w:szCs w:val="20"/>
+              </w:rPr>
+            </w:pPr>
+            <w:r>
+              <w:rPr>
+                <w:sz w:val="20"/>
+                <w:szCs w:val="20"/>
+              </w:rPr>
+              <w:t>0 ~ 1</w:t>
+            </w:r>
+          </w:p>
+        </w:tc>
+      </w:tr>
+      <w:tr>
+        <w:tc>
+          <w:tcPr>
+            <w:cnfStyle w:val="001000000000" w:firstRow="0" w:lastRow="0" w:firstColumn="1" w:lastColumn="0" w:oddVBand="0" w:evenVBand="0" w:oddHBand="0" w:evenHBand="0" w:firstRowFirstColumn="0" w:firstRowLastColumn="0" w:lastRowFirstColumn="0" w:lastRowLastColumn="0"/>
+            <w:tcW w:w="1696" w:type="dxa"/>
+          </w:tcPr>
+          <w:p>
+            <w:pPr>
+              <w:pStyle w:val="Compact1"/>
+              <w:rPr>
+                <w:sz w:val="20"/>
+                <w:szCs w:val="20"/>
+              </w:rPr>
+            </w:pPr>
+            <w:r>
+              <w:rPr>
+                <w:sz w:val="20"/>
+                <w:szCs w:val="20"/>
+              </w:rPr>
+              <w:t>AUC = 1.0</w:t>
+            </w:r>
+          </w:p>
+        </w:tc>
+        <w:tc>
+          <w:tcPr>
+            <w:cnfStyle w:val="000010000000" w:firstRow="0" w:lastRow="0" w:firstColumn="0" w:lastColumn="0" w:oddVBand="1" w:evenVBand="0" w:oddHBand="0" w:evenHBand="0" w:firstRowFirstColumn="0" w:firstRowLastColumn="0" w:lastRowFirstColumn="0" w:lastRowLastColumn="0"/>
+            <w:tcW w:w="6663" w:type="dxa"/>
+          </w:tcPr>
+          <w:p>
+            <w:pPr>
+              <w:pStyle w:val="Compact1"/>
+              <w:rPr>
+                <w:sz w:val="20"/>
+                <w:szCs w:val="20"/>
+              </w:rPr>
+            </w:pPr>
+            <w:r>
+              <w:rPr>
+                <w:sz w:val="20"/>
+                <w:szCs w:val="20"/>
+              </w:rPr>
+              <w:t>완벽한 분류기</w:t>
+            </w:r>
+          </w:p>
+        </w:tc>
+      </w:tr>
+      <w:tr>
+        <w:trPr>
+          <w:cnfStyle w:val="000000100000" w:firstRow="0" w:lastRow="0" w:firstColumn="0" w:lastColumn="0" w:oddVBand="0" w:evenVBand="0" w:oddHBand="1" w:evenHBand="0" w:firstRowFirstColumn="0" w:firstRowLastColumn="0" w:lastRowFirstColumn="0" w:lastRowLastColumn="0"/>
+        </w:trPr>
+        <w:tc>
+          <w:tcPr>
+            <w:cnfStyle w:val="001000000000" w:firstRow="0" w:lastRow="0" w:firstColumn="1" w:lastColumn="0" w:oddVBand="0" w:evenVBand="0" w:oddHBand="0" w:evenHBand="0" w:firstRowFirstColumn="0" w:firstRowLastColumn="0" w:lastRowFirstColumn="0" w:lastRowLastColumn="0"/>
+            <w:tcW w:w="1696" w:type="dxa"/>
+          </w:tcPr>
+          <w:p>
+            <w:pPr>
+              <w:pStyle w:val="Compact1"/>
+              <w:rPr>
+                <w:sz w:val="20"/>
+                <w:szCs w:val="20"/>
+              </w:rPr>
+            </w:pPr>
+            <w:r>
+              <w:rPr>
+                <w:sz w:val="20"/>
+                <w:szCs w:val="20"/>
+              </w:rPr>
+              <w:t>AUC = 0.5</w:t>
+            </w:r>
+          </w:p>
+        </w:tc>
+        <w:tc>
+          <w:tcPr>
+            <w:cnfStyle w:val="000010000000" w:firstRow="0" w:lastRow="0" w:firstColumn="0" w:lastColumn="0" w:oddVBand="1" w:evenVBand="0" w:oddHBand="0" w:evenHBand="0" w:firstRowFirstColumn="0" w:firstRowLastColumn="0" w:lastRowFirstColumn="0" w:lastRowLastColumn="0"/>
+            <w:tcW w:w="6663" w:type="dxa"/>
+          </w:tcPr>
+          <w:p>
+            <w:pPr>
+              <w:pStyle w:val="Compact1"/>
+              <w:rPr>
+                <w:sz w:val="20"/>
+                <w:szCs w:val="20"/>
+              </w:rPr>
+            </w:pPr>
+            <w:r>
+              <w:rPr>
+                <w:sz w:val="20"/>
+                <w:szCs w:val="20"/>
+              </w:rPr>
+              <w:t>랜덤 분류기 수준</w:t>
+            </w:r>
+          </w:p>
+        </w:tc>
+      </w:tr>
+      <w:tr>
+        <w:tc>
+          <w:tcPr>
+            <w:cnfStyle w:val="001000000000" w:firstRow="0" w:lastRow="0" w:firstColumn="1" w:lastColumn="0" w:oddVBand="0" w:evenVBand="0" w:oddHBand="0" w:evenHBand="0" w:firstRowFirstColumn="0" w:firstRowLastColumn="0" w:lastRowFirstColumn="0" w:lastRowLastColumn="0"/>
+            <w:tcW w:w="1696" w:type="dxa"/>
+          </w:tcPr>
+          <w:p>
+            <w:pPr>
+              <w:pStyle w:val="Compact1"/>
+              <w:rPr>
+                <w:sz w:val="20"/>
+                <w:szCs w:val="20"/>
+              </w:rPr>
+            </w:pPr>
+            <w:r>
+              <w:rPr>
+                <w:sz w:val="20"/>
+                <w:szCs w:val="20"/>
+              </w:rPr>
+              <w:t>AUC &lt; 0.5</w:t>
+            </w:r>
+          </w:p>
+        </w:tc>
+        <w:tc>
+          <w:tcPr>
+            <w:cnfStyle w:val="000010000000" w:firstRow="0" w:lastRow="0" w:firstColumn="0" w:lastColumn="0" w:oddVBand="1" w:evenVBand="0" w:oddHBand="0" w:evenHBand="0" w:firstRowFirstColumn="0" w:firstRowLastColumn="0" w:lastRowFirstColumn="0" w:lastRowLastColumn="0"/>
+            <w:tcW w:w="6663" w:type="dxa"/>
+          </w:tcPr>
+          <w:p>
+            <w:pPr>
+              <w:pStyle w:val="Compact1"/>
+              <w:rPr>
+                <w:sz w:val="20"/>
+                <w:szCs w:val="20"/>
+              </w:rPr>
+            </w:pPr>
+            <w:r>
+              <w:rPr>
+                <w:sz w:val="20"/>
+                <w:szCs w:val="20"/>
+              </w:rPr>
+              <w:t>랜덤 분류기보다 성능이 낮음</w:t>
+            </w:r>
+          </w:p>
+        </w:tc>
+      </w:tr>
+      <w:tr>
+        <w:trPr>
+          <w:cnfStyle w:val="000000100000" w:firstRow="0" w:lastRow="0" w:firstColumn="0" w:lastColumn="0" w:oddVBand="0" w:evenVBand="0" w:oddHBand="1" w:evenHBand="0" w:firstRowFirstColumn="0" w:firstRowLastColumn="0" w:lastRowFirstColumn="0" w:lastRowLastColumn="0"/>
+        </w:trPr>
+        <w:tc>
+          <w:tcPr>
+            <w:cnfStyle w:val="001000000000" w:firstRow="0" w:lastRow="0" w:firstColumn="1" w:lastColumn="0" w:oddVBand="0" w:evenVBand="0" w:oddHBand="0" w:evenHBand="0" w:firstRowFirstColumn="0" w:firstRowLastColumn="0" w:lastRowFirstColumn="0" w:lastRowLastColumn="0"/>
+            <w:tcW w:w="1696" w:type="dxa"/>
+          </w:tcPr>
+          <w:p>
+            <w:pPr>
+              <w:pStyle w:val="Compact1"/>
+              <w:rPr>
+                <w:sz w:val="20"/>
+                <w:szCs w:val="20"/>
+              </w:rPr>
+            </w:pPr>
+            <w:r>
+              <w:rPr>
+                <w:sz w:val="20"/>
+                <w:szCs w:val="20"/>
+              </w:rPr>
+              <w:t>특징</w:t>
+            </w:r>
+          </w:p>
+        </w:tc>
+        <w:tc>
+          <w:tcPr>
+            <w:cnfStyle w:val="000010000000" w:firstRow="0" w:lastRow="0" w:firstColumn="0" w:lastColumn="0" w:oddVBand="1" w:evenVBand="0" w:oddHBand="0" w:evenHBand="0" w:firstRowFirstColumn="0" w:firstRowLastColumn="0" w:lastRowFirstColumn="0" w:lastRowLastColumn="0"/>
+            <w:tcW w:w="6663" w:type="dxa"/>
+          </w:tcPr>
+          <w:p>
+            <w:pPr>
+              <w:pStyle w:val="Compact1"/>
+              <w:rPr>
+                <w:sz w:val="20"/>
+                <w:szCs w:val="20"/>
+              </w:rPr>
+            </w:pPr>
+            <w:r>
+              <w:rPr>
+                <w:sz w:val="20"/>
+                <w:szCs w:val="20"/>
+              </w:rPr>
+              <w:t>데이터 불균형 상황에서도 정확도 대비 신뢰성 높음</w:t>
+            </w:r>
+          </w:p>
+        </w:tc>
+      </w:tr>
+    </w:tbl>
+    <w:p>
+      <w:pPr>
+        <w:pStyle w:val="af5"/>
+        <w:rPr>
+          <w:b/>
+          <w:bCs/>
+        </w:rPr>
+      </w:pPr>
+    </w:p>
+    <w:p>
+      <w:pPr>
+        <w:pStyle w:val="af5"/>
+        <w:ind w:leftChars="5" w:left="10"/>
+      </w:pPr>
+      <w:r>
+        <w:rPr>
+          <w:b/>
+          <w:bCs/>
+        </w:rPr>
+        <w:t>PR 곡선 (Precision–Recall Curve)</w:t>
+      </w:r>
+      <w:r>
+        <w:t xml:space="preserve"> PR(Precision–Recall) 곡선은 </w:t>
+      </w:r>
+      <w:r>
+        <w:rPr>
+          <w:b/>
+          <w:bCs/>
+        </w:rPr>
+        <w:t>정밀도(Precision)</w:t>
+      </w:r>
+      <w:r>
+        <w:t xml:space="preserve">와 </w:t>
+      </w:r>
+      <w:proofErr w:type="spellStart"/>
+      <w:r>
+        <w:t>재현율</w:t>
+      </w:r>
+      <w:proofErr w:type="spellEnd"/>
+      <w:r>
+        <w:t>(Recall) 간의 관계를 나타내는 곡선으로, 특히 양성 클래스가 희소한 불균형 데이터 환경에서 모델의 실제 성능을 보다 민감하게 평가할 수 있는 지표이다.</w:t>
+      </w:r>
+    </w:p>
+    <w:tbl>
+      <w:tblPr>
+        <w:tblStyle w:val="5-1"/>
+        <w:tblW w:w="0" w:type="auto"/>
+        <w:tblLook w:val="00A0" w:firstRow="1" w:lastRow="0" w:firstColumn="1" w:lastColumn="0" w:noHBand="0" w:noVBand="0"/>
+      </w:tblPr>
+      <w:tblGrid>
+        <w:gridCol w:w="1073"/>
+        <w:gridCol w:w="7144"/>
       </w:tblGrid>
       <w:tr>
         <w:trPr>
@@ -3057,15 +3401,14 @@
                 <w:sz w:val="20"/>
                 <w:szCs w:val="20"/>
               </w:rPr>
-              <w:lastRenderedPageBreak/>
-              <w:t>항목</w:t>
+              <w:t>지표</w:t>
             </w:r>
           </w:p>
         </w:tc>
         <w:tc>
           <w:tcPr>
             <w:cnfStyle w:val="000010000000" w:firstRow="0" w:lastRow="0" w:firstColumn="0" w:lastColumn="0" w:oddVBand="1" w:evenVBand="0" w:oddHBand="0" w:evenHBand="0" w:firstRowFirstColumn="0" w:firstRowLastColumn="0" w:lastRowFirstColumn="0" w:lastRowLastColumn="0"/>
-            <w:tcW w:w="0" w:type="auto"/>
+            <w:tcW w:w="7144" w:type="dxa"/>
           </w:tcPr>
           <w:p>
             <w:pPr>
@@ -3080,7 +3423,7 @@
                 <w:sz w:val="20"/>
                 <w:szCs w:val="20"/>
               </w:rPr>
-              <w:t>설명</w:t>
+              <w:t>정의</w:t>
             </w:r>
           </w:p>
         </w:tc>
@@ -3107,14 +3450,14 @@
                 <w:sz w:val="20"/>
                 <w:szCs w:val="20"/>
               </w:rPr>
-              <w:t>값의 범위</w:t>
+              <w:t>Precision</w:t>
             </w:r>
           </w:p>
         </w:tc>
         <w:tc>
           <w:tcPr>
             <w:cnfStyle w:val="000010000000" w:firstRow="0" w:lastRow="0" w:firstColumn="0" w:lastColumn="0" w:oddVBand="1" w:evenVBand="0" w:oddHBand="0" w:evenHBand="0" w:firstRowFirstColumn="0" w:firstRowLastColumn="0" w:lastRowFirstColumn="0" w:lastRowLastColumn="0"/>
-            <w:tcW w:w="0" w:type="auto"/>
+            <w:tcW w:w="7144" w:type="dxa"/>
           </w:tcPr>
           <w:p>
             <w:pPr>
@@ -3129,7 +3472,7 @@
                 <w:sz w:val="20"/>
                 <w:szCs w:val="20"/>
               </w:rPr>
-              <w:t>0 ~ 1</w:t>
+              <w:t>모델이 양성으로 예측한 것 중 실제 양성의 비율</w:t>
             </w:r>
           </w:p>
         </w:tc>
@@ -3153,356 +3496,14 @@
                 <w:sz w:val="20"/>
                 <w:szCs w:val="20"/>
               </w:rPr>
-              <w:t>AUC = 1.0</w:t>
+              <w:t>Recall</w:t>
             </w:r>
           </w:p>
         </w:tc>
         <w:tc>
           <w:tcPr>
             <w:cnfStyle w:val="000010000000" w:firstRow="0" w:lastRow="0" w:firstColumn="0" w:lastColumn="0" w:oddVBand="1" w:evenVBand="0" w:oddHBand="0" w:evenHBand="0" w:firstRowFirstColumn="0" w:firstRowLastColumn="0" w:lastRowFirstColumn="0" w:lastRowLastColumn="0"/>
-            <w:tcW w:w="0" w:type="auto"/>
-          </w:tcPr>
-          <w:p>
-            <w:pPr>
-              <w:pStyle w:val="Compact1"/>
-              <w:rPr>
-                <w:sz w:val="20"/>
-                <w:szCs w:val="20"/>
-              </w:rPr>
-            </w:pPr>
-            <w:r>
-              <w:rPr>
-                <w:sz w:val="20"/>
-                <w:szCs w:val="20"/>
-              </w:rPr>
-              <w:t>완벽한 분류기</w:t>
-            </w:r>
-          </w:p>
-        </w:tc>
-      </w:tr>
-      <w:tr>
-        <w:trPr>
-          <w:cnfStyle w:val="000000100000" w:firstRow="0" w:lastRow="0" w:firstColumn="0" w:lastColumn="0" w:oddVBand="0" w:evenVBand="0" w:oddHBand="1" w:evenHBand="0" w:firstRowFirstColumn="0" w:firstRowLastColumn="0" w:lastRowFirstColumn="0" w:lastRowLastColumn="0"/>
-        </w:trPr>
-        <w:tc>
-          <w:tcPr>
-            <w:cnfStyle w:val="001000000000" w:firstRow="0" w:lastRow="0" w:firstColumn="1" w:lastColumn="0" w:oddVBand="0" w:evenVBand="0" w:oddHBand="0" w:evenHBand="0" w:firstRowFirstColumn="0" w:firstRowLastColumn="0" w:lastRowFirstColumn="0" w:lastRowLastColumn="0"/>
-            <w:tcW w:w="0" w:type="auto"/>
-          </w:tcPr>
-          <w:p>
-            <w:pPr>
-              <w:pStyle w:val="Compact1"/>
-              <w:rPr>
-                <w:sz w:val="20"/>
-                <w:szCs w:val="20"/>
-              </w:rPr>
-            </w:pPr>
-            <w:r>
-              <w:rPr>
-                <w:sz w:val="20"/>
-                <w:szCs w:val="20"/>
-              </w:rPr>
-              <w:t>AUC = 0.5</w:t>
-            </w:r>
-          </w:p>
-        </w:tc>
-        <w:tc>
-          <w:tcPr>
-            <w:cnfStyle w:val="000010000000" w:firstRow="0" w:lastRow="0" w:firstColumn="0" w:lastColumn="0" w:oddVBand="1" w:evenVBand="0" w:oddHBand="0" w:evenHBand="0" w:firstRowFirstColumn="0" w:firstRowLastColumn="0" w:lastRowFirstColumn="0" w:lastRowLastColumn="0"/>
-            <w:tcW w:w="0" w:type="auto"/>
-          </w:tcPr>
-          <w:p>
-            <w:pPr>
-              <w:pStyle w:val="Compact1"/>
-              <w:rPr>
-                <w:sz w:val="20"/>
-                <w:szCs w:val="20"/>
-              </w:rPr>
-            </w:pPr>
-            <w:r>
-              <w:rPr>
-                <w:sz w:val="20"/>
-                <w:szCs w:val="20"/>
-              </w:rPr>
-              <w:t>랜덤 분류기 수준</w:t>
-            </w:r>
-          </w:p>
-        </w:tc>
-      </w:tr>
-      <w:tr>
-        <w:tc>
-          <w:tcPr>
-            <w:cnfStyle w:val="001000000000" w:firstRow="0" w:lastRow="0" w:firstColumn="1" w:lastColumn="0" w:oddVBand="0" w:evenVBand="0" w:oddHBand="0" w:evenHBand="0" w:firstRowFirstColumn="0" w:firstRowLastColumn="0" w:lastRowFirstColumn="0" w:lastRowLastColumn="0"/>
-            <w:tcW w:w="0" w:type="auto"/>
-          </w:tcPr>
-          <w:p>
-            <w:pPr>
-              <w:pStyle w:val="Compact1"/>
-              <w:rPr>
-                <w:sz w:val="20"/>
-                <w:szCs w:val="20"/>
-              </w:rPr>
-            </w:pPr>
-            <w:r>
-              <w:rPr>
-                <w:sz w:val="20"/>
-                <w:szCs w:val="20"/>
-              </w:rPr>
-              <w:t>AUC &lt; 0.5</w:t>
-            </w:r>
-          </w:p>
-        </w:tc>
-        <w:tc>
-          <w:tcPr>
-            <w:cnfStyle w:val="000010000000" w:firstRow="0" w:lastRow="0" w:firstColumn="0" w:lastColumn="0" w:oddVBand="1" w:evenVBand="0" w:oddHBand="0" w:evenHBand="0" w:firstRowFirstColumn="0" w:firstRowLastColumn="0" w:lastRowFirstColumn="0" w:lastRowLastColumn="0"/>
-            <w:tcW w:w="0" w:type="auto"/>
-          </w:tcPr>
-          <w:p>
-            <w:pPr>
-              <w:pStyle w:val="Compact1"/>
-              <w:rPr>
-                <w:sz w:val="20"/>
-                <w:szCs w:val="20"/>
-              </w:rPr>
-            </w:pPr>
-            <w:r>
-              <w:rPr>
-                <w:sz w:val="20"/>
-                <w:szCs w:val="20"/>
-              </w:rPr>
-              <w:t>랜덤 분류기보다 성능이 낮음</w:t>
-            </w:r>
-          </w:p>
-        </w:tc>
-      </w:tr>
-      <w:tr>
-        <w:trPr>
-          <w:cnfStyle w:val="000000100000" w:firstRow="0" w:lastRow="0" w:firstColumn="0" w:lastColumn="0" w:oddVBand="0" w:evenVBand="0" w:oddHBand="1" w:evenHBand="0" w:firstRowFirstColumn="0" w:firstRowLastColumn="0" w:lastRowFirstColumn="0" w:lastRowLastColumn="0"/>
-        </w:trPr>
-        <w:tc>
-          <w:tcPr>
-            <w:cnfStyle w:val="001000000000" w:firstRow="0" w:lastRow="0" w:firstColumn="1" w:lastColumn="0" w:oddVBand="0" w:evenVBand="0" w:oddHBand="0" w:evenHBand="0" w:firstRowFirstColumn="0" w:firstRowLastColumn="0" w:lastRowFirstColumn="0" w:lastRowLastColumn="0"/>
-            <w:tcW w:w="0" w:type="auto"/>
-          </w:tcPr>
-          <w:p>
-            <w:pPr>
-              <w:pStyle w:val="Compact1"/>
-              <w:rPr>
-                <w:sz w:val="20"/>
-                <w:szCs w:val="20"/>
-              </w:rPr>
-            </w:pPr>
-            <w:r>
-              <w:rPr>
-                <w:sz w:val="20"/>
-                <w:szCs w:val="20"/>
-              </w:rPr>
-              <w:t>특징</w:t>
-            </w:r>
-          </w:p>
-        </w:tc>
-        <w:tc>
-          <w:tcPr>
-            <w:cnfStyle w:val="000010000000" w:firstRow="0" w:lastRow="0" w:firstColumn="0" w:lastColumn="0" w:oddVBand="1" w:evenVBand="0" w:oddHBand="0" w:evenHBand="0" w:firstRowFirstColumn="0" w:firstRowLastColumn="0" w:lastRowFirstColumn="0" w:lastRowLastColumn="0"/>
-            <w:tcW w:w="0" w:type="auto"/>
-          </w:tcPr>
-          <w:p>
-            <w:pPr>
-              <w:pStyle w:val="Compact1"/>
-              <w:rPr>
-                <w:sz w:val="20"/>
-                <w:szCs w:val="20"/>
-              </w:rPr>
-            </w:pPr>
-            <w:r>
-              <w:rPr>
-                <w:sz w:val="20"/>
-                <w:szCs w:val="20"/>
-              </w:rPr>
-              <w:t>데이터 불균형 상황에서도 정확도 대비 신뢰성 높음</w:t>
-            </w:r>
-          </w:p>
-        </w:tc>
-      </w:tr>
-    </w:tbl>
-    <w:p>
-      <w:pPr>
-        <w:pStyle w:val="af5"/>
-        <w:rPr>
-          <w:b/>
-          <w:bCs/>
-        </w:rPr>
-      </w:pPr>
-    </w:p>
-    <w:p>
-      <w:pPr>
-        <w:pStyle w:val="af5"/>
-        <w:ind w:leftChars="405" w:left="850"/>
-      </w:pPr>
-      <w:r>
-        <w:rPr>
-          <w:b/>
-          <w:bCs/>
-        </w:rPr>
-        <w:t>PR 곡선 (Precision–Recall Curve)</w:t>
-      </w:r>
-      <w:r>
-        <w:t xml:space="preserve"> PR(Precision–Recall) 곡선은 </w:t>
-      </w:r>
-      <w:r>
-        <w:rPr>
-          <w:b/>
-          <w:bCs/>
-        </w:rPr>
-        <w:t>정밀도(Precision)</w:t>
-      </w:r>
-      <w:r>
-        <w:t xml:space="preserve">와 </w:t>
-      </w:r>
-      <w:proofErr w:type="spellStart"/>
-      <w:r>
-        <w:t>재현율</w:t>
-      </w:r>
-      <w:proofErr w:type="spellEnd"/>
-      <w:r>
-        <w:t>(Recall) 간의 관계를 나타내는 곡선으로, 특히 양성 클래스가 희소한 불균형 데이터 환경에서 모델의 실제 성능을 보다 민감하게 평가할 수 있는 지표이다.</w:t>
-      </w:r>
-    </w:p>
-    <w:tbl>
-      <w:tblPr>
-        <w:tblStyle w:val="5-1"/>
-        <w:tblW w:w="0" w:type="auto"/>
-        <w:tblLook w:val="00A0" w:firstRow="1" w:lastRow="0" w:firstColumn="1" w:lastColumn="0" w:noHBand="0" w:noVBand="0"/>
-      </w:tblPr>
-      <w:tblGrid>
-        <w:gridCol w:w="1073"/>
-        <w:gridCol w:w="5116"/>
-      </w:tblGrid>
-      <w:tr>
-        <w:trPr>
-          <w:cnfStyle w:val="100000000000" w:firstRow="1" w:lastRow="0" w:firstColumn="0" w:lastColumn="0" w:oddVBand="0" w:evenVBand="0" w:oddHBand="0" w:evenHBand="0" w:firstRowFirstColumn="0" w:firstRowLastColumn="0" w:lastRowFirstColumn="0" w:lastRowLastColumn="0"/>
-        </w:trPr>
-        <w:tc>
-          <w:tcPr>
-            <w:cnfStyle w:val="001000000000" w:firstRow="0" w:lastRow="0" w:firstColumn="1" w:lastColumn="0" w:oddVBand="0" w:evenVBand="0" w:oddHBand="0" w:evenHBand="0" w:firstRowFirstColumn="0" w:firstRowLastColumn="0" w:lastRowFirstColumn="0" w:lastRowLastColumn="0"/>
-            <w:tcW w:w="0" w:type="auto"/>
-          </w:tcPr>
-          <w:p>
-            <w:pPr>
-              <w:pStyle w:val="Compact1"/>
-              <w:rPr>
-                <w:sz w:val="20"/>
-                <w:szCs w:val="20"/>
-              </w:rPr>
-            </w:pPr>
-            <w:r>
-              <w:rPr>
-                <w:sz w:val="20"/>
-                <w:szCs w:val="20"/>
-              </w:rPr>
-              <w:t>지표</w:t>
-            </w:r>
-          </w:p>
-        </w:tc>
-        <w:tc>
-          <w:tcPr>
-            <w:cnfStyle w:val="000010000000" w:firstRow="0" w:lastRow="0" w:firstColumn="0" w:lastColumn="0" w:oddVBand="1" w:evenVBand="0" w:oddHBand="0" w:evenHBand="0" w:firstRowFirstColumn="0" w:firstRowLastColumn="0" w:lastRowFirstColumn="0" w:lastRowLastColumn="0"/>
-            <w:tcW w:w="0" w:type="auto"/>
-          </w:tcPr>
-          <w:p>
-            <w:pPr>
-              <w:pStyle w:val="Compact1"/>
-              <w:rPr>
-                <w:sz w:val="20"/>
-                <w:szCs w:val="20"/>
-              </w:rPr>
-            </w:pPr>
-            <w:r>
-              <w:rPr>
-                <w:sz w:val="20"/>
-                <w:szCs w:val="20"/>
-              </w:rPr>
-              <w:t>정의</w:t>
-            </w:r>
-          </w:p>
-        </w:tc>
-      </w:tr>
-      <w:tr>
-        <w:trPr>
-          <w:cnfStyle w:val="000000100000" w:firstRow="0" w:lastRow="0" w:firstColumn="0" w:lastColumn="0" w:oddVBand="0" w:evenVBand="0" w:oddHBand="1" w:evenHBand="0" w:firstRowFirstColumn="0" w:firstRowLastColumn="0" w:lastRowFirstColumn="0" w:lastRowLastColumn="0"/>
-        </w:trPr>
-        <w:tc>
-          <w:tcPr>
-            <w:cnfStyle w:val="001000000000" w:firstRow="0" w:lastRow="0" w:firstColumn="1" w:lastColumn="0" w:oddVBand="0" w:evenVBand="0" w:oddHBand="0" w:evenHBand="0" w:firstRowFirstColumn="0" w:firstRowLastColumn="0" w:lastRowFirstColumn="0" w:lastRowLastColumn="0"/>
-            <w:tcW w:w="0" w:type="auto"/>
-          </w:tcPr>
-          <w:p>
-            <w:pPr>
-              <w:pStyle w:val="Compact1"/>
-              <w:rPr>
-                <w:sz w:val="20"/>
-                <w:szCs w:val="20"/>
-              </w:rPr>
-            </w:pPr>
-            <w:r>
-              <w:rPr>
-                <w:sz w:val="20"/>
-                <w:szCs w:val="20"/>
-              </w:rPr>
-              <w:t>Precision</w:t>
-            </w:r>
-          </w:p>
-        </w:tc>
-        <w:tc>
-          <w:tcPr>
-            <w:cnfStyle w:val="000010000000" w:firstRow="0" w:lastRow="0" w:firstColumn="0" w:lastColumn="0" w:oddVBand="1" w:evenVBand="0" w:oddHBand="0" w:evenHBand="0" w:firstRowFirstColumn="0" w:firstRowLastColumn="0" w:lastRowFirstColumn="0" w:lastRowLastColumn="0"/>
-            <w:tcW w:w="0" w:type="auto"/>
-          </w:tcPr>
-          <w:p>
-            <w:pPr>
-              <w:pStyle w:val="Compact1"/>
-              <w:rPr>
-                <w:sz w:val="20"/>
-                <w:szCs w:val="20"/>
-              </w:rPr>
-            </w:pPr>
-            <w:r>
-              <w:rPr>
-                <w:sz w:val="20"/>
-                <w:szCs w:val="20"/>
-              </w:rPr>
-              <w:t>모델이 양성으로 예측한 것 중 실제 양성의 비율</w:t>
-            </w:r>
-          </w:p>
-        </w:tc>
-      </w:tr>
-      <w:tr>
-        <w:tc>
-          <w:tcPr>
-            <w:cnfStyle w:val="001000000000" w:firstRow="0" w:lastRow="0" w:firstColumn="1" w:lastColumn="0" w:oddVBand="0" w:evenVBand="0" w:oddHBand="0" w:evenHBand="0" w:firstRowFirstColumn="0" w:firstRowLastColumn="0" w:lastRowFirstColumn="0" w:lastRowLastColumn="0"/>
-            <w:tcW w:w="0" w:type="auto"/>
-          </w:tcPr>
-          <w:p>
-            <w:pPr>
-              <w:pStyle w:val="Compact1"/>
-              <w:rPr>
-                <w:sz w:val="20"/>
-                <w:szCs w:val="20"/>
-              </w:rPr>
-            </w:pPr>
-            <w:r>
-              <w:rPr>
-                <w:sz w:val="20"/>
-                <w:szCs w:val="20"/>
-              </w:rPr>
-              <w:t>Recall</w:t>
-            </w:r>
-          </w:p>
-        </w:tc>
-        <w:tc>
-          <w:tcPr>
-            <w:cnfStyle w:val="000010000000" w:firstRow="0" w:lastRow="0" w:firstColumn="0" w:lastColumn="0" w:oddVBand="1" w:evenVBand="0" w:oddHBand="0" w:evenHBand="0" w:firstRowFirstColumn="0" w:firstRowLastColumn="0" w:lastRowFirstColumn="0" w:lastRowLastColumn="0"/>
-            <w:tcW w:w="0" w:type="auto"/>
+            <w:tcW w:w="7144" w:type="dxa"/>
           </w:tcPr>
           <w:p>
             <w:pPr>
@@ -3591,7 +3592,7 @@
     <w:p>
       <w:pPr>
         <w:pStyle w:val="af5"/>
-        <w:ind w:leftChars="405" w:left="850"/>
+        <w:ind w:leftChars="105" w:left="220"/>
       </w:pPr>
       <w:r>
         <w:rPr>
@@ -3604,7 +3605,7 @@
     <w:p>
       <w:pPr>
         <w:pStyle w:val="af5"/>
-        <w:ind w:leftChars="405" w:left="850"/>
+        <w:ind w:leftChars="105" w:left="220"/>
       </w:pPr>
       <w:r>
         <w:t xml:space="preserve">PR-AUC는 PR 곡선 아래 면적을 의미하며, 특히 </w:t>
@@ -3704,7 +3705,6 @@
           <w:sz w:val="21"/>
           <w:szCs w:val="21"/>
         </w:rPr>
-        <w:lastRenderedPageBreak/>
         <w:t>PR-</w:t>
       </w:r>
       <w:r>
@@ -3724,9 +3724,10 @@
     <w:p>
       <w:pPr>
         <w:pStyle w:val="af5"/>
-        <w:ind w:leftChars="405" w:left="850"/>
-      </w:pPr>
-      <w:r>
+        <w:ind w:leftChars="205" w:left="430"/>
+      </w:pPr>
+      <w:r>
+        <w:lastRenderedPageBreak/>
         <w:t>PR-AUC는 ROC-AUC와 달리 클래스 분포의 영향을 크게 받으며, 양성 클래스가 희소한 경우 모델 간 성능 차이를 보다 명확히 드러낸다.</w:t>
       </w:r>
     </w:p>
@@ -3840,7 +3841,19 @@
         <w:rPr>
           <w:rFonts w:hint="eastAsia"/>
         </w:rPr>
-        <w:t xml:space="preserve">[그림] </w:t>
+        <w:t>[그림</w:t>
+      </w:r>
+      <w:r>
+        <w:rPr>
+          <w:rFonts w:hint="eastAsia"/>
+        </w:rPr>
+        <w:t xml:space="preserve"> 1</w:t>
+      </w:r>
+      <w:r>
+        <w:rPr>
+          <w:rFonts w:hint="eastAsia"/>
+        </w:rPr>
+        <w:t xml:space="preserve">] </w:t>
       </w:r>
       <w:r>
         <w:t>ROC-AUC vs PR-AUC 비교</w:t>
@@ -7866,7 +7879,6 @@
                             <w:spacing w:after="0" w:line="240" w:lineRule="auto"/>
                             <w:jc w:val="right"/>
                             <w:rPr>
-                              <w:rFonts w:hint="eastAsia"/>
                               <w:color w:val="FFFFFF" w:themeColor="background1"/>
                             </w:rPr>
                           </w:pPr>
@@ -13022,7 +13034,7 @@
       <w:lvlText w:val="%1)"/>
       <w:lvlJc w:val="left"/>
       <w:pPr>
-        <w:ind w:left="800" w:hanging="360"/>
+        <w:ind w:left="360" w:hanging="360"/>
       </w:pPr>
       <w:rPr>
         <w:rFonts w:hint="default"/>
@@ -13035,7 +13047,7 @@
       <w:lvlText w:val="%2."/>
       <w:lvlJc w:val="left"/>
       <w:pPr>
-        <w:ind w:left="1320" w:hanging="440"/>
+        <w:ind w:left="880" w:hanging="440"/>
       </w:pPr>
     </w:lvl>
     <w:lvl w:ilvl="2" w:tplc="0409001B" w:tentative="1">
@@ -13044,7 +13056,7 @@
       <w:lvlText w:val="%3."/>
       <w:lvlJc w:val="right"/>
       <w:pPr>
-        <w:ind w:left="1760" w:hanging="440"/>
+        <w:ind w:left="1320" w:hanging="440"/>
       </w:pPr>
     </w:lvl>
     <w:lvl w:ilvl="3" w:tplc="0409000F" w:tentative="1">
@@ -13053,7 +13065,7 @@
       <w:lvlText w:val="%4."/>
       <w:lvlJc w:val="left"/>
       <w:pPr>
-        <w:ind w:left="2200" w:hanging="440"/>
+        <w:ind w:left="1760" w:hanging="440"/>
       </w:pPr>
     </w:lvl>
     <w:lvl w:ilvl="4" w:tplc="04090019" w:tentative="1">
@@ -13062,7 +13074,7 @@
       <w:lvlText w:val="%5."/>
       <w:lvlJc w:val="left"/>
       <w:pPr>
-        <w:ind w:left="2640" w:hanging="440"/>
+        <w:ind w:left="2200" w:hanging="440"/>
       </w:pPr>
     </w:lvl>
     <w:lvl w:ilvl="5" w:tplc="0409001B" w:tentative="1">
@@ -13071,7 +13083,7 @@
       <w:lvlText w:val="%6."/>
       <w:lvlJc w:val="right"/>
       <w:pPr>
-        <w:ind w:left="3080" w:hanging="440"/>
+        <w:ind w:left="2640" w:hanging="440"/>
       </w:pPr>
     </w:lvl>
     <w:lvl w:ilvl="6" w:tplc="0409000F" w:tentative="1">
@@ -13080,7 +13092,7 @@
       <w:lvlText w:val="%7."/>
       <w:lvlJc w:val="left"/>
       <w:pPr>
-        <w:ind w:left="3520" w:hanging="440"/>
+        <w:ind w:left="3080" w:hanging="440"/>
       </w:pPr>
     </w:lvl>
     <w:lvl w:ilvl="7" w:tplc="04090019" w:tentative="1">
@@ -13089,7 +13101,7 @@
       <w:lvlText w:val="%8."/>
       <w:lvlJc w:val="left"/>
       <w:pPr>
-        <w:ind w:left="3960" w:hanging="440"/>
+        <w:ind w:left="3520" w:hanging="440"/>
       </w:pPr>
     </w:lvl>
     <w:lvl w:ilvl="8" w:tplc="0409001B" w:tentative="1">
@@ -13098,7 +13110,7 @@
       <w:lvlText w:val="%9."/>
       <w:lvlJc w:val="right"/>
       <w:pPr>
-        <w:ind w:left="4400" w:hanging="440"/>
+        <w:ind w:left="3960" w:hanging="440"/>
       </w:pPr>
     </w:lvl>
   </w:abstractNum>

--- a/0.report/빅데이터20기_3조_세미프로젝트_보고서_1장.docx
+++ b/0.report/빅데이터20기_3조_세미프로젝트_보고서_1장.docx
@@ -7489,6 +7489,136 @@
       </w:r>
       <w:bookmarkEnd w:id="1"/>
       <w:bookmarkEnd w:id="2"/>
+    </w:p>
+    <w:p>
+      <w:pPr>
+        <w:pStyle w:val="2"/>
+      </w:pPr>
+      <w:r>
+        <w:rPr>
+          <w:rFonts w:hint="eastAsia"/>
+        </w:rPr>
+        <w:lastRenderedPageBreak/>
+        <w:t xml:space="preserve">1.5 세미프로젝트 </w:t>
+      </w:r>
+      <w:r>
+        <w:rPr>
+          <w:rFonts w:hint="eastAsia"/>
+        </w:rPr>
+        <w:t>로드맵</w:t>
+      </w:r>
+    </w:p>
+    <w:p>
+      <w:r>
+        <w:rPr>
+          <w:rFonts w:hint="eastAsia"/>
+        </w:rPr>
+        <w:t xml:space="preserve">마감 및 프로젝트 일정이 촉박하여 </w:t>
+      </w:r>
+      <w:proofErr w:type="spellStart"/>
+      <w:r>
+        <w:rPr>
+          <w:rFonts w:hint="eastAsia"/>
+        </w:rPr>
+        <w:t>조원별</w:t>
+      </w:r>
+      <w:proofErr w:type="spellEnd"/>
+      <w:r>
+        <w:rPr>
+          <w:rFonts w:hint="eastAsia"/>
+        </w:rPr>
+        <w:t xml:space="preserve"> 업무 및 작업을 배분하여 프로젝트를 진행하였으며, 4개 주제에 대해 주제별로 차례대로 진행하였다. 수업시간 실습과정에서의 각 주제별 모델 성능을 타겟으로 </w:t>
+      </w:r>
+      <w:proofErr w:type="gramStart"/>
+      <w:r>
+        <w:rPr>
+          <w:rFonts w:hint="eastAsia"/>
+        </w:rPr>
+        <w:t>고도화 하는</w:t>
+      </w:r>
+      <w:proofErr w:type="gramEnd"/>
+      <w:r>
+        <w:rPr>
+          <w:rFonts w:hint="eastAsia"/>
+        </w:rPr>
+        <w:t xml:space="preserve"> 작업에 집중하였으며, 주제별 문제 요인 분석 및 인사이트 도출, 그리고 학습 모델 성능 개선에 중점적으로 시간비용을 투자하였다. 아래는 3조 세미프로젝트 추진 일정 </w:t>
+      </w:r>
+      <w:proofErr w:type="gramStart"/>
+      <w:r>
+        <w:rPr>
+          <w:rFonts w:hint="eastAsia"/>
+        </w:rPr>
+        <w:t>구성표 이며</w:t>
+      </w:r>
+      <w:proofErr w:type="gramEnd"/>
+      <w:r>
+        <w:rPr>
+          <w:rFonts w:hint="eastAsia"/>
+        </w:rPr>
+        <w:t xml:space="preserve"> 약 20일간 4개 주제에 대해 시간대 일별로 로드맵을 구성하였다.</w:t>
+      </w:r>
+    </w:p>
+    <w:p/>
+    <w:p>
+      <w:pPr>
+        <w:jc w:val="center"/>
+        <w:rPr>
+          <w:rFonts w:hint="eastAsia"/>
+        </w:rPr>
+      </w:pPr>
+      <w:r>
+        <w:rPr>
+          <w:noProof/>
+        </w:rPr>
+        <w:drawing>
+          <wp:inline distT="0" distB="0" distL="0" distR="0" wp14:anchorId="54281E47" wp14:editId="7F1C951E">
+            <wp:extent cx="5400040" cy="2141220"/>
+            <wp:effectExtent l="0" t="0" r="0" b="0"/>
+            <wp:docPr id="1661404068" name="그림 1"/>
+            <wp:cNvGraphicFramePr>
+              <a:graphicFrameLocks xmlns:a="http://schemas.openxmlformats.org/drawingml/2006/main" noChangeAspect="1"/>
+            </wp:cNvGraphicFramePr>
+            <a:graphic xmlns:a="http://schemas.openxmlformats.org/drawingml/2006/main">
+              <a:graphicData uri="http://schemas.openxmlformats.org/drawingml/2006/picture">
+                <pic:pic xmlns:pic="http://schemas.openxmlformats.org/drawingml/2006/picture">
+                  <pic:nvPicPr>
+                    <pic:cNvPr id="1661404068" name=""/>
+                    <pic:cNvPicPr/>
+                  </pic:nvPicPr>
+                  <pic:blipFill>
+                    <a:blip r:embed="rId17">
+                      <a:extLst>
+                        <a:ext uri="{28A0092B-C50C-407E-A947-70E740481C1C}">
+                          <a14:useLocalDpi xmlns:a14="http://schemas.microsoft.com/office/drawing/2010/main" val="0"/>
+                        </a:ext>
+                      </a:extLst>
+                    </a:blip>
+                    <a:stretch>
+                      <a:fillRect/>
+                    </a:stretch>
+                  </pic:blipFill>
+                  <pic:spPr>
+                    <a:xfrm>
+                      <a:off x="0" y="0"/>
+                      <a:ext cx="5400040" cy="2141220"/>
+                    </a:xfrm>
+                    <a:prstGeom prst="rect">
+                      <a:avLst/>
+                    </a:prstGeom>
+                  </pic:spPr>
+                </pic:pic>
+              </a:graphicData>
+            </a:graphic>
+          </wp:inline>
+        </w:drawing>
+      </w:r>
+    </w:p>
+    <w:p>
+      <w:pPr>
+        <w:rPr>
+          <w:rFonts w:hint="eastAsia"/>
+        </w:rPr>
+      </w:pPr>
     </w:p>
     <w:sectPr>
       <w:type w:val="continuous"/>
@@ -7917,7 +8047,6 @@
                       <w:spacing w:after="0" w:line="240" w:lineRule="auto"/>
                       <w:jc w:val="right"/>
                       <w:rPr>
-                        <w:rFonts w:hint="eastAsia"/>
                         <w:color w:val="FFFFFF" w:themeColor="background1"/>
                       </w:rPr>
                     </w:pPr>

--- a/0.report/빅데이터20기_3조_세미프로젝트_보고서_1장.docx
+++ b/0.report/빅데이터20기_3조_세미프로젝트_보고서_1장.docx
@@ -106,7 +106,7 @@
           <w:pPr>
             <w:pStyle w:val="10"/>
             <w:tabs>
-              <w:tab w:val="right" w:leader="dot" w:pos="10456"/>
+              <w:tab w:val="right" w:leader="dot" w:pos="8494"/>
             </w:tabs>
             <w:rPr>
               <w:rFonts w:cstheme="minorBidi"/>
@@ -125,27 +125,13 @@
           <w:r>
             <w:fldChar w:fldCharType="separate"/>
           </w:r>
-          <w:hyperlink w:anchor="_Toc216461308" w:history="1">
+          <w:hyperlink w:anchor="_Toc216783176" w:history="1">
             <w:r>
               <w:rPr>
                 <w:rStyle w:val="af6"/>
                 <w:noProof/>
               </w:rPr>
-              <w:t xml:space="preserve">1. 프로젝트 개요 및 </w:t>
-            </w:r>
-            <w:r>
-              <w:rPr>
-                <w:rStyle w:val="af6"/>
-                <w:noProof/>
-              </w:rPr>
-              <w:t>머신 러닝</w:t>
-            </w:r>
-            <w:r>
-              <w:rPr>
-                <w:rStyle w:val="af6"/>
-                <w:noProof/>
-              </w:rPr>
-              <w:t>에 대하여</w:t>
+              <w:t>1. 프로젝트 개요 및 머신 러닝에 대하여</w:t>
             </w:r>
             <w:r>
               <w:rPr>
@@ -166,7 +152,7 @@
                 <w:noProof/>
                 <w:webHidden/>
               </w:rPr>
-              <w:instrText xml:space="preserve"> PAGEREF _Toc216461308 \h </w:instrText>
+              <w:instrText xml:space="preserve"> PAGEREF _Toc216783176 \h </w:instrText>
             </w:r>
             <w:r>
               <w:rPr>
@@ -186,7 +172,7 @@
                 <w:noProof/>
                 <w:webHidden/>
               </w:rPr>
-              <w:t>2</w:t>
+              <w:t>3</w:t>
             </w:r>
             <w:r>
               <w:rPr>
@@ -201,7 +187,7 @@
           <w:pPr>
             <w:pStyle w:val="20"/>
             <w:tabs>
-              <w:tab w:val="right" w:leader="dot" w:pos="10456"/>
+              <w:tab w:val="right" w:leader="dot" w:pos="8494"/>
             </w:tabs>
             <w:rPr>
               <w:rFonts w:cstheme="minorBidi"/>
@@ -211,7 +197,7 @@
               <w14:ligatures w14:val="standardContextual"/>
             </w:rPr>
           </w:pPr>
-          <w:hyperlink w:anchor="_Toc216461309" w:history="1">
+          <w:hyperlink w:anchor="_Toc216783177" w:history="1">
             <w:r>
               <w:rPr>
                 <w:rStyle w:val="af6"/>
@@ -238,7 +224,7 @@
                 <w:noProof/>
                 <w:webHidden/>
               </w:rPr>
-              <w:instrText xml:space="preserve"> PAGEREF _Toc216461309 \h </w:instrText>
+              <w:instrText xml:space="preserve"> PAGEREF _Toc216783177 \h </w:instrText>
             </w:r>
             <w:r>
               <w:rPr>
@@ -258,7 +244,7 @@
                 <w:noProof/>
                 <w:webHidden/>
               </w:rPr>
-              <w:t>2</w:t>
+              <w:t>3</w:t>
             </w:r>
             <w:r>
               <w:rPr>
@@ -273,7 +259,7 @@
           <w:pPr>
             <w:pStyle w:val="30"/>
             <w:tabs>
-              <w:tab w:val="right" w:leader="dot" w:pos="10456"/>
+              <w:tab w:val="right" w:leader="dot" w:pos="8494"/>
             </w:tabs>
             <w:rPr>
               <w:rFonts w:cstheme="minorBidi"/>
@@ -283,27 +269,13 @@
               <w14:ligatures w14:val="standardContextual"/>
             </w:rPr>
           </w:pPr>
-          <w:hyperlink w:anchor="_Toc216461310" w:history="1">
+          <w:hyperlink w:anchor="_Toc216783178" w:history="1">
             <w:r>
               <w:rPr>
                 <w:rStyle w:val="af6"/>
                 <w:noProof/>
               </w:rPr>
-              <w:t xml:space="preserve">1.1.1 </w:t>
-            </w:r>
-            <w:r>
-              <w:rPr>
-                <w:rStyle w:val="af6"/>
-                <w:noProof/>
-              </w:rPr>
-              <w:t>머신 러닝</w:t>
-            </w:r>
-            <w:r>
-              <w:rPr>
-                <w:rStyle w:val="af6"/>
-                <w:noProof/>
-              </w:rPr>
-              <w:t>의 기본 개념 및 목표</w:t>
+              <w:t>1.1.1 머신 러닝의 기본 개념 및 프로젝트 목표</w:t>
             </w:r>
             <w:r>
               <w:rPr>
@@ -324,7 +296,7 @@
                 <w:noProof/>
                 <w:webHidden/>
               </w:rPr>
-              <w:instrText xml:space="preserve"> PAGEREF _Toc216461310 \h </w:instrText>
+              <w:instrText xml:space="preserve"> PAGEREF _Toc216783178 \h </w:instrText>
             </w:r>
             <w:r>
               <w:rPr>
@@ -344,7 +316,7 @@
                 <w:noProof/>
                 <w:webHidden/>
               </w:rPr>
-              <w:t>3</w:t>
+              <w:t>4</w:t>
             </w:r>
             <w:r>
               <w:rPr>
@@ -359,7 +331,7 @@
           <w:pPr>
             <w:pStyle w:val="30"/>
             <w:tabs>
-              <w:tab w:val="right" w:leader="dot" w:pos="10456"/>
+              <w:tab w:val="right" w:leader="dot" w:pos="8494"/>
             </w:tabs>
             <w:rPr>
               <w:rFonts w:cstheme="minorBidi"/>
@@ -369,7 +341,7 @@
               <w14:ligatures w14:val="standardContextual"/>
             </w:rPr>
           </w:pPr>
-          <w:hyperlink w:anchor="_Toc216461311" w:history="1">
+          <w:hyperlink w:anchor="_Toc216783179" w:history="1">
             <w:r>
               <w:rPr>
                 <w:rStyle w:val="af6"/>
@@ -396,7 +368,7 @@
                 <w:noProof/>
                 <w:webHidden/>
               </w:rPr>
-              <w:instrText xml:space="preserve"> PAGEREF _Toc216461311 \h </w:instrText>
+              <w:instrText xml:space="preserve"> PAGEREF _Toc216783179 \h </w:instrText>
             </w:r>
             <w:r>
               <w:rPr>
@@ -416,7 +388,7 @@
                 <w:noProof/>
                 <w:webHidden/>
               </w:rPr>
-              <w:t>3</w:t>
+              <w:t>4</w:t>
             </w:r>
             <w:r>
               <w:rPr>
@@ -431,7 +403,7 @@
           <w:pPr>
             <w:pStyle w:val="30"/>
             <w:tabs>
-              <w:tab w:val="right" w:leader="dot" w:pos="10456"/>
+              <w:tab w:val="right" w:leader="dot" w:pos="8494"/>
             </w:tabs>
             <w:rPr>
               <w:rFonts w:cstheme="minorBidi"/>
@@ -441,7 +413,7 @@
               <w14:ligatures w14:val="standardContextual"/>
             </w:rPr>
           </w:pPr>
-          <w:hyperlink w:anchor="_Toc216461312" w:history="1">
+          <w:hyperlink w:anchor="_Toc216783180" w:history="1">
             <w:r>
               <w:rPr>
                 <w:rStyle w:val="af6"/>
@@ -468,7 +440,7 @@
                 <w:noProof/>
                 <w:webHidden/>
               </w:rPr>
-              <w:instrText xml:space="preserve"> PAGEREF _Toc216461312 \h </w:instrText>
+              <w:instrText xml:space="preserve"> PAGEREF _Toc216783180 \h </w:instrText>
             </w:r>
             <w:r>
               <w:rPr>
@@ -488,7 +460,7 @@
                 <w:noProof/>
                 <w:webHidden/>
               </w:rPr>
-              <w:t>4</w:t>
+              <w:t>5</w:t>
             </w:r>
             <w:r>
               <w:rPr>
@@ -503,7 +475,7 @@
           <w:pPr>
             <w:pStyle w:val="20"/>
             <w:tabs>
-              <w:tab w:val="right" w:leader="dot" w:pos="10456"/>
+              <w:tab w:val="right" w:leader="dot" w:pos="8494"/>
             </w:tabs>
             <w:rPr>
               <w:rFonts w:cstheme="minorBidi"/>
@@ -513,7 +485,7 @@
               <w14:ligatures w14:val="standardContextual"/>
             </w:rPr>
           </w:pPr>
-          <w:hyperlink w:anchor="_Toc216461313" w:history="1">
+          <w:hyperlink w:anchor="_Toc216783181" w:history="1">
             <w:r>
               <w:rPr>
                 <w:rStyle w:val="af6"/>
@@ -540,7 +512,7 @@
                 <w:noProof/>
                 <w:webHidden/>
               </w:rPr>
-              <w:instrText xml:space="preserve"> PAGEREF _Toc216461313 \h </w:instrText>
+              <w:instrText xml:space="preserve"> PAGEREF _Toc216783181 \h </w:instrText>
             </w:r>
             <w:r>
               <w:rPr>
@@ -560,7 +532,7 @@
                 <w:noProof/>
                 <w:webHidden/>
               </w:rPr>
-              <w:t>5</w:t>
+              <w:t>6</w:t>
             </w:r>
             <w:r>
               <w:rPr>
@@ -575,7 +547,7 @@
           <w:pPr>
             <w:pStyle w:val="30"/>
             <w:tabs>
-              <w:tab w:val="right" w:leader="dot" w:pos="10456"/>
+              <w:tab w:val="right" w:leader="dot" w:pos="8494"/>
             </w:tabs>
             <w:rPr>
               <w:rFonts w:cstheme="minorBidi"/>
@@ -585,7 +557,7 @@
               <w14:ligatures w14:val="standardContextual"/>
             </w:rPr>
           </w:pPr>
-          <w:hyperlink w:anchor="_Toc216461314" w:history="1">
+          <w:hyperlink w:anchor="_Toc216783182" w:history="1">
             <w:r>
               <w:rPr>
                 <w:rStyle w:val="af6"/>
@@ -612,7 +584,7 @@
                 <w:noProof/>
                 <w:webHidden/>
               </w:rPr>
-              <w:instrText xml:space="preserve"> PAGEREF _Toc216461314 \h </w:instrText>
+              <w:instrText xml:space="preserve"> PAGEREF _Toc216783182 \h </w:instrText>
             </w:r>
             <w:r>
               <w:rPr>
@@ -632,7 +604,7 @@
                 <w:noProof/>
                 <w:webHidden/>
               </w:rPr>
-              <w:t>5</w:t>
+              <w:t>6</w:t>
             </w:r>
             <w:r>
               <w:rPr>
@@ -647,7 +619,7 @@
           <w:pPr>
             <w:pStyle w:val="30"/>
             <w:tabs>
-              <w:tab w:val="right" w:leader="dot" w:pos="10456"/>
+              <w:tab w:val="right" w:leader="dot" w:pos="8494"/>
             </w:tabs>
             <w:rPr>
               <w:rFonts w:cstheme="minorBidi"/>
@@ -657,7 +629,7 @@
               <w14:ligatures w14:val="standardContextual"/>
             </w:rPr>
           </w:pPr>
-          <w:hyperlink w:anchor="_Toc216461315" w:history="1">
+          <w:hyperlink w:anchor="_Toc216783183" w:history="1">
             <w:r>
               <w:rPr>
                 <w:rStyle w:val="af6"/>
@@ -684,7 +656,7 @@
                 <w:noProof/>
                 <w:webHidden/>
               </w:rPr>
-              <w:instrText xml:space="preserve"> PAGEREF _Toc216461315 \h </w:instrText>
+              <w:instrText xml:space="preserve"> PAGEREF _Toc216783183 \h </w:instrText>
             </w:r>
             <w:r>
               <w:rPr>
@@ -704,7 +676,7 @@
                 <w:noProof/>
                 <w:webHidden/>
               </w:rPr>
-              <w:t>9</w:t>
+              <w:t>10</w:t>
             </w:r>
             <w:r>
               <w:rPr>
@@ -719,7 +691,7 @@
           <w:pPr>
             <w:pStyle w:val="30"/>
             <w:tabs>
-              <w:tab w:val="right" w:leader="dot" w:pos="10456"/>
+              <w:tab w:val="right" w:leader="dot" w:pos="8494"/>
             </w:tabs>
             <w:rPr>
               <w:rFonts w:cstheme="minorBidi"/>
@@ -729,7 +701,7 @@
               <w14:ligatures w14:val="standardContextual"/>
             </w:rPr>
           </w:pPr>
-          <w:hyperlink w:anchor="_Toc216461316" w:history="1">
+          <w:hyperlink w:anchor="_Toc216783184" w:history="1">
             <w:r>
               <w:rPr>
                 <w:rStyle w:val="af6"/>
@@ -756,7 +728,7 @@
                 <w:noProof/>
                 <w:webHidden/>
               </w:rPr>
-              <w:instrText xml:space="preserve"> PAGEREF _Toc216461316 \h </w:instrText>
+              <w:instrText xml:space="preserve"> PAGEREF _Toc216783184 \h </w:instrText>
             </w:r>
             <w:r>
               <w:rPr>
@@ -776,7 +748,7 @@
                 <w:noProof/>
                 <w:webHidden/>
               </w:rPr>
-              <w:t>11</w:t>
+              <w:t>12</w:t>
             </w:r>
             <w:r>
               <w:rPr>
@@ -791,7 +763,7 @@
           <w:pPr>
             <w:pStyle w:val="30"/>
             <w:tabs>
-              <w:tab w:val="right" w:leader="dot" w:pos="10456"/>
+              <w:tab w:val="right" w:leader="dot" w:pos="8494"/>
             </w:tabs>
             <w:rPr>
               <w:rFonts w:cstheme="minorBidi"/>
@@ -801,7 +773,7 @@
               <w14:ligatures w14:val="standardContextual"/>
             </w:rPr>
           </w:pPr>
-          <w:hyperlink w:anchor="_Toc216461317" w:history="1">
+          <w:hyperlink w:anchor="_Toc216783185" w:history="1">
             <w:r>
               <w:rPr>
                 <w:rStyle w:val="af6"/>
@@ -828,7 +800,7 @@
                 <w:noProof/>
                 <w:webHidden/>
               </w:rPr>
-              <w:instrText xml:space="preserve"> PAGEREF _Toc216461317 \h </w:instrText>
+              <w:instrText xml:space="preserve"> PAGEREF _Toc216783185 \h </w:instrText>
             </w:r>
             <w:r>
               <w:rPr>
@@ -848,7 +820,7 @@
                 <w:noProof/>
                 <w:webHidden/>
               </w:rPr>
-              <w:t>12</w:t>
+              <w:t>13</w:t>
             </w:r>
             <w:r>
               <w:rPr>
@@ -863,7 +835,7 @@
           <w:pPr>
             <w:pStyle w:val="30"/>
             <w:tabs>
-              <w:tab w:val="right" w:leader="dot" w:pos="10456"/>
+              <w:tab w:val="right" w:leader="dot" w:pos="8494"/>
             </w:tabs>
             <w:rPr>
               <w:rFonts w:cstheme="minorBidi"/>
@@ -873,7 +845,7 @@
               <w14:ligatures w14:val="standardContextual"/>
             </w:rPr>
           </w:pPr>
-          <w:hyperlink w:anchor="_Toc216461318" w:history="1">
+          <w:hyperlink w:anchor="_Toc216783186" w:history="1">
             <w:r>
               <w:rPr>
                 <w:rStyle w:val="af6"/>
@@ -900,7 +872,7 @@
                 <w:noProof/>
                 <w:webHidden/>
               </w:rPr>
-              <w:instrText xml:space="preserve"> PAGEREF _Toc216461318 \h </w:instrText>
+              <w:instrText xml:space="preserve"> PAGEREF _Toc216783186 \h </w:instrText>
             </w:r>
             <w:r>
               <w:rPr>
@@ -920,7 +892,7 @@
                 <w:noProof/>
                 <w:webHidden/>
               </w:rPr>
-              <w:t>13</w:t>
+              <w:t>14</w:t>
             </w:r>
             <w:r>
               <w:rPr>
@@ -935,7 +907,7 @@
           <w:pPr>
             <w:pStyle w:val="30"/>
             <w:tabs>
-              <w:tab w:val="right" w:leader="dot" w:pos="10456"/>
+              <w:tab w:val="right" w:leader="dot" w:pos="8494"/>
             </w:tabs>
             <w:rPr>
               <w:rFonts w:cstheme="minorBidi"/>
@@ -945,7 +917,7 @@
               <w14:ligatures w14:val="standardContextual"/>
             </w:rPr>
           </w:pPr>
-          <w:hyperlink w:anchor="_Toc216461319" w:history="1">
+          <w:hyperlink w:anchor="_Toc216783187" w:history="1">
             <w:r>
               <w:rPr>
                 <w:rStyle w:val="af6"/>
@@ -972,7 +944,7 @@
                 <w:noProof/>
                 <w:webHidden/>
               </w:rPr>
-              <w:instrText xml:space="preserve"> PAGEREF _Toc216461319 \h </w:instrText>
+              <w:instrText xml:space="preserve"> PAGEREF _Toc216783187 \h </w:instrText>
             </w:r>
             <w:r>
               <w:rPr>
@@ -992,7 +964,7 @@
                 <w:noProof/>
                 <w:webHidden/>
               </w:rPr>
-              <w:t>13</w:t>
+              <w:t>14</w:t>
             </w:r>
             <w:r>
               <w:rPr>
@@ -1007,7 +979,7 @@
           <w:pPr>
             <w:pStyle w:val="30"/>
             <w:tabs>
-              <w:tab w:val="right" w:leader="dot" w:pos="10456"/>
+              <w:tab w:val="right" w:leader="dot" w:pos="8494"/>
             </w:tabs>
             <w:rPr>
               <w:rFonts w:cstheme="minorBidi"/>
@@ -1017,7 +989,7 @@
               <w14:ligatures w14:val="standardContextual"/>
             </w:rPr>
           </w:pPr>
-          <w:hyperlink w:anchor="_Toc216461320" w:history="1">
+          <w:hyperlink w:anchor="_Toc216783188" w:history="1">
             <w:r>
               <w:rPr>
                 <w:rStyle w:val="af6"/>
@@ -1044,7 +1016,7 @@
                 <w:noProof/>
                 <w:webHidden/>
               </w:rPr>
-              <w:instrText xml:space="preserve"> PAGEREF _Toc216461320 \h </w:instrText>
+              <w:instrText xml:space="preserve"> PAGEREF _Toc216783188 \h </w:instrText>
             </w:r>
             <w:r>
               <w:rPr>
@@ -1064,7 +1036,7 @@
                 <w:noProof/>
                 <w:webHidden/>
               </w:rPr>
-              <w:t>14</w:t>
+              <w:t>15</w:t>
             </w:r>
             <w:r>
               <w:rPr>
@@ -1079,7 +1051,7 @@
           <w:pPr>
             <w:pStyle w:val="30"/>
             <w:tabs>
-              <w:tab w:val="right" w:leader="dot" w:pos="10456"/>
+              <w:tab w:val="right" w:leader="dot" w:pos="8494"/>
             </w:tabs>
             <w:rPr>
               <w:rFonts w:cstheme="minorBidi"/>
@@ -1089,7 +1061,7 @@
               <w14:ligatures w14:val="standardContextual"/>
             </w:rPr>
           </w:pPr>
-          <w:hyperlink w:anchor="_Toc216461321" w:history="1">
+          <w:hyperlink w:anchor="_Toc216783189" w:history="1">
             <w:r>
               <w:rPr>
                 <w:rStyle w:val="af6"/>
@@ -1116,7 +1088,7 @@
                 <w:noProof/>
                 <w:webHidden/>
               </w:rPr>
-              <w:instrText xml:space="preserve"> PAGEREF _Toc216461321 \h </w:instrText>
+              <w:instrText xml:space="preserve"> PAGEREF _Toc216783189 \h </w:instrText>
             </w:r>
             <w:r>
               <w:rPr>
@@ -1136,7 +1108,7 @@
                 <w:noProof/>
                 <w:webHidden/>
               </w:rPr>
-              <w:t>15</w:t>
+              <w:t>16</w:t>
             </w:r>
             <w:r>
               <w:rPr>
@@ -1151,7 +1123,7 @@
           <w:pPr>
             <w:pStyle w:val="20"/>
             <w:tabs>
-              <w:tab w:val="right" w:leader="dot" w:pos="10456"/>
+              <w:tab w:val="right" w:leader="dot" w:pos="8494"/>
             </w:tabs>
             <w:rPr>
               <w:rFonts w:cstheme="minorBidi"/>
@@ -1161,7 +1133,7 @@
               <w14:ligatures w14:val="standardContextual"/>
             </w:rPr>
           </w:pPr>
-          <w:hyperlink w:anchor="_Toc216461322" w:history="1">
+          <w:hyperlink w:anchor="_Toc216783190" w:history="1">
             <w:r>
               <w:rPr>
                 <w:rStyle w:val="af6"/>
@@ -1188,7 +1160,7 @@
                 <w:noProof/>
                 <w:webHidden/>
               </w:rPr>
-              <w:instrText xml:space="preserve"> PAGEREF _Toc216461322 \h </w:instrText>
+              <w:instrText xml:space="preserve"> PAGEREF _Toc216783190 \h </w:instrText>
             </w:r>
             <w:r>
               <w:rPr>
@@ -1208,7 +1180,7 @@
                 <w:noProof/>
                 <w:webHidden/>
               </w:rPr>
-              <w:t>17</w:t>
+              <w:t>18</w:t>
             </w:r>
             <w:r>
               <w:rPr>
@@ -1223,7 +1195,7 @@
           <w:pPr>
             <w:pStyle w:val="30"/>
             <w:tabs>
-              <w:tab w:val="right" w:leader="dot" w:pos="10456"/>
+              <w:tab w:val="right" w:leader="dot" w:pos="8494"/>
             </w:tabs>
             <w:rPr>
               <w:rFonts w:cstheme="minorBidi"/>
@@ -1233,7 +1205,7 @@
               <w14:ligatures w14:val="standardContextual"/>
             </w:rPr>
           </w:pPr>
-          <w:hyperlink w:anchor="_Toc216461323" w:history="1">
+          <w:hyperlink w:anchor="_Toc216783191" w:history="1">
             <w:r>
               <w:rPr>
                 <w:rStyle w:val="af6"/>
@@ -1260,7 +1232,7 @@
                 <w:noProof/>
                 <w:webHidden/>
               </w:rPr>
-              <w:instrText xml:space="preserve"> PAGEREF _Toc216461323 \h </w:instrText>
+              <w:instrText xml:space="preserve"> PAGEREF _Toc216783191 \h </w:instrText>
             </w:r>
             <w:r>
               <w:rPr>
@@ -1280,7 +1252,7 @@
                 <w:noProof/>
                 <w:webHidden/>
               </w:rPr>
-              <w:t>17</w:t>
+              <w:t>18</w:t>
             </w:r>
             <w:r>
               <w:rPr>
@@ -1295,7 +1267,7 @@
           <w:pPr>
             <w:pStyle w:val="30"/>
             <w:tabs>
-              <w:tab w:val="right" w:leader="dot" w:pos="10456"/>
+              <w:tab w:val="right" w:leader="dot" w:pos="8494"/>
             </w:tabs>
             <w:rPr>
               <w:rFonts w:cstheme="minorBidi"/>
@@ -1305,7 +1277,7 @@
               <w14:ligatures w14:val="standardContextual"/>
             </w:rPr>
           </w:pPr>
-          <w:hyperlink w:anchor="_Toc216461324" w:history="1">
+          <w:hyperlink w:anchor="_Toc216783192" w:history="1">
             <w:r>
               <w:rPr>
                 <w:rStyle w:val="af6"/>
@@ -1332,7 +1304,7 @@
                 <w:noProof/>
                 <w:webHidden/>
               </w:rPr>
-              <w:instrText xml:space="preserve"> PAGEREF _Toc216461324 \h </w:instrText>
+              <w:instrText xml:space="preserve"> PAGEREF _Toc216783192 \h </w:instrText>
             </w:r>
             <w:r>
               <w:rPr>
@@ -1352,7 +1324,7 @@
                 <w:noProof/>
                 <w:webHidden/>
               </w:rPr>
-              <w:t>17</w:t>
+              <w:t>18</w:t>
             </w:r>
             <w:r>
               <w:rPr>
@@ -1367,7 +1339,7 @@
           <w:pPr>
             <w:pStyle w:val="30"/>
             <w:tabs>
-              <w:tab w:val="right" w:leader="dot" w:pos="10456"/>
+              <w:tab w:val="right" w:leader="dot" w:pos="8494"/>
             </w:tabs>
             <w:rPr>
               <w:rFonts w:cstheme="minorBidi"/>
@@ -1377,7 +1349,7 @@
               <w14:ligatures w14:val="standardContextual"/>
             </w:rPr>
           </w:pPr>
-          <w:hyperlink w:anchor="_Toc216461325" w:history="1">
+          <w:hyperlink w:anchor="_Toc216783193" w:history="1">
             <w:r>
               <w:rPr>
                 <w:rStyle w:val="af6"/>
@@ -1404,7 +1376,7 @@
                 <w:noProof/>
                 <w:webHidden/>
               </w:rPr>
-              <w:instrText xml:space="preserve"> PAGEREF _Toc216461325 \h </w:instrText>
+              <w:instrText xml:space="preserve"> PAGEREF _Toc216783193 \h </w:instrText>
             </w:r>
             <w:r>
               <w:rPr>
@@ -1424,7 +1396,7 @@
                 <w:noProof/>
                 <w:webHidden/>
               </w:rPr>
-              <w:t>18</w:t>
+              <w:t>19</w:t>
             </w:r>
             <w:r>
               <w:rPr>
@@ -1439,7 +1411,7 @@
           <w:pPr>
             <w:pStyle w:val="30"/>
             <w:tabs>
-              <w:tab w:val="right" w:leader="dot" w:pos="10456"/>
+              <w:tab w:val="right" w:leader="dot" w:pos="8494"/>
             </w:tabs>
             <w:rPr>
               <w:rFonts w:cstheme="minorBidi"/>
@@ -1449,7 +1421,7 @@
               <w14:ligatures w14:val="standardContextual"/>
             </w:rPr>
           </w:pPr>
-          <w:hyperlink w:anchor="_Toc216461326" w:history="1">
+          <w:hyperlink w:anchor="_Toc216783194" w:history="1">
             <w:r>
               <w:rPr>
                 <w:rStyle w:val="af6"/>
@@ -1476,7 +1448,7 @@
                 <w:noProof/>
                 <w:webHidden/>
               </w:rPr>
-              <w:instrText xml:space="preserve"> PAGEREF _Toc216461326 \h </w:instrText>
+              <w:instrText xml:space="preserve"> PAGEREF _Toc216783194 \h </w:instrText>
             </w:r>
             <w:r>
               <w:rPr>
@@ -1496,7 +1468,7 @@
                 <w:noProof/>
                 <w:webHidden/>
               </w:rPr>
-              <w:t>19</w:t>
+              <w:t>20</w:t>
             </w:r>
             <w:r>
               <w:rPr>
@@ -1511,7 +1483,7 @@
           <w:pPr>
             <w:pStyle w:val="20"/>
             <w:tabs>
-              <w:tab w:val="right" w:leader="dot" w:pos="10456"/>
+              <w:tab w:val="right" w:leader="dot" w:pos="8494"/>
             </w:tabs>
             <w:rPr>
               <w:rFonts w:cstheme="minorBidi"/>
@@ -1521,13 +1493,13 @@
               <w14:ligatures w14:val="standardContextual"/>
             </w:rPr>
           </w:pPr>
-          <w:hyperlink w:anchor="_Toc216461327" w:history="1">
+          <w:hyperlink w:anchor="_Toc216783195" w:history="1">
             <w:r>
               <w:rPr>
                 <w:rStyle w:val="af6"/>
                 <w:noProof/>
               </w:rPr>
-              <w:t>1.4 결론</w:t>
+              <w:t>1.4 세미프로젝트 로드맵</w:t>
             </w:r>
             <w:r>
               <w:rPr>
@@ -1548,7 +1520,7 @@
                 <w:noProof/>
                 <w:webHidden/>
               </w:rPr>
-              <w:instrText xml:space="preserve"> PAGEREF _Toc216461327 \h </w:instrText>
+              <w:instrText xml:space="preserve"> PAGEREF _Toc216783195 \h </w:instrText>
             </w:r>
             <w:r>
               <w:rPr>
@@ -1568,7 +1540,535 @@
                 <w:noProof/>
                 <w:webHidden/>
               </w:rPr>
-              <w:t>20</w:t>
+              <w:t>21</w:t>
+            </w:r>
+            <w:r>
+              <w:rPr>
+                <w:noProof/>
+                <w:webHidden/>
+              </w:rPr>
+              <w:fldChar w:fldCharType="end"/>
+            </w:r>
+          </w:hyperlink>
+        </w:p>
+        <w:p>
+          <w:pPr>
+            <w:pStyle w:val="20"/>
+            <w:tabs>
+              <w:tab w:val="right" w:leader="dot" w:pos="8494"/>
+            </w:tabs>
+            <w:rPr>
+              <w:rFonts w:cstheme="minorBidi"/>
+              <w:noProof/>
+              <w:kern w:val="2"/>
+              <w:szCs w:val="24"/>
+              <w14:ligatures w14:val="standardContextual"/>
+            </w:rPr>
+          </w:pPr>
+          <w:hyperlink w:anchor="_Toc216783196" w:history="1">
+            <w:r>
+              <w:rPr>
+                <w:rStyle w:val="af6"/>
+                <w:noProof/>
+              </w:rPr>
+              <w:t>1.5 프로젝트별 분석 관점 및 종합 정리</w:t>
+            </w:r>
+            <w:r>
+              <w:rPr>
+                <w:noProof/>
+                <w:webHidden/>
+              </w:rPr>
+              <w:tab/>
+            </w:r>
+            <w:r>
+              <w:rPr>
+                <w:noProof/>
+                <w:webHidden/>
+              </w:rPr>
+              <w:fldChar w:fldCharType="begin"/>
+            </w:r>
+            <w:r>
+              <w:rPr>
+                <w:noProof/>
+                <w:webHidden/>
+              </w:rPr>
+              <w:instrText xml:space="preserve"> PAGEREF _Toc216783196 \h </w:instrText>
+            </w:r>
+            <w:r>
+              <w:rPr>
+                <w:noProof/>
+                <w:webHidden/>
+              </w:rPr>
+            </w:r>
+            <w:r>
+              <w:rPr>
+                <w:noProof/>
+                <w:webHidden/>
+              </w:rPr>
+              <w:fldChar w:fldCharType="separate"/>
+            </w:r>
+            <w:r>
+              <w:rPr>
+                <w:noProof/>
+                <w:webHidden/>
+              </w:rPr>
+              <w:t>22</w:t>
+            </w:r>
+            <w:r>
+              <w:rPr>
+                <w:noProof/>
+                <w:webHidden/>
+              </w:rPr>
+              <w:fldChar w:fldCharType="end"/>
+            </w:r>
+          </w:hyperlink>
+        </w:p>
+        <w:p>
+          <w:pPr>
+            <w:pStyle w:val="20"/>
+            <w:tabs>
+              <w:tab w:val="right" w:leader="dot" w:pos="8494"/>
+            </w:tabs>
+            <w:rPr>
+              <w:rFonts w:cstheme="minorBidi"/>
+              <w:noProof/>
+              <w:kern w:val="2"/>
+              <w:szCs w:val="24"/>
+              <w14:ligatures w14:val="standardContextual"/>
+            </w:rPr>
+          </w:pPr>
+          <w:hyperlink w:anchor="_Toc216783197" w:history="1">
+            <w:r>
+              <w:rPr>
+                <w:rStyle w:val="af6"/>
+                <w:noProof/>
+              </w:rPr>
+              <w:t>1.6 프로젝트 수행 소감</w:t>
+            </w:r>
+            <w:r>
+              <w:rPr>
+                <w:noProof/>
+                <w:webHidden/>
+              </w:rPr>
+              <w:tab/>
+            </w:r>
+            <w:r>
+              <w:rPr>
+                <w:noProof/>
+                <w:webHidden/>
+              </w:rPr>
+              <w:fldChar w:fldCharType="begin"/>
+            </w:r>
+            <w:r>
+              <w:rPr>
+                <w:noProof/>
+                <w:webHidden/>
+              </w:rPr>
+              <w:instrText xml:space="preserve"> PAGEREF _Toc216783197 \h </w:instrText>
+            </w:r>
+            <w:r>
+              <w:rPr>
+                <w:noProof/>
+                <w:webHidden/>
+              </w:rPr>
+            </w:r>
+            <w:r>
+              <w:rPr>
+                <w:noProof/>
+                <w:webHidden/>
+              </w:rPr>
+              <w:fldChar w:fldCharType="separate"/>
+            </w:r>
+            <w:r>
+              <w:rPr>
+                <w:noProof/>
+                <w:webHidden/>
+              </w:rPr>
+              <w:t>23</w:t>
+            </w:r>
+            <w:r>
+              <w:rPr>
+                <w:noProof/>
+                <w:webHidden/>
+              </w:rPr>
+              <w:fldChar w:fldCharType="end"/>
+            </w:r>
+          </w:hyperlink>
+        </w:p>
+        <w:p>
+          <w:pPr>
+            <w:pStyle w:val="30"/>
+            <w:tabs>
+              <w:tab w:val="right" w:leader="dot" w:pos="8494"/>
+            </w:tabs>
+            <w:rPr>
+              <w:rFonts w:cstheme="minorBidi"/>
+              <w:noProof/>
+              <w:kern w:val="2"/>
+              <w:szCs w:val="24"/>
+              <w14:ligatures w14:val="standardContextual"/>
+            </w:rPr>
+          </w:pPr>
+          <w:hyperlink w:anchor="_Toc216783198" w:history="1">
+            <w:r>
+              <w:rPr>
+                <w:rStyle w:val="af6"/>
+                <w:noProof/>
+              </w:rPr>
+              <w:t>1.6.1 프로젝트별 배운 점</w:t>
+            </w:r>
+            <w:r>
+              <w:rPr>
+                <w:noProof/>
+                <w:webHidden/>
+              </w:rPr>
+              <w:tab/>
+            </w:r>
+            <w:r>
+              <w:rPr>
+                <w:noProof/>
+                <w:webHidden/>
+              </w:rPr>
+              <w:fldChar w:fldCharType="begin"/>
+            </w:r>
+            <w:r>
+              <w:rPr>
+                <w:noProof/>
+                <w:webHidden/>
+              </w:rPr>
+              <w:instrText xml:space="preserve"> PAGEREF _Toc216783198 \h </w:instrText>
+            </w:r>
+            <w:r>
+              <w:rPr>
+                <w:noProof/>
+                <w:webHidden/>
+              </w:rPr>
+            </w:r>
+            <w:r>
+              <w:rPr>
+                <w:noProof/>
+                <w:webHidden/>
+              </w:rPr>
+              <w:fldChar w:fldCharType="separate"/>
+            </w:r>
+            <w:r>
+              <w:rPr>
+                <w:noProof/>
+                <w:webHidden/>
+              </w:rPr>
+              <w:t>23</w:t>
+            </w:r>
+            <w:r>
+              <w:rPr>
+                <w:noProof/>
+                <w:webHidden/>
+              </w:rPr>
+              <w:fldChar w:fldCharType="end"/>
+            </w:r>
+          </w:hyperlink>
+        </w:p>
+        <w:p>
+          <w:pPr>
+            <w:pStyle w:val="30"/>
+            <w:tabs>
+              <w:tab w:val="right" w:leader="dot" w:pos="8494"/>
+            </w:tabs>
+            <w:rPr>
+              <w:rFonts w:cstheme="minorBidi"/>
+              <w:noProof/>
+              <w:kern w:val="2"/>
+              <w:szCs w:val="24"/>
+              <w14:ligatures w14:val="standardContextual"/>
+            </w:rPr>
+          </w:pPr>
+          <w:hyperlink w:anchor="_Toc216783199" w:history="1">
+            <w:r>
+              <w:rPr>
+                <w:rStyle w:val="af6"/>
+                <w:noProof/>
+              </w:rPr>
+              <w:t xml:space="preserve">1.6.2 </w:t>
+            </w:r>
+            <w:r>
+              <w:rPr>
+                <w:rStyle w:val="af6"/>
+                <w:bCs/>
+                <w:noProof/>
+              </w:rPr>
+              <w:t>협업 경험</w:t>
+            </w:r>
+            <w:r>
+              <w:rPr>
+                <w:noProof/>
+                <w:webHidden/>
+              </w:rPr>
+              <w:tab/>
+            </w:r>
+            <w:r>
+              <w:rPr>
+                <w:noProof/>
+                <w:webHidden/>
+              </w:rPr>
+              <w:fldChar w:fldCharType="begin"/>
+            </w:r>
+            <w:r>
+              <w:rPr>
+                <w:noProof/>
+                <w:webHidden/>
+              </w:rPr>
+              <w:instrText xml:space="preserve"> PAGEREF _Toc216783199 \h </w:instrText>
+            </w:r>
+            <w:r>
+              <w:rPr>
+                <w:noProof/>
+                <w:webHidden/>
+              </w:rPr>
+            </w:r>
+            <w:r>
+              <w:rPr>
+                <w:noProof/>
+                <w:webHidden/>
+              </w:rPr>
+              <w:fldChar w:fldCharType="separate"/>
+            </w:r>
+            <w:r>
+              <w:rPr>
+                <w:noProof/>
+                <w:webHidden/>
+              </w:rPr>
+              <w:t>23</w:t>
+            </w:r>
+            <w:r>
+              <w:rPr>
+                <w:noProof/>
+                <w:webHidden/>
+              </w:rPr>
+              <w:fldChar w:fldCharType="end"/>
+            </w:r>
+          </w:hyperlink>
+        </w:p>
+        <w:p>
+          <w:pPr>
+            <w:pStyle w:val="30"/>
+            <w:tabs>
+              <w:tab w:val="right" w:leader="dot" w:pos="8494"/>
+            </w:tabs>
+            <w:rPr>
+              <w:rFonts w:cstheme="minorBidi"/>
+              <w:noProof/>
+              <w:kern w:val="2"/>
+              <w:szCs w:val="24"/>
+              <w14:ligatures w14:val="standardContextual"/>
+            </w:rPr>
+          </w:pPr>
+          <w:hyperlink w:anchor="_Toc216783200" w:history="1">
+            <w:r>
+              <w:rPr>
+                <w:rStyle w:val="af6"/>
+                <w:noProof/>
+              </w:rPr>
+              <w:t xml:space="preserve">1.6.3 </w:t>
+            </w:r>
+            <w:r>
+              <w:rPr>
+                <w:rStyle w:val="af6"/>
+                <w:bCs/>
+                <w:noProof/>
+              </w:rPr>
+              <w:t>어려웠던 점</w:t>
+            </w:r>
+            <w:r>
+              <w:rPr>
+                <w:noProof/>
+                <w:webHidden/>
+              </w:rPr>
+              <w:tab/>
+            </w:r>
+            <w:r>
+              <w:rPr>
+                <w:noProof/>
+                <w:webHidden/>
+              </w:rPr>
+              <w:fldChar w:fldCharType="begin"/>
+            </w:r>
+            <w:r>
+              <w:rPr>
+                <w:noProof/>
+                <w:webHidden/>
+              </w:rPr>
+              <w:instrText xml:space="preserve"> PAGEREF _Toc216783200 \h </w:instrText>
+            </w:r>
+            <w:r>
+              <w:rPr>
+                <w:noProof/>
+                <w:webHidden/>
+              </w:rPr>
+            </w:r>
+            <w:r>
+              <w:rPr>
+                <w:noProof/>
+                <w:webHidden/>
+              </w:rPr>
+              <w:fldChar w:fldCharType="separate"/>
+            </w:r>
+            <w:r>
+              <w:rPr>
+                <w:noProof/>
+                <w:webHidden/>
+              </w:rPr>
+              <w:t>23</w:t>
+            </w:r>
+            <w:r>
+              <w:rPr>
+                <w:noProof/>
+                <w:webHidden/>
+              </w:rPr>
+              <w:fldChar w:fldCharType="end"/>
+            </w:r>
+          </w:hyperlink>
+        </w:p>
+        <w:p>
+          <w:pPr>
+            <w:pStyle w:val="30"/>
+            <w:tabs>
+              <w:tab w:val="right" w:leader="dot" w:pos="8494"/>
+            </w:tabs>
+            <w:rPr>
+              <w:rFonts w:cstheme="minorBidi"/>
+              <w:noProof/>
+              <w:kern w:val="2"/>
+              <w:szCs w:val="24"/>
+              <w14:ligatures w14:val="standardContextual"/>
+            </w:rPr>
+          </w:pPr>
+          <w:hyperlink w:anchor="_Toc216783201" w:history="1">
+            <w:r>
+              <w:rPr>
+                <w:rStyle w:val="af6"/>
+                <w:noProof/>
+              </w:rPr>
+              <w:t xml:space="preserve">1.6.4 </w:t>
+            </w:r>
+            <w:r>
+              <w:rPr>
+                <w:rStyle w:val="af6"/>
+                <w:bCs/>
+                <w:noProof/>
+              </w:rPr>
+              <w:t>앞으로의 다짐</w:t>
+            </w:r>
+            <w:r>
+              <w:rPr>
+                <w:noProof/>
+                <w:webHidden/>
+              </w:rPr>
+              <w:tab/>
+            </w:r>
+            <w:r>
+              <w:rPr>
+                <w:noProof/>
+                <w:webHidden/>
+              </w:rPr>
+              <w:fldChar w:fldCharType="begin"/>
+            </w:r>
+            <w:r>
+              <w:rPr>
+                <w:noProof/>
+                <w:webHidden/>
+              </w:rPr>
+              <w:instrText xml:space="preserve"> PAGEREF _Toc216783201 \h </w:instrText>
+            </w:r>
+            <w:r>
+              <w:rPr>
+                <w:noProof/>
+                <w:webHidden/>
+              </w:rPr>
+            </w:r>
+            <w:r>
+              <w:rPr>
+                <w:noProof/>
+                <w:webHidden/>
+              </w:rPr>
+              <w:fldChar w:fldCharType="separate"/>
+            </w:r>
+            <w:r>
+              <w:rPr>
+                <w:noProof/>
+                <w:webHidden/>
+              </w:rPr>
+              <w:t>23</w:t>
+            </w:r>
+            <w:r>
+              <w:rPr>
+                <w:noProof/>
+                <w:webHidden/>
+              </w:rPr>
+              <w:fldChar w:fldCharType="end"/>
+            </w:r>
+          </w:hyperlink>
+        </w:p>
+        <w:p>
+          <w:pPr>
+            <w:pStyle w:val="30"/>
+            <w:tabs>
+              <w:tab w:val="right" w:leader="dot" w:pos="8494"/>
+            </w:tabs>
+            <w:rPr>
+              <w:rFonts w:cstheme="minorBidi"/>
+              <w:noProof/>
+              <w:kern w:val="2"/>
+              <w:szCs w:val="24"/>
+              <w14:ligatures w14:val="standardContextual"/>
+            </w:rPr>
+          </w:pPr>
+          <w:hyperlink w:anchor="_Toc216783202" w:history="1">
+            <w:r>
+              <w:rPr>
+                <w:rStyle w:val="af6"/>
+                <w:noProof/>
+              </w:rPr>
+              <w:t>1.6.5 프로젝트를 마치며 최종 소감</w:t>
+            </w:r>
+            <w:r>
+              <w:rPr>
+                <w:noProof/>
+                <w:webHidden/>
+              </w:rPr>
+              <w:tab/>
+            </w:r>
+            <w:r>
+              <w:rPr>
+                <w:noProof/>
+                <w:webHidden/>
+              </w:rPr>
+              <w:fldChar w:fldCharType="begin"/>
+            </w:r>
+            <w:r>
+              <w:rPr>
+                <w:noProof/>
+                <w:webHidden/>
+              </w:rPr>
+              <w:instrText xml:space="preserve"> PAGEREF _Toc216783202 \h </w:instrText>
+            </w:r>
+            <w:r>
+              <w:rPr>
+                <w:noProof/>
+                <w:webHidden/>
+              </w:rPr>
+            </w:r>
+            <w:r>
+              <w:rPr>
+                <w:noProof/>
+                <w:webHidden/>
+              </w:rPr>
+              <w:fldChar w:fldCharType="separate"/>
+            </w:r>
+            <w:r>
+              <w:rPr>
+                <w:noProof/>
+                <w:webHidden/>
+              </w:rPr>
+              <w:t>24</w:t>
             </w:r>
             <w:r>
               <w:rPr>
@@ -1618,7 +2118,7 @@
       <w:pPr>
         <w:pStyle w:val="1"/>
       </w:pPr>
-      <w:bookmarkStart w:id="0" w:name="_Toc216461308"/>
+      <w:bookmarkStart w:id="0" w:name="_Toc216783176"/>
       <w:bookmarkStart w:id="1" w:name="프로젝트-개요-및-머신러닝에-대하여"/>
       <w:bookmarkStart w:id="2" w:name="결론"/>
       <w:r>
@@ -1636,7 +2136,7 @@
       <w:pPr>
         <w:pStyle w:val="2"/>
       </w:pPr>
-      <w:bookmarkStart w:id="3" w:name="_Toc216461309"/>
+      <w:bookmarkStart w:id="3" w:name="_Toc216783177"/>
       <w:bookmarkStart w:id="4" w:name="프로젝트-개요"/>
       <w:r>
         <w:t>1.1 프로젝트 개요</w:t>
@@ -1757,7 +2257,7 @@
       <w:pPr>
         <w:pStyle w:val="3"/>
       </w:pPr>
-      <w:bookmarkStart w:id="5" w:name="_Toc216461310"/>
+      <w:bookmarkStart w:id="5" w:name="_Toc216783178"/>
       <w:bookmarkStart w:id="6" w:name="머신러닝의-기본-개념-및-목표"/>
       <w:r>
         <w:t xml:space="preserve">1.1.1 </w:t>
@@ -1870,7 +2370,7 @@
       <w:pPr>
         <w:pStyle w:val="3"/>
       </w:pPr>
-      <w:bookmarkStart w:id="7" w:name="_Toc216461311"/>
+      <w:bookmarkStart w:id="7" w:name="_Toc216783179"/>
       <w:bookmarkStart w:id="8" w:name="정형-데이터-분류-문제-이해"/>
       <w:bookmarkEnd w:id="6"/>
       <w:r>
@@ -1908,7 +2408,7 @@
       <w:pPr>
         <w:pStyle w:val="3"/>
       </w:pPr>
-      <w:bookmarkStart w:id="9" w:name="_Toc216461312"/>
+      <w:bookmarkStart w:id="9" w:name="_Toc216783180"/>
       <w:bookmarkStart w:id="10" w:name="모델-평가의-중요성"/>
       <w:bookmarkEnd w:id="8"/>
       <w:r>
@@ -1998,7 +2498,7 @@
       <w:pPr>
         <w:pStyle w:val="2"/>
       </w:pPr>
-      <w:bookmarkStart w:id="11" w:name="_Toc216461313"/>
+      <w:bookmarkStart w:id="11" w:name="_Toc216783181"/>
       <w:bookmarkStart w:id="12" w:name="분류-classification"/>
       <w:bookmarkEnd w:id="4"/>
       <w:bookmarkEnd w:id="10"/>
@@ -2012,7 +2512,7 @@
       <w:pPr>
         <w:pStyle w:val="3"/>
       </w:pPr>
-      <w:bookmarkStart w:id="13" w:name="_Toc216461314"/>
+      <w:bookmarkStart w:id="13" w:name="_Toc216783182"/>
       <w:bookmarkStart w:id="14" w:name="분류-개요"/>
       <w:r>
         <w:t>1.2.1 분류 개요</w:t>
@@ -2514,7 +3014,7 @@
         <w:pStyle w:val="af5"/>
         <w:numPr>
           <w:ilvl w:val="0"/>
-          <w:numId w:val="45"/>
+          <w:numId w:val="2"/>
         </w:numPr>
       </w:pPr>
       <w:r>
@@ -2820,7 +3320,7 @@
         <w:pStyle w:val="af5"/>
         <w:numPr>
           <w:ilvl w:val="0"/>
-          <w:numId w:val="45"/>
+          <w:numId w:val="2"/>
         </w:numPr>
         <w:rPr>
           <w:b/>
@@ -2919,7 +3419,7 @@
         <w:pStyle w:val="af5"/>
         <w:numPr>
           <w:ilvl w:val="0"/>
-          <w:numId w:val="45"/>
+          <w:numId w:val="2"/>
         </w:numPr>
       </w:pPr>
       <w:r>
@@ -3529,7 +4029,7 @@
         <w:pStyle w:val="af5"/>
         <w:numPr>
           <w:ilvl w:val="0"/>
-          <w:numId w:val="45"/>
+          <w:numId w:val="2"/>
         </w:numPr>
       </w:pPr>
       <w:r>
@@ -3683,7 +4183,7 @@
         <w:pStyle w:val="ImageCaption"/>
         <w:numPr>
           <w:ilvl w:val="0"/>
-          <w:numId w:val="45"/>
+          <w:numId w:val="2"/>
         </w:numPr>
         <w:rPr>
           <w:rFonts w:asciiTheme="minorEastAsia" w:hAnsiTheme="minorEastAsia"/>
@@ -4282,7 +4782,7 @@
       <w:pPr>
         <w:pStyle w:val="3"/>
       </w:pPr>
-      <w:bookmarkStart w:id="19" w:name="_Toc216461315"/>
+      <w:bookmarkStart w:id="19" w:name="_Toc216783183"/>
       <w:bookmarkStart w:id="20" w:name="결정-트리-decision-tree"/>
       <w:bookmarkEnd w:id="14"/>
       <w:bookmarkEnd w:id="18"/>
@@ -4313,7 +4813,7 @@
         <w:pStyle w:val="Compact1"/>
         <w:numPr>
           <w:ilvl w:val="0"/>
-          <w:numId w:val="44"/>
+          <w:numId w:val="1"/>
         </w:numPr>
         <w:rPr>
           <w:rFonts w:eastAsiaTheme="minorHAnsi"/>
@@ -4342,7 +4842,7 @@
         <w:pStyle w:val="Compact1"/>
         <w:numPr>
           <w:ilvl w:val="0"/>
-          <w:numId w:val="44"/>
+          <w:numId w:val="1"/>
         </w:numPr>
         <w:rPr>
           <w:rFonts w:eastAsiaTheme="minorHAnsi"/>
@@ -4371,7 +4871,7 @@
         <w:pStyle w:val="Compact1"/>
         <w:numPr>
           <w:ilvl w:val="0"/>
-          <w:numId w:val="44"/>
+          <w:numId w:val="1"/>
         </w:numPr>
         <w:rPr>
           <w:rFonts w:eastAsiaTheme="minorHAnsi"/>
@@ -4419,7 +4919,7 @@
         <w:pStyle w:val="a6"/>
         <w:numPr>
           <w:ilvl w:val="0"/>
-          <w:numId w:val="48"/>
+          <w:numId w:val="3"/>
         </w:numPr>
         <w:ind w:leftChars="0"/>
       </w:pPr>
@@ -4451,7 +4951,7 @@
         <w:pStyle w:val="a6"/>
         <w:numPr>
           <w:ilvl w:val="0"/>
-          <w:numId w:val="48"/>
+          <w:numId w:val="3"/>
         </w:numPr>
         <w:ind w:leftChars="0"/>
       </w:pPr>
@@ -4483,7 +4983,7 @@
         <w:pStyle w:val="a6"/>
         <w:numPr>
           <w:ilvl w:val="0"/>
-          <w:numId w:val="48"/>
+          <w:numId w:val="3"/>
         </w:numPr>
         <w:ind w:leftChars="0"/>
       </w:pPr>
@@ -5513,7 +6013,7 @@
       <w:pPr>
         <w:pStyle w:val="3"/>
       </w:pPr>
-      <w:bookmarkStart w:id="25" w:name="_Toc216461316"/>
+      <w:bookmarkStart w:id="25" w:name="_Toc216783184"/>
       <w:bookmarkStart w:id="26" w:name="앙상블-학습-ensemble-learning"/>
       <w:bookmarkEnd w:id="20"/>
       <w:bookmarkEnd w:id="24"/>
@@ -6304,7 +6804,7 @@
         <w:pStyle w:val="Compact1"/>
         <w:numPr>
           <w:ilvl w:val="0"/>
-          <w:numId w:val="44"/>
+          <w:numId w:val="1"/>
         </w:numPr>
       </w:pPr>
       <w:r>
@@ -6316,7 +6816,7 @@
         <w:pStyle w:val="Compact1"/>
         <w:numPr>
           <w:ilvl w:val="0"/>
-          <w:numId w:val="44"/>
+          <w:numId w:val="1"/>
         </w:numPr>
       </w:pPr>
       <w:r>
@@ -6328,7 +6828,7 @@
         <w:pStyle w:val="Compact1"/>
         <w:numPr>
           <w:ilvl w:val="0"/>
-          <w:numId w:val="44"/>
+          <w:numId w:val="1"/>
         </w:numPr>
       </w:pPr>
       <w:r>
@@ -6368,7 +6868,7 @@
       <w:pPr>
         <w:pStyle w:val="3"/>
       </w:pPr>
-      <w:bookmarkStart w:id="27" w:name="_Toc216461317"/>
+      <w:bookmarkStart w:id="27" w:name="_Toc216783185"/>
       <w:bookmarkStart w:id="28" w:name="랜덤-포레스트-random-forest"/>
       <w:bookmarkEnd w:id="26"/>
       <w:r>
@@ -6389,7 +6889,7 @@
         <w:pStyle w:val="Compact1"/>
         <w:numPr>
           <w:ilvl w:val="0"/>
-          <w:numId w:val="44"/>
+          <w:numId w:val="1"/>
         </w:numPr>
       </w:pPr>
       <w:r>
@@ -6409,7 +6909,7 @@
         <w:pStyle w:val="Compact1"/>
         <w:numPr>
           <w:ilvl w:val="0"/>
-          <w:numId w:val="44"/>
+          <w:numId w:val="1"/>
         </w:numPr>
       </w:pPr>
       <w:r>
@@ -6441,7 +6941,7 @@
       <w:pPr>
         <w:pStyle w:val="3"/>
       </w:pPr>
-      <w:bookmarkStart w:id="29" w:name="_Toc216461318"/>
+      <w:bookmarkStart w:id="29" w:name="_Toc216783186"/>
       <w:bookmarkStart w:id="30" w:name="xgboost"/>
       <w:bookmarkEnd w:id="28"/>
       <w:r>
@@ -6527,7 +7027,7 @@
       <w:pPr>
         <w:pStyle w:val="3"/>
       </w:pPr>
-      <w:bookmarkStart w:id="31" w:name="_Toc216461319"/>
+      <w:bookmarkStart w:id="31" w:name="_Toc216783187"/>
       <w:bookmarkStart w:id="32" w:name="lightgbm"/>
       <w:bookmarkEnd w:id="30"/>
       <w:r>
@@ -6640,7 +7140,7 @@
       <w:pPr>
         <w:pStyle w:val="3"/>
       </w:pPr>
-      <w:bookmarkStart w:id="33" w:name="_Toc216461320"/>
+      <w:bookmarkStart w:id="33" w:name="_Toc216783188"/>
       <w:bookmarkStart w:id="34" w:name="하이퍼파라미터-튜닝"/>
       <w:bookmarkEnd w:id="32"/>
       <w:r>
@@ -6821,7 +7321,7 @@
       <w:pPr>
         <w:pStyle w:val="3"/>
       </w:pPr>
-      <w:bookmarkStart w:id="35" w:name="_Toc216461321"/>
+      <w:bookmarkStart w:id="35" w:name="_Toc216783189"/>
       <w:bookmarkStart w:id="36" w:name="스태킹-앙상블stacking-ensemble"/>
       <w:bookmarkEnd w:id="34"/>
       <w:r>
@@ -6984,8 +7484,7 @@
         <w:lastRenderedPageBreak/>
         <w:t>검증 과정을 거칠 경우 모델 간 상호 보완성을 극대화할 수 있는 유연한 전략임을 확인할 수 있었다.</w:t>
       </w:r>
-      <w:bookmarkStart w:id="37" w:name="_Toc216461322"/>
-      <w:bookmarkStart w:id="38" w:name="회귀-regression"/>
+      <w:bookmarkStart w:id="37" w:name="회귀-regression"/>
       <w:bookmarkEnd w:id="12"/>
       <w:bookmarkEnd w:id="36"/>
     </w:p>
@@ -7011,17 +7510,18 @@
       <w:pPr>
         <w:pStyle w:val="2"/>
       </w:pPr>
+      <w:bookmarkStart w:id="38" w:name="_Toc216783190"/>
       <w:r>
         <w:lastRenderedPageBreak/>
         <w:t>1.3 회귀 (Regression)</w:t>
       </w:r>
-      <w:bookmarkEnd w:id="37"/>
+      <w:bookmarkEnd w:id="38"/>
     </w:p>
     <w:p>
       <w:pPr>
         <w:pStyle w:val="3"/>
       </w:pPr>
-      <w:bookmarkStart w:id="39" w:name="_Toc216461323"/>
+      <w:bookmarkStart w:id="39" w:name="_Toc216783191"/>
       <w:bookmarkStart w:id="40" w:name="다항-회귀와-과적합과소적합"/>
       <w:r>
         <w:t xml:space="preserve">1.3.1 다항 회귀와 </w:t>
@@ -7053,7 +7553,7 @@
       <w:pPr>
         <w:pStyle w:val="3"/>
       </w:pPr>
-      <w:bookmarkStart w:id="41" w:name="_Toc216461324"/>
+      <w:bookmarkStart w:id="41" w:name="_Toc216783192"/>
       <w:bookmarkStart w:id="42" w:name="규제-선형-모델-regularized-linear-models"/>
       <w:bookmarkEnd w:id="40"/>
       <w:r>
@@ -7155,7 +7655,7 @@
       <w:pPr>
         <w:pStyle w:val="3"/>
       </w:pPr>
-      <w:bookmarkStart w:id="46" w:name="_Toc216461325"/>
+      <w:bookmarkStart w:id="46" w:name="_Toc216783193"/>
       <w:bookmarkStart w:id="47" w:name="로지스틱-회귀-logistic-regression"/>
       <w:bookmarkEnd w:id="42"/>
       <w:bookmarkEnd w:id="45"/>
@@ -7250,7 +7750,7 @@
       <w:pPr>
         <w:pStyle w:val="3"/>
       </w:pPr>
-      <w:bookmarkStart w:id="48" w:name="_Toc216461326"/>
+      <w:bookmarkStart w:id="48" w:name="_Toc216783194"/>
       <w:bookmarkStart w:id="49" w:name="회귀-트리-regression-tree"/>
       <w:bookmarkEnd w:id="47"/>
       <w:r>
@@ -7343,6 +7843,8 @@
         <w:pStyle w:val="af5"/>
       </w:pPr>
     </w:p>
+    <w:bookmarkEnd w:id="37"/>
+    <w:bookmarkEnd w:id="49"/>
     <w:p>
       <w:pPr>
         <w:rPr>
@@ -7352,9 +7854,6 @@
           <w:szCs w:val="32"/>
         </w:rPr>
       </w:pPr>
-      <w:bookmarkStart w:id="50" w:name="_Toc216461327"/>
-      <w:bookmarkEnd w:id="38"/>
-      <w:bookmarkEnd w:id="49"/>
       <w:r>
         <w:br w:type="page"/>
       </w:r>
@@ -7363,215 +7862,49 @@
       <w:pPr>
         <w:pStyle w:val="2"/>
       </w:pPr>
-      <w:r>
-        <w:lastRenderedPageBreak/>
-        <w:t>1.4 결론</w:t>
-      </w:r>
-      <w:bookmarkEnd w:id="50"/>
-    </w:p>
-    <w:p>
-      <w:pPr>
-        <w:pStyle w:val="af5"/>
-      </w:pPr>
-      <w:r>
-        <w:t xml:space="preserve">본 장에서는 </w:t>
-      </w:r>
-      <w:r>
-        <w:t>머신 러닝</w:t>
-      </w:r>
-      <w:r>
-        <w:t xml:space="preserve">의 기본 개념과 분류·회귀 문제에 대한 주요 알고리즘 및 평가 지표를 정리하고, 이를 바탕으로 본 프로젝트에서 수행한 네 가지 실습 과제의 공통된 분석 관점을 제시하였다. 본 프로젝트는 서로 다른 데이터 특성과 문제 유형을 가진 사례들을 통해 </w:t>
-      </w:r>
-      <w:r>
-        <w:t>머신 러닝</w:t>
-      </w:r>
-      <w:r>
-        <w:t xml:space="preserve"> 기법의 적용 범위와 한계를 종합적으로 이해하는 데 목적이 있다.</w:t>
-      </w:r>
-    </w:p>
-    <w:p>
-      <w:pPr>
-        <w:pStyle w:val="af5"/>
-      </w:pPr>
-      <w:r>
-        <w:t xml:space="preserve">먼저, </w:t>
-      </w:r>
-      <w:r>
-        <w:rPr>
-          <w:b/>
-          <w:bCs/>
-        </w:rPr>
-        <w:t>Santander Bank Customer Satisfaction과 Credit Card Fraud Detection 프로젝트</w:t>
-      </w:r>
-      <w:r>
-        <w:t xml:space="preserve">는 모두 정형 데이터를 기반으로 한 이진 분류 문제라는 공통점을 가지지만, 데이터 분포와 분석 목적에서 차이를 보였다. Santander 데이터는 비교적 완만한 불균형 구조를 가지며 전반적인 분류 성능 향상이 중요했던 반면, 신용카드 사기 검출 문제는 극심한 클래스 불균형으로 인해 정확도보다는 재현율과 ROC-AUC가 핵심 평가 지표로 작용하였다. 이를 통해 분류 문제에서는 데이터 특성에 따라 평가 지표 선택과 </w:t>
-      </w:r>
-      <w:proofErr w:type="spellStart"/>
-      <w:r>
-        <w:t>임계값</w:t>
-      </w:r>
-      <w:proofErr w:type="spellEnd"/>
-      <w:r>
-        <w:t xml:space="preserve"> 설정 전략이 달라져야 함을 확인하였다.</w:t>
-      </w:r>
-    </w:p>
-    <w:p>
-      <w:pPr>
-        <w:pStyle w:val="af5"/>
-      </w:pPr>
-      <w:r>
-        <w:rPr>
-          <w:b/>
-          <w:bCs/>
-        </w:rPr>
-        <w:t>UCI Opinion Review</w:t>
-      </w:r>
-      <w:r>
-        <w:t xml:space="preserve"> 데이터셋을 활용한 클러스터링 및 문서 유사도 분석은 앞선 분류 문제와 달리 정답 레이블이 존재하지 않는 비지도 학습 문제로, 데이터의 잠재적 구조를 탐색하는 데 중점을 두었다. 이 과정에서 텍스트 벡터화 방식과 거리 기반 유사도 계산이 결과에 큰 영향을 미친다는 점을 확인하였으며, </w:t>
-      </w:r>
-      <w:r>
-        <w:t>머신 러닝</w:t>
-      </w:r>
-      <w:r>
-        <w:t xml:space="preserve">이 </w:t>
-      </w:r>
-      <w:proofErr w:type="spellStart"/>
-      <w:r>
-        <w:t>예측뿐</w:t>
-      </w:r>
-      <w:proofErr w:type="spellEnd"/>
-      <w:r>
-        <w:t xml:space="preserve"> 아니라 데이터 이해와 구조 분석에도 효과적으로 활용될 수 있음을 </w:t>
-      </w:r>
-      <w:r>
-        <w:rPr>
-          <w:rFonts w:hint="eastAsia"/>
-        </w:rPr>
-        <w:t>확인할 수 있었다.</w:t>
-      </w:r>
-    </w:p>
-    <w:p>
-      <w:pPr>
-        <w:pStyle w:val="af5"/>
-      </w:pPr>
-      <w:r>
-        <w:t xml:space="preserve">마지막으로, </w:t>
-      </w:r>
-      <w:r>
-        <w:rPr>
-          <w:b/>
-          <w:bCs/>
-        </w:rPr>
-        <w:t>Mercari Price Suggestion Challenge</w:t>
-      </w:r>
-      <w:r>
-        <w:t xml:space="preserve"> 프로젝트는 회귀 문제를 통해 연속형 값을 예측하는 사례로, 분류 문제와는 다른 관점의 모델 평가와 특성 설계가 요구되었다. 특히 텍스트 데이터와 정형 데이터를 결합한 피처 엔지니어링의 중요성과, 규제 모델 및 앙상블 기법을 통한 일반화 성능 향상의 필요성을 확인할 수 있었다.</w:t>
-      </w:r>
-    </w:p>
-    <w:p>
-      <w:pPr>
-        <w:pStyle w:val="af5"/>
-      </w:pPr>
-      <w:r>
-        <w:t xml:space="preserve">종합적으로 본 프로젝트는 분류, 비지도 학습, 회귀 문제를 아우르는 다양한 사례를 통해 </w:t>
-      </w:r>
-      <w:r>
-        <w:t>머신 러닝</w:t>
-      </w:r>
-      <w:r>
-        <w:t xml:space="preserve"> 모델 선택, 평가 지표 설정, 데이터 특성 이해의 중요성을 실증적으로 확인하였다. 이러한 경험은 이후 실제 데이터 분석 및 </w:t>
-      </w:r>
-      <w:r>
-        <w:t>머신 러닝</w:t>
-      </w:r>
-      <w:r>
-        <w:t xml:space="preserve"> 프로젝트 수행 시 문제 유형에 적합한 접근 전략을 수립하는 데 중요한 기반이 될 것으로 기대된다.</w:t>
-      </w:r>
-      <w:bookmarkEnd w:id="1"/>
-      <w:bookmarkEnd w:id="2"/>
-    </w:p>
-    <w:p>
-      <w:pPr>
-        <w:pStyle w:val="2"/>
-      </w:pPr>
+      <w:bookmarkStart w:id="50" w:name="_Toc216783195"/>
       <w:r>
         <w:rPr>
           <w:rFonts w:hint="eastAsia"/>
         </w:rPr>
         <w:lastRenderedPageBreak/>
-        <w:t xml:space="preserve">1.5 세미프로젝트 </w:t>
-      </w:r>
+        <w:t>1.4 세미프로젝트 로드맵</w:t>
+      </w:r>
+      <w:bookmarkEnd w:id="50"/>
+    </w:p>
+    <w:p>
       <w:r>
         <w:rPr>
           <w:rFonts w:hint="eastAsia"/>
         </w:rPr>
-        <w:t>로드맵</w:t>
-      </w:r>
-    </w:p>
-    <w:p>
+        <w:t xml:space="preserve">마감 및 프로젝트 일정이 촉박하여 조원 별 업무 및 작업을 배분하여 프로젝트를 진행하였으며, 4개 주제에 대해 주제별로 차례대로 진행하였다. 수업시간 실습과정에서의 각 주제별 모델 성능을 타겟으로 </w:t>
+      </w:r>
+      <w:proofErr w:type="spellStart"/>
       <w:r>
         <w:rPr>
           <w:rFonts w:hint="eastAsia"/>
         </w:rPr>
-        <w:t xml:space="preserve">마감 및 프로젝트 일정이 촉박하여 </w:t>
-      </w:r>
-      <w:proofErr w:type="spellStart"/>
+        <w:t>고도화하는</w:t>
+      </w:r>
+      <w:proofErr w:type="spellEnd"/>
       <w:r>
         <w:rPr>
           <w:rFonts w:hint="eastAsia"/>
         </w:rPr>
-        <w:t>조원별</w:t>
-      </w:r>
-      <w:proofErr w:type="spellEnd"/>
-      <w:r>
-        <w:rPr>
-          <w:rFonts w:hint="eastAsia"/>
-        </w:rPr>
-        <w:t xml:space="preserve"> 업무 및 작업을 배분하여 프로젝트를 진행하였으며, 4개 주제에 대해 주제별로 차례대로 진행하였다. 수업시간 실습과정에서의 각 주제별 모델 성능을 타겟으로 </w:t>
-      </w:r>
-      <w:proofErr w:type="gramStart"/>
-      <w:r>
-        <w:rPr>
-          <w:rFonts w:hint="eastAsia"/>
-        </w:rPr>
-        <w:t>고도화 하는</w:t>
-      </w:r>
-      <w:proofErr w:type="gramEnd"/>
-      <w:r>
-        <w:rPr>
-          <w:rFonts w:hint="eastAsia"/>
-        </w:rPr>
-        <w:t xml:space="preserve"> 작업에 집중하였으며, 주제별 문제 요인 분석 및 인사이트 도출, 그리고 학습 모델 성능 개선에 중점적으로 시간비용을 투자하였다. 아래는 3조 세미프로젝트 추진 일정 </w:t>
-      </w:r>
-      <w:proofErr w:type="gramStart"/>
-      <w:r>
-        <w:rPr>
-          <w:rFonts w:hint="eastAsia"/>
-        </w:rPr>
-        <w:t>구성표 이며</w:t>
-      </w:r>
-      <w:proofErr w:type="gramEnd"/>
-      <w:r>
-        <w:rPr>
-          <w:rFonts w:hint="eastAsia"/>
-        </w:rPr>
-        <w:t xml:space="preserve"> 약 20일간 4개 주제에 대해 시간대 일별로 로드맵을 구성하였다.</w:t>
+        <w:t xml:space="preserve"> 작업에 집중하였으며, 주제별 문제 요인 분석 및 인사이트 도출, 그리고 학습 모델 성능 개선에 중점적으로 시간비용을 투자하였다. 아래는 3조 세미프로젝트 추진 일정 구성표이며 약 20일간 4개 주제에 대해 시간대 일별로 로드맵을 구성하였다.</w:t>
       </w:r>
     </w:p>
     <w:p/>
     <w:p>
       <w:pPr>
         <w:jc w:val="center"/>
-        <w:rPr>
-          <w:rFonts w:hint="eastAsia"/>
-        </w:rPr>
       </w:pPr>
       <w:r>
         <w:rPr>
           <w:noProof/>
         </w:rPr>
         <w:drawing>
-          <wp:inline distT="0" distB="0" distL="0" distR="0" wp14:anchorId="54281E47" wp14:editId="7F1C951E">
+          <wp:inline distT="0" distB="0" distL="0" distR="0" wp14:anchorId="67BD8A14" wp14:editId="6D671C72">
             <wp:extent cx="5400040" cy="2141220"/>
             <wp:effectExtent l="0" t="0" r="0" b="0"/>
             <wp:docPr id="1661404068" name="그림 1"/>
@@ -7616,9 +7949,1936 @@
     <w:p>
       <w:pPr>
         <w:rPr>
+          <w:rFonts w:asciiTheme="majorHAnsi" w:eastAsiaTheme="majorEastAsia" w:hAnsiTheme="majorHAnsi" w:cstheme="majorBidi"/>
+          <w:b/>
+          <w:sz w:val="32"/>
+          <w:szCs w:val="32"/>
+        </w:rPr>
+      </w:pPr>
+      <w:r>
+        <w:br w:type="page"/>
+      </w:r>
+    </w:p>
+    <w:p>
+      <w:pPr>
+        <w:pStyle w:val="2"/>
+      </w:pPr>
+      <w:bookmarkStart w:id="51" w:name="_Toc216783196"/>
+      <w:r>
+        <w:lastRenderedPageBreak/>
+        <w:t>1.</w:t>
+      </w:r>
+      <w:r>
+        <w:rPr>
           <w:rFonts w:hint="eastAsia"/>
         </w:rPr>
-      </w:pPr>
+        <w:t>5</w:t>
+      </w:r>
+      <w:r>
+        <w:t xml:space="preserve"> </w:t>
+      </w:r>
+      <w:r>
+        <w:t>프로젝트별 분석 관점 및 종합 정리</w:t>
+      </w:r>
+      <w:bookmarkEnd w:id="51"/>
+    </w:p>
+    <w:p>
+      <w:pPr>
+        <w:pStyle w:val="af5"/>
+      </w:pPr>
+      <w:r>
+        <w:t xml:space="preserve">본 장에서는 </w:t>
+      </w:r>
+      <w:r>
+        <w:t>머신 러닝</w:t>
+      </w:r>
+      <w:r>
+        <w:t xml:space="preserve">의 기본 개념과 분류·회귀 문제에 대한 주요 알고리즘 및 평가 지표를 정리하고, 이를 바탕으로 본 프로젝트에서 수행한 네 가지 실습 과제의 공통된 분석 관점을 제시하였다. 본 프로젝트는 서로 다른 데이터 특성과 문제 유형을 가진 사례들을 통해 </w:t>
+      </w:r>
+      <w:r>
+        <w:t>머신 러닝</w:t>
+      </w:r>
+      <w:r>
+        <w:t xml:space="preserve"> 기법의 적용 범위와 한계를 종합적으로 이해하는 데 목적이 있다.</w:t>
+      </w:r>
+    </w:p>
+    <w:p>
+      <w:pPr>
+        <w:pStyle w:val="af5"/>
+      </w:pPr>
+      <w:r>
+        <w:t xml:space="preserve">먼저, </w:t>
+      </w:r>
+      <w:r>
+        <w:rPr>
+          <w:b/>
+          <w:bCs/>
+        </w:rPr>
+        <w:t>Santander Bank Customer Satisfaction과 Credit Card Fraud Detection 프로젝트</w:t>
+      </w:r>
+      <w:r>
+        <w:t xml:space="preserve">는 모두 정형 데이터를 기반으로 한 이진 분류 문제라는 공통점을 가지지만, 데이터 분포와 분석 목적에서 차이를 보였다. Santander 데이터는 비교적 완만한 불균형 구조를 가지며 전반적인 분류 성능 향상이 중요했던 반면, 신용카드 사기 검출 문제는 극심한 클래스 불균형으로 인해 정확도보다는 재현율과 ROC-AUC가 핵심 평가 지표로 작용하였다. 이를 통해 분류 문제에서는 데이터 특성에 따라 평가 지표 선택과 </w:t>
+      </w:r>
+      <w:proofErr w:type="spellStart"/>
+      <w:r>
+        <w:t>임계값</w:t>
+      </w:r>
+      <w:proofErr w:type="spellEnd"/>
+      <w:r>
+        <w:t xml:space="preserve"> 설정 전략이 달라져야 함을 확인하였다.</w:t>
+      </w:r>
+    </w:p>
+    <w:p>
+      <w:pPr>
+        <w:pStyle w:val="af5"/>
+      </w:pPr>
+      <w:r>
+        <w:rPr>
+          <w:b/>
+          <w:bCs/>
+        </w:rPr>
+        <w:t>UCI Opinion Review</w:t>
+      </w:r>
+      <w:r>
+        <w:t xml:space="preserve"> 데이터셋을 활용한 클러스터링 및 문서 유사도 분석은 앞선 분류 문제와 달리 정답 레이블이 존재하지 않는 비지도 학습 문제로, 데이터의 잠재적 구조를 탐색하는 데 중점을 두었다. 이 과정에서 텍스트 벡터화 방식과 거리 기반 유사도 계산이 결과에 큰 영향을 미친다는 점을 확인하였으며, </w:t>
+      </w:r>
+      <w:r>
+        <w:t>머신 러닝</w:t>
+      </w:r>
+      <w:r>
+        <w:t xml:space="preserve">이 </w:t>
+      </w:r>
+      <w:proofErr w:type="spellStart"/>
+      <w:r>
+        <w:t>예측뿐</w:t>
+      </w:r>
+      <w:proofErr w:type="spellEnd"/>
+      <w:r>
+        <w:t xml:space="preserve"> 아니라 데이터 이해와 구조 분석에도 효과적으로 활용될 수 있음을 </w:t>
+      </w:r>
+      <w:r>
+        <w:rPr>
+          <w:rFonts w:hint="eastAsia"/>
+        </w:rPr>
+        <w:t>확인할 수 있었다.</w:t>
+      </w:r>
+    </w:p>
+    <w:p>
+      <w:pPr>
+        <w:pStyle w:val="af5"/>
+      </w:pPr>
+      <w:r>
+        <w:t xml:space="preserve">마지막으로, </w:t>
+      </w:r>
+      <w:r>
+        <w:rPr>
+          <w:b/>
+          <w:bCs/>
+        </w:rPr>
+        <w:t>Mercari Price Suggestion Challenge</w:t>
+      </w:r>
+      <w:r>
+        <w:t xml:space="preserve"> 프로젝트는 회귀 문제를 통해 연속형 값을 예측하는 사례로, 분류 문제와는 다른 관점의 모델 평가와 특성 설계가 요구되었다. 특히 텍스트 데이터와 정형 데이터를 결합한 피처 엔지니어링의 중요성과, 규제 모델 및 앙상블 기법을 통한 일반화 성능 향상의 필요성을 확인할 수 있었다.</w:t>
+      </w:r>
+    </w:p>
+    <w:p>
+      <w:pPr>
+        <w:pStyle w:val="af5"/>
+      </w:pPr>
+      <w:r>
+        <w:t xml:space="preserve">종합적으로 본 프로젝트는 분류, 비지도 학습, 회귀 문제를 아우르는 다양한 사례를 통해 </w:t>
+      </w:r>
+      <w:r>
+        <w:t>머신 러닝</w:t>
+      </w:r>
+      <w:r>
+        <w:t xml:space="preserve"> 모델 선택, 평가 지표 설정, 데이터 특성 이해의 중요성을 실증적으로 확인하였다. 이러한 경험은 이후 실제 데이터 분석 및 </w:t>
+      </w:r>
+      <w:r>
+        <w:t>머신 러닝</w:t>
+      </w:r>
+      <w:r>
+        <w:t xml:space="preserve"> 프로젝트 수행 시 문제 유형에 적합한 접근 전략을 수립하는 데 중요한 기반이 될 것으로 기대된다.</w:t>
+      </w:r>
+      <w:bookmarkEnd w:id="1"/>
+      <w:bookmarkEnd w:id="2"/>
+    </w:p>
+    <w:p>
+      <w:pPr>
+        <w:pStyle w:val="2"/>
+      </w:pPr>
+      <w:bookmarkStart w:id="52" w:name="_Toc216783197"/>
+      <w:r>
+        <w:rPr>
+          <w:rFonts w:hint="eastAsia"/>
+        </w:rPr>
+        <w:lastRenderedPageBreak/>
+        <w:t>1.6 프로젝트 수행 소감</w:t>
+      </w:r>
+      <w:bookmarkEnd w:id="52"/>
+    </w:p>
+    <w:p>
+      <w:pPr>
+        <w:pStyle w:val="3"/>
+      </w:pPr>
+      <w:bookmarkStart w:id="53" w:name="_Toc216783198"/>
+      <w:r>
+        <w:rPr>
+          <w:rFonts w:hint="eastAsia"/>
+        </w:rPr>
+        <w:t>1.6.1</w:t>
+      </w:r>
+      <w:r>
+        <w:t xml:space="preserve"> 프로젝트별 배운 점</w:t>
+      </w:r>
+      <w:bookmarkEnd w:id="53"/>
+    </w:p>
+    <w:p>
+      <w:pPr>
+        <w:widowControl w:val="0"/>
+        <w:numPr>
+          <w:ilvl w:val="0"/>
+          <w:numId w:val="4"/>
+        </w:numPr>
+        <w:wordWrap w:val="0"/>
+        <w:autoSpaceDE w:val="0"/>
+        <w:autoSpaceDN w:val="0"/>
+        <w:spacing w:line="240" w:lineRule="auto"/>
+      </w:pPr>
+      <w:proofErr w:type="spellStart"/>
+      <w:r>
+        <w:rPr>
+          <w:b/>
+          <w:bCs/>
+        </w:rPr>
+        <w:t>산탄데르</w:t>
+      </w:r>
+      <w:proofErr w:type="spellEnd"/>
+      <w:r>
+        <w:rPr>
+          <w:b/>
+          <w:bCs/>
+        </w:rPr>
+        <w:t xml:space="preserve"> 은행 고객만족 분석</w:t>
+      </w:r>
+      <w:r>
+        <w:t xml:space="preserve">: 고객 데이터를 다루면서 피처 엔지니어링과 모델 성능 평가의 중요성을 </w:t>
+      </w:r>
+      <w:proofErr w:type="spellStart"/>
+      <w:r>
+        <w:t>깨달았다</w:t>
+      </w:r>
+      <w:proofErr w:type="spellEnd"/>
+      <w:r>
+        <w:t>. 단순히 정확도를 높이는 것보다 어떤 요인이 고객 만족에 영향을 주는지 해석하는 과정이 의미 있었다.</w:t>
+      </w:r>
+    </w:p>
+    <w:p>
+      <w:pPr>
+        <w:widowControl w:val="0"/>
+        <w:numPr>
+          <w:ilvl w:val="0"/>
+          <w:numId w:val="4"/>
+        </w:numPr>
+        <w:wordWrap w:val="0"/>
+        <w:autoSpaceDE w:val="0"/>
+        <w:autoSpaceDN w:val="0"/>
+        <w:spacing w:line="240" w:lineRule="auto"/>
+      </w:pPr>
+      <w:r>
+        <w:rPr>
+          <w:b/>
+          <w:bCs/>
+        </w:rPr>
+        <w:t>신용카드 사기 검출</w:t>
+      </w:r>
+      <w:r>
+        <w:t xml:space="preserve">: 불균형 데이터 문제를 다루는 경험을 했다. </w:t>
+      </w:r>
+      <w:proofErr w:type="spellStart"/>
+      <w:r>
+        <w:t>오버샘플링</w:t>
+      </w:r>
+      <w:proofErr w:type="spellEnd"/>
+      <w:r>
+        <w:t xml:space="preserve">, </w:t>
+      </w:r>
+      <w:proofErr w:type="spellStart"/>
+      <w:r>
+        <w:t>언더샘플링</w:t>
+      </w:r>
+      <w:proofErr w:type="spellEnd"/>
+      <w:r>
+        <w:t>, SMOTE 같은 기법을 적용하면서 실제 금융 데이터에서 발생하는 어려움을 체감했다.</w:t>
+      </w:r>
+    </w:p>
+    <w:p>
+      <w:pPr>
+        <w:widowControl w:val="0"/>
+        <w:numPr>
+          <w:ilvl w:val="0"/>
+          <w:numId w:val="4"/>
+        </w:numPr>
+        <w:wordWrap w:val="0"/>
+        <w:autoSpaceDE w:val="0"/>
+        <w:autoSpaceDN w:val="0"/>
+        <w:spacing w:line="240" w:lineRule="auto"/>
+      </w:pPr>
+      <w:r>
+        <w:rPr>
+          <w:b/>
+          <w:bCs/>
+        </w:rPr>
+        <w:t>Opinion Review</w:t>
+      </w:r>
+      <w:r>
+        <w:t xml:space="preserve">: 텍스트 데이터 전처리와 감성 분석을 통해 자연어 처리(NLP)의 매력을 느꼈다. 단어 </w:t>
+      </w:r>
+      <w:proofErr w:type="spellStart"/>
+      <w:r>
+        <w:t>임베딩이나</w:t>
+      </w:r>
+      <w:proofErr w:type="spellEnd"/>
+      <w:r>
+        <w:t xml:space="preserve"> TF-IDF 같은 기법을 직접 적용하면서 언어가 데이터로 변환되는 과정을 이해했다.</w:t>
+      </w:r>
+    </w:p>
+    <w:p>
+      <w:pPr>
+        <w:widowControl w:val="0"/>
+        <w:numPr>
+          <w:ilvl w:val="0"/>
+          <w:numId w:val="4"/>
+        </w:numPr>
+        <w:wordWrap w:val="0"/>
+        <w:autoSpaceDE w:val="0"/>
+        <w:autoSpaceDN w:val="0"/>
+        <w:spacing w:line="240" w:lineRule="auto"/>
+      </w:pPr>
+      <w:proofErr w:type="spellStart"/>
+      <w:r>
+        <w:rPr>
+          <w:b/>
+          <w:bCs/>
+        </w:rPr>
+        <w:t>Mericari</w:t>
+      </w:r>
+      <w:proofErr w:type="spellEnd"/>
+      <w:r>
+        <w:rPr>
+          <w:b/>
+          <w:bCs/>
+        </w:rPr>
+        <w:t xml:space="preserve"> Price Suggestion</w:t>
+      </w:r>
+      <w:r>
+        <w:t>: 가격 예측 문제를 통해 회귀 모델과 피처 선택의 중요성을 배웠다. 특히 데이터의 잡음을 줄이고 의미 있는 변수를 찾는 과정이 모델 성능에 큰 영향을 준다는 점을 알게 되었다.</w:t>
+      </w:r>
+    </w:p>
+    <w:p>
+      <w:pPr>
+        <w:widowControl w:val="0"/>
+        <w:wordWrap w:val="0"/>
+        <w:autoSpaceDE w:val="0"/>
+        <w:autoSpaceDN w:val="0"/>
+        <w:spacing w:line="240" w:lineRule="auto"/>
+        <w:ind w:left="720"/>
+      </w:pPr>
+    </w:p>
+    <w:p>
+      <w:pPr>
+        <w:pStyle w:val="3"/>
+      </w:pPr>
+      <w:bookmarkStart w:id="54" w:name="_Toc216783199"/>
+      <w:r>
+        <w:rPr>
+          <w:rFonts w:hint="eastAsia"/>
+        </w:rPr>
+        <w:t>1.6.2</w:t>
+      </w:r>
+      <w:r>
+        <w:t xml:space="preserve"> </w:t>
+      </w:r>
+      <w:r>
+        <w:rPr>
+          <w:bCs/>
+        </w:rPr>
+        <w:t>협업 경험</w:t>
+      </w:r>
+      <w:bookmarkEnd w:id="54"/>
+    </w:p>
+    <w:p>
+      <w:pPr>
+        <w:widowControl w:val="0"/>
+        <w:numPr>
+          <w:ilvl w:val="0"/>
+          <w:numId w:val="5"/>
+        </w:numPr>
+        <w:wordWrap w:val="0"/>
+        <w:autoSpaceDE w:val="0"/>
+        <w:autoSpaceDN w:val="0"/>
+        <w:spacing w:line="240" w:lineRule="auto"/>
+      </w:pPr>
+      <w:r>
+        <w:t xml:space="preserve">조별 과제라서 역할을 나누고 서로의 결과를 공유하는 과정에서 </w:t>
+      </w:r>
+      <w:r>
+        <w:rPr>
+          <w:b/>
+          <w:bCs/>
+        </w:rPr>
+        <w:t>팀워크와 커뮤니케이션 능력</w:t>
+      </w:r>
+      <w:r>
+        <w:t>을 키울 수 있었다.</w:t>
+      </w:r>
+    </w:p>
+    <w:p>
+      <w:pPr>
+        <w:widowControl w:val="0"/>
+        <w:numPr>
+          <w:ilvl w:val="0"/>
+          <w:numId w:val="5"/>
+        </w:numPr>
+        <w:wordWrap w:val="0"/>
+        <w:autoSpaceDE w:val="0"/>
+        <w:autoSpaceDN w:val="0"/>
+        <w:spacing w:line="240" w:lineRule="auto"/>
+      </w:pPr>
+      <w:r>
+        <w:t xml:space="preserve">각자 맡은 주제가 달랐지만, 서로의 프로젝트를 이해하고 피드백을 주고받으면서 </w:t>
+      </w:r>
+      <w:r>
+        <w:rPr>
+          <w:b/>
+          <w:bCs/>
+        </w:rPr>
+        <w:t>다양한 머신</w:t>
+      </w:r>
+      <w:r>
+        <w:rPr>
+          <w:rFonts w:hint="eastAsia"/>
+          <w:b/>
+          <w:bCs/>
+        </w:rPr>
+        <w:t xml:space="preserve"> </w:t>
+      </w:r>
+      <w:r>
+        <w:rPr>
+          <w:b/>
+          <w:bCs/>
+        </w:rPr>
+        <w:t>러닝 문제 접근법</w:t>
+      </w:r>
+      <w:r>
+        <w:t>을 배울 수 있었다.</w:t>
+      </w:r>
+    </w:p>
+    <w:p>
+      <w:pPr>
+        <w:widowControl w:val="0"/>
+        <w:wordWrap w:val="0"/>
+        <w:autoSpaceDE w:val="0"/>
+        <w:autoSpaceDN w:val="0"/>
+        <w:spacing w:line="240" w:lineRule="auto"/>
+        <w:ind w:left="720"/>
+      </w:pPr>
+    </w:p>
+    <w:p>
+      <w:pPr>
+        <w:pStyle w:val="3"/>
+      </w:pPr>
+      <w:bookmarkStart w:id="55" w:name="_Toc216783200"/>
+      <w:r>
+        <w:rPr>
+          <w:rFonts w:hint="eastAsia"/>
+        </w:rPr>
+        <w:t>1.6.</w:t>
+      </w:r>
+      <w:r>
+        <w:t xml:space="preserve">3 </w:t>
+      </w:r>
+      <w:r>
+        <w:rPr>
+          <w:bCs/>
+        </w:rPr>
+        <w:t>어려웠던 점</w:t>
+      </w:r>
+      <w:bookmarkEnd w:id="55"/>
+    </w:p>
+    <w:p>
+      <w:pPr>
+        <w:widowControl w:val="0"/>
+        <w:numPr>
+          <w:ilvl w:val="0"/>
+          <w:numId w:val="6"/>
+        </w:numPr>
+        <w:wordWrap w:val="0"/>
+        <w:autoSpaceDE w:val="0"/>
+        <w:autoSpaceDN w:val="0"/>
+        <w:spacing w:line="240" w:lineRule="auto"/>
+      </w:pPr>
+      <w:r>
+        <w:t xml:space="preserve">데이터 </w:t>
+      </w:r>
+      <w:proofErr w:type="spellStart"/>
+      <w:r>
+        <w:t>전처리</w:t>
+      </w:r>
+      <w:proofErr w:type="spellEnd"/>
+      <w:r>
+        <w:t xml:space="preserve"> 과정에서 시간이 많이 소요되었고, 모델 성능을 높이는 데 한계가 있었다.</w:t>
+      </w:r>
+    </w:p>
+    <w:p>
+      <w:pPr>
+        <w:widowControl w:val="0"/>
+        <w:numPr>
+          <w:ilvl w:val="0"/>
+          <w:numId w:val="6"/>
+        </w:numPr>
+        <w:wordWrap w:val="0"/>
+        <w:autoSpaceDE w:val="0"/>
+        <w:autoSpaceDN w:val="0"/>
+        <w:spacing w:line="240" w:lineRule="auto"/>
+      </w:pPr>
+      <w:r>
+        <w:t>처음 접하는 알고리즘이나 기법은 이해하는 데 시간이 걸렸지만, 직접 적용해보면서 이론과 실습의 차이를 느낄 수 있었다.</w:t>
+      </w:r>
+    </w:p>
+    <w:p>
+      <w:pPr>
+        <w:widowControl w:val="0"/>
+        <w:wordWrap w:val="0"/>
+        <w:autoSpaceDE w:val="0"/>
+        <w:autoSpaceDN w:val="0"/>
+        <w:spacing w:line="240" w:lineRule="auto"/>
+        <w:ind w:left="720"/>
+      </w:pPr>
+    </w:p>
+    <w:p>
+      <w:pPr>
+        <w:pStyle w:val="3"/>
+      </w:pPr>
+      <w:bookmarkStart w:id="56" w:name="_Toc216783201"/>
+      <w:r>
+        <w:rPr>
+          <w:rFonts w:hint="eastAsia"/>
+        </w:rPr>
+        <w:t>1.6.</w:t>
+      </w:r>
+      <w:r>
+        <w:t xml:space="preserve">4 </w:t>
+      </w:r>
+      <w:r>
+        <w:rPr>
+          <w:bCs/>
+        </w:rPr>
+        <w:t>앞으로의 다짐</w:t>
+      </w:r>
+      <w:bookmarkEnd w:id="56"/>
+    </w:p>
+    <w:p>
+      <w:pPr>
+        <w:widowControl w:val="0"/>
+        <w:numPr>
+          <w:ilvl w:val="0"/>
+          <w:numId w:val="7"/>
+        </w:numPr>
+        <w:wordWrap w:val="0"/>
+        <w:autoSpaceDE w:val="0"/>
+        <w:autoSpaceDN w:val="0"/>
+        <w:spacing w:line="240" w:lineRule="auto"/>
+      </w:pPr>
+      <w:r>
+        <w:t>이번 경험을 바탕으로 더 다양한 데이터셋과 모델을 다뤄보고 싶다.</w:t>
+      </w:r>
+    </w:p>
+    <w:p>
+      <w:pPr>
+        <w:widowControl w:val="0"/>
+        <w:numPr>
+          <w:ilvl w:val="0"/>
+          <w:numId w:val="7"/>
+        </w:numPr>
+        <w:wordWrap w:val="0"/>
+        <w:autoSpaceDE w:val="0"/>
+        <w:autoSpaceDN w:val="0"/>
+        <w:spacing w:line="240" w:lineRule="auto"/>
+      </w:pPr>
+      <w:r>
+        <w:lastRenderedPageBreak/>
+        <w:t xml:space="preserve">단순히 성능 지표에 집중하기보다 </w:t>
+      </w:r>
+      <w:r>
+        <w:rPr>
+          <w:b/>
+          <w:bCs/>
+        </w:rPr>
+        <w:t>실제 문제 해결에 도움이 되는 인사이트</w:t>
+      </w:r>
+      <w:r>
+        <w:t>를 도출하는 연습을 이어가고 싶다.</w:t>
+      </w:r>
+    </w:p>
+    <w:p>
+      <w:pPr>
+        <w:widowControl w:val="0"/>
+        <w:numPr>
+          <w:ilvl w:val="0"/>
+          <w:numId w:val="7"/>
+        </w:numPr>
+        <w:wordWrap w:val="0"/>
+        <w:autoSpaceDE w:val="0"/>
+        <w:autoSpaceDN w:val="0"/>
+        <w:spacing w:line="240" w:lineRule="auto"/>
+      </w:pPr>
+      <w:r>
+        <w:t>협업 경험을 살려 앞으로도 팀 프로젝트에서 적극적으로 의견을 나누고 기여하고 싶다.</w:t>
+      </w:r>
+    </w:p>
+    <w:bookmarkStart w:id="57" w:name="_Toc216783202"/>
+    <w:p>
+      <w:pPr>
+        <w:pStyle w:val="3"/>
+      </w:pPr>
+      <w:r>
+        <w:rPr>
+          <w:rFonts w:hint="eastAsia"/>
+          <w:noProof/>
+        </w:rPr>
+        <mc:AlternateContent>
+          <mc:Choice Requires="wps">
+            <w:drawing>
+              <wp:anchor distT="0" distB="0" distL="114300" distR="114300" simplePos="0" relativeHeight="251663360" behindDoc="0" locked="0" layoutInCell="1" allowOverlap="1" wp14:anchorId="38564868" wp14:editId="47863C1E">
+                <wp:simplePos x="0" y="0"/>
+                <wp:positionH relativeFrom="column">
+                  <wp:posOffset>1263015</wp:posOffset>
+                </wp:positionH>
+                <wp:positionV relativeFrom="paragraph">
+                  <wp:posOffset>309245</wp:posOffset>
+                </wp:positionV>
+                <wp:extent cx="4229100" cy="790575"/>
+                <wp:effectExtent l="0" t="0" r="19050" b="314325"/>
+                <wp:wrapNone/>
+                <wp:docPr id="1031012847" name="말풍선: 모서리가 둥근 사각형 1"/>
+                <wp:cNvGraphicFramePr/>
+                <a:graphic xmlns:a="http://schemas.openxmlformats.org/drawingml/2006/main">
+                  <a:graphicData uri="http://schemas.microsoft.com/office/word/2010/wordprocessingShape">
+                    <wps:wsp>
+                      <wps:cNvSpPr/>
+                      <wps:spPr>
+                        <a:xfrm>
+                          <a:off x="0" y="0"/>
+                          <a:ext cx="4229100" cy="790575"/>
+                        </a:xfrm>
+                        <a:prstGeom prst="wedgeRoundRectCallout">
+                          <a:avLst>
+                            <a:gd name="adj1" fmla="val 23311"/>
+                            <a:gd name="adj2" fmla="val 84187"/>
+                            <a:gd name="adj3" fmla="val 16667"/>
+                          </a:avLst>
+                        </a:prstGeom>
+                      </wps:spPr>
+                      <wps:style>
+                        <a:lnRef idx="2">
+                          <a:schemeClr val="accent4">
+                            <a:shade val="15000"/>
+                          </a:schemeClr>
+                        </a:lnRef>
+                        <a:fillRef idx="1">
+                          <a:schemeClr val="accent4"/>
+                        </a:fillRef>
+                        <a:effectRef idx="0">
+                          <a:schemeClr val="accent4"/>
+                        </a:effectRef>
+                        <a:fontRef idx="minor">
+                          <a:schemeClr val="lt1"/>
+                        </a:fontRef>
+                      </wps:style>
+                      <wps:txbx>
+                        <w:txbxContent>
+                          <w:p>
+                            <w:pPr>
+                              <w:jc w:val="center"/>
+                              <w:rPr>
+                                <w:color w:val="000000" w:themeColor="text1"/>
+                                <w:sz w:val="18"/>
+                                <w:szCs w:val="18"/>
+                              </w:rPr>
+                            </w:pPr>
+                            <w:r>
+                              <w:rPr>
+                                <w:rFonts w:hint="eastAsia"/>
+                                <w:color w:val="000000" w:themeColor="text1"/>
+                                <w:sz w:val="18"/>
+                                <w:szCs w:val="18"/>
+                              </w:rPr>
+                              <w:t>팀원들과</w:t>
+                            </w:r>
+                            <w:r>
+                              <w:rPr>
+                                <w:color w:val="000000" w:themeColor="text1"/>
+                                <w:sz w:val="18"/>
+                                <w:szCs w:val="18"/>
+                              </w:rPr>
+                              <w:t xml:space="preserve"> 함께 프로젝트를 수행하면서 많은 것을 배우며 추억을 쌓을 수 있었습니다.</w:t>
+                            </w:r>
+                            <w:r>
+                              <w:rPr>
+                                <w:rFonts w:hint="eastAsia"/>
+                                <w:color w:val="000000" w:themeColor="text1"/>
+                                <w:sz w:val="18"/>
+                                <w:szCs w:val="18"/>
+                              </w:rPr>
+                              <w:t xml:space="preserve"> </w:t>
+                            </w:r>
+                            <w:r>
+                              <w:rPr>
+                                <w:color w:val="000000" w:themeColor="text1"/>
+                                <w:sz w:val="18"/>
+                                <w:szCs w:val="18"/>
+                              </w:rPr>
+                              <w:t>B</w:t>
+                            </w:r>
+                            <w:r>
+                              <w:rPr>
+                                <w:rFonts w:hint="eastAsia"/>
+                                <w:color w:val="000000" w:themeColor="text1"/>
+                                <w:sz w:val="18"/>
+                                <w:szCs w:val="18"/>
+                              </w:rPr>
+                              <w:t>y 권준호</w:t>
+                            </w:r>
+                          </w:p>
+                        </w:txbxContent>
+                      </wps:txbx>
+                      <wps:bodyPr rot="0" spcFirstLastPara="0" vertOverflow="overflow" horzOverflow="overflow" vert="horz" wrap="square" lIns="91440" tIns="45720" rIns="91440" bIns="45720" numCol="1" spcCol="0" rtlCol="0" fromWordArt="0" anchor="ctr" anchorCtr="0" forceAA="0" compatLnSpc="1">
+                        <a:prstTxWarp prst="textNoShape">
+                          <a:avLst/>
+                        </a:prstTxWarp>
+                        <a:noAutofit/>
+                      </wps:bodyPr>
+                    </wps:wsp>
+                  </a:graphicData>
+                </a:graphic>
+                <wp14:sizeRelV relativeFrom="margin">
+                  <wp14:pctHeight>0</wp14:pctHeight>
+                </wp14:sizeRelV>
+              </wp:anchor>
+            </w:drawing>
+          </mc:Choice>
+          <mc:Fallback>
+            <w:pict>
+              <v:shapetype w14:anchorId="38564868" id="_x0000_t62" coordsize="21600,21600" o:spt="62" adj="1350,25920" path="m3600,qx,3600l0@8@12@24,0@9,,18000qy3600,21600l@6,21600@15@27@7,21600,18000,21600qx21600,18000l21600@9@18@30,21600@8,21600,3600qy18000,l@7,0@21@33@6,xe">
+                <v:stroke joinstyle="miter"/>
+                <v:formulas>
+                  <v:f eqn="sum 10800 0 #0"/>
+                  <v:f eqn="sum 10800 0 #1"/>
+                  <v:f eqn="sum #0 0 #1"/>
+                  <v:f eqn="sum @0 @1 0"/>
+                  <v:f eqn="sum 21600 0 #0"/>
+                  <v:f eqn="sum 21600 0 #1"/>
+                  <v:f eqn="if @0 3600 12600"/>
+                  <v:f eqn="if @0 9000 18000"/>
+                  <v:f eqn="if @1 3600 12600"/>
+                  <v:f eqn="if @1 9000 18000"/>
+                  <v:f eqn="if @2 0 #0"/>
+                  <v:f eqn="if @3 @10 0"/>
+                  <v:f eqn="if #0 0 @11"/>
+                  <v:f eqn="if @2 @6 #0"/>
+                  <v:f eqn="if @3 @6 @13"/>
+                  <v:f eqn="if @5 @6 @14"/>
+                  <v:f eqn="if @2 #0 21600"/>
+                  <v:f eqn="if @3 21600 @16"/>
+                  <v:f eqn="if @4 21600 @17"/>
+                  <v:f eqn="if @2 #0 @6"/>
+                  <v:f eqn="if @3 @19 @6"/>
+                  <v:f eqn="if #1 @6 @20"/>
+                  <v:f eqn="if @2 @8 #1"/>
+                  <v:f eqn="if @3 @22 @8"/>
+                  <v:f eqn="if #0 @8 @23"/>
+                  <v:f eqn="if @2 21600 #1"/>
+                  <v:f eqn="if @3 21600 @25"/>
+                  <v:f eqn="if @5 21600 @26"/>
+                  <v:f eqn="if @2 #1 @8"/>
+                  <v:f eqn="if @3 @8 @28"/>
+                  <v:f eqn="if @4 @8 @29"/>
+                  <v:f eqn="if @2 #1 0"/>
+                  <v:f eqn="if @3 @31 0"/>
+                  <v:f eqn="if #1 0 @32"/>
+                  <v:f eqn="val #0"/>
+                  <v:f eqn="val #1"/>
+                </v:formulas>
+                <v:path o:connecttype="custom" o:connectlocs="10800,0;0,10800;10800,21600;21600,10800;@34,@35" textboxrect="791,791,20809,20809"/>
+                <v:handles>
+                  <v:h position="#0,#1"/>
+                </v:handles>
+              </v:shapetype>
+              <v:shape id="말풍선: 모서리가 둥근 사각형 1" o:spid="_x0000_s1026" type="#_x0000_t62" style="position:absolute;margin-left:99.45pt;margin-top:24.35pt;width:333pt;height:62.25pt;z-index:251663360;visibility:visible;mso-wrap-style:square;mso-height-percent:0;mso-wrap-distance-left:9pt;mso-wrap-distance-top:0;mso-wrap-distance-right:9pt;mso-wrap-distance-bottom:0;mso-position-horizontal:absolute;mso-position-horizontal-relative:text;mso-position-vertical:absolute;mso-position-vertical-relative:text;mso-height-percent:0;mso-height-relative:margin;v-text-anchor:middle" o:gfxdata="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" adj="15835,28984" fillcolor="#ffc000 [3207]" strokecolor="#261c00 [487]" strokeweight="1pt">
+                <v:textbox>
+                  <w:txbxContent>
+                    <w:p>
+                      <w:pPr>
+                        <w:jc w:val="center"/>
+                        <w:rPr>
+                          <w:rFonts w:hint="eastAsia"/>
+                          <w:color w:val="000000" w:themeColor="text1"/>
+                          <w:sz w:val="18"/>
+                          <w:szCs w:val="18"/>
+                        </w:rPr>
+                      </w:pPr>
+                      <w:r>
+                        <w:rPr>
+                          <w:rFonts w:hint="eastAsia"/>
+                          <w:color w:val="000000" w:themeColor="text1"/>
+                          <w:sz w:val="18"/>
+                          <w:szCs w:val="18"/>
+                        </w:rPr>
+                        <w:t>팀원들과</w:t>
+                      </w:r>
+                      <w:r>
+                        <w:rPr>
+                          <w:color w:val="000000" w:themeColor="text1"/>
+                          <w:sz w:val="18"/>
+                          <w:szCs w:val="18"/>
+                        </w:rPr>
+                        <w:t xml:space="preserve"> 함께 프로젝트를 수행하면서 많은 것을 배우며 추억을 쌓을 수 있었습니다.</w:t>
+                      </w:r>
+                      <w:r>
+                        <w:rPr>
+                          <w:rFonts w:hint="eastAsia"/>
+                          <w:color w:val="000000" w:themeColor="text1"/>
+                          <w:sz w:val="18"/>
+                          <w:szCs w:val="18"/>
+                        </w:rPr>
+                        <w:t xml:space="preserve"> </w:t>
+                      </w:r>
+                      <w:r>
+                        <w:rPr>
+                          <w:color w:val="000000" w:themeColor="text1"/>
+                          <w:sz w:val="18"/>
+                          <w:szCs w:val="18"/>
+                        </w:rPr>
+                        <w:t>B</w:t>
+                      </w:r>
+                      <w:r>
+                        <w:rPr>
+                          <w:rFonts w:hint="eastAsia"/>
+                          <w:color w:val="000000" w:themeColor="text1"/>
+                          <w:sz w:val="18"/>
+                          <w:szCs w:val="18"/>
+                        </w:rPr>
+                        <w:t>y 권준호</w:t>
+                      </w:r>
+                    </w:p>
+                  </w:txbxContent>
+                </v:textbox>
+              </v:shape>
+            </w:pict>
+          </mc:Fallback>
+        </mc:AlternateContent>
+      </w:r>
+      <w:r>
+        <w:rPr>
+          <w:rFonts w:hint="eastAsia"/>
+        </w:rPr>
+        <w:t>1.6.5 프로젝트를 마치며 최종 소감</w:t>
+      </w:r>
+      <w:bookmarkEnd w:id="57"/>
+    </w:p>
+    <w:p>
+      <w:r>
+        <w:rPr>
+          <w:rFonts w:hint="eastAsia"/>
+          <w:noProof/>
+        </w:rPr>
+        <mc:AlternateContent>
+          <mc:Choice Requires="wps">
+            <w:drawing>
+              <wp:anchor distT="0" distB="0" distL="114300" distR="114300" simplePos="0" relativeHeight="251668480" behindDoc="0" locked="0" layoutInCell="1" allowOverlap="1" wp14:anchorId="5D358F3E" wp14:editId="73786F81">
+                <wp:simplePos x="0" y="0"/>
+                <wp:positionH relativeFrom="column">
+                  <wp:posOffset>1424940</wp:posOffset>
+                </wp:positionH>
+                <wp:positionV relativeFrom="paragraph">
+                  <wp:posOffset>5021580</wp:posOffset>
+                </wp:positionV>
+                <wp:extent cx="4229100" cy="1666875"/>
+                <wp:effectExtent l="0" t="438150" r="19050" b="28575"/>
+                <wp:wrapNone/>
+                <wp:docPr id="779662491" name="말풍선: 모서리가 둥근 사각형 1"/>
+                <wp:cNvGraphicFramePr/>
+                <a:graphic xmlns:a="http://schemas.openxmlformats.org/drawingml/2006/main">
+                  <a:graphicData uri="http://schemas.microsoft.com/office/word/2010/wordprocessingShape">
+                    <wps:wsp>
+                      <wps:cNvSpPr/>
+                      <wps:spPr>
+                        <a:xfrm>
+                          <a:off x="0" y="0"/>
+                          <a:ext cx="4229100" cy="1666875"/>
+                        </a:xfrm>
+                        <a:prstGeom prst="wedgeRoundRectCallout">
+                          <a:avLst>
+                            <a:gd name="adj1" fmla="val 21509"/>
+                            <a:gd name="adj2" fmla="val -75215"/>
+                            <a:gd name="adj3" fmla="val 16667"/>
+                          </a:avLst>
+                        </a:prstGeom>
+                      </wps:spPr>
+                      <wps:style>
+                        <a:lnRef idx="2">
+                          <a:schemeClr val="accent2">
+                            <a:shade val="15000"/>
+                          </a:schemeClr>
+                        </a:lnRef>
+                        <a:fillRef idx="1">
+                          <a:schemeClr val="accent2"/>
+                        </a:fillRef>
+                        <a:effectRef idx="0">
+                          <a:schemeClr val="accent2"/>
+                        </a:effectRef>
+                        <a:fontRef idx="minor">
+                          <a:schemeClr val="lt1"/>
+                        </a:fontRef>
+                      </wps:style>
+                      <wps:txbx>
+                        <w:txbxContent>
+                          <w:p>
+                            <w:pPr>
+                              <w:jc w:val="center"/>
+                              <w:rPr>
+                                <w:color w:val="FFFFFF" w:themeColor="background1"/>
+                                <w:sz w:val="18"/>
+                                <w:szCs w:val="18"/>
+                              </w:rPr>
+                            </w:pPr>
+                            <w:r>
+                              <w:rPr>
+                                <w:rFonts w:hint="eastAsia"/>
+                                <w:color w:val="FFFFFF" w:themeColor="background1"/>
+                                <w:sz w:val="18"/>
+                                <w:szCs w:val="18"/>
+                              </w:rPr>
+                              <w:t>해당</w:t>
+                            </w:r>
+                            <w:r>
+                              <w:rPr>
+                                <w:color w:val="FFFFFF" w:themeColor="background1"/>
+                                <w:sz w:val="18"/>
+                                <w:szCs w:val="18"/>
+                              </w:rPr>
+                              <w:t xml:space="preserve"> 프로젝트를 진행하며 팀장의 역할을 잘하지 못하였지만 팀원들이 자신의 역할을 잘 수행해 줘서 전체적인 프로젝트가 잘 진행된 것 같습니다. 팀원에게서 배울 점과 지식을 공유하며 습득하게 된 경험 등은 추후 다른 프로젝트를 </w:t>
+                            </w:r>
+                            <w:r>
+                              <w:rPr>
+                                <w:color w:val="FFFFFF" w:themeColor="background1"/>
+                                <w:sz w:val="18"/>
+                                <w:szCs w:val="18"/>
+                              </w:rPr>
+                              <w:t>진행 함에도 도움이 될 듯합니다. 부족한 실력임에도 믿고 따라와 준 팀원에게 감사할 따름입니다.</w:t>
+                            </w:r>
+                            <w:r>
+                              <w:rPr>
+                                <w:rFonts w:hint="eastAsia"/>
+                                <w:color w:val="FFFFFF" w:themeColor="background1"/>
+                                <w:sz w:val="18"/>
+                                <w:szCs w:val="18"/>
+                              </w:rPr>
+                              <w:t xml:space="preserve"> By </w:t>
+                            </w:r>
+                            <w:r>
+                              <w:rPr>
+                                <w:rFonts w:hint="eastAsia"/>
+                                <w:color w:val="FFFFFF" w:themeColor="background1"/>
+                                <w:sz w:val="18"/>
+                                <w:szCs w:val="18"/>
+                              </w:rPr>
+                              <w:t>엄재민</w:t>
+                            </w:r>
+                          </w:p>
+                        </w:txbxContent>
+                      </wps:txbx>
+                      <wps:bodyPr rot="0" spcFirstLastPara="0" vertOverflow="overflow" horzOverflow="overflow" vert="horz" wrap="square" lIns="91440" tIns="45720" rIns="91440" bIns="45720" numCol="1" spcCol="0" rtlCol="0" fromWordArt="0" anchor="ctr" anchorCtr="0" forceAA="0" compatLnSpc="1">
+                        <a:prstTxWarp prst="textNoShape">
+                          <a:avLst/>
+                        </a:prstTxWarp>
+                        <a:noAutofit/>
+                      </wps:bodyPr>
+                    </wps:wsp>
+                  </a:graphicData>
+                </a:graphic>
+                <wp14:sizeRelV relativeFrom="margin">
+                  <wp14:pctHeight>0</wp14:pctHeight>
+                </wp14:sizeRelV>
+              </wp:anchor>
+            </w:drawing>
+          </mc:Choice>
+          <mc:Fallback>
+            <w:pict>
+              <v:shape w14:anchorId="5D358F3E" id="_x0000_s1027" type="#_x0000_t62" style="position:absolute;margin-left:112.2pt;margin-top:395.4pt;width:333pt;height:131.25pt;z-index:251668480;visibility:visible;mso-wrap-style:square;mso-height-percent:0;mso-wrap-distance-left:9pt;mso-wrap-distance-top:0;mso-wrap-distance-right:9pt;mso-wrap-distance-bottom:0;mso-position-horizontal:absolute;mso-position-horizontal-relative:text;mso-position-vertical:absolute;mso-position-vertical-relative:text;mso-height-percent:0;mso-height-relative:margin;v-text-anchor:middle" o:gfxdata="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" adj="15446,-5446" fillcolor="#ed7d31 [3205]" strokecolor="#261103 [485]" strokeweight="1pt">
+                <v:textbox>
+                  <w:txbxContent>
+                    <w:p>
+                      <w:pPr>
+                        <w:jc w:val="center"/>
+                        <w:rPr>
+                          <w:rFonts w:hint="eastAsia"/>
+                          <w:color w:val="FFFFFF" w:themeColor="background1"/>
+                          <w:sz w:val="18"/>
+                          <w:szCs w:val="18"/>
+                        </w:rPr>
+                      </w:pPr>
+                      <w:r>
+                        <w:rPr>
+                          <w:rFonts w:hint="eastAsia"/>
+                          <w:color w:val="FFFFFF" w:themeColor="background1"/>
+                          <w:sz w:val="18"/>
+                          <w:szCs w:val="18"/>
+                        </w:rPr>
+                        <w:t>해당</w:t>
+                      </w:r>
+                      <w:r>
+                        <w:rPr>
+                          <w:color w:val="FFFFFF" w:themeColor="background1"/>
+                          <w:sz w:val="18"/>
+                          <w:szCs w:val="18"/>
+                        </w:rPr>
+                        <w:t xml:space="preserve"> 프로젝트를 진행하며 팀장의 역할을 잘하지 못하였지만 팀원들이 자신의 역할을 잘 수행해 줘서 전체적인 프로젝트가 잘 진행된 것 같습니다. 팀원에게서 배울 점과 지식을 공유하며 습득하게 된 경험 등은 추후 다른 프로젝트를 </w:t>
+                      </w:r>
+                      <w:proofErr w:type="gramStart"/>
+                      <w:r>
+                        <w:rPr>
+                          <w:color w:val="FFFFFF" w:themeColor="background1"/>
+                          <w:sz w:val="18"/>
+                          <w:szCs w:val="18"/>
+                        </w:rPr>
+                        <w:t>진행 함에도</w:t>
+                      </w:r>
+                      <w:proofErr w:type="gramEnd"/>
+                      <w:r>
+                        <w:rPr>
+                          <w:color w:val="FFFFFF" w:themeColor="background1"/>
+                          <w:sz w:val="18"/>
+                          <w:szCs w:val="18"/>
+                        </w:rPr>
+                        <w:t xml:space="preserve"> 도움이 될 듯합니다. 부족한 실력임에도 믿고 따라와 준 팀원에게 감사할 따름입니다.</w:t>
+                      </w:r>
+                      <w:r>
+                        <w:rPr>
+                          <w:rFonts w:hint="eastAsia"/>
+                          <w:color w:val="FFFFFF" w:themeColor="background1"/>
+                          <w:sz w:val="18"/>
+                          <w:szCs w:val="18"/>
+                        </w:rPr>
+                        <w:t xml:space="preserve"> By </w:t>
+                      </w:r>
+                      <w:proofErr w:type="spellStart"/>
+                      <w:r>
+                        <w:rPr>
+                          <w:rFonts w:hint="eastAsia"/>
+                          <w:color w:val="FFFFFF" w:themeColor="background1"/>
+                          <w:sz w:val="18"/>
+                          <w:szCs w:val="18"/>
+                        </w:rPr>
+                        <w:t>엄재민</w:t>
+                      </w:r>
+                      <w:proofErr w:type="spellEnd"/>
+                    </w:p>
+                  </w:txbxContent>
+                </v:textbox>
+              </v:shape>
+            </w:pict>
+          </mc:Fallback>
+        </mc:AlternateContent>
+      </w:r>
+      <w:r>
+        <w:rPr>
+          <w:rFonts w:hint="eastAsia"/>
+          <w:noProof/>
+        </w:rPr>
+        <mc:AlternateContent>
+          <mc:Choice Requires="wps">
+            <w:drawing>
+              <wp:anchor distT="0" distB="0" distL="114300" distR="114300" simplePos="0" relativeHeight="251667456" behindDoc="0" locked="0" layoutInCell="1" allowOverlap="1" wp14:anchorId="268877AC" wp14:editId="19C02D25">
+                <wp:simplePos x="0" y="0"/>
+                <wp:positionH relativeFrom="column">
+                  <wp:posOffset>-508635</wp:posOffset>
+                </wp:positionH>
+                <wp:positionV relativeFrom="paragraph">
+                  <wp:posOffset>3640455</wp:posOffset>
+                </wp:positionV>
+                <wp:extent cx="4229100" cy="1247775"/>
+                <wp:effectExtent l="0" t="0" r="457200" b="9525"/>
+                <wp:wrapNone/>
+                <wp:docPr id="536664238" name="말풍선: 모서리가 둥근 사각형 1"/>
+                <wp:cNvGraphicFramePr/>
+                <a:graphic xmlns:a="http://schemas.openxmlformats.org/drawingml/2006/main">
+                  <a:graphicData uri="http://schemas.microsoft.com/office/word/2010/wordprocessingShape">
+                    <wps:wsp>
+                      <wps:cNvSpPr/>
+                      <wps:spPr>
+                        <a:xfrm>
+                          <a:off x="0" y="0"/>
+                          <a:ext cx="4229100" cy="1247775"/>
+                        </a:xfrm>
+                        <a:prstGeom prst="wedgeRoundRectCallout">
+                          <a:avLst>
+                            <a:gd name="adj1" fmla="val 60558"/>
+                            <a:gd name="adj2" fmla="val -11714"/>
+                            <a:gd name="adj3" fmla="val 16667"/>
+                          </a:avLst>
+                        </a:prstGeom>
+                        <a:solidFill>
+                          <a:srgbClr val="0070C0"/>
+                        </a:solidFill>
+                        <a:ln>
+                          <a:noFill/>
+                        </a:ln>
+                      </wps:spPr>
+                      <wps:style>
+                        <a:lnRef idx="0">
+                          <a:scrgbClr r="0" g="0" b="0"/>
+                        </a:lnRef>
+                        <a:fillRef idx="0">
+                          <a:scrgbClr r="0" g="0" b="0"/>
+                        </a:fillRef>
+                        <a:effectRef idx="0">
+                          <a:scrgbClr r="0" g="0" b="0"/>
+                        </a:effectRef>
+                        <a:fontRef idx="minor">
+                          <a:schemeClr val="lt1"/>
+                        </a:fontRef>
+                      </wps:style>
+                      <wps:txbx>
+                        <w:txbxContent>
+                          <w:p>
+                            <w:pPr>
+                              <w:jc w:val="center"/>
+                              <w:rPr>
+                                <w:color w:val="FFFFFF" w:themeColor="background1"/>
+                                <w:sz w:val="18"/>
+                                <w:szCs w:val="18"/>
+                              </w:rPr>
+                            </w:pPr>
+                            <w:r>
+                              <w:rPr>
+                                <w:rFonts w:hint="eastAsia"/>
+                                <w:color w:val="FFFFFF" w:themeColor="background1"/>
+                                <w:sz w:val="18"/>
+                                <w:szCs w:val="18"/>
+                              </w:rPr>
+                              <w:t>프로젝트</w:t>
+                            </w:r>
+                            <w:r>
+                              <w:rPr>
+                                <w:color w:val="FFFFFF" w:themeColor="background1"/>
+                                <w:sz w:val="18"/>
+                                <w:szCs w:val="18"/>
+                              </w:rPr>
+                              <w:t xml:space="preserve"> 일정이 촉박하였지만, 주도적인 개발 환경 아래 업무 및 작업 분배를 하여 단계적으로 개발, 작업에 임할 수 있었습니다. 리포트 작성과 모델 학습 및 성능 개선을 병행하여 수업시간에 배웠던 내용을 다시 복습, 확인하는 과정으로 프로젝트에 임할 수 있었습니다</w:t>
+                            </w:r>
+                            <w:r>
+                              <w:rPr>
+                                <w:color w:val="FFFFFF" w:themeColor="background1"/>
+                                <w:sz w:val="18"/>
+                                <w:szCs w:val="18"/>
+                              </w:rPr>
+                              <w:t>.</w:t>
+                            </w:r>
+                            <w:r>
+                              <w:rPr>
+                                <w:rFonts w:hint="eastAsia"/>
+                                <w:color w:val="FFFFFF" w:themeColor="background1"/>
+                                <w:sz w:val="18"/>
+                                <w:szCs w:val="18"/>
+                              </w:rPr>
+                              <w:t xml:space="preserve"> </w:t>
+                            </w:r>
+                            <w:r>
+                              <w:rPr>
+                                <w:color w:val="FFFFFF" w:themeColor="background1"/>
+                                <w:sz w:val="18"/>
+                                <w:szCs w:val="18"/>
+                              </w:rPr>
+                              <w:t>B</w:t>
+                            </w:r>
+                            <w:r>
+                              <w:rPr>
+                                <w:rFonts w:hint="eastAsia"/>
+                                <w:color w:val="FFFFFF" w:themeColor="background1"/>
+                                <w:sz w:val="18"/>
+                                <w:szCs w:val="18"/>
+                              </w:rPr>
+                              <w:t>y 윤지훈</w:t>
+                            </w:r>
+                          </w:p>
+                        </w:txbxContent>
+                      </wps:txbx>
+                      <wps:bodyPr rot="0" spcFirstLastPara="0" vertOverflow="overflow" horzOverflow="overflow" vert="horz" wrap="square" lIns="91440" tIns="45720" rIns="91440" bIns="45720" numCol="1" spcCol="0" rtlCol="0" fromWordArt="0" anchor="ctr" anchorCtr="0" forceAA="0" compatLnSpc="1">
+                        <a:prstTxWarp prst="textNoShape">
+                          <a:avLst/>
+                        </a:prstTxWarp>
+                        <a:noAutofit/>
+                      </wps:bodyPr>
+                    </wps:wsp>
+                  </a:graphicData>
+                </a:graphic>
+                <wp14:sizeRelV relativeFrom="margin">
+                  <wp14:pctHeight>0</wp14:pctHeight>
+                </wp14:sizeRelV>
+              </wp:anchor>
+            </w:drawing>
+          </mc:Choice>
+          <mc:Fallback>
+            <w:pict>
+              <v:shape w14:anchorId="268877AC" id="_x0000_s1028" type="#_x0000_t62" style="position:absolute;margin-left:-40.05pt;margin-top:286.65pt;width:333pt;height:98.25pt;z-index:251667456;visibility:visible;mso-wrap-style:square;mso-height-percent:0;mso-wrap-distance-left:9pt;mso-wrap-distance-top:0;mso-wrap-distance-right:9pt;mso-wrap-distance-bottom:0;mso-position-horizontal:absolute;mso-position-horizontal-relative:text;mso-position-vertical:absolute;mso-position-vertical-relative:text;mso-height-percent:0;mso-height-relative:margin;v-text-anchor:middle" o:gfxdata="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" adj="23881,8270" fillcolor="#0070c0" stroked="f">
+                <v:textbox>
+                  <w:txbxContent>
+                    <w:p>
+                      <w:pPr>
+                        <w:jc w:val="center"/>
+                        <w:rPr>
+                          <w:rFonts w:hint="eastAsia"/>
+                          <w:color w:val="FFFFFF" w:themeColor="background1"/>
+                          <w:sz w:val="18"/>
+                          <w:szCs w:val="18"/>
+                        </w:rPr>
+                      </w:pPr>
+                      <w:r>
+                        <w:rPr>
+                          <w:rFonts w:hint="eastAsia"/>
+                          <w:color w:val="FFFFFF" w:themeColor="background1"/>
+                          <w:sz w:val="18"/>
+                          <w:szCs w:val="18"/>
+                        </w:rPr>
+                        <w:t>프로젝트</w:t>
+                      </w:r>
+                      <w:r>
+                        <w:rPr>
+                          <w:color w:val="FFFFFF" w:themeColor="background1"/>
+                          <w:sz w:val="18"/>
+                          <w:szCs w:val="18"/>
+                        </w:rPr>
+                        <w:t xml:space="preserve"> 일정이 촉박하였지만, 주도적인 개발 환경 아래 업무 및 작업 분배를 하여 단계적으로 개발, 작업에 임할 수 있었습니다. 리포트 작성과 모델 학습 및 성능 개선을 병행하여 수업시간에 배웠던 내용을 다시 복습, 확인하는 과정으로 프로젝트에 임할 수 있었습니다</w:t>
+                      </w:r>
+                      <w:r>
+                        <w:rPr>
+                          <w:color w:val="FFFFFF" w:themeColor="background1"/>
+                          <w:sz w:val="18"/>
+                          <w:szCs w:val="18"/>
+                        </w:rPr>
+                        <w:t>.</w:t>
+                      </w:r>
+                      <w:r>
+                        <w:rPr>
+                          <w:rFonts w:hint="eastAsia"/>
+                          <w:color w:val="FFFFFF" w:themeColor="background1"/>
+                          <w:sz w:val="18"/>
+                          <w:szCs w:val="18"/>
+                        </w:rPr>
+                        <w:t xml:space="preserve"> </w:t>
+                      </w:r>
+                      <w:r>
+                        <w:rPr>
+                          <w:color w:val="FFFFFF" w:themeColor="background1"/>
+                          <w:sz w:val="18"/>
+                          <w:szCs w:val="18"/>
+                        </w:rPr>
+                        <w:t>B</w:t>
+                      </w:r>
+                      <w:r>
+                        <w:rPr>
+                          <w:rFonts w:hint="eastAsia"/>
+                          <w:color w:val="FFFFFF" w:themeColor="background1"/>
+                          <w:sz w:val="18"/>
+                          <w:szCs w:val="18"/>
+                        </w:rPr>
+                        <w:t>y 윤지훈</w:t>
+                      </w:r>
+                    </w:p>
+                  </w:txbxContent>
+                </v:textbox>
+              </v:shape>
+            </w:pict>
+          </mc:Fallback>
+        </mc:AlternateContent>
+      </w:r>
+      <w:r>
+        <w:rPr>
+          <w:rFonts w:hint="eastAsia"/>
+          <w:noProof/>
+        </w:rPr>
+        <mc:AlternateContent>
+          <mc:Choice Requires="wps">
+            <w:drawing>
+              <wp:anchor distT="0" distB="0" distL="114300" distR="114300" simplePos="0" relativeHeight="251669504" behindDoc="0" locked="0" layoutInCell="1" allowOverlap="1" wp14:anchorId="053EDF1C" wp14:editId="13BF3823">
+                <wp:simplePos x="0" y="0"/>
+                <wp:positionH relativeFrom="column">
+                  <wp:posOffset>1653540</wp:posOffset>
+                </wp:positionH>
+                <wp:positionV relativeFrom="paragraph">
+                  <wp:posOffset>1573530</wp:posOffset>
+                </wp:positionV>
+                <wp:extent cx="4229100" cy="2019300"/>
+                <wp:effectExtent l="0" t="0" r="19050" b="247650"/>
+                <wp:wrapNone/>
+                <wp:docPr id="846428412" name="말풍선: 모서리가 둥근 사각형 1"/>
+                <wp:cNvGraphicFramePr/>
+                <a:graphic xmlns:a="http://schemas.openxmlformats.org/drawingml/2006/main">
+                  <a:graphicData uri="http://schemas.microsoft.com/office/word/2010/wordprocessingShape">
+                    <wps:wsp>
+                      <wps:cNvSpPr/>
+                      <wps:spPr>
+                        <a:xfrm>
+                          <a:off x="0" y="0"/>
+                          <a:ext cx="4229100" cy="2019300"/>
+                        </a:xfrm>
+                        <a:prstGeom prst="wedgeRoundRectCallout">
+                          <a:avLst>
+                            <a:gd name="adj1" fmla="val 15202"/>
+                            <a:gd name="adj2" fmla="val 61143"/>
+                            <a:gd name="adj3" fmla="val 16667"/>
+                          </a:avLst>
+                        </a:prstGeom>
+                      </wps:spPr>
+                      <wps:style>
+                        <a:lnRef idx="2">
+                          <a:schemeClr val="accent6">
+                            <a:shade val="15000"/>
+                          </a:schemeClr>
+                        </a:lnRef>
+                        <a:fillRef idx="1">
+                          <a:schemeClr val="accent6"/>
+                        </a:fillRef>
+                        <a:effectRef idx="0">
+                          <a:schemeClr val="accent6"/>
+                        </a:effectRef>
+                        <a:fontRef idx="minor">
+                          <a:schemeClr val="lt1"/>
+                        </a:fontRef>
+                      </wps:style>
+                      <wps:txbx>
+                        <w:txbxContent>
+                          <w:p>
+                            <w:pPr>
+                              <w:jc w:val="center"/>
+                              <w:rPr>
+                                <w:color w:val="000000" w:themeColor="text1"/>
+                                <w:sz w:val="18"/>
+                                <w:szCs w:val="20"/>
+                              </w:rPr>
+                            </w:pPr>
+                            <w:r>
+                              <w:rPr>
+                                <w:rFonts w:hint="eastAsia"/>
+                                <w:color w:val="000000" w:themeColor="text1"/>
+                                <w:sz w:val="18"/>
+                                <w:szCs w:val="20"/>
+                              </w:rPr>
+                              <w:t>머신</w:t>
+                            </w:r>
+                            <w:r>
+                              <w:rPr>
+                                <w:color w:val="000000" w:themeColor="text1"/>
+                                <w:sz w:val="18"/>
+                                <w:szCs w:val="20"/>
+                              </w:rPr>
+                              <w:t xml:space="preserve"> 러닝에 대해 수업시간에 배운 내용을 하나씩 </w:t>
+                            </w:r>
+                            <w:r>
+                              <w:rPr>
+                                <w:color w:val="000000" w:themeColor="text1"/>
+                                <w:sz w:val="18"/>
+                                <w:szCs w:val="20"/>
+                              </w:rPr>
+                              <w:t>하나</w:t>
+                            </w:r>
+                            <w:r>
+                              <w:rPr>
+                                <w:rFonts w:hint="eastAsia"/>
+                                <w:color w:val="000000" w:themeColor="text1"/>
+                                <w:sz w:val="18"/>
+                                <w:szCs w:val="20"/>
+                              </w:rPr>
+                              <w:t xml:space="preserve"> </w:t>
+                            </w:r>
+                            <w:r>
+                              <w:rPr>
+                                <w:color w:val="000000" w:themeColor="text1"/>
+                                <w:sz w:val="18"/>
+                                <w:szCs w:val="20"/>
+                              </w:rPr>
+                              <w:t xml:space="preserve">씩 마치 게임의 미션을 클리어하듯 정리된 </w:t>
+                            </w:r>
+                            <w:r>
+                              <w:rPr>
+                                <w:rFonts w:hint="eastAsia"/>
+                                <w:color w:val="000000" w:themeColor="text1"/>
+                                <w:sz w:val="18"/>
+                                <w:szCs w:val="20"/>
+                              </w:rPr>
+                              <w:t xml:space="preserve">듯 </w:t>
+                            </w:r>
+                            <w:r>
+                              <w:rPr>
+                                <w:color w:val="000000" w:themeColor="text1"/>
+                                <w:sz w:val="18"/>
+                                <w:szCs w:val="20"/>
+                              </w:rPr>
+                              <w:t xml:space="preserve">합니다. </w:t>
+                            </w:r>
+                            <w:r>
+                              <w:rPr>
+                                <w:rFonts w:hint="eastAsia"/>
+                                <w:color w:val="000000" w:themeColor="text1"/>
+                                <w:sz w:val="18"/>
+                                <w:szCs w:val="20"/>
+                              </w:rPr>
+                              <w:t>팀</w:t>
+                            </w:r>
+                            <w:r>
+                              <w:rPr>
+                                <w:color w:val="000000" w:themeColor="text1"/>
+                                <w:sz w:val="18"/>
+                                <w:szCs w:val="20"/>
+                              </w:rPr>
+                              <w:t>원들이 1차, 2차, 3차, 4차 프로젝트를 진행함에 따라 스스로 어떤 걸 진행해야 하는지 알아가는, 발전된 모습을 서로 보게</w:t>
+                            </w:r>
+                            <w:r>
+                              <w:rPr>
+                                <w:rFonts w:hint="eastAsia"/>
+                                <w:color w:val="000000" w:themeColor="text1"/>
+                                <w:sz w:val="18"/>
+                                <w:szCs w:val="20"/>
+                              </w:rPr>
+                              <w:t xml:space="preserve"> </w:t>
+                            </w:r>
+                            <w:r>
+                              <w:rPr>
+                                <w:color w:val="000000" w:themeColor="text1"/>
+                                <w:sz w:val="18"/>
+                                <w:szCs w:val="20"/>
+                              </w:rPr>
+                              <w:t>되어 좋았습니다. 머신 러닝을 이용한 분석은 기다림이 많구나 하는 것도, 또 의외로 그 시간에 다른 작업을 할 수 있을 줄 알았는 데 의외로 계속 집중력을 요구</w:t>
+                            </w:r>
+                            <w:r>
+                              <w:rPr>
+                                <w:rFonts w:hint="eastAsia"/>
+                                <w:color w:val="000000" w:themeColor="text1"/>
+                                <w:sz w:val="18"/>
+                                <w:szCs w:val="20"/>
+                              </w:rPr>
+                              <w:t xml:space="preserve"> </w:t>
+                            </w:r>
+                            <w:r>
+                              <w:rPr>
+                                <w:color w:val="000000" w:themeColor="text1"/>
+                                <w:sz w:val="18"/>
+                                <w:szCs w:val="20"/>
+                              </w:rPr>
+                              <w:t xml:space="preserve">당했었던 것이 초보라서 그런가? 하는 </w:t>
+                            </w:r>
+                            <w:r>
+                              <w:rPr>
+                                <w:rFonts w:hint="eastAsia"/>
+                                <w:color w:val="000000" w:themeColor="text1"/>
+                                <w:sz w:val="18"/>
+                                <w:szCs w:val="20"/>
+                              </w:rPr>
+                              <w:t>생각도</w:t>
+                            </w:r>
+                            <w:r>
+                              <w:rPr>
+                                <w:color w:val="000000" w:themeColor="text1"/>
+                                <w:sz w:val="18"/>
+                                <w:szCs w:val="20"/>
+                              </w:rPr>
+                              <w:t xml:space="preserve"> 들었습니다</w:t>
+                            </w:r>
+                            <w:r>
+                              <w:rPr>
+                                <w:rFonts w:hint="eastAsia"/>
+                                <w:color w:val="000000" w:themeColor="text1"/>
+                                <w:sz w:val="18"/>
+                                <w:szCs w:val="20"/>
+                              </w:rPr>
+                              <w:t>. 팀원들 모두 고생 많았어요! By 이경주</w:t>
+                            </w:r>
+                          </w:p>
+                        </w:txbxContent>
+                      </wps:txbx>
+                      <wps:bodyPr rot="0" spcFirstLastPara="0" vertOverflow="overflow" horzOverflow="overflow" vert="horz" wrap="square" lIns="91440" tIns="45720" rIns="91440" bIns="45720" numCol="1" spcCol="0" rtlCol="0" fromWordArt="0" anchor="ctr" anchorCtr="0" forceAA="0" compatLnSpc="1">
+                        <a:prstTxWarp prst="textNoShape">
+                          <a:avLst/>
+                        </a:prstTxWarp>
+                        <a:noAutofit/>
+                      </wps:bodyPr>
+                    </wps:wsp>
+                  </a:graphicData>
+                </a:graphic>
+                <wp14:sizeRelV relativeFrom="margin">
+                  <wp14:pctHeight>0</wp14:pctHeight>
+                </wp14:sizeRelV>
+              </wp:anchor>
+            </w:drawing>
+          </mc:Choice>
+          <mc:Fallback>
+            <w:pict>
+              <v:shape w14:anchorId="053EDF1C" id="_x0000_s1029" type="#_x0000_t62" style="position:absolute;margin-left:130.2pt;margin-top:123.9pt;width:333pt;height:159pt;z-index:251669504;visibility:visible;mso-wrap-style:square;mso-height-percent:0;mso-wrap-distance-left:9pt;mso-wrap-distance-top:0;mso-wrap-distance-right:9pt;mso-wrap-distance-bottom:0;mso-position-horizontal:absolute;mso-position-horizontal-relative:text;mso-position-vertical:absolute;mso-position-vertical-relative:text;mso-height-percent:0;mso-height-relative:margin;v-text-anchor:middle" o:gfxdata="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" adj="14084,24007" fillcolor="#70ad47 [3209]" strokecolor="#10190a [489]" strokeweight="1pt">
+                <v:textbox>
+                  <w:txbxContent>
+                    <w:p>
+                      <w:pPr>
+                        <w:jc w:val="center"/>
+                        <w:rPr>
+                          <w:rFonts w:hint="eastAsia"/>
+                          <w:color w:val="000000" w:themeColor="text1"/>
+                          <w:sz w:val="18"/>
+                          <w:szCs w:val="20"/>
+                        </w:rPr>
+                      </w:pPr>
+                      <w:r>
+                        <w:rPr>
+                          <w:rFonts w:hint="eastAsia"/>
+                          <w:color w:val="000000" w:themeColor="text1"/>
+                          <w:sz w:val="18"/>
+                          <w:szCs w:val="20"/>
+                        </w:rPr>
+                        <w:t>머신</w:t>
+                      </w:r>
+                      <w:r>
+                        <w:rPr>
+                          <w:color w:val="000000" w:themeColor="text1"/>
+                          <w:sz w:val="18"/>
+                          <w:szCs w:val="20"/>
+                        </w:rPr>
+                        <w:t xml:space="preserve"> 러닝에 대해 수업시간에 배운 내용을 하나씩 </w:t>
+                      </w:r>
+                      <w:proofErr w:type="gramStart"/>
+                      <w:r>
+                        <w:rPr>
+                          <w:color w:val="000000" w:themeColor="text1"/>
+                          <w:sz w:val="18"/>
+                          <w:szCs w:val="20"/>
+                        </w:rPr>
+                        <w:t>하나</w:t>
+                      </w:r>
+                      <w:r>
+                        <w:rPr>
+                          <w:rFonts w:hint="eastAsia"/>
+                          <w:color w:val="000000" w:themeColor="text1"/>
+                          <w:sz w:val="18"/>
+                          <w:szCs w:val="20"/>
+                        </w:rPr>
+                        <w:t xml:space="preserve"> </w:t>
+                      </w:r>
+                      <w:r>
+                        <w:rPr>
+                          <w:color w:val="000000" w:themeColor="text1"/>
+                          <w:sz w:val="18"/>
+                          <w:szCs w:val="20"/>
+                        </w:rPr>
+                        <w:t>씩</w:t>
+                      </w:r>
+                      <w:proofErr w:type="gramEnd"/>
+                      <w:r>
+                        <w:rPr>
+                          <w:color w:val="000000" w:themeColor="text1"/>
+                          <w:sz w:val="18"/>
+                          <w:szCs w:val="20"/>
+                        </w:rPr>
+                        <w:t xml:space="preserve"> 마치 게임의 미션을 클리어하듯 정리된 </w:t>
+                      </w:r>
+                      <w:proofErr w:type="gramStart"/>
+                      <w:r>
+                        <w:rPr>
+                          <w:rFonts w:hint="eastAsia"/>
+                          <w:color w:val="000000" w:themeColor="text1"/>
+                          <w:sz w:val="18"/>
+                          <w:szCs w:val="20"/>
+                        </w:rPr>
+                        <w:t xml:space="preserve">듯 </w:t>
+                      </w:r>
+                      <w:r>
+                        <w:rPr>
+                          <w:color w:val="000000" w:themeColor="text1"/>
+                          <w:sz w:val="18"/>
+                          <w:szCs w:val="20"/>
+                        </w:rPr>
+                        <w:t>합니다</w:t>
+                      </w:r>
+                      <w:proofErr w:type="gramEnd"/>
+                      <w:r>
+                        <w:rPr>
+                          <w:color w:val="000000" w:themeColor="text1"/>
+                          <w:sz w:val="18"/>
+                          <w:szCs w:val="20"/>
+                        </w:rPr>
+                        <w:t xml:space="preserve">. </w:t>
+                      </w:r>
+                      <w:r>
+                        <w:rPr>
+                          <w:rFonts w:hint="eastAsia"/>
+                          <w:color w:val="000000" w:themeColor="text1"/>
+                          <w:sz w:val="18"/>
+                          <w:szCs w:val="20"/>
+                        </w:rPr>
+                        <w:t>팀</w:t>
+                      </w:r>
+                      <w:r>
+                        <w:rPr>
+                          <w:color w:val="000000" w:themeColor="text1"/>
+                          <w:sz w:val="18"/>
+                          <w:szCs w:val="20"/>
+                        </w:rPr>
+                        <w:t>원들이 1차, 2차, 3차, 4차 프로젝트를 진행함에 따라 스스로 어떤 걸 진행해야 하는지 알아가는, 발전된 모습을 서로 보게</w:t>
+                      </w:r>
+                      <w:r>
+                        <w:rPr>
+                          <w:rFonts w:hint="eastAsia"/>
+                          <w:color w:val="000000" w:themeColor="text1"/>
+                          <w:sz w:val="18"/>
+                          <w:szCs w:val="20"/>
+                        </w:rPr>
+                        <w:t xml:space="preserve"> </w:t>
+                      </w:r>
+                      <w:r>
+                        <w:rPr>
+                          <w:color w:val="000000" w:themeColor="text1"/>
+                          <w:sz w:val="18"/>
+                          <w:szCs w:val="20"/>
+                        </w:rPr>
+                        <w:t>되어 좋았습니다. 머신 러닝을 이용한 분석은 기다림이 많구나 하는 것도, 또 의외로 그 시간에 다른 작업을 할 수 있을 줄 알았는 데 의외로 계속 집중력을 요구</w:t>
+                      </w:r>
+                      <w:r>
+                        <w:rPr>
+                          <w:rFonts w:hint="eastAsia"/>
+                          <w:color w:val="000000" w:themeColor="text1"/>
+                          <w:sz w:val="18"/>
+                          <w:szCs w:val="20"/>
+                        </w:rPr>
+                        <w:t xml:space="preserve"> </w:t>
+                      </w:r>
+                      <w:proofErr w:type="spellStart"/>
+                      <w:r>
+                        <w:rPr>
+                          <w:color w:val="000000" w:themeColor="text1"/>
+                          <w:sz w:val="18"/>
+                          <w:szCs w:val="20"/>
+                        </w:rPr>
+                        <w:t>당했었던</w:t>
+                      </w:r>
+                      <w:proofErr w:type="spellEnd"/>
+                      <w:r>
+                        <w:rPr>
+                          <w:color w:val="000000" w:themeColor="text1"/>
+                          <w:sz w:val="18"/>
+                          <w:szCs w:val="20"/>
+                        </w:rPr>
+                        <w:t xml:space="preserve"> 것이 초보라서 </w:t>
+                      </w:r>
+                      <w:proofErr w:type="spellStart"/>
+                      <w:r>
+                        <w:rPr>
+                          <w:color w:val="000000" w:themeColor="text1"/>
+                          <w:sz w:val="18"/>
+                          <w:szCs w:val="20"/>
+                        </w:rPr>
+                        <w:t>그런가</w:t>
+                      </w:r>
+                      <w:proofErr w:type="spellEnd"/>
+                      <w:r>
+                        <w:rPr>
+                          <w:color w:val="000000" w:themeColor="text1"/>
+                          <w:sz w:val="18"/>
+                          <w:szCs w:val="20"/>
+                        </w:rPr>
+                        <w:t xml:space="preserve">? 하는 </w:t>
+                      </w:r>
+                      <w:r>
+                        <w:rPr>
+                          <w:rFonts w:hint="eastAsia"/>
+                          <w:color w:val="000000" w:themeColor="text1"/>
+                          <w:sz w:val="18"/>
+                          <w:szCs w:val="20"/>
+                        </w:rPr>
+                        <w:t>생각도</w:t>
+                      </w:r>
+                      <w:r>
+                        <w:rPr>
+                          <w:color w:val="000000" w:themeColor="text1"/>
+                          <w:sz w:val="18"/>
+                          <w:szCs w:val="20"/>
+                        </w:rPr>
+                        <w:t xml:space="preserve"> 들었습니다</w:t>
+                      </w:r>
+                      <w:r>
+                        <w:rPr>
+                          <w:rFonts w:hint="eastAsia"/>
+                          <w:color w:val="000000" w:themeColor="text1"/>
+                          <w:sz w:val="18"/>
+                          <w:szCs w:val="20"/>
+                        </w:rPr>
+                        <w:t>. 팀원들 모두 고생 많았어요! By 이경주</w:t>
+                      </w:r>
+                    </w:p>
+                  </w:txbxContent>
+                </v:textbox>
+              </v:shape>
+            </w:pict>
+          </mc:Fallback>
+        </mc:AlternateContent>
+      </w:r>
+      <w:r>
+        <w:rPr>
+          <w:rFonts w:hint="eastAsia"/>
+          <w:noProof/>
+        </w:rPr>
+        <mc:AlternateContent>
+          <mc:Choice Requires="wps">
+            <w:drawing>
+              <wp:anchor distT="0" distB="0" distL="114300" distR="114300" simplePos="0" relativeHeight="251666431" behindDoc="0" locked="0" layoutInCell="1" allowOverlap="1" wp14:anchorId="509AC5CF" wp14:editId="2109E375">
+                <wp:simplePos x="0" y="0"/>
+                <wp:positionH relativeFrom="column">
+                  <wp:posOffset>-461010</wp:posOffset>
+                </wp:positionH>
+                <wp:positionV relativeFrom="paragraph">
+                  <wp:posOffset>611505</wp:posOffset>
+                </wp:positionV>
+                <wp:extent cx="3133725" cy="1247775"/>
+                <wp:effectExtent l="0" t="0" r="28575" b="371475"/>
+                <wp:wrapNone/>
+                <wp:docPr id="1258468471" name="말풍선: 모서리가 둥근 사각형 1"/>
+                <wp:cNvGraphicFramePr/>
+                <a:graphic xmlns:a="http://schemas.openxmlformats.org/drawingml/2006/main">
+                  <a:graphicData uri="http://schemas.microsoft.com/office/word/2010/wordprocessingShape">
+                    <wps:wsp>
+                      <wps:cNvSpPr/>
+                      <wps:spPr>
+                        <a:xfrm>
+                          <a:off x="0" y="0"/>
+                          <a:ext cx="3133725" cy="1247775"/>
+                        </a:xfrm>
+                        <a:prstGeom prst="wedgeRoundRectCallout">
+                          <a:avLst>
+                            <a:gd name="adj1" fmla="val -6851"/>
+                            <a:gd name="adj2" fmla="val 75477"/>
+                            <a:gd name="adj3" fmla="val 16667"/>
+                          </a:avLst>
+                        </a:prstGeom>
+                      </wps:spPr>
+                      <wps:style>
+                        <a:lnRef idx="2">
+                          <a:schemeClr val="accent1">
+                            <a:shade val="15000"/>
+                          </a:schemeClr>
+                        </a:lnRef>
+                        <a:fillRef idx="1">
+                          <a:schemeClr val="accent1"/>
+                        </a:fillRef>
+                        <a:effectRef idx="0">
+                          <a:schemeClr val="accent1"/>
+                        </a:effectRef>
+                        <a:fontRef idx="minor">
+                          <a:schemeClr val="lt1"/>
+                        </a:fontRef>
+                      </wps:style>
+                      <wps:txbx>
+                        <w:txbxContent>
+                          <w:p>
+                            <w:pPr>
+                              <w:jc w:val="center"/>
+                              <w:rPr>
+                                <w:color w:val="FFFFFF" w:themeColor="background1"/>
+                                <w:sz w:val="18"/>
+                                <w:szCs w:val="18"/>
+                              </w:rPr>
+                            </w:pPr>
+                            <w:r>
+                              <w:rPr>
+                                <w:rFonts w:hint="eastAsia"/>
+                                <w:color w:val="FFFFFF" w:themeColor="background1"/>
+                                <w:sz w:val="18"/>
+                                <w:szCs w:val="18"/>
+                              </w:rPr>
+                              <w:t>이번</w:t>
+                            </w:r>
+                            <w:r>
+                              <w:rPr>
+                                <w:color w:val="FFFFFF" w:themeColor="background1"/>
+                                <w:sz w:val="18"/>
+                                <w:szCs w:val="18"/>
+                              </w:rPr>
+                              <w:t xml:space="preserve"> 프로젝트를 하면서 팀원들의 도움으로 방향성을 잡는 방법을 배우며 머신</w:t>
+                            </w:r>
+                            <w:r>
+                              <w:rPr>
+                                <w:rFonts w:hint="eastAsia"/>
+                                <w:color w:val="FFFFFF" w:themeColor="background1"/>
+                                <w:sz w:val="18"/>
+                                <w:szCs w:val="18"/>
+                              </w:rPr>
+                              <w:t xml:space="preserve"> </w:t>
+                            </w:r>
+                            <w:r>
+                              <w:rPr>
+                                <w:color w:val="FFFFFF" w:themeColor="background1"/>
+                                <w:sz w:val="18"/>
+                                <w:szCs w:val="18"/>
+                              </w:rPr>
+                              <w:t>러닝에 대한 이해도도 더 올라갔습니다. 너무 재미있었습니다.</w:t>
+                            </w:r>
+                            <w:r>
+                              <w:rPr>
+                                <w:rFonts w:hint="eastAsia"/>
+                                <w:color w:val="FFFFFF" w:themeColor="background1"/>
+                                <w:sz w:val="18"/>
+                                <w:szCs w:val="18"/>
+                              </w:rPr>
+                              <w:t xml:space="preserve"> </w:t>
+                            </w:r>
+                            <w:r>
+                              <w:rPr>
+                                <w:color w:val="FFFFFF" w:themeColor="background1"/>
+                                <w:sz w:val="18"/>
+                                <w:szCs w:val="18"/>
+                              </w:rPr>
+                              <w:t>B</w:t>
+                            </w:r>
+                            <w:r>
+                              <w:rPr>
+                                <w:rFonts w:hint="eastAsia"/>
+                                <w:color w:val="FFFFFF" w:themeColor="background1"/>
+                                <w:sz w:val="18"/>
+                                <w:szCs w:val="18"/>
+                              </w:rPr>
+                              <w:t xml:space="preserve">y </w:t>
+                            </w:r>
+                            <w:r>
+                              <w:rPr>
+                                <w:rFonts w:hint="eastAsia"/>
+                                <w:color w:val="FFFFFF" w:themeColor="background1"/>
+                                <w:sz w:val="18"/>
+                                <w:szCs w:val="18"/>
+                              </w:rPr>
+                              <w:t>이승재</w:t>
+                            </w:r>
+                          </w:p>
+                        </w:txbxContent>
+                      </wps:txbx>
+                      <wps:bodyPr rot="0" spcFirstLastPara="0" vertOverflow="overflow" horzOverflow="overflow" vert="horz" wrap="square" lIns="91440" tIns="45720" rIns="91440" bIns="45720" numCol="1" spcCol="0" rtlCol="0" fromWordArt="0" anchor="ctr" anchorCtr="0" forceAA="0" compatLnSpc="1">
+                        <a:prstTxWarp prst="textNoShape">
+                          <a:avLst/>
+                        </a:prstTxWarp>
+                        <a:noAutofit/>
+                      </wps:bodyPr>
+                    </wps:wsp>
+                  </a:graphicData>
+                </a:graphic>
+                <wp14:sizeRelH relativeFrom="margin">
+                  <wp14:pctWidth>0</wp14:pctWidth>
+                </wp14:sizeRelH>
+                <wp14:sizeRelV relativeFrom="margin">
+                  <wp14:pctHeight>0</wp14:pctHeight>
+                </wp14:sizeRelV>
+              </wp:anchor>
+            </w:drawing>
+          </mc:Choice>
+          <mc:Fallback>
+            <w:pict>
+              <v:shape w14:anchorId="509AC5CF" id="_x0000_s1030" type="#_x0000_t62" style="position:absolute;margin-left:-36.3pt;margin-top:48.15pt;width:246.75pt;height:98.25pt;z-index:251666431;visibility:visible;mso-wrap-style:square;mso-width-percent:0;mso-height-percent:0;mso-wrap-distance-left:9pt;mso-wrap-distance-top:0;mso-wrap-distance-right:9pt;mso-wrap-distance-bottom:0;mso-position-horizontal:absolute;mso-position-horizontal-relative:text;mso-position-vertical:absolute;mso-position-vertical-relative:text;mso-width-percent:0;mso-height-percent:0;mso-width-relative:margin;mso-height-relative:margin;v-text-anchor:middle" o:gfxdata="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" adj="9320,27103" fillcolor="#4472c4 [3204]" strokecolor="#09101d [484]" strokeweight="1pt">
+                <v:textbox>
+                  <w:txbxContent>
+                    <w:p>
+                      <w:pPr>
+                        <w:jc w:val="center"/>
+                        <w:rPr>
+                          <w:rFonts w:hint="eastAsia"/>
+                          <w:color w:val="FFFFFF" w:themeColor="background1"/>
+                          <w:sz w:val="18"/>
+                          <w:szCs w:val="18"/>
+                        </w:rPr>
+                      </w:pPr>
+                      <w:r>
+                        <w:rPr>
+                          <w:rFonts w:hint="eastAsia"/>
+                          <w:color w:val="FFFFFF" w:themeColor="background1"/>
+                          <w:sz w:val="18"/>
+                          <w:szCs w:val="18"/>
+                        </w:rPr>
+                        <w:t>이번</w:t>
+                      </w:r>
+                      <w:r>
+                        <w:rPr>
+                          <w:color w:val="FFFFFF" w:themeColor="background1"/>
+                          <w:sz w:val="18"/>
+                          <w:szCs w:val="18"/>
+                        </w:rPr>
+                        <w:t xml:space="preserve"> 프로젝트를 하면서 팀원들의 도움으로 방향성을 잡는 방법을 배우며 머신</w:t>
+                      </w:r>
+                      <w:r>
+                        <w:rPr>
+                          <w:rFonts w:hint="eastAsia"/>
+                          <w:color w:val="FFFFFF" w:themeColor="background1"/>
+                          <w:sz w:val="18"/>
+                          <w:szCs w:val="18"/>
+                        </w:rPr>
+                        <w:t xml:space="preserve"> </w:t>
+                      </w:r>
+                      <w:r>
+                        <w:rPr>
+                          <w:color w:val="FFFFFF" w:themeColor="background1"/>
+                          <w:sz w:val="18"/>
+                          <w:szCs w:val="18"/>
+                        </w:rPr>
+                        <w:t>러닝에 대한 이해도도 더 올라갔습니다. 너무 재미있었습니다.</w:t>
+                      </w:r>
+                      <w:r>
+                        <w:rPr>
+                          <w:rFonts w:hint="eastAsia"/>
+                          <w:color w:val="FFFFFF" w:themeColor="background1"/>
+                          <w:sz w:val="18"/>
+                          <w:szCs w:val="18"/>
+                        </w:rPr>
+                        <w:t xml:space="preserve"> </w:t>
+                      </w:r>
+                      <w:r>
+                        <w:rPr>
+                          <w:color w:val="FFFFFF" w:themeColor="background1"/>
+                          <w:sz w:val="18"/>
+                          <w:szCs w:val="18"/>
+                        </w:rPr>
+                        <w:t>B</w:t>
+                      </w:r>
+                      <w:r>
+                        <w:rPr>
+                          <w:rFonts w:hint="eastAsia"/>
+                          <w:color w:val="FFFFFF" w:themeColor="background1"/>
+                          <w:sz w:val="18"/>
+                          <w:szCs w:val="18"/>
+                        </w:rPr>
+                        <w:t xml:space="preserve">y </w:t>
+                      </w:r>
+                      <w:proofErr w:type="spellStart"/>
+                      <w:r>
+                        <w:rPr>
+                          <w:rFonts w:hint="eastAsia"/>
+                          <w:color w:val="FFFFFF" w:themeColor="background1"/>
+                          <w:sz w:val="18"/>
+                          <w:szCs w:val="18"/>
+                        </w:rPr>
+                        <w:t>이승재</w:t>
+                      </w:r>
+                      <w:proofErr w:type="spellEnd"/>
+                    </w:p>
+                  </w:txbxContent>
+                </v:textbox>
+              </v:shape>
+            </w:pict>
+          </mc:Fallback>
+        </mc:AlternateContent>
+      </w:r>
     </w:p>
     <w:sectPr>
       <w:type w:val="continuous"/>
@@ -7927,7 +10187,7 @@
               <v:stroke joinstyle="miter"/>
               <v:path gradientshapeok="t" o:connecttype="rect"/>
             </v:shapetype>
-            <v:shape id="텍스트 상자 218" o:spid="_x0000_s1026" type="#_x0000_t202" style="position:absolute;margin-left:0;margin-top:0;width:468pt;height:13.45pt;z-index:251660288;visibility:visible;mso-wrap-style:square;mso-width-percent:1000;mso-height-percent:0;mso-wrap-distance-left:9pt;mso-wrap-distance-top:0;mso-wrap-distance-right:9pt;mso-wrap-distance-bottom:0;mso-position-horizontal:left;mso-position-horizontal-relative:margin;mso-position-vertical:center;mso-position-vertical-relative:top-margin-area;mso-width-percent:1000;mso-height-percent:0;mso-width-relative:margin;mso-height-relative:page;v-text-anchor:middle" o:gfxdata="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" o:allowincell="f" filled="f" stroked="f">
+            <v:shape id="텍스트 상자 218" o:spid="_x0000_s1031" type="#_x0000_t202" style="position:absolute;margin-left:0;margin-top:0;width:468pt;height:13.45pt;z-index:251660288;visibility:visible;mso-wrap-style:square;mso-width-percent:1000;mso-height-percent:0;mso-wrap-distance-left:9pt;mso-wrap-distance-top:0;mso-wrap-distance-right:9pt;mso-wrap-distance-bottom:0;mso-position-horizontal:left;mso-position-horizontal-relative:margin;mso-position-vertical:center;mso-position-vertical-relative:top-margin-area;mso-width-percent:1000;mso-height-percent:0;mso-width-relative:margin;mso-height-relative:page;v-text-anchor:middle" o:gfxdata="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" o:allowincell="f" filled="f" stroked="f">
               <v:textbox style="mso-fit-shape-to-text:t" inset=",0,,0">
                 <w:txbxContent>
                   <w:sdt>
@@ -8039,7 +10299,7 @@
         </mc:Choice>
         <mc:Fallback>
           <w:pict>
-            <v:shape w14:anchorId="6F0529D2" id="텍스트 상자 219" o:spid="_x0000_s1027" type="#_x0000_t202" style="position:absolute;margin-left:0;margin-top:0;width:1in;height:13.45pt;z-index:251659264;visibility:visible;mso-wrap-style:square;mso-width-percent:1000;mso-height-percent:0;mso-wrap-distance-left:9pt;mso-wrap-distance-top:0;mso-wrap-distance-right:9pt;mso-wrap-distance-bottom:0;mso-position-horizontal:left;mso-position-horizontal-relative:page;mso-position-vertical:center;mso-position-vertical-relative:top-margin-area;mso-width-percent:1000;mso-height-percent:0;mso-width-relative:left-margin-area;mso-height-relative:page;v-text-anchor:middle" o:gfxdata="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" o:allowincell="f" fillcolor="#002060" stroked="f">
+            <v:shape w14:anchorId="6F0529D2" id="텍스트 상자 219" o:spid="_x0000_s1032" type="#_x0000_t202" style="position:absolute;margin-left:0;margin-top:0;width:1in;height:13.45pt;z-index:251659264;visibility:visible;mso-wrap-style:square;mso-width-percent:1000;mso-height-percent:0;mso-wrap-distance-left:9pt;mso-wrap-distance-top:0;mso-wrap-distance-right:9pt;mso-wrap-distance-bottom:0;mso-position-horizontal:left;mso-position-horizontal-relative:page;mso-position-vertical:center;mso-position-vertical-relative:top-margin-area;mso-width-percent:1000;mso-height-percent:0;mso-width-relative:left-margin-area;mso-height-relative:page;v-text-anchor:middle" o:gfxdata="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" o:allowincell="f" fillcolor="#002060" stroked="f">
               <v:textbox style="mso-fit-shape-to-text:t" inset=",0,,0">
                 <w:txbxContent>
                   <w:p>
@@ -8177,2382 +10437,9 @@
     </w:lvl>
   </w:abstractNum>
   <w:abstractNum w:abstractNumId="1" w15:restartNumberingAfterBreak="0">
-    <w:nsid w:val="01473082"/>
+    <w:nsid w:val="4E0730D2"/>
     <w:multiLevelType w:val="multilevel"/>
-    <w:tmpl w:val="328A6402"/>
-    <w:lvl w:ilvl="0">
-      <w:start w:val="1"/>
-      <w:numFmt w:val="bullet"/>
-      <w:lvlText w:val="-"/>
-      <w:lvlJc w:val="left"/>
-      <w:pPr>
-        <w:ind w:left="1440" w:hanging="360"/>
-      </w:pPr>
-      <w:rPr>
-        <w:u w:val="none"/>
-      </w:rPr>
-    </w:lvl>
-    <w:lvl w:ilvl="1">
-      <w:start w:val="1"/>
-      <w:numFmt w:val="bullet"/>
-      <w:lvlText w:val="-"/>
-      <w:lvlJc w:val="left"/>
-      <w:pPr>
-        <w:ind w:left="2160" w:hanging="360"/>
-      </w:pPr>
-      <w:rPr>
-        <w:u w:val="none"/>
-      </w:rPr>
-    </w:lvl>
-    <w:lvl w:ilvl="2">
-      <w:start w:val="1"/>
-      <w:numFmt w:val="bullet"/>
-      <w:lvlText w:val="-"/>
-      <w:lvlJc w:val="left"/>
-      <w:pPr>
-        <w:ind w:left="2880" w:hanging="360"/>
-      </w:pPr>
-      <w:rPr>
-        <w:u w:val="none"/>
-      </w:rPr>
-    </w:lvl>
-    <w:lvl w:ilvl="3">
-      <w:start w:val="1"/>
-      <w:numFmt w:val="bullet"/>
-      <w:lvlText w:val="-"/>
-      <w:lvlJc w:val="left"/>
-      <w:pPr>
-        <w:ind w:left="3600" w:hanging="360"/>
-      </w:pPr>
-      <w:rPr>
-        <w:u w:val="none"/>
-      </w:rPr>
-    </w:lvl>
-    <w:lvl w:ilvl="4">
-      <w:start w:val="1"/>
-      <w:numFmt w:val="bullet"/>
-      <w:lvlText w:val="-"/>
-      <w:lvlJc w:val="left"/>
-      <w:pPr>
-        <w:ind w:left="4320" w:hanging="360"/>
-      </w:pPr>
-      <w:rPr>
-        <w:u w:val="none"/>
-      </w:rPr>
-    </w:lvl>
-    <w:lvl w:ilvl="5">
-      <w:start w:val="1"/>
-      <w:numFmt w:val="bullet"/>
-      <w:lvlText w:val="-"/>
-      <w:lvlJc w:val="left"/>
-      <w:pPr>
-        <w:ind w:left="5040" w:hanging="360"/>
-      </w:pPr>
-      <w:rPr>
-        <w:u w:val="none"/>
-      </w:rPr>
-    </w:lvl>
-    <w:lvl w:ilvl="6">
-      <w:start w:val="1"/>
-      <w:numFmt w:val="bullet"/>
-      <w:lvlText w:val="-"/>
-      <w:lvlJc w:val="left"/>
-      <w:pPr>
-        <w:ind w:left="5760" w:hanging="360"/>
-      </w:pPr>
-      <w:rPr>
-        <w:u w:val="none"/>
-      </w:rPr>
-    </w:lvl>
-    <w:lvl w:ilvl="7">
-      <w:start w:val="1"/>
-      <w:numFmt w:val="bullet"/>
-      <w:lvlText w:val="-"/>
-      <w:lvlJc w:val="left"/>
-      <w:pPr>
-        <w:ind w:left="6480" w:hanging="360"/>
-      </w:pPr>
-      <w:rPr>
-        <w:u w:val="none"/>
-      </w:rPr>
-    </w:lvl>
-    <w:lvl w:ilvl="8">
-      <w:start w:val="1"/>
-      <w:numFmt w:val="bullet"/>
-      <w:lvlText w:val="-"/>
-      <w:lvlJc w:val="left"/>
-      <w:pPr>
-        <w:ind w:left="7200" w:hanging="360"/>
-      </w:pPr>
-      <w:rPr>
-        <w:u w:val="none"/>
-      </w:rPr>
-    </w:lvl>
-  </w:abstractNum>
-  <w:abstractNum w:abstractNumId="2" w15:restartNumberingAfterBreak="0">
-    <w:nsid w:val="02261CAB"/>
-    <w:multiLevelType w:val="multilevel"/>
-    <w:tmpl w:val="032ACF58"/>
-    <w:lvl w:ilvl="0">
-      <w:start w:val="1"/>
-      <w:numFmt w:val="bullet"/>
-      <w:lvlText w:val="-"/>
-      <w:lvlJc w:val="left"/>
-      <w:pPr>
-        <w:ind w:left="1440" w:hanging="360"/>
-      </w:pPr>
-      <w:rPr>
-        <w:u w:val="none"/>
-      </w:rPr>
-    </w:lvl>
-    <w:lvl w:ilvl="1">
-      <w:start w:val="1"/>
-      <w:numFmt w:val="bullet"/>
-      <w:lvlText w:val="-"/>
-      <w:lvlJc w:val="left"/>
-      <w:pPr>
-        <w:ind w:left="2160" w:hanging="360"/>
-      </w:pPr>
-      <w:rPr>
-        <w:u w:val="none"/>
-      </w:rPr>
-    </w:lvl>
-    <w:lvl w:ilvl="2">
-      <w:start w:val="1"/>
-      <w:numFmt w:val="bullet"/>
-      <w:lvlText w:val="-"/>
-      <w:lvlJc w:val="left"/>
-      <w:pPr>
-        <w:ind w:left="2880" w:hanging="360"/>
-      </w:pPr>
-      <w:rPr>
-        <w:u w:val="none"/>
-      </w:rPr>
-    </w:lvl>
-    <w:lvl w:ilvl="3">
-      <w:start w:val="1"/>
-      <w:numFmt w:val="bullet"/>
-      <w:lvlText w:val="-"/>
-      <w:lvlJc w:val="left"/>
-      <w:pPr>
-        <w:ind w:left="3600" w:hanging="360"/>
-      </w:pPr>
-      <w:rPr>
-        <w:u w:val="none"/>
-      </w:rPr>
-    </w:lvl>
-    <w:lvl w:ilvl="4">
-      <w:start w:val="1"/>
-      <w:numFmt w:val="bullet"/>
-      <w:lvlText w:val="-"/>
-      <w:lvlJc w:val="left"/>
-      <w:pPr>
-        <w:ind w:left="4320" w:hanging="360"/>
-      </w:pPr>
-      <w:rPr>
-        <w:u w:val="none"/>
-      </w:rPr>
-    </w:lvl>
-    <w:lvl w:ilvl="5">
-      <w:start w:val="1"/>
-      <w:numFmt w:val="bullet"/>
-      <w:lvlText w:val="-"/>
-      <w:lvlJc w:val="left"/>
-      <w:pPr>
-        <w:ind w:left="5040" w:hanging="360"/>
-      </w:pPr>
-      <w:rPr>
-        <w:u w:val="none"/>
-      </w:rPr>
-    </w:lvl>
-    <w:lvl w:ilvl="6">
-      <w:start w:val="1"/>
-      <w:numFmt w:val="bullet"/>
-      <w:lvlText w:val="-"/>
-      <w:lvlJc w:val="left"/>
-      <w:pPr>
-        <w:ind w:left="5760" w:hanging="360"/>
-      </w:pPr>
-      <w:rPr>
-        <w:u w:val="none"/>
-      </w:rPr>
-    </w:lvl>
-    <w:lvl w:ilvl="7">
-      <w:start w:val="1"/>
-      <w:numFmt w:val="bullet"/>
-      <w:lvlText w:val="-"/>
-      <w:lvlJc w:val="left"/>
-      <w:pPr>
-        <w:ind w:left="6480" w:hanging="360"/>
-      </w:pPr>
-      <w:rPr>
-        <w:u w:val="none"/>
-      </w:rPr>
-    </w:lvl>
-    <w:lvl w:ilvl="8">
-      <w:start w:val="1"/>
-      <w:numFmt w:val="bullet"/>
-      <w:lvlText w:val="-"/>
-      <w:lvlJc w:val="left"/>
-      <w:pPr>
-        <w:ind w:left="7200" w:hanging="360"/>
-      </w:pPr>
-      <w:rPr>
-        <w:u w:val="none"/>
-      </w:rPr>
-    </w:lvl>
-  </w:abstractNum>
-  <w:abstractNum w:abstractNumId="3" w15:restartNumberingAfterBreak="0">
-    <w:nsid w:val="02CB4584"/>
-    <w:multiLevelType w:val="multilevel"/>
-    <w:tmpl w:val="38241464"/>
-    <w:lvl w:ilvl="0">
-      <w:start w:val="1"/>
-      <w:numFmt w:val="bullet"/>
-      <w:lvlText w:val="-"/>
-      <w:lvlJc w:val="left"/>
-      <w:pPr>
-        <w:ind w:left="720" w:hanging="360"/>
-      </w:pPr>
-      <w:rPr>
-        <w:u w:val="none"/>
-      </w:rPr>
-    </w:lvl>
-    <w:lvl w:ilvl="1">
-      <w:start w:val="1"/>
-      <w:numFmt w:val="bullet"/>
-      <w:lvlText w:val="-"/>
-      <w:lvlJc w:val="left"/>
-      <w:pPr>
-        <w:ind w:left="1440" w:hanging="360"/>
-      </w:pPr>
-      <w:rPr>
-        <w:u w:val="none"/>
-      </w:rPr>
-    </w:lvl>
-    <w:lvl w:ilvl="2">
-      <w:start w:val="1"/>
-      <w:numFmt w:val="bullet"/>
-      <w:lvlText w:val="-"/>
-      <w:lvlJc w:val="left"/>
-      <w:pPr>
-        <w:ind w:left="2160" w:hanging="360"/>
-      </w:pPr>
-      <w:rPr>
-        <w:u w:val="none"/>
-      </w:rPr>
-    </w:lvl>
-    <w:lvl w:ilvl="3">
-      <w:start w:val="1"/>
-      <w:numFmt w:val="bullet"/>
-      <w:lvlText w:val="-"/>
-      <w:lvlJc w:val="left"/>
-      <w:pPr>
-        <w:ind w:left="2880" w:hanging="360"/>
-      </w:pPr>
-      <w:rPr>
-        <w:u w:val="none"/>
-      </w:rPr>
-    </w:lvl>
-    <w:lvl w:ilvl="4">
-      <w:start w:val="1"/>
-      <w:numFmt w:val="bullet"/>
-      <w:lvlText w:val="-"/>
-      <w:lvlJc w:val="left"/>
-      <w:pPr>
-        <w:ind w:left="3600" w:hanging="360"/>
-      </w:pPr>
-      <w:rPr>
-        <w:u w:val="none"/>
-      </w:rPr>
-    </w:lvl>
-    <w:lvl w:ilvl="5">
-      <w:start w:val="1"/>
-      <w:numFmt w:val="bullet"/>
-      <w:lvlText w:val="-"/>
-      <w:lvlJc w:val="left"/>
-      <w:pPr>
-        <w:ind w:left="4320" w:hanging="360"/>
-      </w:pPr>
-      <w:rPr>
-        <w:u w:val="none"/>
-      </w:rPr>
-    </w:lvl>
-    <w:lvl w:ilvl="6">
-      <w:start w:val="1"/>
-      <w:numFmt w:val="bullet"/>
-      <w:lvlText w:val="-"/>
-      <w:lvlJc w:val="left"/>
-      <w:pPr>
-        <w:ind w:left="5040" w:hanging="360"/>
-      </w:pPr>
-      <w:rPr>
-        <w:u w:val="none"/>
-      </w:rPr>
-    </w:lvl>
-    <w:lvl w:ilvl="7">
-      <w:start w:val="1"/>
-      <w:numFmt w:val="bullet"/>
-      <w:lvlText w:val="-"/>
-      <w:lvlJc w:val="left"/>
-      <w:pPr>
-        <w:ind w:left="5760" w:hanging="360"/>
-      </w:pPr>
-      <w:rPr>
-        <w:u w:val="none"/>
-      </w:rPr>
-    </w:lvl>
-    <w:lvl w:ilvl="8">
-      <w:start w:val="1"/>
-      <w:numFmt w:val="bullet"/>
-      <w:lvlText w:val="-"/>
-      <w:lvlJc w:val="left"/>
-      <w:pPr>
-        <w:ind w:left="6480" w:hanging="360"/>
-      </w:pPr>
-      <w:rPr>
-        <w:u w:val="none"/>
-      </w:rPr>
-    </w:lvl>
-  </w:abstractNum>
-  <w:abstractNum w:abstractNumId="4" w15:restartNumberingAfterBreak="0">
-    <w:nsid w:val="048B6809"/>
-    <w:multiLevelType w:val="multilevel"/>
-    <w:tmpl w:val="C3C4E948"/>
-    <w:lvl w:ilvl="0">
-      <w:start w:val="1"/>
-      <w:numFmt w:val="bullet"/>
-      <w:lvlText w:val="-"/>
-      <w:lvlJc w:val="left"/>
-      <w:pPr>
-        <w:ind w:left="1440" w:hanging="360"/>
-      </w:pPr>
-      <w:rPr>
-        <w:u w:val="none"/>
-      </w:rPr>
-    </w:lvl>
-    <w:lvl w:ilvl="1">
-      <w:start w:val="1"/>
-      <w:numFmt w:val="bullet"/>
-      <w:lvlText w:val="-"/>
-      <w:lvlJc w:val="left"/>
-      <w:pPr>
-        <w:ind w:left="2160" w:hanging="360"/>
-      </w:pPr>
-      <w:rPr>
-        <w:u w:val="none"/>
-      </w:rPr>
-    </w:lvl>
-    <w:lvl w:ilvl="2">
-      <w:start w:val="1"/>
-      <w:numFmt w:val="bullet"/>
-      <w:lvlText w:val="-"/>
-      <w:lvlJc w:val="left"/>
-      <w:pPr>
-        <w:ind w:left="2880" w:hanging="360"/>
-      </w:pPr>
-      <w:rPr>
-        <w:u w:val="none"/>
-      </w:rPr>
-    </w:lvl>
-    <w:lvl w:ilvl="3">
-      <w:start w:val="1"/>
-      <w:numFmt w:val="bullet"/>
-      <w:lvlText w:val="-"/>
-      <w:lvlJc w:val="left"/>
-      <w:pPr>
-        <w:ind w:left="3600" w:hanging="360"/>
-      </w:pPr>
-      <w:rPr>
-        <w:u w:val="none"/>
-      </w:rPr>
-    </w:lvl>
-    <w:lvl w:ilvl="4">
-      <w:start w:val="1"/>
-      <w:numFmt w:val="bullet"/>
-      <w:lvlText w:val="-"/>
-      <w:lvlJc w:val="left"/>
-      <w:pPr>
-        <w:ind w:left="4320" w:hanging="360"/>
-      </w:pPr>
-      <w:rPr>
-        <w:u w:val="none"/>
-      </w:rPr>
-    </w:lvl>
-    <w:lvl w:ilvl="5">
-      <w:start w:val="1"/>
-      <w:numFmt w:val="bullet"/>
-      <w:lvlText w:val="-"/>
-      <w:lvlJc w:val="left"/>
-      <w:pPr>
-        <w:ind w:left="5040" w:hanging="360"/>
-      </w:pPr>
-      <w:rPr>
-        <w:u w:val="none"/>
-      </w:rPr>
-    </w:lvl>
-    <w:lvl w:ilvl="6">
-      <w:start w:val="1"/>
-      <w:numFmt w:val="bullet"/>
-      <w:lvlText w:val="-"/>
-      <w:lvlJc w:val="left"/>
-      <w:pPr>
-        <w:ind w:left="5760" w:hanging="360"/>
-      </w:pPr>
-      <w:rPr>
-        <w:u w:val="none"/>
-      </w:rPr>
-    </w:lvl>
-    <w:lvl w:ilvl="7">
-      <w:start w:val="1"/>
-      <w:numFmt w:val="bullet"/>
-      <w:lvlText w:val="-"/>
-      <w:lvlJc w:val="left"/>
-      <w:pPr>
-        <w:ind w:left="6480" w:hanging="360"/>
-      </w:pPr>
-      <w:rPr>
-        <w:u w:val="none"/>
-      </w:rPr>
-    </w:lvl>
-    <w:lvl w:ilvl="8">
-      <w:start w:val="1"/>
-      <w:numFmt w:val="bullet"/>
-      <w:lvlText w:val="-"/>
-      <w:lvlJc w:val="left"/>
-      <w:pPr>
-        <w:ind w:left="7200" w:hanging="360"/>
-      </w:pPr>
-      <w:rPr>
-        <w:u w:val="none"/>
-      </w:rPr>
-    </w:lvl>
-  </w:abstractNum>
-  <w:abstractNum w:abstractNumId="5" w15:restartNumberingAfterBreak="0">
-    <w:nsid w:val="0D15199F"/>
-    <w:multiLevelType w:val="multilevel"/>
-    <w:tmpl w:val="5F3C114A"/>
-    <w:lvl w:ilvl="0">
-      <w:start w:val="1"/>
-      <w:numFmt w:val="bullet"/>
-      <w:lvlText w:val="●"/>
-      <w:lvlJc w:val="left"/>
-      <w:pPr>
-        <w:ind w:left="720" w:hanging="360"/>
-      </w:pPr>
-      <w:rPr>
-        <w:u w:val="none"/>
-      </w:rPr>
-    </w:lvl>
-    <w:lvl w:ilvl="1">
-      <w:start w:val="1"/>
-      <w:numFmt w:val="bullet"/>
-      <w:lvlText w:val="○"/>
-      <w:lvlJc w:val="left"/>
-      <w:pPr>
-        <w:ind w:left="1440" w:hanging="360"/>
-      </w:pPr>
-      <w:rPr>
-        <w:u w:val="none"/>
-      </w:rPr>
-    </w:lvl>
-    <w:lvl w:ilvl="2">
-      <w:start w:val="1"/>
-      <w:numFmt w:val="bullet"/>
-      <w:lvlText w:val="■"/>
-      <w:lvlJc w:val="left"/>
-      <w:pPr>
-        <w:ind w:left="2160" w:hanging="360"/>
-      </w:pPr>
-      <w:rPr>
-        <w:u w:val="none"/>
-      </w:rPr>
-    </w:lvl>
-    <w:lvl w:ilvl="3">
-      <w:start w:val="1"/>
-      <w:numFmt w:val="bullet"/>
-      <w:lvlText w:val="●"/>
-      <w:lvlJc w:val="left"/>
-      <w:pPr>
-        <w:ind w:left="2880" w:hanging="360"/>
-      </w:pPr>
-      <w:rPr>
-        <w:u w:val="none"/>
-      </w:rPr>
-    </w:lvl>
-    <w:lvl w:ilvl="4">
-      <w:start w:val="1"/>
-      <w:numFmt w:val="bullet"/>
-      <w:lvlText w:val="○"/>
-      <w:lvlJc w:val="left"/>
-      <w:pPr>
-        <w:ind w:left="3600" w:hanging="360"/>
-      </w:pPr>
-      <w:rPr>
-        <w:u w:val="none"/>
-      </w:rPr>
-    </w:lvl>
-    <w:lvl w:ilvl="5">
-      <w:start w:val="1"/>
-      <w:numFmt w:val="bullet"/>
-      <w:lvlText w:val="■"/>
-      <w:lvlJc w:val="left"/>
-      <w:pPr>
-        <w:ind w:left="4320" w:hanging="360"/>
-      </w:pPr>
-      <w:rPr>
-        <w:u w:val="none"/>
-      </w:rPr>
-    </w:lvl>
-    <w:lvl w:ilvl="6">
-      <w:start w:val="1"/>
-      <w:numFmt w:val="bullet"/>
-      <w:lvlText w:val="●"/>
-      <w:lvlJc w:val="left"/>
-      <w:pPr>
-        <w:ind w:left="5040" w:hanging="360"/>
-      </w:pPr>
-      <w:rPr>
-        <w:u w:val="none"/>
-      </w:rPr>
-    </w:lvl>
-    <w:lvl w:ilvl="7">
-      <w:start w:val="1"/>
-      <w:numFmt w:val="bullet"/>
-      <w:lvlText w:val="○"/>
-      <w:lvlJc w:val="left"/>
-      <w:pPr>
-        <w:ind w:left="5760" w:hanging="360"/>
-      </w:pPr>
-      <w:rPr>
-        <w:u w:val="none"/>
-      </w:rPr>
-    </w:lvl>
-    <w:lvl w:ilvl="8">
-      <w:start w:val="1"/>
-      <w:numFmt w:val="bullet"/>
-      <w:lvlText w:val="■"/>
-      <w:lvlJc w:val="left"/>
-      <w:pPr>
-        <w:ind w:left="6480" w:hanging="360"/>
-      </w:pPr>
-      <w:rPr>
-        <w:u w:val="none"/>
-      </w:rPr>
-    </w:lvl>
-  </w:abstractNum>
-  <w:abstractNum w:abstractNumId="6" w15:restartNumberingAfterBreak="0">
-    <w:nsid w:val="10A00518"/>
-    <w:multiLevelType w:val="multilevel"/>
-    <w:tmpl w:val="46B62410"/>
-    <w:lvl w:ilvl="0">
-      <w:start w:val="1"/>
-      <w:numFmt w:val="bullet"/>
-      <w:lvlText w:val="-"/>
-      <w:lvlJc w:val="left"/>
-      <w:pPr>
-        <w:ind w:left="1440" w:hanging="360"/>
-      </w:pPr>
-      <w:rPr>
-        <w:u w:val="none"/>
-      </w:rPr>
-    </w:lvl>
-    <w:lvl w:ilvl="1">
-      <w:start w:val="1"/>
-      <w:numFmt w:val="bullet"/>
-      <w:lvlText w:val="-"/>
-      <w:lvlJc w:val="left"/>
-      <w:pPr>
-        <w:ind w:left="2160" w:hanging="360"/>
-      </w:pPr>
-      <w:rPr>
-        <w:u w:val="none"/>
-      </w:rPr>
-    </w:lvl>
-    <w:lvl w:ilvl="2">
-      <w:start w:val="1"/>
-      <w:numFmt w:val="bullet"/>
-      <w:lvlText w:val="-"/>
-      <w:lvlJc w:val="left"/>
-      <w:pPr>
-        <w:ind w:left="2880" w:hanging="360"/>
-      </w:pPr>
-      <w:rPr>
-        <w:u w:val="none"/>
-      </w:rPr>
-    </w:lvl>
-    <w:lvl w:ilvl="3">
-      <w:start w:val="1"/>
-      <w:numFmt w:val="bullet"/>
-      <w:lvlText w:val="-"/>
-      <w:lvlJc w:val="left"/>
-      <w:pPr>
-        <w:ind w:left="3600" w:hanging="360"/>
-      </w:pPr>
-      <w:rPr>
-        <w:u w:val="none"/>
-      </w:rPr>
-    </w:lvl>
-    <w:lvl w:ilvl="4">
-      <w:start w:val="1"/>
-      <w:numFmt w:val="bullet"/>
-      <w:lvlText w:val="-"/>
-      <w:lvlJc w:val="left"/>
-      <w:pPr>
-        <w:ind w:left="4320" w:hanging="360"/>
-      </w:pPr>
-      <w:rPr>
-        <w:u w:val="none"/>
-      </w:rPr>
-    </w:lvl>
-    <w:lvl w:ilvl="5">
-      <w:start w:val="1"/>
-      <w:numFmt w:val="bullet"/>
-      <w:lvlText w:val="-"/>
-      <w:lvlJc w:val="left"/>
-      <w:pPr>
-        <w:ind w:left="5040" w:hanging="360"/>
-      </w:pPr>
-      <w:rPr>
-        <w:u w:val="none"/>
-      </w:rPr>
-    </w:lvl>
-    <w:lvl w:ilvl="6">
-      <w:start w:val="1"/>
-      <w:numFmt w:val="bullet"/>
-      <w:lvlText w:val="-"/>
-      <w:lvlJc w:val="left"/>
-      <w:pPr>
-        <w:ind w:left="5760" w:hanging="360"/>
-      </w:pPr>
-      <w:rPr>
-        <w:u w:val="none"/>
-      </w:rPr>
-    </w:lvl>
-    <w:lvl w:ilvl="7">
-      <w:start w:val="1"/>
-      <w:numFmt w:val="bullet"/>
-      <w:lvlText w:val="-"/>
-      <w:lvlJc w:val="left"/>
-      <w:pPr>
-        <w:ind w:left="6480" w:hanging="360"/>
-      </w:pPr>
-      <w:rPr>
-        <w:u w:val="none"/>
-      </w:rPr>
-    </w:lvl>
-    <w:lvl w:ilvl="8">
-      <w:start w:val="1"/>
-      <w:numFmt w:val="bullet"/>
-      <w:lvlText w:val="-"/>
-      <w:lvlJc w:val="left"/>
-      <w:pPr>
-        <w:ind w:left="7200" w:hanging="360"/>
-      </w:pPr>
-      <w:rPr>
-        <w:u w:val="none"/>
-      </w:rPr>
-    </w:lvl>
-  </w:abstractNum>
-  <w:abstractNum w:abstractNumId="7" w15:restartNumberingAfterBreak="0">
-    <w:nsid w:val="11867E7F"/>
-    <w:multiLevelType w:val="multilevel"/>
-    <w:tmpl w:val="2526AF00"/>
-    <w:lvl w:ilvl="0">
-      <w:start w:val="1"/>
-      <w:numFmt w:val="bullet"/>
-      <w:lvlText w:val="●"/>
-      <w:lvlJc w:val="left"/>
-      <w:pPr>
-        <w:ind w:left="720" w:hanging="360"/>
-      </w:pPr>
-      <w:rPr>
-        <w:u w:val="none"/>
-      </w:rPr>
-    </w:lvl>
-    <w:lvl w:ilvl="1">
-      <w:start w:val="1"/>
-      <w:numFmt w:val="bullet"/>
-      <w:lvlText w:val="○"/>
-      <w:lvlJc w:val="left"/>
-      <w:pPr>
-        <w:ind w:left="1440" w:hanging="360"/>
-      </w:pPr>
-      <w:rPr>
-        <w:u w:val="none"/>
-      </w:rPr>
-    </w:lvl>
-    <w:lvl w:ilvl="2">
-      <w:start w:val="1"/>
-      <w:numFmt w:val="bullet"/>
-      <w:lvlText w:val="■"/>
-      <w:lvlJc w:val="left"/>
-      <w:pPr>
-        <w:ind w:left="2160" w:hanging="360"/>
-      </w:pPr>
-      <w:rPr>
-        <w:u w:val="none"/>
-      </w:rPr>
-    </w:lvl>
-    <w:lvl w:ilvl="3">
-      <w:start w:val="1"/>
-      <w:numFmt w:val="bullet"/>
-      <w:lvlText w:val="●"/>
-      <w:lvlJc w:val="left"/>
-      <w:pPr>
-        <w:ind w:left="2880" w:hanging="360"/>
-      </w:pPr>
-      <w:rPr>
-        <w:u w:val="none"/>
-      </w:rPr>
-    </w:lvl>
-    <w:lvl w:ilvl="4">
-      <w:start w:val="1"/>
-      <w:numFmt w:val="bullet"/>
-      <w:lvlText w:val="○"/>
-      <w:lvlJc w:val="left"/>
-      <w:pPr>
-        <w:ind w:left="3600" w:hanging="360"/>
-      </w:pPr>
-      <w:rPr>
-        <w:u w:val="none"/>
-      </w:rPr>
-    </w:lvl>
-    <w:lvl w:ilvl="5">
-      <w:start w:val="1"/>
-      <w:numFmt w:val="bullet"/>
-      <w:lvlText w:val="■"/>
-      <w:lvlJc w:val="left"/>
-      <w:pPr>
-        <w:ind w:left="4320" w:hanging="360"/>
-      </w:pPr>
-      <w:rPr>
-        <w:u w:val="none"/>
-      </w:rPr>
-    </w:lvl>
-    <w:lvl w:ilvl="6">
-      <w:start w:val="1"/>
-      <w:numFmt w:val="bullet"/>
-      <w:lvlText w:val="●"/>
-      <w:lvlJc w:val="left"/>
-      <w:pPr>
-        <w:ind w:left="5040" w:hanging="360"/>
-      </w:pPr>
-      <w:rPr>
-        <w:u w:val="none"/>
-      </w:rPr>
-    </w:lvl>
-    <w:lvl w:ilvl="7">
-      <w:start w:val="1"/>
-      <w:numFmt w:val="bullet"/>
-      <w:lvlText w:val="○"/>
-      <w:lvlJc w:val="left"/>
-      <w:pPr>
-        <w:ind w:left="5760" w:hanging="360"/>
-      </w:pPr>
-      <w:rPr>
-        <w:u w:val="none"/>
-      </w:rPr>
-    </w:lvl>
-    <w:lvl w:ilvl="8">
-      <w:start w:val="1"/>
-      <w:numFmt w:val="bullet"/>
-      <w:lvlText w:val="■"/>
-      <w:lvlJc w:val="left"/>
-      <w:pPr>
-        <w:ind w:left="6480" w:hanging="360"/>
-      </w:pPr>
-      <w:rPr>
-        <w:u w:val="none"/>
-      </w:rPr>
-    </w:lvl>
-  </w:abstractNum>
-  <w:abstractNum w:abstractNumId="8" w15:restartNumberingAfterBreak="0">
-    <w:nsid w:val="127E269A"/>
-    <w:multiLevelType w:val="multilevel"/>
-    <w:tmpl w:val="22B86422"/>
-    <w:lvl w:ilvl="0">
-      <w:start w:val="1"/>
-      <w:numFmt w:val="bullet"/>
-      <w:lvlText w:val="●"/>
-      <w:lvlJc w:val="left"/>
-      <w:pPr>
-        <w:ind w:left="720" w:hanging="360"/>
-      </w:pPr>
-      <w:rPr>
-        <w:u w:val="none"/>
-      </w:rPr>
-    </w:lvl>
-    <w:lvl w:ilvl="1">
-      <w:start w:val="1"/>
-      <w:numFmt w:val="bullet"/>
-      <w:lvlText w:val="●"/>
-      <w:lvlJc w:val="left"/>
-      <w:pPr>
-        <w:ind w:left="1440" w:hanging="360"/>
-      </w:pPr>
-      <w:rPr>
-        <w:u w:val="none"/>
-      </w:rPr>
-    </w:lvl>
-    <w:lvl w:ilvl="2">
-      <w:start w:val="1"/>
-      <w:numFmt w:val="bullet"/>
-      <w:lvlText w:val="●"/>
-      <w:lvlJc w:val="left"/>
-      <w:pPr>
-        <w:ind w:left="2160" w:hanging="360"/>
-      </w:pPr>
-      <w:rPr>
-        <w:u w:val="none"/>
-      </w:rPr>
-    </w:lvl>
-    <w:lvl w:ilvl="3">
-      <w:start w:val="1"/>
-      <w:numFmt w:val="bullet"/>
-      <w:lvlText w:val="●"/>
-      <w:lvlJc w:val="left"/>
-      <w:pPr>
-        <w:ind w:left="2880" w:hanging="360"/>
-      </w:pPr>
-      <w:rPr>
-        <w:u w:val="none"/>
-      </w:rPr>
-    </w:lvl>
-    <w:lvl w:ilvl="4">
-      <w:start w:val="1"/>
-      <w:numFmt w:val="bullet"/>
-      <w:lvlText w:val="●"/>
-      <w:lvlJc w:val="left"/>
-      <w:pPr>
-        <w:ind w:left="3600" w:hanging="360"/>
-      </w:pPr>
-      <w:rPr>
-        <w:u w:val="none"/>
-      </w:rPr>
-    </w:lvl>
-    <w:lvl w:ilvl="5">
-      <w:start w:val="1"/>
-      <w:numFmt w:val="bullet"/>
-      <w:lvlText w:val="●"/>
-      <w:lvlJc w:val="left"/>
-      <w:pPr>
-        <w:ind w:left="4320" w:hanging="360"/>
-      </w:pPr>
-      <w:rPr>
-        <w:u w:val="none"/>
-      </w:rPr>
-    </w:lvl>
-    <w:lvl w:ilvl="6">
-      <w:start w:val="1"/>
-      <w:numFmt w:val="bullet"/>
-      <w:lvlText w:val="●"/>
-      <w:lvlJc w:val="left"/>
-      <w:pPr>
-        <w:ind w:left="5040" w:hanging="360"/>
-      </w:pPr>
-      <w:rPr>
-        <w:u w:val="none"/>
-      </w:rPr>
-    </w:lvl>
-    <w:lvl w:ilvl="7">
-      <w:start w:val="1"/>
-      <w:numFmt w:val="bullet"/>
-      <w:lvlText w:val="●"/>
-      <w:lvlJc w:val="left"/>
-      <w:pPr>
-        <w:ind w:left="5760" w:hanging="360"/>
-      </w:pPr>
-      <w:rPr>
-        <w:u w:val="none"/>
-      </w:rPr>
-    </w:lvl>
-    <w:lvl w:ilvl="8">
-      <w:start w:val="1"/>
-      <w:numFmt w:val="bullet"/>
-      <w:lvlText w:val="●"/>
-      <w:lvlJc w:val="left"/>
-      <w:pPr>
-        <w:ind w:left="6480" w:hanging="360"/>
-      </w:pPr>
-      <w:rPr>
-        <w:u w:val="none"/>
-      </w:rPr>
-    </w:lvl>
-  </w:abstractNum>
-  <w:abstractNum w:abstractNumId="9" w15:restartNumberingAfterBreak="0">
-    <w:nsid w:val="14AA7E96"/>
-    <w:multiLevelType w:val="multilevel"/>
-    <w:tmpl w:val="2A1497FE"/>
-    <w:lvl w:ilvl="0">
-      <w:start w:val="1"/>
-      <w:numFmt w:val="bullet"/>
-      <w:lvlText w:val="-"/>
-      <w:lvlJc w:val="left"/>
-      <w:pPr>
-        <w:ind w:left="1440" w:hanging="360"/>
-      </w:pPr>
-      <w:rPr>
-        <w:u w:val="none"/>
-      </w:rPr>
-    </w:lvl>
-    <w:lvl w:ilvl="1">
-      <w:start w:val="1"/>
-      <w:numFmt w:val="bullet"/>
-      <w:lvlText w:val="-"/>
-      <w:lvlJc w:val="left"/>
-      <w:pPr>
-        <w:ind w:left="2160" w:hanging="360"/>
-      </w:pPr>
-      <w:rPr>
-        <w:u w:val="none"/>
-      </w:rPr>
-    </w:lvl>
-    <w:lvl w:ilvl="2">
-      <w:start w:val="1"/>
-      <w:numFmt w:val="bullet"/>
-      <w:lvlText w:val="-"/>
-      <w:lvlJc w:val="left"/>
-      <w:pPr>
-        <w:ind w:left="2880" w:hanging="360"/>
-      </w:pPr>
-      <w:rPr>
-        <w:u w:val="none"/>
-      </w:rPr>
-    </w:lvl>
-    <w:lvl w:ilvl="3">
-      <w:start w:val="1"/>
-      <w:numFmt w:val="bullet"/>
-      <w:lvlText w:val="-"/>
-      <w:lvlJc w:val="left"/>
-      <w:pPr>
-        <w:ind w:left="3600" w:hanging="360"/>
-      </w:pPr>
-      <w:rPr>
-        <w:u w:val="none"/>
-      </w:rPr>
-    </w:lvl>
-    <w:lvl w:ilvl="4">
-      <w:start w:val="1"/>
-      <w:numFmt w:val="bullet"/>
-      <w:lvlText w:val="-"/>
-      <w:lvlJc w:val="left"/>
-      <w:pPr>
-        <w:ind w:left="4320" w:hanging="360"/>
-      </w:pPr>
-      <w:rPr>
-        <w:u w:val="none"/>
-      </w:rPr>
-    </w:lvl>
-    <w:lvl w:ilvl="5">
-      <w:start w:val="1"/>
-      <w:numFmt w:val="bullet"/>
-      <w:lvlText w:val="-"/>
-      <w:lvlJc w:val="left"/>
-      <w:pPr>
-        <w:ind w:left="5040" w:hanging="360"/>
-      </w:pPr>
-      <w:rPr>
-        <w:u w:val="none"/>
-      </w:rPr>
-    </w:lvl>
-    <w:lvl w:ilvl="6">
-      <w:start w:val="1"/>
-      <w:numFmt w:val="bullet"/>
-      <w:lvlText w:val="-"/>
-      <w:lvlJc w:val="left"/>
-      <w:pPr>
-        <w:ind w:left="5760" w:hanging="360"/>
-      </w:pPr>
-      <w:rPr>
-        <w:u w:val="none"/>
-      </w:rPr>
-    </w:lvl>
-    <w:lvl w:ilvl="7">
-      <w:start w:val="1"/>
-      <w:numFmt w:val="bullet"/>
-      <w:lvlText w:val="-"/>
-      <w:lvlJc w:val="left"/>
-      <w:pPr>
-        <w:ind w:left="6480" w:hanging="360"/>
-      </w:pPr>
-      <w:rPr>
-        <w:u w:val="none"/>
-      </w:rPr>
-    </w:lvl>
-    <w:lvl w:ilvl="8">
-      <w:start w:val="1"/>
-      <w:numFmt w:val="bullet"/>
-      <w:lvlText w:val="-"/>
-      <w:lvlJc w:val="left"/>
-      <w:pPr>
-        <w:ind w:left="7200" w:hanging="360"/>
-      </w:pPr>
-      <w:rPr>
-        <w:u w:val="none"/>
-      </w:rPr>
-    </w:lvl>
-  </w:abstractNum>
-  <w:abstractNum w:abstractNumId="10" w15:restartNumberingAfterBreak="0">
-    <w:nsid w:val="16D46EBF"/>
-    <w:multiLevelType w:val="multilevel"/>
-    <w:tmpl w:val="AE765D84"/>
-    <w:lvl w:ilvl="0">
-      <w:start w:val="1"/>
-      <w:numFmt w:val="bullet"/>
-      <w:lvlText w:val="-"/>
-      <w:lvlJc w:val="left"/>
-      <w:pPr>
-        <w:ind w:left="1440" w:hanging="360"/>
-      </w:pPr>
-      <w:rPr>
-        <w:u w:val="none"/>
-      </w:rPr>
-    </w:lvl>
-    <w:lvl w:ilvl="1">
-      <w:start w:val="1"/>
-      <w:numFmt w:val="bullet"/>
-      <w:lvlText w:val="-"/>
-      <w:lvlJc w:val="left"/>
-      <w:pPr>
-        <w:ind w:left="2160" w:hanging="360"/>
-      </w:pPr>
-      <w:rPr>
-        <w:u w:val="none"/>
-      </w:rPr>
-    </w:lvl>
-    <w:lvl w:ilvl="2">
-      <w:start w:val="1"/>
-      <w:numFmt w:val="bullet"/>
-      <w:lvlText w:val="-"/>
-      <w:lvlJc w:val="left"/>
-      <w:pPr>
-        <w:ind w:left="2880" w:hanging="360"/>
-      </w:pPr>
-      <w:rPr>
-        <w:u w:val="none"/>
-      </w:rPr>
-    </w:lvl>
-    <w:lvl w:ilvl="3">
-      <w:start w:val="1"/>
-      <w:numFmt w:val="bullet"/>
-      <w:lvlText w:val="-"/>
-      <w:lvlJc w:val="left"/>
-      <w:pPr>
-        <w:ind w:left="3600" w:hanging="360"/>
-      </w:pPr>
-      <w:rPr>
-        <w:u w:val="none"/>
-      </w:rPr>
-    </w:lvl>
-    <w:lvl w:ilvl="4">
-      <w:start w:val="1"/>
-      <w:numFmt w:val="bullet"/>
-      <w:lvlText w:val="-"/>
-      <w:lvlJc w:val="left"/>
-      <w:pPr>
-        <w:ind w:left="4320" w:hanging="360"/>
-      </w:pPr>
-      <w:rPr>
-        <w:u w:val="none"/>
-      </w:rPr>
-    </w:lvl>
-    <w:lvl w:ilvl="5">
-      <w:start w:val="1"/>
-      <w:numFmt w:val="bullet"/>
-      <w:lvlText w:val="-"/>
-      <w:lvlJc w:val="left"/>
-      <w:pPr>
-        <w:ind w:left="5040" w:hanging="360"/>
-      </w:pPr>
-      <w:rPr>
-        <w:u w:val="none"/>
-      </w:rPr>
-    </w:lvl>
-    <w:lvl w:ilvl="6">
-      <w:start w:val="1"/>
-      <w:numFmt w:val="bullet"/>
-      <w:lvlText w:val="-"/>
-      <w:lvlJc w:val="left"/>
-      <w:pPr>
-        <w:ind w:left="5760" w:hanging="360"/>
-      </w:pPr>
-      <w:rPr>
-        <w:u w:val="none"/>
-      </w:rPr>
-    </w:lvl>
-    <w:lvl w:ilvl="7">
-      <w:start w:val="1"/>
-      <w:numFmt w:val="bullet"/>
-      <w:lvlText w:val="-"/>
-      <w:lvlJc w:val="left"/>
-      <w:pPr>
-        <w:ind w:left="6480" w:hanging="360"/>
-      </w:pPr>
-      <w:rPr>
-        <w:u w:val="none"/>
-      </w:rPr>
-    </w:lvl>
-    <w:lvl w:ilvl="8">
-      <w:start w:val="1"/>
-      <w:numFmt w:val="bullet"/>
-      <w:lvlText w:val="-"/>
-      <w:lvlJc w:val="left"/>
-      <w:pPr>
-        <w:ind w:left="7200" w:hanging="360"/>
-      </w:pPr>
-      <w:rPr>
-        <w:u w:val="none"/>
-      </w:rPr>
-    </w:lvl>
-  </w:abstractNum>
-  <w:abstractNum w:abstractNumId="11" w15:restartNumberingAfterBreak="0">
-    <w:nsid w:val="1BDB5003"/>
-    <w:multiLevelType w:val="multilevel"/>
-    <w:tmpl w:val="7B9477C6"/>
-    <w:lvl w:ilvl="0">
-      <w:start w:val="1"/>
-      <w:numFmt w:val="bullet"/>
-      <w:lvlText w:val="-"/>
-      <w:lvlJc w:val="left"/>
-      <w:pPr>
-        <w:ind w:left="1440" w:hanging="360"/>
-      </w:pPr>
-      <w:rPr>
-        <w:u w:val="none"/>
-      </w:rPr>
-    </w:lvl>
-    <w:lvl w:ilvl="1">
-      <w:start w:val="1"/>
-      <w:numFmt w:val="bullet"/>
-      <w:lvlText w:val="-"/>
-      <w:lvlJc w:val="left"/>
-      <w:pPr>
-        <w:ind w:left="2160" w:hanging="360"/>
-      </w:pPr>
-      <w:rPr>
-        <w:u w:val="none"/>
-      </w:rPr>
-    </w:lvl>
-    <w:lvl w:ilvl="2">
-      <w:start w:val="1"/>
-      <w:numFmt w:val="bullet"/>
-      <w:lvlText w:val="-"/>
-      <w:lvlJc w:val="left"/>
-      <w:pPr>
-        <w:ind w:left="2880" w:hanging="360"/>
-      </w:pPr>
-      <w:rPr>
-        <w:u w:val="none"/>
-      </w:rPr>
-    </w:lvl>
-    <w:lvl w:ilvl="3">
-      <w:start w:val="1"/>
-      <w:numFmt w:val="bullet"/>
-      <w:lvlText w:val="-"/>
-      <w:lvlJc w:val="left"/>
-      <w:pPr>
-        <w:ind w:left="3600" w:hanging="360"/>
-      </w:pPr>
-      <w:rPr>
-        <w:u w:val="none"/>
-      </w:rPr>
-    </w:lvl>
-    <w:lvl w:ilvl="4">
-      <w:start w:val="1"/>
-      <w:numFmt w:val="bullet"/>
-      <w:lvlText w:val="-"/>
-      <w:lvlJc w:val="left"/>
-      <w:pPr>
-        <w:ind w:left="4320" w:hanging="360"/>
-      </w:pPr>
-      <w:rPr>
-        <w:u w:val="none"/>
-      </w:rPr>
-    </w:lvl>
-    <w:lvl w:ilvl="5">
-      <w:start w:val="1"/>
-      <w:numFmt w:val="bullet"/>
-      <w:lvlText w:val="-"/>
-      <w:lvlJc w:val="left"/>
-      <w:pPr>
-        <w:ind w:left="5040" w:hanging="360"/>
-      </w:pPr>
-      <w:rPr>
-        <w:u w:val="none"/>
-      </w:rPr>
-    </w:lvl>
-    <w:lvl w:ilvl="6">
-      <w:start w:val="1"/>
-      <w:numFmt w:val="bullet"/>
-      <w:lvlText w:val="-"/>
-      <w:lvlJc w:val="left"/>
-      <w:pPr>
-        <w:ind w:left="5760" w:hanging="360"/>
-      </w:pPr>
-      <w:rPr>
-        <w:u w:val="none"/>
-      </w:rPr>
-    </w:lvl>
-    <w:lvl w:ilvl="7">
-      <w:start w:val="1"/>
-      <w:numFmt w:val="bullet"/>
-      <w:lvlText w:val="-"/>
-      <w:lvlJc w:val="left"/>
-      <w:pPr>
-        <w:ind w:left="6480" w:hanging="360"/>
-      </w:pPr>
-      <w:rPr>
-        <w:u w:val="none"/>
-      </w:rPr>
-    </w:lvl>
-    <w:lvl w:ilvl="8">
-      <w:start w:val="1"/>
-      <w:numFmt w:val="bullet"/>
-      <w:lvlText w:val="-"/>
-      <w:lvlJc w:val="left"/>
-      <w:pPr>
-        <w:ind w:left="7200" w:hanging="360"/>
-      </w:pPr>
-      <w:rPr>
-        <w:u w:val="none"/>
-      </w:rPr>
-    </w:lvl>
-  </w:abstractNum>
-  <w:abstractNum w:abstractNumId="12" w15:restartNumberingAfterBreak="0">
-    <w:nsid w:val="1EE158ED"/>
-    <w:multiLevelType w:val="multilevel"/>
-    <w:tmpl w:val="A9CA5906"/>
-    <w:lvl w:ilvl="0">
-      <w:start w:val="1"/>
-      <w:numFmt w:val="bullet"/>
-      <w:lvlText w:val="●"/>
-      <w:lvlJc w:val="left"/>
-      <w:pPr>
-        <w:ind w:left="720" w:hanging="360"/>
-      </w:pPr>
-      <w:rPr>
-        <w:u w:val="none"/>
-      </w:rPr>
-    </w:lvl>
-    <w:lvl w:ilvl="1">
-      <w:start w:val="1"/>
-      <w:numFmt w:val="bullet"/>
-      <w:lvlText w:val="○"/>
-      <w:lvlJc w:val="left"/>
-      <w:pPr>
-        <w:ind w:left="1440" w:hanging="360"/>
-      </w:pPr>
-      <w:rPr>
-        <w:u w:val="none"/>
-      </w:rPr>
-    </w:lvl>
-    <w:lvl w:ilvl="2">
-      <w:start w:val="1"/>
-      <w:numFmt w:val="bullet"/>
-      <w:lvlText w:val="■"/>
-      <w:lvlJc w:val="left"/>
-      <w:pPr>
-        <w:ind w:left="2160" w:hanging="360"/>
-      </w:pPr>
-      <w:rPr>
-        <w:u w:val="none"/>
-      </w:rPr>
-    </w:lvl>
-    <w:lvl w:ilvl="3">
-      <w:start w:val="1"/>
-      <w:numFmt w:val="bullet"/>
-      <w:lvlText w:val="●"/>
-      <w:lvlJc w:val="left"/>
-      <w:pPr>
-        <w:ind w:left="2880" w:hanging="360"/>
-      </w:pPr>
-      <w:rPr>
-        <w:u w:val="none"/>
-      </w:rPr>
-    </w:lvl>
-    <w:lvl w:ilvl="4">
-      <w:start w:val="1"/>
-      <w:numFmt w:val="bullet"/>
-      <w:lvlText w:val="○"/>
-      <w:lvlJc w:val="left"/>
-      <w:pPr>
-        <w:ind w:left="3600" w:hanging="360"/>
-      </w:pPr>
-      <w:rPr>
-        <w:u w:val="none"/>
-      </w:rPr>
-    </w:lvl>
-    <w:lvl w:ilvl="5">
-      <w:start w:val="1"/>
-      <w:numFmt w:val="bullet"/>
-      <w:lvlText w:val="■"/>
-      <w:lvlJc w:val="left"/>
-      <w:pPr>
-        <w:ind w:left="4320" w:hanging="360"/>
-      </w:pPr>
-      <w:rPr>
-        <w:u w:val="none"/>
-      </w:rPr>
-    </w:lvl>
-    <w:lvl w:ilvl="6">
-      <w:start w:val="1"/>
-      <w:numFmt w:val="bullet"/>
-      <w:lvlText w:val="●"/>
-      <w:lvlJc w:val="left"/>
-      <w:pPr>
-        <w:ind w:left="5040" w:hanging="360"/>
-      </w:pPr>
-      <w:rPr>
-        <w:u w:val="none"/>
-      </w:rPr>
-    </w:lvl>
-    <w:lvl w:ilvl="7">
-      <w:start w:val="1"/>
-      <w:numFmt w:val="bullet"/>
-      <w:lvlText w:val="○"/>
-      <w:lvlJc w:val="left"/>
-      <w:pPr>
-        <w:ind w:left="5760" w:hanging="360"/>
-      </w:pPr>
-      <w:rPr>
-        <w:u w:val="none"/>
-      </w:rPr>
-    </w:lvl>
-    <w:lvl w:ilvl="8">
-      <w:start w:val="1"/>
-      <w:numFmt w:val="bullet"/>
-      <w:lvlText w:val="■"/>
-      <w:lvlJc w:val="left"/>
-      <w:pPr>
-        <w:ind w:left="6480" w:hanging="360"/>
-      </w:pPr>
-      <w:rPr>
-        <w:u w:val="none"/>
-      </w:rPr>
-    </w:lvl>
-  </w:abstractNum>
-  <w:abstractNum w:abstractNumId="13" w15:restartNumberingAfterBreak="0">
-    <w:nsid w:val="1F5545A2"/>
-    <w:multiLevelType w:val="multilevel"/>
-    <w:tmpl w:val="20D0115C"/>
-    <w:lvl w:ilvl="0">
-      <w:start w:val="1"/>
-      <w:numFmt w:val="bullet"/>
-      <w:lvlText w:val="-"/>
-      <w:lvlJc w:val="left"/>
-      <w:pPr>
-        <w:ind w:left="1440" w:hanging="360"/>
-      </w:pPr>
-      <w:rPr>
-        <w:u w:val="none"/>
-      </w:rPr>
-    </w:lvl>
-    <w:lvl w:ilvl="1">
-      <w:start w:val="1"/>
-      <w:numFmt w:val="bullet"/>
-      <w:lvlText w:val="-"/>
-      <w:lvlJc w:val="left"/>
-      <w:pPr>
-        <w:ind w:left="2160" w:hanging="360"/>
-      </w:pPr>
-      <w:rPr>
-        <w:u w:val="none"/>
-      </w:rPr>
-    </w:lvl>
-    <w:lvl w:ilvl="2">
-      <w:start w:val="1"/>
-      <w:numFmt w:val="bullet"/>
-      <w:lvlText w:val="-"/>
-      <w:lvlJc w:val="left"/>
-      <w:pPr>
-        <w:ind w:left="2880" w:hanging="360"/>
-      </w:pPr>
-      <w:rPr>
-        <w:u w:val="none"/>
-      </w:rPr>
-    </w:lvl>
-    <w:lvl w:ilvl="3">
-      <w:start w:val="1"/>
-      <w:numFmt w:val="bullet"/>
-      <w:lvlText w:val="-"/>
-      <w:lvlJc w:val="left"/>
-      <w:pPr>
-        <w:ind w:left="3600" w:hanging="360"/>
-      </w:pPr>
-      <w:rPr>
-        <w:u w:val="none"/>
-      </w:rPr>
-    </w:lvl>
-    <w:lvl w:ilvl="4">
-      <w:start w:val="1"/>
-      <w:numFmt w:val="bullet"/>
-      <w:lvlText w:val="-"/>
-      <w:lvlJc w:val="left"/>
-      <w:pPr>
-        <w:ind w:left="4320" w:hanging="360"/>
-      </w:pPr>
-      <w:rPr>
-        <w:u w:val="none"/>
-      </w:rPr>
-    </w:lvl>
-    <w:lvl w:ilvl="5">
-      <w:start w:val="1"/>
-      <w:numFmt w:val="bullet"/>
-      <w:lvlText w:val="-"/>
-      <w:lvlJc w:val="left"/>
-      <w:pPr>
-        <w:ind w:left="5040" w:hanging="360"/>
-      </w:pPr>
-      <w:rPr>
-        <w:u w:val="none"/>
-      </w:rPr>
-    </w:lvl>
-    <w:lvl w:ilvl="6">
-      <w:start w:val="1"/>
-      <w:numFmt w:val="bullet"/>
-      <w:lvlText w:val="-"/>
-      <w:lvlJc w:val="left"/>
-      <w:pPr>
-        <w:ind w:left="5760" w:hanging="360"/>
-      </w:pPr>
-      <w:rPr>
-        <w:u w:val="none"/>
-      </w:rPr>
-    </w:lvl>
-    <w:lvl w:ilvl="7">
-      <w:start w:val="1"/>
-      <w:numFmt w:val="bullet"/>
-      <w:lvlText w:val="-"/>
-      <w:lvlJc w:val="left"/>
-      <w:pPr>
-        <w:ind w:left="6480" w:hanging="360"/>
-      </w:pPr>
-      <w:rPr>
-        <w:u w:val="none"/>
-      </w:rPr>
-    </w:lvl>
-    <w:lvl w:ilvl="8">
-      <w:start w:val="1"/>
-      <w:numFmt w:val="bullet"/>
-      <w:lvlText w:val="-"/>
-      <w:lvlJc w:val="left"/>
-      <w:pPr>
-        <w:ind w:left="7200" w:hanging="360"/>
-      </w:pPr>
-      <w:rPr>
-        <w:u w:val="none"/>
-      </w:rPr>
-    </w:lvl>
-  </w:abstractNum>
-  <w:abstractNum w:abstractNumId="14" w15:restartNumberingAfterBreak="0">
-    <w:nsid w:val="26344A1D"/>
-    <w:multiLevelType w:val="multilevel"/>
-    <w:tmpl w:val="FA98351A"/>
-    <w:lvl w:ilvl="0">
-      <w:start w:val="1"/>
-      <w:numFmt w:val="bullet"/>
-      <w:lvlText w:val="-"/>
-      <w:lvlJc w:val="left"/>
-      <w:pPr>
-        <w:ind w:left="720" w:hanging="360"/>
-      </w:pPr>
-      <w:rPr>
-        <w:u w:val="none"/>
-      </w:rPr>
-    </w:lvl>
-    <w:lvl w:ilvl="1">
-      <w:start w:val="1"/>
-      <w:numFmt w:val="bullet"/>
-      <w:lvlText w:val="-"/>
-      <w:lvlJc w:val="left"/>
-      <w:pPr>
-        <w:ind w:left="1440" w:hanging="360"/>
-      </w:pPr>
-      <w:rPr>
-        <w:u w:val="none"/>
-      </w:rPr>
-    </w:lvl>
-    <w:lvl w:ilvl="2">
-      <w:start w:val="1"/>
-      <w:numFmt w:val="bullet"/>
-      <w:lvlText w:val="-"/>
-      <w:lvlJc w:val="left"/>
-      <w:pPr>
-        <w:ind w:left="2160" w:hanging="360"/>
-      </w:pPr>
-      <w:rPr>
-        <w:u w:val="none"/>
-      </w:rPr>
-    </w:lvl>
-    <w:lvl w:ilvl="3">
-      <w:start w:val="1"/>
-      <w:numFmt w:val="bullet"/>
-      <w:lvlText w:val="-"/>
-      <w:lvlJc w:val="left"/>
-      <w:pPr>
-        <w:ind w:left="2880" w:hanging="360"/>
-      </w:pPr>
-      <w:rPr>
-        <w:u w:val="none"/>
-      </w:rPr>
-    </w:lvl>
-    <w:lvl w:ilvl="4">
-      <w:start w:val="1"/>
-      <w:numFmt w:val="bullet"/>
-      <w:lvlText w:val="-"/>
-      <w:lvlJc w:val="left"/>
-      <w:pPr>
-        <w:ind w:left="3600" w:hanging="360"/>
-      </w:pPr>
-      <w:rPr>
-        <w:u w:val="none"/>
-      </w:rPr>
-    </w:lvl>
-    <w:lvl w:ilvl="5">
-      <w:start w:val="1"/>
-      <w:numFmt w:val="bullet"/>
-      <w:lvlText w:val="-"/>
-      <w:lvlJc w:val="left"/>
-      <w:pPr>
-        <w:ind w:left="4320" w:hanging="360"/>
-      </w:pPr>
-      <w:rPr>
-        <w:u w:val="none"/>
-      </w:rPr>
-    </w:lvl>
-    <w:lvl w:ilvl="6">
-      <w:start w:val="1"/>
-      <w:numFmt w:val="bullet"/>
-      <w:lvlText w:val="-"/>
-      <w:lvlJc w:val="left"/>
-      <w:pPr>
-        <w:ind w:left="5040" w:hanging="360"/>
-      </w:pPr>
-      <w:rPr>
-        <w:u w:val="none"/>
-      </w:rPr>
-    </w:lvl>
-    <w:lvl w:ilvl="7">
-      <w:start w:val="1"/>
-      <w:numFmt w:val="bullet"/>
-      <w:lvlText w:val="-"/>
-      <w:lvlJc w:val="left"/>
-      <w:pPr>
-        <w:ind w:left="5760" w:hanging="360"/>
-      </w:pPr>
-      <w:rPr>
-        <w:u w:val="none"/>
-      </w:rPr>
-    </w:lvl>
-    <w:lvl w:ilvl="8">
-      <w:start w:val="1"/>
-      <w:numFmt w:val="bullet"/>
-      <w:lvlText w:val="-"/>
-      <w:lvlJc w:val="left"/>
-      <w:pPr>
-        <w:ind w:left="6480" w:hanging="360"/>
-      </w:pPr>
-      <w:rPr>
-        <w:u w:val="none"/>
-      </w:rPr>
-    </w:lvl>
-  </w:abstractNum>
-  <w:abstractNum w:abstractNumId="15" w15:restartNumberingAfterBreak="0">
-    <w:nsid w:val="274942BC"/>
-    <w:multiLevelType w:val="multilevel"/>
-    <w:tmpl w:val="C748C888"/>
-    <w:lvl w:ilvl="0">
-      <w:start w:val="1"/>
-      <w:numFmt w:val="bullet"/>
-      <w:lvlText w:val="-"/>
-      <w:lvlJc w:val="left"/>
-      <w:pPr>
-        <w:ind w:left="720" w:hanging="360"/>
-      </w:pPr>
-      <w:rPr>
-        <w:u w:val="none"/>
-      </w:rPr>
-    </w:lvl>
-    <w:lvl w:ilvl="1">
-      <w:start w:val="1"/>
-      <w:numFmt w:val="bullet"/>
-      <w:lvlText w:val="-"/>
-      <w:lvlJc w:val="left"/>
-      <w:pPr>
-        <w:ind w:left="1440" w:hanging="360"/>
-      </w:pPr>
-      <w:rPr>
-        <w:u w:val="none"/>
-      </w:rPr>
-    </w:lvl>
-    <w:lvl w:ilvl="2">
-      <w:start w:val="1"/>
-      <w:numFmt w:val="bullet"/>
-      <w:lvlText w:val="-"/>
-      <w:lvlJc w:val="left"/>
-      <w:pPr>
-        <w:ind w:left="2160" w:hanging="360"/>
-      </w:pPr>
-      <w:rPr>
-        <w:u w:val="none"/>
-      </w:rPr>
-    </w:lvl>
-    <w:lvl w:ilvl="3">
-      <w:start w:val="1"/>
-      <w:numFmt w:val="bullet"/>
-      <w:lvlText w:val="-"/>
-      <w:lvlJc w:val="left"/>
-      <w:pPr>
-        <w:ind w:left="2880" w:hanging="360"/>
-      </w:pPr>
-      <w:rPr>
-        <w:u w:val="none"/>
-      </w:rPr>
-    </w:lvl>
-    <w:lvl w:ilvl="4">
-      <w:start w:val="1"/>
-      <w:numFmt w:val="bullet"/>
-      <w:lvlText w:val="-"/>
-      <w:lvlJc w:val="left"/>
-      <w:pPr>
-        <w:ind w:left="3600" w:hanging="360"/>
-      </w:pPr>
-      <w:rPr>
-        <w:u w:val="none"/>
-      </w:rPr>
-    </w:lvl>
-    <w:lvl w:ilvl="5">
-      <w:start w:val="1"/>
-      <w:numFmt w:val="bullet"/>
-      <w:lvlText w:val="-"/>
-      <w:lvlJc w:val="left"/>
-      <w:pPr>
-        <w:ind w:left="4320" w:hanging="360"/>
-      </w:pPr>
-      <w:rPr>
-        <w:u w:val="none"/>
-      </w:rPr>
-    </w:lvl>
-    <w:lvl w:ilvl="6">
-      <w:start w:val="1"/>
-      <w:numFmt w:val="bullet"/>
-      <w:lvlText w:val="-"/>
-      <w:lvlJc w:val="left"/>
-      <w:pPr>
-        <w:ind w:left="5040" w:hanging="360"/>
-      </w:pPr>
-      <w:rPr>
-        <w:u w:val="none"/>
-      </w:rPr>
-    </w:lvl>
-    <w:lvl w:ilvl="7">
-      <w:start w:val="1"/>
-      <w:numFmt w:val="bullet"/>
-      <w:lvlText w:val="-"/>
-      <w:lvlJc w:val="left"/>
-      <w:pPr>
-        <w:ind w:left="5760" w:hanging="360"/>
-      </w:pPr>
-      <w:rPr>
-        <w:u w:val="none"/>
-      </w:rPr>
-    </w:lvl>
-    <w:lvl w:ilvl="8">
-      <w:start w:val="1"/>
-      <w:numFmt w:val="bullet"/>
-      <w:lvlText w:val="-"/>
-      <w:lvlJc w:val="left"/>
-      <w:pPr>
-        <w:ind w:left="6480" w:hanging="360"/>
-      </w:pPr>
-      <w:rPr>
-        <w:u w:val="none"/>
-      </w:rPr>
-    </w:lvl>
-  </w:abstractNum>
-  <w:abstractNum w:abstractNumId="16" w15:restartNumberingAfterBreak="0">
-    <w:nsid w:val="274A0B03"/>
-    <w:multiLevelType w:val="multilevel"/>
-    <w:tmpl w:val="5226E306"/>
-    <w:lvl w:ilvl="0">
-      <w:start w:val="1"/>
-      <w:numFmt w:val="bullet"/>
-      <w:lvlText w:val="-"/>
-      <w:lvlJc w:val="left"/>
-      <w:pPr>
-        <w:ind w:left="1440" w:hanging="360"/>
-      </w:pPr>
-      <w:rPr>
-        <w:u w:val="none"/>
-      </w:rPr>
-    </w:lvl>
-    <w:lvl w:ilvl="1">
-      <w:start w:val="1"/>
-      <w:numFmt w:val="bullet"/>
-      <w:lvlText w:val="-"/>
-      <w:lvlJc w:val="left"/>
-      <w:pPr>
-        <w:ind w:left="2160" w:hanging="360"/>
-      </w:pPr>
-      <w:rPr>
-        <w:u w:val="none"/>
-      </w:rPr>
-    </w:lvl>
-    <w:lvl w:ilvl="2">
-      <w:start w:val="1"/>
-      <w:numFmt w:val="bullet"/>
-      <w:lvlText w:val="-"/>
-      <w:lvlJc w:val="left"/>
-      <w:pPr>
-        <w:ind w:left="2880" w:hanging="360"/>
-      </w:pPr>
-      <w:rPr>
-        <w:u w:val="none"/>
-      </w:rPr>
-    </w:lvl>
-    <w:lvl w:ilvl="3">
-      <w:start w:val="1"/>
-      <w:numFmt w:val="bullet"/>
-      <w:lvlText w:val="-"/>
-      <w:lvlJc w:val="left"/>
-      <w:pPr>
-        <w:ind w:left="3600" w:hanging="360"/>
-      </w:pPr>
-      <w:rPr>
-        <w:u w:val="none"/>
-      </w:rPr>
-    </w:lvl>
-    <w:lvl w:ilvl="4">
-      <w:start w:val="1"/>
-      <w:numFmt w:val="bullet"/>
-      <w:lvlText w:val="-"/>
-      <w:lvlJc w:val="left"/>
-      <w:pPr>
-        <w:ind w:left="4320" w:hanging="360"/>
-      </w:pPr>
-      <w:rPr>
-        <w:u w:val="none"/>
-      </w:rPr>
-    </w:lvl>
-    <w:lvl w:ilvl="5">
-      <w:start w:val="1"/>
-      <w:numFmt w:val="bullet"/>
-      <w:lvlText w:val="-"/>
-      <w:lvlJc w:val="left"/>
-      <w:pPr>
-        <w:ind w:left="5040" w:hanging="360"/>
-      </w:pPr>
-      <w:rPr>
-        <w:u w:val="none"/>
-      </w:rPr>
-    </w:lvl>
-    <w:lvl w:ilvl="6">
-      <w:start w:val="1"/>
-      <w:numFmt w:val="bullet"/>
-      <w:lvlText w:val="-"/>
-      <w:lvlJc w:val="left"/>
-      <w:pPr>
-        <w:ind w:left="5760" w:hanging="360"/>
-      </w:pPr>
-      <w:rPr>
-        <w:u w:val="none"/>
-      </w:rPr>
-    </w:lvl>
-    <w:lvl w:ilvl="7">
-      <w:start w:val="1"/>
-      <w:numFmt w:val="bullet"/>
-      <w:lvlText w:val="-"/>
-      <w:lvlJc w:val="left"/>
-      <w:pPr>
-        <w:ind w:left="6480" w:hanging="360"/>
-      </w:pPr>
-      <w:rPr>
-        <w:u w:val="none"/>
-      </w:rPr>
-    </w:lvl>
-    <w:lvl w:ilvl="8">
-      <w:start w:val="1"/>
-      <w:numFmt w:val="bullet"/>
-      <w:lvlText w:val="-"/>
-      <w:lvlJc w:val="left"/>
-      <w:pPr>
-        <w:ind w:left="7200" w:hanging="360"/>
-      </w:pPr>
-      <w:rPr>
-        <w:u w:val="none"/>
-      </w:rPr>
-    </w:lvl>
-  </w:abstractNum>
-  <w:abstractNum w:abstractNumId="17" w15:restartNumberingAfterBreak="0">
-    <w:nsid w:val="296D64A2"/>
-    <w:multiLevelType w:val="multilevel"/>
-    <w:tmpl w:val="A8F680A8"/>
-    <w:lvl w:ilvl="0">
-      <w:start w:val="1"/>
-      <w:numFmt w:val="bullet"/>
-      <w:lvlText w:val="-"/>
-      <w:lvlJc w:val="left"/>
-      <w:pPr>
-        <w:ind w:left="1440" w:hanging="360"/>
-      </w:pPr>
-      <w:rPr>
-        <w:u w:val="none"/>
-      </w:rPr>
-    </w:lvl>
-    <w:lvl w:ilvl="1">
-      <w:start w:val="1"/>
-      <w:numFmt w:val="bullet"/>
-      <w:lvlText w:val="-"/>
-      <w:lvlJc w:val="left"/>
-      <w:pPr>
-        <w:ind w:left="2160" w:hanging="360"/>
-      </w:pPr>
-      <w:rPr>
-        <w:u w:val="none"/>
-      </w:rPr>
-    </w:lvl>
-    <w:lvl w:ilvl="2">
-      <w:start w:val="1"/>
-      <w:numFmt w:val="bullet"/>
-      <w:lvlText w:val="-"/>
-      <w:lvlJc w:val="left"/>
-      <w:pPr>
-        <w:ind w:left="2880" w:hanging="360"/>
-      </w:pPr>
-      <w:rPr>
-        <w:u w:val="none"/>
-      </w:rPr>
-    </w:lvl>
-    <w:lvl w:ilvl="3">
-      <w:start w:val="1"/>
-      <w:numFmt w:val="bullet"/>
-      <w:lvlText w:val="-"/>
-      <w:lvlJc w:val="left"/>
-      <w:pPr>
-        <w:ind w:left="3600" w:hanging="360"/>
-      </w:pPr>
-      <w:rPr>
-        <w:u w:val="none"/>
-      </w:rPr>
-    </w:lvl>
-    <w:lvl w:ilvl="4">
-      <w:start w:val="1"/>
-      <w:numFmt w:val="bullet"/>
-      <w:lvlText w:val="-"/>
-      <w:lvlJc w:val="left"/>
-      <w:pPr>
-        <w:ind w:left="4320" w:hanging="360"/>
-      </w:pPr>
-      <w:rPr>
-        <w:u w:val="none"/>
-      </w:rPr>
-    </w:lvl>
-    <w:lvl w:ilvl="5">
-      <w:start w:val="1"/>
-      <w:numFmt w:val="bullet"/>
-      <w:lvlText w:val="-"/>
-      <w:lvlJc w:val="left"/>
-      <w:pPr>
-        <w:ind w:left="5040" w:hanging="360"/>
-      </w:pPr>
-      <w:rPr>
-        <w:u w:val="none"/>
-      </w:rPr>
-    </w:lvl>
-    <w:lvl w:ilvl="6">
-      <w:start w:val="1"/>
-      <w:numFmt w:val="bullet"/>
-      <w:lvlText w:val="-"/>
-      <w:lvlJc w:val="left"/>
-      <w:pPr>
-        <w:ind w:left="5760" w:hanging="360"/>
-      </w:pPr>
-      <w:rPr>
-        <w:u w:val="none"/>
-      </w:rPr>
-    </w:lvl>
-    <w:lvl w:ilvl="7">
-      <w:start w:val="1"/>
-      <w:numFmt w:val="bullet"/>
-      <w:lvlText w:val="-"/>
-      <w:lvlJc w:val="left"/>
-      <w:pPr>
-        <w:ind w:left="6480" w:hanging="360"/>
-      </w:pPr>
-      <w:rPr>
-        <w:u w:val="none"/>
-      </w:rPr>
-    </w:lvl>
-    <w:lvl w:ilvl="8">
-      <w:start w:val="1"/>
-      <w:numFmt w:val="bullet"/>
-      <w:lvlText w:val="-"/>
-      <w:lvlJc w:val="left"/>
-      <w:pPr>
-        <w:ind w:left="7200" w:hanging="360"/>
-      </w:pPr>
-      <w:rPr>
-        <w:u w:val="none"/>
-      </w:rPr>
-    </w:lvl>
-  </w:abstractNum>
-  <w:abstractNum w:abstractNumId="18" w15:restartNumberingAfterBreak="0">
-    <w:nsid w:val="2A205A8C"/>
-    <w:multiLevelType w:val="multilevel"/>
-    <w:tmpl w:val="CCFC7210"/>
-    <w:lvl w:ilvl="0">
-      <w:start w:val="1"/>
-      <w:numFmt w:val="bullet"/>
-      <w:lvlText w:val="●"/>
-      <w:lvlJc w:val="left"/>
-      <w:pPr>
-        <w:ind w:left="1440" w:hanging="360"/>
-      </w:pPr>
-      <w:rPr>
-        <w:u w:val="none"/>
-      </w:rPr>
-    </w:lvl>
-    <w:lvl w:ilvl="1">
-      <w:start w:val="1"/>
-      <w:numFmt w:val="bullet"/>
-      <w:lvlText w:val="○"/>
-      <w:lvlJc w:val="left"/>
-      <w:pPr>
-        <w:ind w:left="2160" w:hanging="360"/>
-      </w:pPr>
-      <w:rPr>
-        <w:u w:val="none"/>
-      </w:rPr>
-    </w:lvl>
-    <w:lvl w:ilvl="2">
-      <w:start w:val="1"/>
-      <w:numFmt w:val="bullet"/>
-      <w:lvlText w:val="■"/>
-      <w:lvlJc w:val="left"/>
-      <w:pPr>
-        <w:ind w:left="2880" w:hanging="360"/>
-      </w:pPr>
-      <w:rPr>
-        <w:u w:val="none"/>
-      </w:rPr>
-    </w:lvl>
-    <w:lvl w:ilvl="3">
-      <w:start w:val="1"/>
-      <w:numFmt w:val="bullet"/>
-      <w:lvlText w:val="●"/>
-      <w:lvlJc w:val="left"/>
-      <w:pPr>
-        <w:ind w:left="3600" w:hanging="360"/>
-      </w:pPr>
-      <w:rPr>
-        <w:u w:val="none"/>
-      </w:rPr>
-    </w:lvl>
-    <w:lvl w:ilvl="4">
-      <w:start w:val="1"/>
-      <w:numFmt w:val="bullet"/>
-      <w:lvlText w:val="○"/>
-      <w:lvlJc w:val="left"/>
-      <w:pPr>
-        <w:ind w:left="4320" w:hanging="360"/>
-      </w:pPr>
-      <w:rPr>
-        <w:u w:val="none"/>
-      </w:rPr>
-    </w:lvl>
-    <w:lvl w:ilvl="5">
-      <w:start w:val="1"/>
-      <w:numFmt w:val="bullet"/>
-      <w:lvlText w:val="■"/>
-      <w:lvlJc w:val="left"/>
-      <w:pPr>
-        <w:ind w:left="5040" w:hanging="360"/>
-      </w:pPr>
-      <w:rPr>
-        <w:u w:val="none"/>
-      </w:rPr>
-    </w:lvl>
-    <w:lvl w:ilvl="6">
-      <w:start w:val="1"/>
-      <w:numFmt w:val="bullet"/>
-      <w:lvlText w:val="●"/>
-      <w:lvlJc w:val="left"/>
-      <w:pPr>
-        <w:ind w:left="5760" w:hanging="360"/>
-      </w:pPr>
-      <w:rPr>
-        <w:u w:val="none"/>
-      </w:rPr>
-    </w:lvl>
-    <w:lvl w:ilvl="7">
-      <w:start w:val="1"/>
-      <w:numFmt w:val="bullet"/>
-      <w:lvlText w:val="○"/>
-      <w:lvlJc w:val="left"/>
-      <w:pPr>
-        <w:ind w:left="6480" w:hanging="360"/>
-      </w:pPr>
-      <w:rPr>
-        <w:u w:val="none"/>
-      </w:rPr>
-    </w:lvl>
-    <w:lvl w:ilvl="8">
-      <w:start w:val="1"/>
-      <w:numFmt w:val="bullet"/>
-      <w:lvlText w:val="■"/>
-      <w:lvlJc w:val="left"/>
-      <w:pPr>
-        <w:ind w:left="7200" w:hanging="360"/>
-      </w:pPr>
-      <w:rPr>
-        <w:u w:val="none"/>
-      </w:rPr>
-    </w:lvl>
-  </w:abstractNum>
-  <w:abstractNum w:abstractNumId="19" w15:restartNumberingAfterBreak="0">
-    <w:nsid w:val="2BF354CB"/>
-    <w:multiLevelType w:val="multilevel"/>
-    <w:tmpl w:val="866A0BBA"/>
-    <w:lvl w:ilvl="0">
-      <w:start w:val="1"/>
-      <w:numFmt w:val="bullet"/>
-      <w:lvlText w:val="●"/>
-      <w:lvlJc w:val="left"/>
-      <w:pPr>
-        <w:ind w:left="1440" w:hanging="360"/>
-      </w:pPr>
-      <w:rPr>
-        <w:u w:val="none"/>
-      </w:rPr>
-    </w:lvl>
-    <w:lvl w:ilvl="1">
-      <w:start w:val="1"/>
-      <w:numFmt w:val="bullet"/>
-      <w:lvlText w:val="○"/>
-      <w:lvlJc w:val="left"/>
-      <w:pPr>
-        <w:ind w:left="2160" w:hanging="360"/>
-      </w:pPr>
-      <w:rPr>
-        <w:u w:val="none"/>
-      </w:rPr>
-    </w:lvl>
-    <w:lvl w:ilvl="2">
-      <w:start w:val="1"/>
-      <w:numFmt w:val="bullet"/>
-      <w:lvlText w:val="■"/>
-      <w:lvlJc w:val="left"/>
-      <w:pPr>
-        <w:ind w:left="2880" w:hanging="360"/>
-      </w:pPr>
-      <w:rPr>
-        <w:u w:val="none"/>
-      </w:rPr>
-    </w:lvl>
-    <w:lvl w:ilvl="3">
-      <w:start w:val="1"/>
-      <w:numFmt w:val="bullet"/>
-      <w:lvlText w:val="●"/>
-      <w:lvlJc w:val="left"/>
-      <w:pPr>
-        <w:ind w:left="3600" w:hanging="360"/>
-      </w:pPr>
-      <w:rPr>
-        <w:u w:val="none"/>
-      </w:rPr>
-    </w:lvl>
-    <w:lvl w:ilvl="4">
-      <w:start w:val="1"/>
-      <w:numFmt w:val="bullet"/>
-      <w:lvlText w:val="○"/>
-      <w:lvlJc w:val="left"/>
-      <w:pPr>
-        <w:ind w:left="4320" w:hanging="360"/>
-      </w:pPr>
-      <w:rPr>
-        <w:u w:val="none"/>
-      </w:rPr>
-    </w:lvl>
-    <w:lvl w:ilvl="5">
-      <w:start w:val="1"/>
-      <w:numFmt w:val="bullet"/>
-      <w:lvlText w:val="■"/>
-      <w:lvlJc w:val="left"/>
-      <w:pPr>
-        <w:ind w:left="5040" w:hanging="360"/>
-      </w:pPr>
-      <w:rPr>
-        <w:u w:val="none"/>
-      </w:rPr>
-    </w:lvl>
-    <w:lvl w:ilvl="6">
-      <w:start w:val="1"/>
-      <w:numFmt w:val="bullet"/>
-      <w:lvlText w:val="●"/>
-      <w:lvlJc w:val="left"/>
-      <w:pPr>
-        <w:ind w:left="5760" w:hanging="360"/>
-      </w:pPr>
-      <w:rPr>
-        <w:u w:val="none"/>
-      </w:rPr>
-    </w:lvl>
-    <w:lvl w:ilvl="7">
-      <w:start w:val="1"/>
-      <w:numFmt w:val="bullet"/>
-      <w:lvlText w:val="○"/>
-      <w:lvlJc w:val="left"/>
-      <w:pPr>
-        <w:ind w:left="6480" w:hanging="360"/>
-      </w:pPr>
-      <w:rPr>
-        <w:u w:val="none"/>
-      </w:rPr>
-    </w:lvl>
-    <w:lvl w:ilvl="8">
-      <w:start w:val="1"/>
-      <w:numFmt w:val="bullet"/>
-      <w:lvlText w:val="■"/>
-      <w:lvlJc w:val="left"/>
-      <w:pPr>
-        <w:ind w:left="7200" w:hanging="360"/>
-      </w:pPr>
-      <w:rPr>
-        <w:u w:val="none"/>
-      </w:rPr>
-    </w:lvl>
-  </w:abstractNum>
-  <w:abstractNum w:abstractNumId="20" w15:restartNumberingAfterBreak="0">
-    <w:nsid w:val="2C5E4C22"/>
-    <w:multiLevelType w:val="multilevel"/>
-    <w:tmpl w:val="1272E71E"/>
-    <w:lvl w:ilvl="0">
-      <w:start w:val="1"/>
-      <w:numFmt w:val="bullet"/>
-      <w:lvlText w:val="-"/>
-      <w:lvlJc w:val="left"/>
-      <w:pPr>
-        <w:ind w:left="1440" w:hanging="360"/>
-      </w:pPr>
-      <w:rPr>
-        <w:u w:val="none"/>
-      </w:rPr>
-    </w:lvl>
-    <w:lvl w:ilvl="1">
-      <w:start w:val="1"/>
-      <w:numFmt w:val="bullet"/>
-      <w:lvlText w:val="-"/>
-      <w:lvlJc w:val="left"/>
-      <w:pPr>
-        <w:ind w:left="2160" w:hanging="360"/>
-      </w:pPr>
-      <w:rPr>
-        <w:u w:val="none"/>
-      </w:rPr>
-    </w:lvl>
-    <w:lvl w:ilvl="2">
-      <w:start w:val="1"/>
-      <w:numFmt w:val="bullet"/>
-      <w:lvlText w:val="-"/>
-      <w:lvlJc w:val="left"/>
-      <w:pPr>
-        <w:ind w:left="2880" w:hanging="360"/>
-      </w:pPr>
-      <w:rPr>
-        <w:u w:val="none"/>
-      </w:rPr>
-    </w:lvl>
-    <w:lvl w:ilvl="3">
-      <w:start w:val="1"/>
-      <w:numFmt w:val="bullet"/>
-      <w:lvlText w:val="-"/>
-      <w:lvlJc w:val="left"/>
-      <w:pPr>
-        <w:ind w:left="3600" w:hanging="360"/>
-      </w:pPr>
-      <w:rPr>
-        <w:u w:val="none"/>
-      </w:rPr>
-    </w:lvl>
-    <w:lvl w:ilvl="4">
-      <w:start w:val="1"/>
-      <w:numFmt w:val="bullet"/>
-      <w:lvlText w:val="-"/>
-      <w:lvlJc w:val="left"/>
-      <w:pPr>
-        <w:ind w:left="4320" w:hanging="360"/>
-      </w:pPr>
-      <w:rPr>
-        <w:u w:val="none"/>
-      </w:rPr>
-    </w:lvl>
-    <w:lvl w:ilvl="5">
-      <w:start w:val="1"/>
-      <w:numFmt w:val="bullet"/>
-      <w:lvlText w:val="-"/>
-      <w:lvlJc w:val="left"/>
-      <w:pPr>
-        <w:ind w:left="5040" w:hanging="360"/>
-      </w:pPr>
-      <w:rPr>
-        <w:u w:val="none"/>
-      </w:rPr>
-    </w:lvl>
-    <w:lvl w:ilvl="6">
-      <w:start w:val="1"/>
-      <w:numFmt w:val="bullet"/>
-      <w:lvlText w:val="-"/>
-      <w:lvlJc w:val="left"/>
-      <w:pPr>
-        <w:ind w:left="5760" w:hanging="360"/>
-      </w:pPr>
-      <w:rPr>
-        <w:u w:val="none"/>
-      </w:rPr>
-    </w:lvl>
-    <w:lvl w:ilvl="7">
-      <w:start w:val="1"/>
-      <w:numFmt w:val="bullet"/>
-      <w:lvlText w:val="-"/>
-      <w:lvlJc w:val="left"/>
-      <w:pPr>
-        <w:ind w:left="6480" w:hanging="360"/>
-      </w:pPr>
-      <w:rPr>
-        <w:u w:val="none"/>
-      </w:rPr>
-    </w:lvl>
-    <w:lvl w:ilvl="8">
-      <w:start w:val="1"/>
-      <w:numFmt w:val="bullet"/>
-      <w:lvlText w:val="-"/>
-      <w:lvlJc w:val="left"/>
-      <w:pPr>
-        <w:ind w:left="7200" w:hanging="360"/>
-      </w:pPr>
-      <w:rPr>
-        <w:u w:val="none"/>
-      </w:rPr>
-    </w:lvl>
-  </w:abstractNum>
-  <w:abstractNum w:abstractNumId="21" w15:restartNumberingAfterBreak="0">
-    <w:nsid w:val="2DFF3C1C"/>
-    <w:multiLevelType w:val="multilevel"/>
-    <w:tmpl w:val="8B76A10C"/>
-    <w:lvl w:ilvl="0">
-      <w:start w:val="1"/>
-      <w:numFmt w:val="decimal"/>
-      <w:lvlText w:val="%1."/>
-      <w:lvlJc w:val="left"/>
-      <w:pPr>
-        <w:ind w:left="720" w:hanging="360"/>
-      </w:pPr>
-      <w:rPr>
-        <w:u w:val="none"/>
-      </w:rPr>
-    </w:lvl>
-    <w:lvl w:ilvl="1">
-      <w:start w:val="1"/>
-      <w:numFmt w:val="lowerLetter"/>
-      <w:lvlText w:val="%2."/>
-      <w:lvlJc w:val="left"/>
-      <w:pPr>
-        <w:ind w:left="1440" w:hanging="360"/>
-      </w:pPr>
-      <w:rPr>
-        <w:u w:val="none"/>
-      </w:rPr>
-    </w:lvl>
-    <w:lvl w:ilvl="2">
-      <w:start w:val="1"/>
-      <w:numFmt w:val="lowerRoman"/>
-      <w:lvlText w:val="%3."/>
-      <w:lvlJc w:val="right"/>
-      <w:pPr>
-        <w:ind w:left="2160" w:hanging="360"/>
-      </w:pPr>
-      <w:rPr>
-        <w:u w:val="none"/>
-      </w:rPr>
-    </w:lvl>
-    <w:lvl w:ilvl="3">
-      <w:start w:val="1"/>
-      <w:numFmt w:val="decimal"/>
-      <w:lvlText w:val="%4."/>
-      <w:lvlJc w:val="left"/>
-      <w:pPr>
-        <w:ind w:left="2880" w:hanging="360"/>
-      </w:pPr>
-      <w:rPr>
-        <w:u w:val="none"/>
-      </w:rPr>
-    </w:lvl>
-    <w:lvl w:ilvl="4">
-      <w:start w:val="1"/>
-      <w:numFmt w:val="lowerLetter"/>
-      <w:lvlText w:val="%5."/>
-      <w:lvlJc w:val="left"/>
-      <w:pPr>
-        <w:ind w:left="3600" w:hanging="360"/>
-      </w:pPr>
-      <w:rPr>
-        <w:u w:val="none"/>
-      </w:rPr>
-    </w:lvl>
-    <w:lvl w:ilvl="5">
-      <w:start w:val="1"/>
-      <w:numFmt w:val="lowerRoman"/>
-      <w:lvlText w:val="%6."/>
-      <w:lvlJc w:val="right"/>
-      <w:pPr>
-        <w:ind w:left="4320" w:hanging="360"/>
-      </w:pPr>
-      <w:rPr>
-        <w:u w:val="none"/>
-      </w:rPr>
-    </w:lvl>
-    <w:lvl w:ilvl="6">
-      <w:start w:val="1"/>
-      <w:numFmt w:val="decimal"/>
-      <w:lvlText w:val="%7."/>
-      <w:lvlJc w:val="left"/>
-      <w:pPr>
-        <w:ind w:left="5040" w:hanging="360"/>
-      </w:pPr>
-      <w:rPr>
-        <w:u w:val="none"/>
-      </w:rPr>
-    </w:lvl>
-    <w:lvl w:ilvl="7">
-      <w:start w:val="1"/>
-      <w:numFmt w:val="lowerLetter"/>
-      <w:lvlText w:val="%8."/>
-      <w:lvlJc w:val="left"/>
-      <w:pPr>
-        <w:ind w:left="5760" w:hanging="360"/>
-      </w:pPr>
-      <w:rPr>
-        <w:u w:val="none"/>
-      </w:rPr>
-    </w:lvl>
-    <w:lvl w:ilvl="8">
-      <w:start w:val="1"/>
-      <w:numFmt w:val="lowerRoman"/>
-      <w:lvlText w:val="%9."/>
-      <w:lvlJc w:val="right"/>
-      <w:pPr>
-        <w:ind w:left="6480" w:hanging="360"/>
-      </w:pPr>
-      <w:rPr>
-        <w:u w:val="none"/>
-      </w:rPr>
-    </w:lvl>
-  </w:abstractNum>
-  <w:abstractNum w:abstractNumId="22" w15:restartNumberingAfterBreak="0">
-    <w:nsid w:val="32B4545C"/>
-    <w:multiLevelType w:val="multilevel"/>
-    <w:tmpl w:val="089EF376"/>
+    <w:tmpl w:val="4050BF02"/>
     <w:lvl w:ilvl="0">
       <w:start w:val="1"/>
       <w:numFmt w:val="bullet"/>
@@ -10569,16 +10456,20 @@
         <w:sz w:val="20"/>
       </w:rPr>
     </w:lvl>
-    <w:lvl w:ilvl="1">
+    <w:lvl w:ilvl="1" w:tentative="1">
       <w:start w:val="1"/>
       <w:numFmt w:val="bullet"/>
-      <w:lvlText w:val="-"/>
+      <w:lvlText w:val="o"/>
       <w:lvlJc w:val="left"/>
       <w:pPr>
+        <w:tabs>
+          <w:tab w:val="num" w:pos="1440"/>
+        </w:tabs>
         <w:ind w:left="1440" w:hanging="360"/>
       </w:pPr>
       <w:rPr>
-        <w:rFonts w:ascii="맑은 고딕" w:eastAsia="맑은 고딕" w:hAnsi="맑은 고딕" w:cstheme="minorBidi" w:hint="eastAsia"/>
+        <w:rFonts w:ascii="Courier New" w:hAnsi="Courier New" w:hint="default"/>
+        <w:sz w:val="20"/>
       </w:rPr>
     </w:lvl>
     <w:lvl w:ilvl="2" w:tentative="1">
@@ -10694,236 +10585,10 @@
       </w:rPr>
     </w:lvl>
   </w:abstractNum>
-  <w:abstractNum w:abstractNumId="23" w15:restartNumberingAfterBreak="0">
-    <w:nsid w:val="33E63B2B"/>
+  <w:abstractNum w:abstractNumId="2" w15:restartNumberingAfterBreak="0">
+    <w:nsid w:val="5F534D79"/>
     <w:multiLevelType w:val="multilevel"/>
-    <w:tmpl w:val="3E56D05E"/>
-    <w:lvl w:ilvl="0">
-      <w:start w:val="1"/>
-      <w:numFmt w:val="bullet"/>
-      <w:lvlText w:val="●"/>
-      <w:lvlJc w:val="left"/>
-      <w:pPr>
-        <w:ind w:left="720" w:hanging="360"/>
-      </w:pPr>
-      <w:rPr>
-        <w:u w:val="none"/>
-      </w:rPr>
-    </w:lvl>
-    <w:lvl w:ilvl="1">
-      <w:start w:val="1"/>
-      <w:numFmt w:val="bullet"/>
-      <w:lvlText w:val="○"/>
-      <w:lvlJc w:val="left"/>
-      <w:pPr>
-        <w:ind w:left="1440" w:hanging="360"/>
-      </w:pPr>
-      <w:rPr>
-        <w:u w:val="none"/>
-      </w:rPr>
-    </w:lvl>
-    <w:lvl w:ilvl="2">
-      <w:start w:val="1"/>
-      <w:numFmt w:val="bullet"/>
-      <w:lvlText w:val="■"/>
-      <w:lvlJc w:val="left"/>
-      <w:pPr>
-        <w:ind w:left="2160" w:hanging="360"/>
-      </w:pPr>
-      <w:rPr>
-        <w:u w:val="none"/>
-      </w:rPr>
-    </w:lvl>
-    <w:lvl w:ilvl="3">
-      <w:start w:val="1"/>
-      <w:numFmt w:val="bullet"/>
-      <w:lvlText w:val="●"/>
-      <w:lvlJc w:val="left"/>
-      <w:pPr>
-        <w:ind w:left="2880" w:hanging="360"/>
-      </w:pPr>
-      <w:rPr>
-        <w:u w:val="none"/>
-      </w:rPr>
-    </w:lvl>
-    <w:lvl w:ilvl="4">
-      <w:start w:val="1"/>
-      <w:numFmt w:val="bullet"/>
-      <w:lvlText w:val="○"/>
-      <w:lvlJc w:val="left"/>
-      <w:pPr>
-        <w:ind w:left="3600" w:hanging="360"/>
-      </w:pPr>
-      <w:rPr>
-        <w:u w:val="none"/>
-      </w:rPr>
-    </w:lvl>
-    <w:lvl w:ilvl="5">
-      <w:start w:val="1"/>
-      <w:numFmt w:val="bullet"/>
-      <w:lvlText w:val="■"/>
-      <w:lvlJc w:val="left"/>
-      <w:pPr>
-        <w:ind w:left="4320" w:hanging="360"/>
-      </w:pPr>
-      <w:rPr>
-        <w:u w:val="none"/>
-      </w:rPr>
-    </w:lvl>
-    <w:lvl w:ilvl="6">
-      <w:start w:val="1"/>
-      <w:numFmt w:val="bullet"/>
-      <w:lvlText w:val="●"/>
-      <w:lvlJc w:val="left"/>
-      <w:pPr>
-        <w:ind w:left="5040" w:hanging="360"/>
-      </w:pPr>
-      <w:rPr>
-        <w:u w:val="none"/>
-      </w:rPr>
-    </w:lvl>
-    <w:lvl w:ilvl="7">
-      <w:start w:val="1"/>
-      <w:numFmt w:val="bullet"/>
-      <w:lvlText w:val="○"/>
-      <w:lvlJc w:val="left"/>
-      <w:pPr>
-        <w:ind w:left="5760" w:hanging="360"/>
-      </w:pPr>
-      <w:rPr>
-        <w:u w:val="none"/>
-      </w:rPr>
-    </w:lvl>
-    <w:lvl w:ilvl="8">
-      <w:start w:val="1"/>
-      <w:numFmt w:val="bullet"/>
-      <w:lvlText w:val="■"/>
-      <w:lvlJc w:val="left"/>
-      <w:pPr>
-        <w:ind w:left="6480" w:hanging="360"/>
-      </w:pPr>
-      <w:rPr>
-        <w:u w:val="none"/>
-      </w:rPr>
-    </w:lvl>
-  </w:abstractNum>
-  <w:abstractNum w:abstractNumId="24" w15:restartNumberingAfterBreak="0">
-    <w:nsid w:val="352B657B"/>
-    <w:multiLevelType w:val="multilevel"/>
-    <w:tmpl w:val="B7A6127C"/>
-    <w:lvl w:ilvl="0">
-      <w:start w:val="1"/>
-      <w:numFmt w:val="bullet"/>
-      <w:lvlText w:val="-"/>
-      <w:lvlJc w:val="left"/>
-      <w:pPr>
-        <w:ind w:left="1440" w:hanging="360"/>
-      </w:pPr>
-      <w:rPr>
-        <w:u w:val="none"/>
-      </w:rPr>
-    </w:lvl>
-    <w:lvl w:ilvl="1">
-      <w:start w:val="1"/>
-      <w:numFmt w:val="bullet"/>
-      <w:lvlText w:val="-"/>
-      <w:lvlJc w:val="left"/>
-      <w:pPr>
-        <w:ind w:left="2160" w:hanging="360"/>
-      </w:pPr>
-      <w:rPr>
-        <w:u w:val="none"/>
-      </w:rPr>
-    </w:lvl>
-    <w:lvl w:ilvl="2">
-      <w:start w:val="1"/>
-      <w:numFmt w:val="bullet"/>
-      <w:lvlText w:val="-"/>
-      <w:lvlJc w:val="left"/>
-      <w:pPr>
-        <w:ind w:left="2880" w:hanging="360"/>
-      </w:pPr>
-      <w:rPr>
-        <w:u w:val="none"/>
-      </w:rPr>
-    </w:lvl>
-    <w:lvl w:ilvl="3">
-      <w:start w:val="1"/>
-      <w:numFmt w:val="bullet"/>
-      <w:lvlText w:val="-"/>
-      <w:lvlJc w:val="left"/>
-      <w:pPr>
-        <w:ind w:left="3600" w:hanging="360"/>
-      </w:pPr>
-      <w:rPr>
-        <w:u w:val="none"/>
-      </w:rPr>
-    </w:lvl>
-    <w:lvl w:ilvl="4">
-      <w:start w:val="1"/>
-      <w:numFmt w:val="bullet"/>
-      <w:lvlText w:val="-"/>
-      <w:lvlJc w:val="left"/>
-      <w:pPr>
-        <w:ind w:left="4320" w:hanging="360"/>
-      </w:pPr>
-      <w:rPr>
-        <w:u w:val="none"/>
-      </w:rPr>
-    </w:lvl>
-    <w:lvl w:ilvl="5">
-      <w:start w:val="1"/>
-      <w:numFmt w:val="bullet"/>
-      <w:lvlText w:val="-"/>
-      <w:lvlJc w:val="left"/>
-      <w:pPr>
-        <w:ind w:left="5040" w:hanging="360"/>
-      </w:pPr>
-      <w:rPr>
-        <w:u w:val="none"/>
-      </w:rPr>
-    </w:lvl>
-    <w:lvl w:ilvl="6">
-      <w:start w:val="1"/>
-      <w:numFmt w:val="bullet"/>
-      <w:lvlText w:val="-"/>
-      <w:lvlJc w:val="left"/>
-      <w:pPr>
-        <w:ind w:left="5760" w:hanging="360"/>
-      </w:pPr>
-      <w:rPr>
-        <w:u w:val="none"/>
-      </w:rPr>
-    </w:lvl>
-    <w:lvl w:ilvl="7">
-      <w:start w:val="1"/>
-      <w:numFmt w:val="bullet"/>
-      <w:lvlText w:val="-"/>
-      <w:lvlJc w:val="left"/>
-      <w:pPr>
-        <w:ind w:left="6480" w:hanging="360"/>
-      </w:pPr>
-      <w:rPr>
-        <w:u w:val="none"/>
-      </w:rPr>
-    </w:lvl>
-    <w:lvl w:ilvl="8">
-      <w:start w:val="1"/>
-      <w:numFmt w:val="bullet"/>
-      <w:lvlText w:val="-"/>
-      <w:lvlJc w:val="left"/>
-      <w:pPr>
-        <w:ind w:left="7200" w:hanging="360"/>
-      </w:pPr>
-      <w:rPr>
-        <w:u w:val="none"/>
-      </w:rPr>
-    </w:lvl>
-  </w:abstractNum>
-  <w:abstractNum w:abstractNumId="25" w15:restartNumberingAfterBreak="0">
-    <w:nsid w:val="36C73493"/>
-    <w:multiLevelType w:val="multilevel"/>
-    <w:tmpl w:val="5AFCD9BC"/>
+    <w:tmpl w:val="E184431A"/>
     <w:lvl w:ilvl="0">
       <w:start w:val="1"/>
       <w:numFmt w:val="bullet"/>
@@ -11069,97 +10734,8 @@
       </w:rPr>
     </w:lvl>
   </w:abstractNum>
-  <w:abstractNum w:abstractNumId="26" w15:restartNumberingAfterBreak="0">
-    <w:nsid w:val="3BD63B6F"/>
-    <w:multiLevelType w:val="hybridMultilevel"/>
-    <w:tmpl w:val="892254C2"/>
-    <w:lvl w:ilvl="0" w:tplc="E15C380C">
-      <w:start w:val="1"/>
-      <w:numFmt w:val="decimal"/>
-      <w:lvlText w:val="%1."/>
-      <w:lvlJc w:val="left"/>
-      <w:pPr>
-        <w:ind w:left="800" w:hanging="360"/>
-      </w:pPr>
-      <w:rPr>
-        <w:rFonts w:hint="default"/>
-      </w:rPr>
-    </w:lvl>
-    <w:lvl w:ilvl="1" w:tplc="04090019" w:tentative="1">
-      <w:start w:val="1"/>
-      <w:numFmt w:val="upperLetter"/>
-      <w:lvlText w:val="%2."/>
-      <w:lvlJc w:val="left"/>
-      <w:pPr>
-        <w:ind w:left="1320" w:hanging="440"/>
-      </w:pPr>
-    </w:lvl>
-    <w:lvl w:ilvl="2" w:tplc="0409001B" w:tentative="1">
-      <w:start w:val="1"/>
-      <w:numFmt w:val="lowerRoman"/>
-      <w:lvlText w:val="%3."/>
-      <w:lvlJc w:val="right"/>
-      <w:pPr>
-        <w:ind w:left="1760" w:hanging="440"/>
-      </w:pPr>
-    </w:lvl>
-    <w:lvl w:ilvl="3" w:tplc="0409000F" w:tentative="1">
-      <w:start w:val="1"/>
-      <w:numFmt w:val="decimal"/>
-      <w:lvlText w:val="%4."/>
-      <w:lvlJc w:val="left"/>
-      <w:pPr>
-        <w:ind w:left="2200" w:hanging="440"/>
-      </w:pPr>
-    </w:lvl>
-    <w:lvl w:ilvl="4" w:tplc="04090019" w:tentative="1">
-      <w:start w:val="1"/>
-      <w:numFmt w:val="upperLetter"/>
-      <w:lvlText w:val="%5."/>
-      <w:lvlJc w:val="left"/>
-      <w:pPr>
-        <w:ind w:left="2640" w:hanging="440"/>
-      </w:pPr>
-    </w:lvl>
-    <w:lvl w:ilvl="5" w:tplc="0409001B" w:tentative="1">
-      <w:start w:val="1"/>
-      <w:numFmt w:val="lowerRoman"/>
-      <w:lvlText w:val="%6."/>
-      <w:lvlJc w:val="right"/>
-      <w:pPr>
-        <w:ind w:left="3080" w:hanging="440"/>
-      </w:pPr>
-    </w:lvl>
-    <w:lvl w:ilvl="6" w:tplc="0409000F" w:tentative="1">
-      <w:start w:val="1"/>
-      <w:numFmt w:val="decimal"/>
-      <w:lvlText w:val="%7."/>
-      <w:lvlJc w:val="left"/>
-      <w:pPr>
-        <w:ind w:left="3520" w:hanging="440"/>
-      </w:pPr>
-    </w:lvl>
-    <w:lvl w:ilvl="7" w:tplc="04090019" w:tentative="1">
-      <w:start w:val="1"/>
-      <w:numFmt w:val="upperLetter"/>
-      <w:lvlText w:val="%8."/>
-      <w:lvlJc w:val="left"/>
-      <w:pPr>
-        <w:ind w:left="3960" w:hanging="440"/>
-      </w:pPr>
-    </w:lvl>
-    <w:lvl w:ilvl="8" w:tplc="0409001B" w:tentative="1">
-      <w:start w:val="1"/>
-      <w:numFmt w:val="lowerRoman"/>
-      <w:lvlText w:val="%9."/>
-      <w:lvlJc w:val="right"/>
-      <w:pPr>
-        <w:ind w:left="4400" w:hanging="440"/>
-      </w:pPr>
-    </w:lvl>
-  </w:abstractNum>
-  <w:abstractNum w:abstractNumId="27" w15:restartNumberingAfterBreak="0">
-    <w:nsid w:val="3FE1636B"/>
+  <w:abstractNum w:abstractNumId="3" w15:restartNumberingAfterBreak="0">
+    <w:nsid w:val="60946664"/>
     <w:multiLevelType w:val="multilevel"/>
     <w:tmpl w:val="FBEC30BC"/>
     <w:lvl w:ilvl="0">
@@ -11262,236 +10838,100 @@
       </w:rPr>
     </w:lvl>
   </w:abstractNum>
-  <w:abstractNum w:abstractNumId="28" w15:restartNumberingAfterBreak="0">
-    <w:nsid w:val="407B7D11"/>
-    <w:multiLevelType w:val="multilevel"/>
-    <w:tmpl w:val="8EF83546"/>
-    <w:lvl w:ilvl="0">
+  <w:abstractNum w:abstractNumId="4" w15:restartNumberingAfterBreak="0">
+    <w:nsid w:val="740072F6"/>
+    <w:multiLevelType w:val="hybridMultilevel"/>
+    <w:tmpl w:val="833883B0"/>
+    <w:lvl w:ilvl="0" w:tplc="E07A3696">
       <w:start w:val="1"/>
-      <w:numFmt w:val="bullet"/>
-      <w:lvlText w:val="●"/>
+      <w:numFmt w:val="decimal"/>
+      <w:lvlText w:val="%1)"/>
       <w:lvlJc w:val="left"/>
       <w:pPr>
-        <w:ind w:left="720" w:hanging="360"/>
+        <w:ind w:left="360" w:hanging="360"/>
       </w:pPr>
       <w:rPr>
-        <w:u w:val="none"/>
+        <w:rFonts w:hint="default"/>
+        <w:b/>
       </w:rPr>
     </w:lvl>
-    <w:lvl w:ilvl="1">
+    <w:lvl w:ilvl="1" w:tplc="04090019" w:tentative="1">
       <w:start w:val="1"/>
-      <w:numFmt w:val="bullet"/>
-      <w:lvlText w:val="○"/>
+      <w:numFmt w:val="upperLetter"/>
+      <w:lvlText w:val="%2."/>
       <w:lvlJc w:val="left"/>
       <w:pPr>
-        <w:ind w:left="1440" w:hanging="360"/>
-      </w:pPr>
-      <w:rPr>
-        <w:u w:val="none"/>
-      </w:rPr>
+        <w:ind w:left="880" w:hanging="440"/>
+      </w:pPr>
     </w:lvl>
-    <w:lvl w:ilvl="2">
+    <w:lvl w:ilvl="2" w:tplc="0409001B" w:tentative="1">
       <w:start w:val="1"/>
-      <w:numFmt w:val="bullet"/>
-      <w:lvlText w:val="■"/>
+      <w:numFmt w:val="lowerRoman"/>
+      <w:lvlText w:val="%3."/>
+      <w:lvlJc w:val="right"/>
+      <w:pPr>
+        <w:ind w:left="1320" w:hanging="440"/>
+      </w:pPr>
+    </w:lvl>
+    <w:lvl w:ilvl="3" w:tplc="0409000F" w:tentative="1">
+      <w:start w:val="1"/>
+      <w:numFmt w:val="decimal"/>
+      <w:lvlText w:val="%4."/>
       <w:lvlJc w:val="left"/>
       <w:pPr>
-        <w:ind w:left="2160" w:hanging="360"/>
-      </w:pPr>
-      <w:rPr>
-        <w:u w:val="none"/>
-      </w:rPr>
+        <w:ind w:left="1760" w:hanging="440"/>
+      </w:pPr>
     </w:lvl>
-    <w:lvl w:ilvl="3">
+    <w:lvl w:ilvl="4" w:tplc="04090019" w:tentative="1">
       <w:start w:val="1"/>
-      <w:numFmt w:val="bullet"/>
-      <w:lvlText w:val="●"/>
+      <w:numFmt w:val="upperLetter"/>
+      <w:lvlText w:val="%5."/>
       <w:lvlJc w:val="left"/>
       <w:pPr>
-        <w:ind w:left="2880" w:hanging="360"/>
-      </w:pPr>
-      <w:rPr>
-        <w:u w:val="none"/>
-      </w:rPr>
+        <w:ind w:left="2200" w:hanging="440"/>
+      </w:pPr>
     </w:lvl>
-    <w:lvl w:ilvl="4">
+    <w:lvl w:ilvl="5" w:tplc="0409001B" w:tentative="1">
       <w:start w:val="1"/>
-      <w:numFmt w:val="bullet"/>
-      <w:lvlText w:val="○"/>
+      <w:numFmt w:val="lowerRoman"/>
+      <w:lvlText w:val="%6."/>
+      <w:lvlJc w:val="right"/>
+      <w:pPr>
+        <w:ind w:left="2640" w:hanging="440"/>
+      </w:pPr>
+    </w:lvl>
+    <w:lvl w:ilvl="6" w:tplc="0409000F" w:tentative="1">
+      <w:start w:val="1"/>
+      <w:numFmt w:val="decimal"/>
+      <w:lvlText w:val="%7."/>
       <w:lvlJc w:val="left"/>
       <w:pPr>
-        <w:ind w:left="3600" w:hanging="360"/>
-      </w:pPr>
-      <w:rPr>
-        <w:u w:val="none"/>
-      </w:rPr>
+        <w:ind w:left="3080" w:hanging="440"/>
+      </w:pPr>
     </w:lvl>
-    <w:lvl w:ilvl="5">
+    <w:lvl w:ilvl="7" w:tplc="04090019" w:tentative="1">
       <w:start w:val="1"/>
-      <w:numFmt w:val="bullet"/>
-      <w:lvlText w:val="■"/>
+      <w:numFmt w:val="upperLetter"/>
+      <w:lvlText w:val="%8."/>
       <w:lvlJc w:val="left"/>
       <w:pPr>
-        <w:ind w:left="4320" w:hanging="360"/>
-      </w:pPr>
-      <w:rPr>
-        <w:u w:val="none"/>
-      </w:rPr>
+        <w:ind w:left="3520" w:hanging="440"/>
+      </w:pPr>
     </w:lvl>
-    <w:lvl w:ilvl="6">
+    <w:lvl w:ilvl="8" w:tplc="0409001B" w:tentative="1">
       <w:start w:val="1"/>
-      <w:numFmt w:val="bullet"/>
-      <w:lvlText w:val="●"/>
-      <w:lvlJc w:val="left"/>
-      <w:pPr>
-        <w:ind w:left="5040" w:hanging="360"/>
-      </w:pPr>
-      <w:rPr>
-        <w:u w:val="none"/>
-      </w:rPr>
-    </w:lvl>
-    <w:lvl w:ilvl="7">
-      <w:start w:val="1"/>
-      <w:numFmt w:val="bullet"/>
-      <w:lvlText w:val="○"/>
-      <w:lvlJc w:val="left"/>
-      <w:pPr>
-        <w:ind w:left="5760" w:hanging="360"/>
-      </w:pPr>
-      <w:rPr>
-        <w:u w:val="none"/>
-      </w:rPr>
-    </w:lvl>
-    <w:lvl w:ilvl="8">
-      <w:start w:val="1"/>
-      <w:numFmt w:val="bullet"/>
-      <w:lvlText w:val="■"/>
-      <w:lvlJc w:val="left"/>
-      <w:pPr>
-        <w:ind w:left="6480" w:hanging="360"/>
-      </w:pPr>
-      <w:rPr>
-        <w:u w:val="none"/>
-      </w:rPr>
+      <w:numFmt w:val="lowerRoman"/>
+      <w:lvlText w:val="%9."/>
+      <w:lvlJc w:val="right"/>
+      <w:pPr>
+        <w:ind w:left="3960" w:hanging="440"/>
+      </w:pPr>
     </w:lvl>
   </w:abstractNum>
-  <w:abstractNum w:abstractNumId="29" w15:restartNumberingAfterBreak="0">
-    <w:nsid w:val="440E06F7"/>
+  <w:abstractNum w:abstractNumId="5" w15:restartNumberingAfterBreak="0">
+    <w:nsid w:val="7B4A25C0"/>
     <w:multiLevelType w:val="multilevel"/>
-    <w:tmpl w:val="C7A6D616"/>
-    <w:lvl w:ilvl="0">
-      <w:start w:val="1"/>
-      <w:numFmt w:val="bullet"/>
-      <w:lvlText w:val="-"/>
-      <w:lvlJc w:val="left"/>
-      <w:pPr>
-        <w:ind w:left="1440" w:hanging="360"/>
-      </w:pPr>
-      <w:rPr>
-        <w:u w:val="none"/>
-      </w:rPr>
-    </w:lvl>
-    <w:lvl w:ilvl="1">
-      <w:start w:val="1"/>
-      <w:numFmt w:val="bullet"/>
-      <w:lvlText w:val="-"/>
-      <w:lvlJc w:val="left"/>
-      <w:pPr>
-        <w:ind w:left="2160" w:hanging="360"/>
-      </w:pPr>
-      <w:rPr>
-        <w:u w:val="none"/>
-      </w:rPr>
-    </w:lvl>
-    <w:lvl w:ilvl="2">
-      <w:start w:val="1"/>
-      <w:numFmt w:val="bullet"/>
-      <w:lvlText w:val="-"/>
-      <w:lvlJc w:val="left"/>
-      <w:pPr>
-        <w:ind w:left="2880" w:hanging="360"/>
-      </w:pPr>
-      <w:rPr>
-        <w:u w:val="none"/>
-      </w:rPr>
-    </w:lvl>
-    <w:lvl w:ilvl="3">
-      <w:start w:val="1"/>
-      <w:numFmt w:val="bullet"/>
-      <w:lvlText w:val="-"/>
-      <w:lvlJc w:val="left"/>
-      <w:pPr>
-        <w:ind w:left="3600" w:hanging="360"/>
-      </w:pPr>
-      <w:rPr>
-        <w:u w:val="none"/>
-      </w:rPr>
-    </w:lvl>
-    <w:lvl w:ilvl="4">
-      <w:start w:val="1"/>
-      <w:numFmt w:val="bullet"/>
-      <w:lvlText w:val="-"/>
-      <w:lvlJc w:val="left"/>
-      <w:pPr>
-        <w:ind w:left="4320" w:hanging="360"/>
-      </w:pPr>
-      <w:rPr>
-        <w:u w:val="none"/>
-      </w:rPr>
-    </w:lvl>
-    <w:lvl w:ilvl="5">
-      <w:start w:val="1"/>
-      <w:numFmt w:val="bullet"/>
-      <w:lvlText w:val="-"/>
-      <w:lvlJc w:val="left"/>
-      <w:pPr>
-        <w:ind w:left="5040" w:hanging="360"/>
-      </w:pPr>
-      <w:rPr>
-        <w:u w:val="none"/>
-      </w:rPr>
-    </w:lvl>
-    <w:lvl w:ilvl="6">
-      <w:start w:val="1"/>
-      <w:numFmt w:val="bullet"/>
-      <w:lvlText w:val="-"/>
-      <w:lvlJc w:val="left"/>
-      <w:pPr>
-        <w:ind w:left="5760" w:hanging="360"/>
-      </w:pPr>
-      <w:rPr>
-        <w:u w:val="none"/>
-      </w:rPr>
-    </w:lvl>
-    <w:lvl w:ilvl="7">
-      <w:start w:val="1"/>
-      <w:numFmt w:val="bullet"/>
-      <w:lvlText w:val="-"/>
-      <w:lvlJc w:val="left"/>
-      <w:pPr>
-        <w:ind w:left="6480" w:hanging="360"/>
-      </w:pPr>
-      <w:rPr>
-        <w:u w:val="none"/>
-      </w:rPr>
-    </w:lvl>
-    <w:lvl w:ilvl="8">
-      <w:start w:val="1"/>
-      <w:numFmt w:val="bullet"/>
-      <w:lvlText w:val="-"/>
-      <w:lvlJc w:val="left"/>
-      <w:pPr>
-        <w:ind w:left="7200" w:hanging="360"/>
-      </w:pPr>
-      <w:rPr>
-        <w:u w:val="none"/>
-      </w:rPr>
-    </w:lvl>
-  </w:abstractNum>
-  <w:abstractNum w:abstractNumId="30" w15:restartNumberingAfterBreak="0">
-    <w:nsid w:val="44F52C2F"/>
-    <w:multiLevelType w:val="multilevel"/>
-    <w:tmpl w:val="9ADA1E0C"/>
+    <w:tmpl w:val="D368FD3C"/>
     <w:lvl w:ilvl="0">
       <w:start w:val="1"/>
       <w:numFmt w:val="bullet"/>
@@ -11508,7 +10948,7 @@
         <w:sz w:val="20"/>
       </w:rPr>
     </w:lvl>
-    <w:lvl w:ilvl="1">
+    <w:lvl w:ilvl="1" w:tentative="1">
       <w:start w:val="1"/>
       <w:numFmt w:val="bullet"/>
       <w:lvlText w:val="o"/>
@@ -11637,1729 +11077,10 @@
       </w:rPr>
     </w:lvl>
   </w:abstractNum>
-  <w:abstractNum w:abstractNumId="31" w15:restartNumberingAfterBreak="0">
-    <w:nsid w:val="4A38175C"/>
+  <w:abstractNum w:abstractNumId="6" w15:restartNumberingAfterBreak="0">
+    <w:nsid w:val="7F886A9E"/>
     <w:multiLevelType w:val="multilevel"/>
-    <w:tmpl w:val="22A46AC4"/>
-    <w:lvl w:ilvl="0">
-      <w:start w:val="1"/>
-      <w:numFmt w:val="bullet"/>
-      <w:lvlText w:val="-"/>
-      <w:lvlJc w:val="left"/>
-      <w:pPr>
-        <w:ind w:left="1440" w:hanging="360"/>
-      </w:pPr>
-      <w:rPr>
-        <w:u w:val="none"/>
-      </w:rPr>
-    </w:lvl>
-    <w:lvl w:ilvl="1">
-      <w:start w:val="1"/>
-      <w:numFmt w:val="bullet"/>
-      <w:lvlText w:val="-"/>
-      <w:lvlJc w:val="left"/>
-      <w:pPr>
-        <w:ind w:left="2160" w:hanging="360"/>
-      </w:pPr>
-      <w:rPr>
-        <w:u w:val="none"/>
-      </w:rPr>
-    </w:lvl>
-    <w:lvl w:ilvl="2">
-      <w:start w:val="1"/>
-      <w:numFmt w:val="bullet"/>
-      <w:lvlText w:val="-"/>
-      <w:lvlJc w:val="left"/>
-      <w:pPr>
-        <w:ind w:left="2880" w:hanging="360"/>
-      </w:pPr>
-      <w:rPr>
-        <w:u w:val="none"/>
-      </w:rPr>
-    </w:lvl>
-    <w:lvl w:ilvl="3">
-      <w:start w:val="1"/>
-      <w:numFmt w:val="bullet"/>
-      <w:lvlText w:val="-"/>
-      <w:lvlJc w:val="left"/>
-      <w:pPr>
-        <w:ind w:left="3600" w:hanging="360"/>
-      </w:pPr>
-      <w:rPr>
-        <w:u w:val="none"/>
-      </w:rPr>
-    </w:lvl>
-    <w:lvl w:ilvl="4">
-      <w:start w:val="1"/>
-      <w:numFmt w:val="bullet"/>
-      <w:lvlText w:val="-"/>
-      <w:lvlJc w:val="left"/>
-      <w:pPr>
-        <w:ind w:left="4320" w:hanging="360"/>
-      </w:pPr>
-      <w:rPr>
-        <w:u w:val="none"/>
-      </w:rPr>
-    </w:lvl>
-    <w:lvl w:ilvl="5">
-      <w:start w:val="1"/>
-      <w:numFmt w:val="bullet"/>
-      <w:lvlText w:val="-"/>
-      <w:lvlJc w:val="left"/>
-      <w:pPr>
-        <w:ind w:left="5040" w:hanging="360"/>
-      </w:pPr>
-      <w:rPr>
-        <w:u w:val="none"/>
-      </w:rPr>
-    </w:lvl>
-    <w:lvl w:ilvl="6">
-      <w:start w:val="1"/>
-      <w:numFmt w:val="bullet"/>
-      <w:lvlText w:val="-"/>
-      <w:lvlJc w:val="left"/>
-      <w:pPr>
-        <w:ind w:left="5760" w:hanging="360"/>
-      </w:pPr>
-      <w:rPr>
-        <w:u w:val="none"/>
-      </w:rPr>
-    </w:lvl>
-    <w:lvl w:ilvl="7">
-      <w:start w:val="1"/>
-      <w:numFmt w:val="bullet"/>
-      <w:lvlText w:val="-"/>
-      <w:lvlJc w:val="left"/>
-      <w:pPr>
-        <w:ind w:left="6480" w:hanging="360"/>
-      </w:pPr>
-      <w:rPr>
-        <w:u w:val="none"/>
-      </w:rPr>
-    </w:lvl>
-    <w:lvl w:ilvl="8">
-      <w:start w:val="1"/>
-      <w:numFmt w:val="bullet"/>
-      <w:lvlText w:val="-"/>
-      <w:lvlJc w:val="left"/>
-      <w:pPr>
-        <w:ind w:left="7200" w:hanging="360"/>
-      </w:pPr>
-      <w:rPr>
-        <w:u w:val="none"/>
-      </w:rPr>
-    </w:lvl>
-  </w:abstractNum>
-  <w:abstractNum w:abstractNumId="32" w15:restartNumberingAfterBreak="0">
-    <w:nsid w:val="4B08338D"/>
-    <w:multiLevelType w:val="multilevel"/>
-    <w:tmpl w:val="C32851E0"/>
-    <w:lvl w:ilvl="0">
-      <w:start w:val="1"/>
-      <w:numFmt w:val="bullet"/>
-      <w:lvlText w:val="●"/>
-      <w:lvlJc w:val="left"/>
-      <w:pPr>
-        <w:ind w:left="720" w:hanging="360"/>
-      </w:pPr>
-      <w:rPr>
-        <w:u w:val="none"/>
-      </w:rPr>
-    </w:lvl>
-    <w:lvl w:ilvl="1">
-      <w:start w:val="1"/>
-      <w:numFmt w:val="bullet"/>
-      <w:lvlText w:val="○"/>
-      <w:lvlJc w:val="left"/>
-      <w:pPr>
-        <w:ind w:left="1440" w:hanging="360"/>
-      </w:pPr>
-      <w:rPr>
-        <w:u w:val="none"/>
-      </w:rPr>
-    </w:lvl>
-    <w:lvl w:ilvl="2">
-      <w:start w:val="1"/>
-      <w:numFmt w:val="bullet"/>
-      <w:lvlText w:val="■"/>
-      <w:lvlJc w:val="left"/>
-      <w:pPr>
-        <w:ind w:left="2160" w:hanging="360"/>
-      </w:pPr>
-      <w:rPr>
-        <w:u w:val="none"/>
-      </w:rPr>
-    </w:lvl>
-    <w:lvl w:ilvl="3">
-      <w:start w:val="1"/>
-      <w:numFmt w:val="bullet"/>
-      <w:lvlText w:val="●"/>
-      <w:lvlJc w:val="left"/>
-      <w:pPr>
-        <w:ind w:left="2880" w:hanging="360"/>
-      </w:pPr>
-      <w:rPr>
-        <w:u w:val="none"/>
-      </w:rPr>
-    </w:lvl>
-    <w:lvl w:ilvl="4">
-      <w:start w:val="1"/>
-      <w:numFmt w:val="bullet"/>
-      <w:lvlText w:val="○"/>
-      <w:lvlJc w:val="left"/>
-      <w:pPr>
-        <w:ind w:left="3600" w:hanging="360"/>
-      </w:pPr>
-      <w:rPr>
-        <w:u w:val="none"/>
-      </w:rPr>
-    </w:lvl>
-    <w:lvl w:ilvl="5">
-      <w:start w:val="1"/>
-      <w:numFmt w:val="bullet"/>
-      <w:lvlText w:val="■"/>
-      <w:lvlJc w:val="left"/>
-      <w:pPr>
-        <w:ind w:left="4320" w:hanging="360"/>
-      </w:pPr>
-      <w:rPr>
-        <w:u w:val="none"/>
-      </w:rPr>
-    </w:lvl>
-    <w:lvl w:ilvl="6">
-      <w:start w:val="1"/>
-      <w:numFmt w:val="bullet"/>
-      <w:lvlText w:val="●"/>
-      <w:lvlJc w:val="left"/>
-      <w:pPr>
-        <w:ind w:left="5040" w:hanging="360"/>
-      </w:pPr>
-      <w:rPr>
-        <w:u w:val="none"/>
-      </w:rPr>
-    </w:lvl>
-    <w:lvl w:ilvl="7">
-      <w:start w:val="1"/>
-      <w:numFmt w:val="bullet"/>
-      <w:lvlText w:val="○"/>
-      <w:lvlJc w:val="left"/>
-      <w:pPr>
-        <w:ind w:left="5760" w:hanging="360"/>
-      </w:pPr>
-      <w:rPr>
-        <w:u w:val="none"/>
-      </w:rPr>
-    </w:lvl>
-    <w:lvl w:ilvl="8">
-      <w:start w:val="1"/>
-      <w:numFmt w:val="bullet"/>
-      <w:lvlText w:val="■"/>
-      <w:lvlJc w:val="left"/>
-      <w:pPr>
-        <w:ind w:left="6480" w:hanging="360"/>
-      </w:pPr>
-      <w:rPr>
-        <w:u w:val="none"/>
-      </w:rPr>
-    </w:lvl>
-  </w:abstractNum>
-  <w:abstractNum w:abstractNumId="33" w15:restartNumberingAfterBreak="0">
-    <w:nsid w:val="4D5168C1"/>
-    <w:multiLevelType w:val="hybridMultilevel"/>
-    <w:tmpl w:val="1CC05BB0"/>
-    <w:lvl w:ilvl="0" w:tplc="FC2819B8">
-      <w:start w:val="1"/>
-      <w:numFmt w:val="decimal"/>
-      <w:lvlText w:val="%1."/>
-      <w:lvlJc w:val="left"/>
-      <w:pPr>
-        <w:ind w:left="800" w:hanging="360"/>
-      </w:pPr>
-      <w:rPr>
-        <w:rFonts w:hint="default"/>
-      </w:rPr>
-    </w:lvl>
-    <w:lvl w:ilvl="1" w:tplc="04090019" w:tentative="1">
-      <w:start w:val="1"/>
-      <w:numFmt w:val="upperLetter"/>
-      <w:lvlText w:val="%2."/>
-      <w:lvlJc w:val="left"/>
-      <w:pPr>
-        <w:ind w:left="1320" w:hanging="440"/>
-      </w:pPr>
-    </w:lvl>
-    <w:lvl w:ilvl="2" w:tplc="0409001B" w:tentative="1">
-      <w:start w:val="1"/>
-      <w:numFmt w:val="lowerRoman"/>
-      <w:lvlText w:val="%3."/>
-      <w:lvlJc w:val="right"/>
-      <w:pPr>
-        <w:ind w:left="1760" w:hanging="440"/>
-      </w:pPr>
-    </w:lvl>
-    <w:lvl w:ilvl="3" w:tplc="0409000F" w:tentative="1">
-      <w:start w:val="1"/>
-      <w:numFmt w:val="decimal"/>
-      <w:lvlText w:val="%4."/>
-      <w:lvlJc w:val="left"/>
-      <w:pPr>
-        <w:ind w:left="2200" w:hanging="440"/>
-      </w:pPr>
-    </w:lvl>
-    <w:lvl w:ilvl="4" w:tplc="04090019" w:tentative="1">
-      <w:start w:val="1"/>
-      <w:numFmt w:val="upperLetter"/>
-      <w:lvlText w:val="%5."/>
-      <w:lvlJc w:val="left"/>
-      <w:pPr>
-        <w:ind w:left="2640" w:hanging="440"/>
-      </w:pPr>
-    </w:lvl>
-    <w:lvl w:ilvl="5" w:tplc="0409001B" w:tentative="1">
-      <w:start w:val="1"/>
-      <w:numFmt w:val="lowerRoman"/>
-      <w:lvlText w:val="%6."/>
-      <w:lvlJc w:val="right"/>
-      <w:pPr>
-        <w:ind w:left="3080" w:hanging="440"/>
-      </w:pPr>
-    </w:lvl>
-    <w:lvl w:ilvl="6" w:tplc="0409000F" w:tentative="1">
-      <w:start w:val="1"/>
-      <w:numFmt w:val="decimal"/>
-      <w:lvlText w:val="%7."/>
-      <w:lvlJc w:val="left"/>
-      <w:pPr>
-        <w:ind w:left="3520" w:hanging="440"/>
-      </w:pPr>
-    </w:lvl>
-    <w:lvl w:ilvl="7" w:tplc="04090019" w:tentative="1">
-      <w:start w:val="1"/>
-      <w:numFmt w:val="upperLetter"/>
-      <w:lvlText w:val="%8."/>
-      <w:lvlJc w:val="left"/>
-      <w:pPr>
-        <w:ind w:left="3960" w:hanging="440"/>
-      </w:pPr>
-    </w:lvl>
-    <w:lvl w:ilvl="8" w:tplc="0409001B" w:tentative="1">
-      <w:start w:val="1"/>
-      <w:numFmt w:val="lowerRoman"/>
-      <w:lvlText w:val="%9."/>
-      <w:lvlJc w:val="right"/>
-      <w:pPr>
-        <w:ind w:left="4400" w:hanging="440"/>
-      </w:pPr>
-    </w:lvl>
-  </w:abstractNum>
-  <w:abstractNum w:abstractNumId="34" w15:restartNumberingAfterBreak="0">
-    <w:nsid w:val="4EC051B9"/>
-    <w:multiLevelType w:val="multilevel"/>
-    <w:tmpl w:val="FD7AFA18"/>
-    <w:lvl w:ilvl="0">
-      <w:start w:val="1"/>
-      <w:numFmt w:val="bullet"/>
-      <w:lvlText w:val="-"/>
-      <w:lvlJc w:val="left"/>
-      <w:pPr>
-        <w:ind w:left="720" w:hanging="360"/>
-      </w:pPr>
-      <w:rPr>
-        <w:u w:val="none"/>
-      </w:rPr>
-    </w:lvl>
-    <w:lvl w:ilvl="1">
-      <w:start w:val="1"/>
-      <w:numFmt w:val="bullet"/>
-      <w:lvlText w:val="-"/>
-      <w:lvlJc w:val="left"/>
-      <w:pPr>
-        <w:ind w:left="1440" w:hanging="360"/>
-      </w:pPr>
-      <w:rPr>
-        <w:u w:val="none"/>
-      </w:rPr>
-    </w:lvl>
-    <w:lvl w:ilvl="2">
-      <w:start w:val="1"/>
-      <w:numFmt w:val="bullet"/>
-      <w:lvlText w:val="-"/>
-      <w:lvlJc w:val="left"/>
-      <w:pPr>
-        <w:ind w:left="2160" w:hanging="360"/>
-      </w:pPr>
-      <w:rPr>
-        <w:u w:val="none"/>
-      </w:rPr>
-    </w:lvl>
-    <w:lvl w:ilvl="3">
-      <w:start w:val="1"/>
-      <w:numFmt w:val="bullet"/>
-      <w:lvlText w:val="-"/>
-      <w:lvlJc w:val="left"/>
-      <w:pPr>
-        <w:ind w:left="2880" w:hanging="360"/>
-      </w:pPr>
-      <w:rPr>
-        <w:u w:val="none"/>
-      </w:rPr>
-    </w:lvl>
-    <w:lvl w:ilvl="4">
-      <w:start w:val="1"/>
-      <w:numFmt w:val="bullet"/>
-      <w:lvlText w:val="-"/>
-      <w:lvlJc w:val="left"/>
-      <w:pPr>
-        <w:ind w:left="3600" w:hanging="360"/>
-      </w:pPr>
-      <w:rPr>
-        <w:u w:val="none"/>
-      </w:rPr>
-    </w:lvl>
-    <w:lvl w:ilvl="5">
-      <w:start w:val="1"/>
-      <w:numFmt w:val="bullet"/>
-      <w:lvlText w:val="-"/>
-      <w:lvlJc w:val="left"/>
-      <w:pPr>
-        <w:ind w:left="4320" w:hanging="360"/>
-      </w:pPr>
-      <w:rPr>
-        <w:u w:val="none"/>
-      </w:rPr>
-    </w:lvl>
-    <w:lvl w:ilvl="6">
-      <w:start w:val="1"/>
-      <w:numFmt w:val="bullet"/>
-      <w:lvlText w:val="-"/>
-      <w:lvlJc w:val="left"/>
-      <w:pPr>
-        <w:ind w:left="5040" w:hanging="360"/>
-      </w:pPr>
-      <w:rPr>
-        <w:u w:val="none"/>
-      </w:rPr>
-    </w:lvl>
-    <w:lvl w:ilvl="7">
-      <w:start w:val="1"/>
-      <w:numFmt w:val="bullet"/>
-      <w:lvlText w:val="-"/>
-      <w:lvlJc w:val="left"/>
-      <w:pPr>
-        <w:ind w:left="5760" w:hanging="360"/>
-      </w:pPr>
-      <w:rPr>
-        <w:u w:val="none"/>
-      </w:rPr>
-    </w:lvl>
-    <w:lvl w:ilvl="8">
-      <w:start w:val="1"/>
-      <w:numFmt w:val="bullet"/>
-      <w:lvlText w:val="-"/>
-      <w:lvlJc w:val="left"/>
-      <w:pPr>
-        <w:ind w:left="6480" w:hanging="360"/>
-      </w:pPr>
-      <w:rPr>
-        <w:u w:val="none"/>
-      </w:rPr>
-    </w:lvl>
-  </w:abstractNum>
-  <w:abstractNum w:abstractNumId="35" w15:restartNumberingAfterBreak="0">
-    <w:nsid w:val="4F874405"/>
-    <w:multiLevelType w:val="multilevel"/>
-    <w:tmpl w:val="480C65A8"/>
-    <w:lvl w:ilvl="0">
-      <w:start w:val="1"/>
-      <w:numFmt w:val="bullet"/>
-      <w:lvlText w:val="-"/>
-      <w:lvlJc w:val="left"/>
-      <w:pPr>
-        <w:ind w:left="1440" w:hanging="360"/>
-      </w:pPr>
-      <w:rPr>
-        <w:u w:val="none"/>
-      </w:rPr>
-    </w:lvl>
-    <w:lvl w:ilvl="1">
-      <w:start w:val="1"/>
-      <w:numFmt w:val="bullet"/>
-      <w:lvlText w:val="-"/>
-      <w:lvlJc w:val="left"/>
-      <w:pPr>
-        <w:ind w:left="2160" w:hanging="360"/>
-      </w:pPr>
-      <w:rPr>
-        <w:u w:val="none"/>
-      </w:rPr>
-    </w:lvl>
-    <w:lvl w:ilvl="2">
-      <w:start w:val="1"/>
-      <w:numFmt w:val="bullet"/>
-      <w:lvlText w:val="-"/>
-      <w:lvlJc w:val="left"/>
-      <w:pPr>
-        <w:ind w:left="2880" w:hanging="360"/>
-      </w:pPr>
-      <w:rPr>
-        <w:u w:val="none"/>
-      </w:rPr>
-    </w:lvl>
-    <w:lvl w:ilvl="3">
-      <w:start w:val="1"/>
-      <w:numFmt w:val="bullet"/>
-      <w:lvlText w:val="-"/>
-      <w:lvlJc w:val="left"/>
-      <w:pPr>
-        <w:ind w:left="3600" w:hanging="360"/>
-      </w:pPr>
-      <w:rPr>
-        <w:u w:val="none"/>
-      </w:rPr>
-    </w:lvl>
-    <w:lvl w:ilvl="4">
-      <w:start w:val="1"/>
-      <w:numFmt w:val="bullet"/>
-      <w:lvlText w:val="-"/>
-      <w:lvlJc w:val="left"/>
-      <w:pPr>
-        <w:ind w:left="4320" w:hanging="360"/>
-      </w:pPr>
-      <w:rPr>
-        <w:u w:val="none"/>
-      </w:rPr>
-    </w:lvl>
-    <w:lvl w:ilvl="5">
-      <w:start w:val="1"/>
-      <w:numFmt w:val="bullet"/>
-      <w:lvlText w:val="-"/>
-      <w:lvlJc w:val="left"/>
-      <w:pPr>
-        <w:ind w:left="5040" w:hanging="360"/>
-      </w:pPr>
-      <w:rPr>
-        <w:u w:val="none"/>
-      </w:rPr>
-    </w:lvl>
-    <w:lvl w:ilvl="6">
-      <w:start w:val="1"/>
-      <w:numFmt w:val="bullet"/>
-      <w:lvlText w:val="-"/>
-      <w:lvlJc w:val="left"/>
-      <w:pPr>
-        <w:ind w:left="5760" w:hanging="360"/>
-      </w:pPr>
-      <w:rPr>
-        <w:u w:val="none"/>
-      </w:rPr>
-    </w:lvl>
-    <w:lvl w:ilvl="7">
-      <w:start w:val="1"/>
-      <w:numFmt w:val="bullet"/>
-      <w:lvlText w:val="-"/>
-      <w:lvlJc w:val="left"/>
-      <w:pPr>
-        <w:ind w:left="6480" w:hanging="360"/>
-      </w:pPr>
-      <w:rPr>
-        <w:u w:val="none"/>
-      </w:rPr>
-    </w:lvl>
-    <w:lvl w:ilvl="8">
-      <w:start w:val="1"/>
-      <w:numFmt w:val="bullet"/>
-      <w:lvlText w:val="-"/>
-      <w:lvlJc w:val="left"/>
-      <w:pPr>
-        <w:ind w:left="7200" w:hanging="360"/>
-      </w:pPr>
-      <w:rPr>
-        <w:u w:val="none"/>
-      </w:rPr>
-    </w:lvl>
-  </w:abstractNum>
-  <w:abstractNum w:abstractNumId="36" w15:restartNumberingAfterBreak="0">
-    <w:nsid w:val="51FA2F2B"/>
-    <w:multiLevelType w:val="multilevel"/>
-    <w:tmpl w:val="605AB292"/>
-    <w:lvl w:ilvl="0">
-      <w:start w:val="1"/>
-      <w:numFmt w:val="bullet"/>
-      <w:lvlText w:val="-"/>
-      <w:lvlJc w:val="left"/>
-      <w:pPr>
-        <w:ind w:left="720" w:hanging="360"/>
-      </w:pPr>
-      <w:rPr>
-        <w:u w:val="none"/>
-      </w:rPr>
-    </w:lvl>
-    <w:lvl w:ilvl="1">
-      <w:start w:val="1"/>
-      <w:numFmt w:val="bullet"/>
-      <w:lvlText w:val="-"/>
-      <w:lvlJc w:val="left"/>
-      <w:pPr>
-        <w:ind w:left="1440" w:hanging="360"/>
-      </w:pPr>
-      <w:rPr>
-        <w:u w:val="none"/>
-      </w:rPr>
-    </w:lvl>
-    <w:lvl w:ilvl="2">
-      <w:start w:val="1"/>
-      <w:numFmt w:val="bullet"/>
-      <w:lvlText w:val="-"/>
-      <w:lvlJc w:val="left"/>
-      <w:pPr>
-        <w:ind w:left="2160" w:hanging="360"/>
-      </w:pPr>
-      <w:rPr>
-        <w:u w:val="none"/>
-      </w:rPr>
-    </w:lvl>
-    <w:lvl w:ilvl="3">
-      <w:start w:val="1"/>
-      <w:numFmt w:val="bullet"/>
-      <w:lvlText w:val="-"/>
-      <w:lvlJc w:val="left"/>
-      <w:pPr>
-        <w:ind w:left="2880" w:hanging="360"/>
-      </w:pPr>
-      <w:rPr>
-        <w:u w:val="none"/>
-      </w:rPr>
-    </w:lvl>
-    <w:lvl w:ilvl="4">
-      <w:start w:val="1"/>
-      <w:numFmt w:val="bullet"/>
-      <w:lvlText w:val="-"/>
-      <w:lvlJc w:val="left"/>
-      <w:pPr>
-        <w:ind w:left="3600" w:hanging="360"/>
-      </w:pPr>
-      <w:rPr>
-        <w:u w:val="none"/>
-      </w:rPr>
-    </w:lvl>
-    <w:lvl w:ilvl="5">
-      <w:start w:val="1"/>
-      <w:numFmt w:val="bullet"/>
-      <w:lvlText w:val="-"/>
-      <w:lvlJc w:val="left"/>
-      <w:pPr>
-        <w:ind w:left="4320" w:hanging="360"/>
-      </w:pPr>
-      <w:rPr>
-        <w:u w:val="none"/>
-      </w:rPr>
-    </w:lvl>
-    <w:lvl w:ilvl="6">
-      <w:start w:val="1"/>
-      <w:numFmt w:val="bullet"/>
-      <w:lvlText w:val="-"/>
-      <w:lvlJc w:val="left"/>
-      <w:pPr>
-        <w:ind w:left="5040" w:hanging="360"/>
-      </w:pPr>
-      <w:rPr>
-        <w:u w:val="none"/>
-      </w:rPr>
-    </w:lvl>
-    <w:lvl w:ilvl="7">
-      <w:start w:val="1"/>
-      <w:numFmt w:val="bullet"/>
-      <w:lvlText w:val="-"/>
-      <w:lvlJc w:val="left"/>
-      <w:pPr>
-        <w:ind w:left="5760" w:hanging="360"/>
-      </w:pPr>
-      <w:rPr>
-        <w:u w:val="none"/>
-      </w:rPr>
-    </w:lvl>
-    <w:lvl w:ilvl="8">
-      <w:start w:val="1"/>
-      <w:numFmt w:val="bullet"/>
-      <w:lvlText w:val="-"/>
-      <w:lvlJc w:val="left"/>
-      <w:pPr>
-        <w:ind w:left="6480" w:hanging="360"/>
-      </w:pPr>
-      <w:rPr>
-        <w:u w:val="none"/>
-      </w:rPr>
-    </w:lvl>
-  </w:abstractNum>
-  <w:abstractNum w:abstractNumId="37" w15:restartNumberingAfterBreak="0">
-    <w:nsid w:val="553C2741"/>
-    <w:multiLevelType w:val="multilevel"/>
-    <w:tmpl w:val="313646EA"/>
-    <w:lvl w:ilvl="0">
-      <w:start w:val="1"/>
-      <w:numFmt w:val="bullet"/>
-      <w:lvlText w:val="-"/>
-      <w:lvlJc w:val="left"/>
-      <w:pPr>
-        <w:ind w:left="720" w:hanging="360"/>
-      </w:pPr>
-      <w:rPr>
-        <w:u w:val="none"/>
-      </w:rPr>
-    </w:lvl>
-    <w:lvl w:ilvl="1">
-      <w:start w:val="1"/>
-      <w:numFmt w:val="bullet"/>
-      <w:lvlText w:val="-"/>
-      <w:lvlJc w:val="left"/>
-      <w:pPr>
-        <w:ind w:left="1440" w:hanging="360"/>
-      </w:pPr>
-      <w:rPr>
-        <w:u w:val="none"/>
-      </w:rPr>
-    </w:lvl>
-    <w:lvl w:ilvl="2">
-      <w:start w:val="1"/>
-      <w:numFmt w:val="bullet"/>
-      <w:lvlText w:val="-"/>
-      <w:lvlJc w:val="left"/>
-      <w:pPr>
-        <w:ind w:left="2160" w:hanging="360"/>
-      </w:pPr>
-      <w:rPr>
-        <w:u w:val="none"/>
-      </w:rPr>
-    </w:lvl>
-    <w:lvl w:ilvl="3">
-      <w:start w:val="1"/>
-      <w:numFmt w:val="bullet"/>
-      <w:lvlText w:val="-"/>
-      <w:lvlJc w:val="left"/>
-      <w:pPr>
-        <w:ind w:left="2880" w:hanging="360"/>
-      </w:pPr>
-      <w:rPr>
-        <w:u w:val="none"/>
-      </w:rPr>
-    </w:lvl>
-    <w:lvl w:ilvl="4">
-      <w:start w:val="1"/>
-      <w:numFmt w:val="bullet"/>
-      <w:lvlText w:val="-"/>
-      <w:lvlJc w:val="left"/>
-      <w:pPr>
-        <w:ind w:left="3600" w:hanging="360"/>
-      </w:pPr>
-      <w:rPr>
-        <w:u w:val="none"/>
-      </w:rPr>
-    </w:lvl>
-    <w:lvl w:ilvl="5">
-      <w:start w:val="1"/>
-      <w:numFmt w:val="bullet"/>
-      <w:lvlText w:val="-"/>
-      <w:lvlJc w:val="left"/>
-      <w:pPr>
-        <w:ind w:left="4320" w:hanging="360"/>
-      </w:pPr>
-      <w:rPr>
-        <w:u w:val="none"/>
-      </w:rPr>
-    </w:lvl>
-    <w:lvl w:ilvl="6">
-      <w:start w:val="1"/>
-      <w:numFmt w:val="bullet"/>
-      <w:lvlText w:val="-"/>
-      <w:lvlJc w:val="left"/>
-      <w:pPr>
-        <w:ind w:left="5040" w:hanging="360"/>
-      </w:pPr>
-      <w:rPr>
-        <w:u w:val="none"/>
-      </w:rPr>
-    </w:lvl>
-    <w:lvl w:ilvl="7">
-      <w:start w:val="1"/>
-      <w:numFmt w:val="bullet"/>
-      <w:lvlText w:val="-"/>
-      <w:lvlJc w:val="left"/>
-      <w:pPr>
-        <w:ind w:left="5760" w:hanging="360"/>
-      </w:pPr>
-      <w:rPr>
-        <w:u w:val="none"/>
-      </w:rPr>
-    </w:lvl>
-    <w:lvl w:ilvl="8">
-      <w:start w:val="1"/>
-      <w:numFmt w:val="bullet"/>
-      <w:lvlText w:val="-"/>
-      <w:lvlJc w:val="left"/>
-      <w:pPr>
-        <w:ind w:left="6480" w:hanging="360"/>
-      </w:pPr>
-      <w:rPr>
-        <w:u w:val="none"/>
-      </w:rPr>
-    </w:lvl>
-  </w:abstractNum>
-  <w:abstractNum w:abstractNumId="38" w15:restartNumberingAfterBreak="0">
-    <w:nsid w:val="5EF241E9"/>
-    <w:multiLevelType w:val="multilevel"/>
-    <w:tmpl w:val="A9966C46"/>
-    <w:lvl w:ilvl="0">
-      <w:start w:val="1"/>
-      <w:numFmt w:val="bullet"/>
-      <w:lvlText w:val="●"/>
-      <w:lvlJc w:val="left"/>
-      <w:pPr>
-        <w:ind w:left="720" w:hanging="360"/>
-      </w:pPr>
-      <w:rPr>
-        <w:u w:val="none"/>
-      </w:rPr>
-    </w:lvl>
-    <w:lvl w:ilvl="1">
-      <w:start w:val="1"/>
-      <w:numFmt w:val="bullet"/>
-      <w:lvlText w:val="○"/>
-      <w:lvlJc w:val="left"/>
-      <w:pPr>
-        <w:ind w:left="1440" w:hanging="360"/>
-      </w:pPr>
-      <w:rPr>
-        <w:u w:val="none"/>
-      </w:rPr>
-    </w:lvl>
-    <w:lvl w:ilvl="2">
-      <w:start w:val="1"/>
-      <w:numFmt w:val="bullet"/>
-      <w:lvlText w:val="■"/>
-      <w:lvlJc w:val="left"/>
-      <w:pPr>
-        <w:ind w:left="2160" w:hanging="360"/>
-      </w:pPr>
-      <w:rPr>
-        <w:u w:val="none"/>
-      </w:rPr>
-    </w:lvl>
-    <w:lvl w:ilvl="3">
-      <w:start w:val="1"/>
-      <w:numFmt w:val="bullet"/>
-      <w:lvlText w:val="●"/>
-      <w:lvlJc w:val="left"/>
-      <w:pPr>
-        <w:ind w:left="2880" w:hanging="360"/>
-      </w:pPr>
-      <w:rPr>
-        <w:u w:val="none"/>
-      </w:rPr>
-    </w:lvl>
-    <w:lvl w:ilvl="4">
-      <w:start w:val="1"/>
-      <w:numFmt w:val="bullet"/>
-      <w:lvlText w:val="○"/>
-      <w:lvlJc w:val="left"/>
-      <w:pPr>
-        <w:ind w:left="3600" w:hanging="360"/>
-      </w:pPr>
-      <w:rPr>
-        <w:u w:val="none"/>
-      </w:rPr>
-    </w:lvl>
-    <w:lvl w:ilvl="5">
-      <w:start w:val="1"/>
-      <w:numFmt w:val="bullet"/>
-      <w:lvlText w:val="■"/>
-      <w:lvlJc w:val="left"/>
-      <w:pPr>
-        <w:ind w:left="4320" w:hanging="360"/>
-      </w:pPr>
-      <w:rPr>
-        <w:u w:val="none"/>
-      </w:rPr>
-    </w:lvl>
-    <w:lvl w:ilvl="6">
-      <w:start w:val="1"/>
-      <w:numFmt w:val="bullet"/>
-      <w:lvlText w:val="●"/>
-      <w:lvlJc w:val="left"/>
-      <w:pPr>
-        <w:ind w:left="5040" w:hanging="360"/>
-      </w:pPr>
-      <w:rPr>
-        <w:u w:val="none"/>
-      </w:rPr>
-    </w:lvl>
-    <w:lvl w:ilvl="7">
-      <w:start w:val="1"/>
-      <w:numFmt w:val="bullet"/>
-      <w:lvlText w:val="○"/>
-      <w:lvlJc w:val="left"/>
-      <w:pPr>
-        <w:ind w:left="5760" w:hanging="360"/>
-      </w:pPr>
-      <w:rPr>
-        <w:u w:val="none"/>
-      </w:rPr>
-    </w:lvl>
-    <w:lvl w:ilvl="8">
-      <w:start w:val="1"/>
-      <w:numFmt w:val="bullet"/>
-      <w:lvlText w:val="■"/>
-      <w:lvlJc w:val="left"/>
-      <w:pPr>
-        <w:ind w:left="6480" w:hanging="360"/>
-      </w:pPr>
-      <w:rPr>
-        <w:u w:val="none"/>
-      </w:rPr>
-    </w:lvl>
-  </w:abstractNum>
-  <w:abstractNum w:abstractNumId="39" w15:restartNumberingAfterBreak="0">
-    <w:nsid w:val="60946664"/>
-    <w:multiLevelType w:val="multilevel"/>
-    <w:tmpl w:val="FBEC30BC"/>
-    <w:lvl w:ilvl="0">
-      <w:numFmt w:val="bullet"/>
-      <w:lvlText w:val=""/>
-      <w:lvlJc w:val="left"/>
-      <w:pPr>
-        <w:ind w:left="720" w:hanging="360"/>
-      </w:pPr>
-      <w:rPr>
-        <w:rFonts w:ascii="Symbol" w:hAnsi="Symbol" w:cs="Symbol" w:hint="default"/>
-      </w:rPr>
-    </w:lvl>
-    <w:lvl w:ilvl="1">
-      <w:numFmt w:val="bullet"/>
-      <w:lvlText w:val="o"/>
-      <w:lvlJc w:val="left"/>
-      <w:pPr>
-        <w:ind w:left="1440" w:hanging="360"/>
-      </w:pPr>
-      <w:rPr>
-        <w:rFonts w:ascii="Courier New" w:hAnsi="Courier New" w:cs="Courier New" w:hint="default"/>
-      </w:rPr>
-    </w:lvl>
-    <w:lvl w:ilvl="2">
-      <w:numFmt w:val="bullet"/>
-      <w:lvlText w:val=""/>
-      <w:lvlJc w:val="left"/>
-      <w:pPr>
-        <w:ind w:left="2160" w:hanging="360"/>
-      </w:pPr>
-      <w:rPr>
-        <w:rFonts w:ascii="Wingdings" w:hAnsi="Wingdings" w:cs="Wingdings" w:hint="default"/>
-      </w:rPr>
-    </w:lvl>
-    <w:lvl w:ilvl="3">
-      <w:numFmt w:val="bullet"/>
-      <w:lvlText w:val=""/>
-      <w:lvlJc w:val="left"/>
-      <w:pPr>
-        <w:ind w:left="2880" w:hanging="360"/>
-      </w:pPr>
-      <w:rPr>
-        <w:rFonts w:ascii="Symbol" w:hAnsi="Symbol" w:cs="Symbol" w:hint="default"/>
-      </w:rPr>
-    </w:lvl>
-    <w:lvl w:ilvl="4">
-      <w:numFmt w:val="bullet"/>
-      <w:lvlText w:val="o"/>
-      <w:lvlJc w:val="left"/>
-      <w:pPr>
-        <w:ind w:left="3600" w:hanging="360"/>
-      </w:pPr>
-      <w:rPr>
-        <w:rFonts w:ascii="Courier New" w:hAnsi="Courier New" w:cs="Courier New" w:hint="default"/>
-      </w:rPr>
-    </w:lvl>
-    <w:lvl w:ilvl="5">
-      <w:numFmt w:val="bullet"/>
-      <w:lvlText w:val=""/>
-      <w:lvlJc w:val="left"/>
-      <w:pPr>
-        <w:ind w:left="4320" w:hanging="360"/>
-      </w:pPr>
-      <w:rPr>
-        <w:rFonts w:ascii="Wingdings" w:hAnsi="Wingdings" w:cs="Wingdings" w:hint="default"/>
-      </w:rPr>
-    </w:lvl>
-    <w:lvl w:ilvl="6">
-      <w:numFmt w:val="bullet"/>
-      <w:lvlText w:val=""/>
-      <w:lvlJc w:val="left"/>
-      <w:pPr>
-        <w:ind w:left="5040" w:hanging="360"/>
-      </w:pPr>
-      <w:rPr>
-        <w:rFonts w:ascii="Symbol" w:hAnsi="Symbol" w:cs="Symbol" w:hint="default"/>
-      </w:rPr>
-    </w:lvl>
-    <w:lvl w:ilvl="7">
-      <w:numFmt w:val="bullet"/>
-      <w:lvlText w:val="o"/>
-      <w:lvlJc w:val="left"/>
-      <w:pPr>
-        <w:ind w:left="5760" w:hanging="360"/>
-      </w:pPr>
-      <w:rPr>
-        <w:rFonts w:ascii="Courier New" w:hAnsi="Courier New" w:cs="Courier New" w:hint="default"/>
-      </w:rPr>
-    </w:lvl>
-    <w:lvl w:ilvl="8">
-      <w:numFmt w:val="bullet"/>
-      <w:lvlText w:val=""/>
-      <w:lvlJc w:val="left"/>
-      <w:pPr>
-        <w:ind w:left="6480" w:hanging="360"/>
-      </w:pPr>
-      <w:rPr>
-        <w:rFonts w:ascii="Wingdings" w:hAnsi="Wingdings" w:cs="Wingdings" w:hint="default"/>
-      </w:rPr>
-    </w:lvl>
-  </w:abstractNum>
-  <w:abstractNum w:abstractNumId="40" w15:restartNumberingAfterBreak="0">
-    <w:nsid w:val="6151371B"/>
-    <w:multiLevelType w:val="hybridMultilevel"/>
-    <w:tmpl w:val="DD3C0B62"/>
-    <w:lvl w:ilvl="0" w:tplc="9EA4756A">
-      <w:start w:val="1"/>
-      <w:numFmt w:val="decimal"/>
-      <w:lvlText w:val="%1."/>
-      <w:lvlJc w:val="left"/>
-      <w:pPr>
-        <w:ind w:left="800" w:hanging="360"/>
-      </w:pPr>
-      <w:rPr>
-        <w:rFonts w:hint="default"/>
-      </w:rPr>
-    </w:lvl>
-    <w:lvl w:ilvl="1" w:tplc="04090019" w:tentative="1">
-      <w:start w:val="1"/>
-      <w:numFmt w:val="upperLetter"/>
-      <w:lvlText w:val="%2."/>
-      <w:lvlJc w:val="left"/>
-      <w:pPr>
-        <w:ind w:left="1320" w:hanging="440"/>
-      </w:pPr>
-    </w:lvl>
-    <w:lvl w:ilvl="2" w:tplc="0409001B" w:tentative="1">
-      <w:start w:val="1"/>
-      <w:numFmt w:val="lowerRoman"/>
-      <w:lvlText w:val="%3."/>
-      <w:lvlJc w:val="right"/>
-      <w:pPr>
-        <w:ind w:left="1760" w:hanging="440"/>
-      </w:pPr>
-    </w:lvl>
-    <w:lvl w:ilvl="3" w:tplc="0409000F" w:tentative="1">
-      <w:start w:val="1"/>
-      <w:numFmt w:val="decimal"/>
-      <w:lvlText w:val="%4."/>
-      <w:lvlJc w:val="left"/>
-      <w:pPr>
-        <w:ind w:left="2200" w:hanging="440"/>
-      </w:pPr>
-    </w:lvl>
-    <w:lvl w:ilvl="4" w:tplc="04090019" w:tentative="1">
-      <w:start w:val="1"/>
-      <w:numFmt w:val="upperLetter"/>
-      <w:lvlText w:val="%5."/>
-      <w:lvlJc w:val="left"/>
-      <w:pPr>
-        <w:ind w:left="2640" w:hanging="440"/>
-      </w:pPr>
-    </w:lvl>
-    <w:lvl w:ilvl="5" w:tplc="0409001B" w:tentative="1">
-      <w:start w:val="1"/>
-      <w:numFmt w:val="lowerRoman"/>
-      <w:lvlText w:val="%6."/>
-      <w:lvlJc w:val="right"/>
-      <w:pPr>
-        <w:ind w:left="3080" w:hanging="440"/>
-      </w:pPr>
-    </w:lvl>
-    <w:lvl w:ilvl="6" w:tplc="0409000F" w:tentative="1">
-      <w:start w:val="1"/>
-      <w:numFmt w:val="decimal"/>
-      <w:lvlText w:val="%7."/>
-      <w:lvlJc w:val="left"/>
-      <w:pPr>
-        <w:ind w:left="3520" w:hanging="440"/>
-      </w:pPr>
-    </w:lvl>
-    <w:lvl w:ilvl="7" w:tplc="04090019" w:tentative="1">
-      <w:start w:val="1"/>
-      <w:numFmt w:val="upperLetter"/>
-      <w:lvlText w:val="%8."/>
-      <w:lvlJc w:val="left"/>
-      <w:pPr>
-        <w:ind w:left="3960" w:hanging="440"/>
-      </w:pPr>
-    </w:lvl>
-    <w:lvl w:ilvl="8" w:tplc="0409001B" w:tentative="1">
-      <w:start w:val="1"/>
-      <w:numFmt w:val="lowerRoman"/>
-      <w:lvlText w:val="%9."/>
-      <w:lvlJc w:val="right"/>
-      <w:pPr>
-        <w:ind w:left="4400" w:hanging="440"/>
-      </w:pPr>
-    </w:lvl>
-  </w:abstractNum>
-  <w:abstractNum w:abstractNumId="41" w15:restartNumberingAfterBreak="0">
-    <w:nsid w:val="65C7497E"/>
-    <w:multiLevelType w:val="multilevel"/>
-    <w:tmpl w:val="FBEC30BC"/>
-    <w:lvl w:ilvl="0">
-      <w:numFmt w:val="bullet"/>
-      <w:lvlText w:val=""/>
-      <w:lvlJc w:val="left"/>
-      <w:pPr>
-        <w:ind w:left="720" w:hanging="360"/>
-      </w:pPr>
-      <w:rPr>
-        <w:rFonts w:ascii="Symbol" w:hAnsi="Symbol" w:cs="Symbol" w:hint="default"/>
-      </w:rPr>
-    </w:lvl>
-    <w:lvl w:ilvl="1">
-      <w:numFmt w:val="bullet"/>
-      <w:lvlText w:val="o"/>
-      <w:lvlJc w:val="left"/>
-      <w:pPr>
-        <w:ind w:left="1440" w:hanging="360"/>
-      </w:pPr>
-      <w:rPr>
-        <w:rFonts w:ascii="Courier New" w:hAnsi="Courier New" w:cs="Courier New" w:hint="default"/>
-      </w:rPr>
-    </w:lvl>
-    <w:lvl w:ilvl="2">
-      <w:numFmt w:val="bullet"/>
-      <w:lvlText w:val=""/>
-      <w:lvlJc w:val="left"/>
-      <w:pPr>
-        <w:ind w:left="2160" w:hanging="360"/>
-      </w:pPr>
-      <w:rPr>
-        <w:rFonts w:ascii="Wingdings" w:hAnsi="Wingdings" w:cs="Wingdings" w:hint="default"/>
-      </w:rPr>
-    </w:lvl>
-    <w:lvl w:ilvl="3">
-      <w:numFmt w:val="bullet"/>
-      <w:lvlText w:val=""/>
-      <w:lvlJc w:val="left"/>
-      <w:pPr>
-        <w:ind w:left="2880" w:hanging="360"/>
-      </w:pPr>
-      <w:rPr>
-        <w:rFonts w:ascii="Symbol" w:hAnsi="Symbol" w:cs="Symbol" w:hint="default"/>
-      </w:rPr>
-    </w:lvl>
-    <w:lvl w:ilvl="4">
-      <w:numFmt w:val="bullet"/>
-      <w:lvlText w:val="o"/>
-      <w:lvlJc w:val="left"/>
-      <w:pPr>
-        <w:ind w:left="3600" w:hanging="360"/>
-      </w:pPr>
-      <w:rPr>
-        <w:rFonts w:ascii="Courier New" w:hAnsi="Courier New" w:cs="Courier New" w:hint="default"/>
-      </w:rPr>
-    </w:lvl>
-    <w:lvl w:ilvl="5">
-      <w:numFmt w:val="bullet"/>
-      <w:lvlText w:val=""/>
-      <w:lvlJc w:val="left"/>
-      <w:pPr>
-        <w:ind w:left="4320" w:hanging="360"/>
-      </w:pPr>
-      <w:rPr>
-        <w:rFonts w:ascii="Wingdings" w:hAnsi="Wingdings" w:cs="Wingdings" w:hint="default"/>
-      </w:rPr>
-    </w:lvl>
-    <w:lvl w:ilvl="6">
-      <w:numFmt w:val="bullet"/>
-      <w:lvlText w:val=""/>
-      <w:lvlJc w:val="left"/>
-      <w:pPr>
-        <w:ind w:left="5040" w:hanging="360"/>
-      </w:pPr>
-      <w:rPr>
-        <w:rFonts w:ascii="Symbol" w:hAnsi="Symbol" w:cs="Symbol" w:hint="default"/>
-      </w:rPr>
-    </w:lvl>
-    <w:lvl w:ilvl="7">
-      <w:numFmt w:val="bullet"/>
-      <w:lvlText w:val="o"/>
-      <w:lvlJc w:val="left"/>
-      <w:pPr>
-        <w:ind w:left="5760" w:hanging="360"/>
-      </w:pPr>
-      <w:rPr>
-        <w:rFonts w:ascii="Courier New" w:hAnsi="Courier New" w:cs="Courier New" w:hint="default"/>
-      </w:rPr>
-    </w:lvl>
-    <w:lvl w:ilvl="8">
-      <w:numFmt w:val="bullet"/>
-      <w:lvlText w:val=""/>
-      <w:lvlJc w:val="left"/>
-      <w:pPr>
-        <w:ind w:left="6480" w:hanging="360"/>
-      </w:pPr>
-      <w:rPr>
-        <w:rFonts w:ascii="Wingdings" w:hAnsi="Wingdings" w:cs="Wingdings" w:hint="default"/>
-      </w:rPr>
-    </w:lvl>
-  </w:abstractNum>
-  <w:abstractNum w:abstractNumId="42" w15:restartNumberingAfterBreak="0">
-    <w:nsid w:val="6A44007B"/>
-    <w:multiLevelType w:val="multilevel"/>
-    <w:tmpl w:val="569AAAC0"/>
-    <w:lvl w:ilvl="0">
-      <w:start w:val="1"/>
-      <w:numFmt w:val="decimal"/>
-      <w:lvlText w:val="%1."/>
-      <w:lvlJc w:val="left"/>
-      <w:pPr>
-        <w:ind w:left="720" w:hanging="360"/>
-      </w:pPr>
-      <w:rPr>
-        <w:u w:val="none"/>
-      </w:rPr>
-    </w:lvl>
-    <w:lvl w:ilvl="1">
-      <w:start w:val="1"/>
-      <w:numFmt w:val="lowerLetter"/>
-      <w:lvlText w:val="%2."/>
-      <w:lvlJc w:val="left"/>
-      <w:pPr>
-        <w:ind w:left="1440" w:hanging="360"/>
-      </w:pPr>
-      <w:rPr>
-        <w:u w:val="none"/>
-      </w:rPr>
-    </w:lvl>
-    <w:lvl w:ilvl="2">
-      <w:start w:val="1"/>
-      <w:numFmt w:val="lowerRoman"/>
-      <w:lvlText w:val="%3."/>
-      <w:lvlJc w:val="right"/>
-      <w:pPr>
-        <w:ind w:left="2160" w:hanging="360"/>
-      </w:pPr>
-      <w:rPr>
-        <w:u w:val="none"/>
-      </w:rPr>
-    </w:lvl>
-    <w:lvl w:ilvl="3">
-      <w:start w:val="1"/>
-      <w:numFmt w:val="decimal"/>
-      <w:lvlText w:val="%4."/>
-      <w:lvlJc w:val="left"/>
-      <w:pPr>
-        <w:ind w:left="2880" w:hanging="360"/>
-      </w:pPr>
-      <w:rPr>
-        <w:u w:val="none"/>
-      </w:rPr>
-    </w:lvl>
-    <w:lvl w:ilvl="4">
-      <w:start w:val="1"/>
-      <w:numFmt w:val="lowerLetter"/>
-      <w:lvlText w:val="%5."/>
-      <w:lvlJc w:val="left"/>
-      <w:pPr>
-        <w:ind w:left="3600" w:hanging="360"/>
-      </w:pPr>
-      <w:rPr>
-        <w:u w:val="none"/>
-      </w:rPr>
-    </w:lvl>
-    <w:lvl w:ilvl="5">
-      <w:start w:val="1"/>
-      <w:numFmt w:val="lowerRoman"/>
-      <w:lvlText w:val="%6."/>
-      <w:lvlJc w:val="right"/>
-      <w:pPr>
-        <w:ind w:left="4320" w:hanging="360"/>
-      </w:pPr>
-      <w:rPr>
-        <w:u w:val="none"/>
-      </w:rPr>
-    </w:lvl>
-    <w:lvl w:ilvl="6">
-      <w:start w:val="1"/>
-      <w:numFmt w:val="decimal"/>
-      <w:lvlText w:val="%7."/>
-      <w:lvlJc w:val="left"/>
-      <w:pPr>
-        <w:ind w:left="5040" w:hanging="360"/>
-      </w:pPr>
-      <w:rPr>
-        <w:u w:val="none"/>
-      </w:rPr>
-    </w:lvl>
-    <w:lvl w:ilvl="7">
-      <w:start w:val="1"/>
-      <w:numFmt w:val="lowerLetter"/>
-      <w:lvlText w:val="%8."/>
-      <w:lvlJc w:val="left"/>
-      <w:pPr>
-        <w:ind w:left="5760" w:hanging="360"/>
-      </w:pPr>
-      <w:rPr>
-        <w:u w:val="none"/>
-      </w:rPr>
-    </w:lvl>
-    <w:lvl w:ilvl="8">
-      <w:start w:val="1"/>
-      <w:numFmt w:val="lowerRoman"/>
-      <w:lvlText w:val="%9."/>
-      <w:lvlJc w:val="right"/>
-      <w:pPr>
-        <w:ind w:left="6480" w:hanging="360"/>
-      </w:pPr>
-      <w:rPr>
-        <w:u w:val="none"/>
-      </w:rPr>
-    </w:lvl>
-  </w:abstractNum>
-  <w:abstractNum w:abstractNumId="43" w15:restartNumberingAfterBreak="0">
-    <w:nsid w:val="6D4667EA"/>
-    <w:multiLevelType w:val="multilevel"/>
-    <w:tmpl w:val="8286BBFC"/>
-    <w:lvl w:ilvl="0">
-      <w:start w:val="1"/>
-      <w:numFmt w:val="bullet"/>
-      <w:lvlText w:val="-"/>
-      <w:lvlJc w:val="left"/>
-      <w:pPr>
-        <w:ind w:left="720" w:hanging="360"/>
-      </w:pPr>
-      <w:rPr>
-        <w:u w:val="none"/>
-      </w:rPr>
-    </w:lvl>
-    <w:lvl w:ilvl="1">
-      <w:start w:val="1"/>
-      <w:numFmt w:val="bullet"/>
-      <w:lvlText w:val="-"/>
-      <w:lvlJc w:val="left"/>
-      <w:pPr>
-        <w:ind w:left="1440" w:hanging="360"/>
-      </w:pPr>
-      <w:rPr>
-        <w:u w:val="none"/>
-      </w:rPr>
-    </w:lvl>
-    <w:lvl w:ilvl="2">
-      <w:start w:val="1"/>
-      <w:numFmt w:val="bullet"/>
-      <w:lvlText w:val="-"/>
-      <w:lvlJc w:val="left"/>
-      <w:pPr>
-        <w:ind w:left="2160" w:hanging="360"/>
-      </w:pPr>
-      <w:rPr>
-        <w:u w:val="none"/>
-      </w:rPr>
-    </w:lvl>
-    <w:lvl w:ilvl="3">
-      <w:start w:val="1"/>
-      <w:numFmt w:val="bullet"/>
-      <w:lvlText w:val="-"/>
-      <w:lvlJc w:val="left"/>
-      <w:pPr>
-        <w:ind w:left="2880" w:hanging="360"/>
-      </w:pPr>
-      <w:rPr>
-        <w:u w:val="none"/>
-      </w:rPr>
-    </w:lvl>
-    <w:lvl w:ilvl="4">
-      <w:start w:val="1"/>
-      <w:numFmt w:val="bullet"/>
-      <w:lvlText w:val="-"/>
-      <w:lvlJc w:val="left"/>
-      <w:pPr>
-        <w:ind w:left="3600" w:hanging="360"/>
-      </w:pPr>
-      <w:rPr>
-        <w:u w:val="none"/>
-      </w:rPr>
-    </w:lvl>
-    <w:lvl w:ilvl="5">
-      <w:start w:val="1"/>
-      <w:numFmt w:val="bullet"/>
-      <w:lvlText w:val="-"/>
-      <w:lvlJc w:val="left"/>
-      <w:pPr>
-        <w:ind w:left="4320" w:hanging="360"/>
-      </w:pPr>
-      <w:rPr>
-        <w:u w:val="none"/>
-      </w:rPr>
-    </w:lvl>
-    <w:lvl w:ilvl="6">
-      <w:start w:val="1"/>
-      <w:numFmt w:val="bullet"/>
-      <w:lvlText w:val="-"/>
-      <w:lvlJc w:val="left"/>
-      <w:pPr>
-        <w:ind w:left="5040" w:hanging="360"/>
-      </w:pPr>
-      <w:rPr>
-        <w:u w:val="none"/>
-      </w:rPr>
-    </w:lvl>
-    <w:lvl w:ilvl="7">
-      <w:start w:val="1"/>
-      <w:numFmt w:val="bullet"/>
-      <w:lvlText w:val="-"/>
-      <w:lvlJc w:val="left"/>
-      <w:pPr>
-        <w:ind w:left="5760" w:hanging="360"/>
-      </w:pPr>
-      <w:rPr>
-        <w:u w:val="none"/>
-      </w:rPr>
-    </w:lvl>
-    <w:lvl w:ilvl="8">
-      <w:start w:val="1"/>
-      <w:numFmt w:val="bullet"/>
-      <w:lvlText w:val="-"/>
-      <w:lvlJc w:val="left"/>
-      <w:pPr>
-        <w:ind w:left="6480" w:hanging="360"/>
-      </w:pPr>
-      <w:rPr>
-        <w:u w:val="none"/>
-      </w:rPr>
-    </w:lvl>
-  </w:abstractNum>
-  <w:abstractNum w:abstractNumId="44" w15:restartNumberingAfterBreak="0">
-    <w:nsid w:val="70E711C6"/>
-    <w:multiLevelType w:val="multilevel"/>
-    <w:tmpl w:val="2164484C"/>
-    <w:lvl w:ilvl="0">
-      <w:start w:val="1"/>
-      <w:numFmt w:val="bullet"/>
-      <w:lvlText w:val="-"/>
-      <w:lvlJc w:val="left"/>
-      <w:pPr>
-        <w:ind w:left="1440" w:hanging="360"/>
-      </w:pPr>
-      <w:rPr>
-        <w:u w:val="none"/>
-      </w:rPr>
-    </w:lvl>
-    <w:lvl w:ilvl="1">
-      <w:start w:val="1"/>
-      <w:numFmt w:val="bullet"/>
-      <w:lvlText w:val="-"/>
-      <w:lvlJc w:val="left"/>
-      <w:pPr>
-        <w:ind w:left="2160" w:hanging="360"/>
-      </w:pPr>
-      <w:rPr>
-        <w:u w:val="none"/>
-      </w:rPr>
-    </w:lvl>
-    <w:lvl w:ilvl="2">
-      <w:start w:val="1"/>
-      <w:numFmt w:val="bullet"/>
-      <w:lvlText w:val="-"/>
-      <w:lvlJc w:val="left"/>
-      <w:pPr>
-        <w:ind w:left="2880" w:hanging="360"/>
-      </w:pPr>
-      <w:rPr>
-        <w:u w:val="none"/>
-      </w:rPr>
-    </w:lvl>
-    <w:lvl w:ilvl="3">
-      <w:start w:val="1"/>
-      <w:numFmt w:val="bullet"/>
-      <w:lvlText w:val="-"/>
-      <w:lvlJc w:val="left"/>
-      <w:pPr>
-        <w:ind w:left="3600" w:hanging="360"/>
-      </w:pPr>
-      <w:rPr>
-        <w:u w:val="none"/>
-      </w:rPr>
-    </w:lvl>
-    <w:lvl w:ilvl="4">
-      <w:start w:val="1"/>
-      <w:numFmt w:val="bullet"/>
-      <w:lvlText w:val="-"/>
-      <w:lvlJc w:val="left"/>
-      <w:pPr>
-        <w:ind w:left="4320" w:hanging="360"/>
-      </w:pPr>
-      <w:rPr>
-        <w:u w:val="none"/>
-      </w:rPr>
-    </w:lvl>
-    <w:lvl w:ilvl="5">
-      <w:start w:val="1"/>
-      <w:numFmt w:val="bullet"/>
-      <w:lvlText w:val="-"/>
-      <w:lvlJc w:val="left"/>
-      <w:pPr>
-        <w:ind w:left="5040" w:hanging="360"/>
-      </w:pPr>
-      <w:rPr>
-        <w:u w:val="none"/>
-      </w:rPr>
-    </w:lvl>
-    <w:lvl w:ilvl="6">
-      <w:start w:val="1"/>
-      <w:numFmt w:val="bullet"/>
-      <w:lvlText w:val="-"/>
-      <w:lvlJc w:val="left"/>
-      <w:pPr>
-        <w:ind w:left="5760" w:hanging="360"/>
-      </w:pPr>
-      <w:rPr>
-        <w:u w:val="none"/>
-      </w:rPr>
-    </w:lvl>
-    <w:lvl w:ilvl="7">
-      <w:start w:val="1"/>
-      <w:numFmt w:val="bullet"/>
-      <w:lvlText w:val="-"/>
-      <w:lvlJc w:val="left"/>
-      <w:pPr>
-        <w:ind w:left="6480" w:hanging="360"/>
-      </w:pPr>
-      <w:rPr>
-        <w:u w:val="none"/>
-      </w:rPr>
-    </w:lvl>
-    <w:lvl w:ilvl="8">
-      <w:start w:val="1"/>
-      <w:numFmt w:val="bullet"/>
-      <w:lvlText w:val="-"/>
-      <w:lvlJc w:val="left"/>
-      <w:pPr>
-        <w:ind w:left="7200" w:hanging="360"/>
-      </w:pPr>
-      <w:rPr>
-        <w:u w:val="none"/>
-      </w:rPr>
-    </w:lvl>
-  </w:abstractNum>
-  <w:abstractNum w:abstractNumId="45" w15:restartNumberingAfterBreak="0">
-    <w:nsid w:val="740072F6"/>
-    <w:multiLevelType w:val="hybridMultilevel"/>
-    <w:tmpl w:val="833883B0"/>
-    <w:lvl w:ilvl="0" w:tplc="E07A3696">
-      <w:start w:val="1"/>
-      <w:numFmt w:val="decimal"/>
-      <w:lvlText w:val="%1)"/>
-      <w:lvlJc w:val="left"/>
-      <w:pPr>
-        <w:ind w:left="360" w:hanging="360"/>
-      </w:pPr>
-      <w:rPr>
-        <w:rFonts w:hint="default"/>
-        <w:b/>
-      </w:rPr>
-    </w:lvl>
-    <w:lvl w:ilvl="1" w:tplc="04090019" w:tentative="1">
-      <w:start w:val="1"/>
-      <w:numFmt w:val="upperLetter"/>
-      <w:lvlText w:val="%2."/>
-      <w:lvlJc w:val="left"/>
-      <w:pPr>
-        <w:ind w:left="880" w:hanging="440"/>
-      </w:pPr>
-    </w:lvl>
-    <w:lvl w:ilvl="2" w:tplc="0409001B" w:tentative="1">
-      <w:start w:val="1"/>
-      <w:numFmt w:val="lowerRoman"/>
-      <w:lvlText w:val="%3."/>
-      <w:lvlJc w:val="right"/>
-      <w:pPr>
-        <w:ind w:left="1320" w:hanging="440"/>
-      </w:pPr>
-    </w:lvl>
-    <w:lvl w:ilvl="3" w:tplc="0409000F" w:tentative="1">
-      <w:start w:val="1"/>
-      <w:numFmt w:val="decimal"/>
-      <w:lvlText w:val="%4."/>
-      <w:lvlJc w:val="left"/>
-      <w:pPr>
-        <w:ind w:left="1760" w:hanging="440"/>
-      </w:pPr>
-    </w:lvl>
-    <w:lvl w:ilvl="4" w:tplc="04090019" w:tentative="1">
-      <w:start w:val="1"/>
-      <w:numFmt w:val="upperLetter"/>
-      <w:lvlText w:val="%5."/>
-      <w:lvlJc w:val="left"/>
-      <w:pPr>
-        <w:ind w:left="2200" w:hanging="440"/>
-      </w:pPr>
-    </w:lvl>
-    <w:lvl w:ilvl="5" w:tplc="0409001B" w:tentative="1">
-      <w:start w:val="1"/>
-      <w:numFmt w:val="lowerRoman"/>
-      <w:lvlText w:val="%6."/>
-      <w:lvlJc w:val="right"/>
-      <w:pPr>
-        <w:ind w:left="2640" w:hanging="440"/>
-      </w:pPr>
-    </w:lvl>
-    <w:lvl w:ilvl="6" w:tplc="0409000F" w:tentative="1">
-      <w:start w:val="1"/>
-      <w:numFmt w:val="decimal"/>
-      <w:lvlText w:val="%7."/>
-      <w:lvlJc w:val="left"/>
-      <w:pPr>
-        <w:ind w:left="3080" w:hanging="440"/>
-      </w:pPr>
-    </w:lvl>
-    <w:lvl w:ilvl="7" w:tplc="04090019" w:tentative="1">
-      <w:start w:val="1"/>
-      <w:numFmt w:val="upperLetter"/>
-      <w:lvlText w:val="%8."/>
-      <w:lvlJc w:val="left"/>
-      <w:pPr>
-        <w:ind w:left="3520" w:hanging="440"/>
-      </w:pPr>
-    </w:lvl>
-    <w:lvl w:ilvl="8" w:tplc="0409001B" w:tentative="1">
-      <w:start w:val="1"/>
-      <w:numFmt w:val="lowerRoman"/>
-      <w:lvlText w:val="%9."/>
-      <w:lvlJc w:val="right"/>
-      <w:pPr>
-        <w:ind w:left="3960" w:hanging="440"/>
-      </w:pPr>
-    </w:lvl>
-  </w:abstractNum>
-  <w:abstractNum w:abstractNumId="46" w15:restartNumberingAfterBreak="0">
-    <w:nsid w:val="7C5B0B74"/>
-    <w:multiLevelType w:val="multilevel"/>
-    <w:tmpl w:val="476E9A9E"/>
-    <w:lvl w:ilvl="0">
-      <w:start w:val="1"/>
-      <w:numFmt w:val="bullet"/>
-      <w:lvlText w:val="-"/>
-      <w:lvlJc w:val="left"/>
-      <w:pPr>
-        <w:ind w:left="1440" w:hanging="360"/>
-      </w:pPr>
-      <w:rPr>
-        <w:u w:val="none"/>
-      </w:rPr>
-    </w:lvl>
-    <w:lvl w:ilvl="1">
-      <w:start w:val="1"/>
-      <w:numFmt w:val="bullet"/>
-      <w:lvlText w:val="-"/>
-      <w:lvlJc w:val="left"/>
-      <w:pPr>
-        <w:ind w:left="2160" w:hanging="360"/>
-      </w:pPr>
-      <w:rPr>
-        <w:u w:val="none"/>
-      </w:rPr>
-    </w:lvl>
-    <w:lvl w:ilvl="2">
-      <w:start w:val="1"/>
-      <w:numFmt w:val="bullet"/>
-      <w:lvlText w:val="-"/>
-      <w:lvlJc w:val="left"/>
-      <w:pPr>
-        <w:ind w:left="2880" w:hanging="360"/>
-      </w:pPr>
-      <w:rPr>
-        <w:u w:val="none"/>
-      </w:rPr>
-    </w:lvl>
-    <w:lvl w:ilvl="3">
-      <w:start w:val="1"/>
-      <w:numFmt w:val="bullet"/>
-      <w:lvlText w:val="-"/>
-      <w:lvlJc w:val="left"/>
-      <w:pPr>
-        <w:ind w:left="3600" w:hanging="360"/>
-      </w:pPr>
-      <w:rPr>
-        <w:u w:val="none"/>
-      </w:rPr>
-    </w:lvl>
-    <w:lvl w:ilvl="4">
-      <w:start w:val="1"/>
-      <w:numFmt w:val="bullet"/>
-      <w:lvlText w:val="-"/>
-      <w:lvlJc w:val="left"/>
-      <w:pPr>
-        <w:ind w:left="4320" w:hanging="360"/>
-      </w:pPr>
-      <w:rPr>
-        <w:u w:val="none"/>
-      </w:rPr>
-    </w:lvl>
-    <w:lvl w:ilvl="5">
-      <w:start w:val="1"/>
-      <w:numFmt w:val="bullet"/>
-      <w:lvlText w:val="-"/>
-      <w:lvlJc w:val="left"/>
-      <w:pPr>
-        <w:ind w:left="5040" w:hanging="360"/>
-      </w:pPr>
-      <w:rPr>
-        <w:u w:val="none"/>
-      </w:rPr>
-    </w:lvl>
-    <w:lvl w:ilvl="6">
-      <w:start w:val="1"/>
-      <w:numFmt w:val="bullet"/>
-      <w:lvlText w:val="-"/>
-      <w:lvlJc w:val="left"/>
-      <w:pPr>
-        <w:ind w:left="5760" w:hanging="360"/>
-      </w:pPr>
-      <w:rPr>
-        <w:u w:val="none"/>
-      </w:rPr>
-    </w:lvl>
-    <w:lvl w:ilvl="7">
-      <w:start w:val="1"/>
-      <w:numFmt w:val="bullet"/>
-      <w:lvlText w:val="-"/>
-      <w:lvlJc w:val="left"/>
-      <w:pPr>
-        <w:ind w:left="6480" w:hanging="360"/>
-      </w:pPr>
-      <w:rPr>
-        <w:u w:val="none"/>
-      </w:rPr>
-    </w:lvl>
-    <w:lvl w:ilvl="8">
-      <w:start w:val="1"/>
-      <w:numFmt w:val="bullet"/>
-      <w:lvlText w:val="-"/>
-      <w:lvlJc w:val="left"/>
-      <w:pPr>
-        <w:ind w:left="7200" w:hanging="360"/>
-      </w:pPr>
-      <w:rPr>
-        <w:u w:val="none"/>
-      </w:rPr>
-    </w:lvl>
-  </w:abstractNum>
-  <w:abstractNum w:abstractNumId="47" w15:restartNumberingAfterBreak="0">
-    <w:nsid w:val="7EC10415"/>
-    <w:multiLevelType w:val="multilevel"/>
-    <w:tmpl w:val="97C2610A"/>
+    <w:tmpl w:val="1DF6A846"/>
     <w:lvl w:ilvl="0">
       <w:start w:val="1"/>
       <w:numFmt w:val="bullet"/>
@@ -13376,7 +11097,7 @@
         <w:sz w:val="20"/>
       </w:rPr>
     </w:lvl>
-    <w:lvl w:ilvl="1">
+    <w:lvl w:ilvl="1" w:tentative="1">
       <w:start w:val="1"/>
       <w:numFmt w:val="bullet"/>
       <w:lvlText w:val="o"/>
@@ -13392,7 +11113,7 @@
         <w:sz w:val="20"/>
       </w:rPr>
     </w:lvl>
-    <w:lvl w:ilvl="2">
+    <w:lvl w:ilvl="2" w:tentative="1">
       <w:start w:val="1"/>
       <w:numFmt w:val="bullet"/>
       <w:lvlText w:val=""/>
@@ -13505,150 +11226,28 @@
       </w:rPr>
     </w:lvl>
   </w:abstractNum>
-  <w:num w:numId="1" w16cid:durableId="1161002362">
-    <w:abstractNumId w:val="33"/>
+  <w:num w:numId="1" w16cid:durableId="1853182422">
+    <w:abstractNumId w:val="0"/>
   </w:num>
-  <w:num w:numId="2" w16cid:durableId="646665901">
-    <w:abstractNumId w:val="26"/>
-  </w:num>
-  <w:num w:numId="3" w16cid:durableId="579220518">
-    <w:abstractNumId w:val="40"/>
-  </w:num>
-  <w:num w:numId="4" w16cid:durableId="103500681">
-    <w:abstractNumId w:val="31"/>
-  </w:num>
-  <w:num w:numId="5" w16cid:durableId="617296083">
-    <w:abstractNumId w:val="21"/>
-  </w:num>
-  <w:num w:numId="6" w16cid:durableId="2052149824">
-    <w:abstractNumId w:val="8"/>
-  </w:num>
-  <w:num w:numId="7" w16cid:durableId="402222522">
-    <w:abstractNumId w:val="42"/>
-  </w:num>
-  <w:num w:numId="8" w16cid:durableId="1647200662">
+  <w:num w:numId="2" w16cid:durableId="1668097555">
     <w:abstractNumId w:val="4"/>
   </w:num>
-  <w:num w:numId="9" w16cid:durableId="1682121071">
-    <w:abstractNumId w:val="46"/>
+  <w:num w:numId="3" w16cid:durableId="113867546">
+    <w:abstractNumId w:val="3"/>
   </w:num>
-  <w:num w:numId="10" w16cid:durableId="246695865">
-    <w:abstractNumId w:val="13"/>
-  </w:num>
-  <w:num w:numId="11" w16cid:durableId="2141993432">
-    <w:abstractNumId w:val="43"/>
-  </w:num>
-  <w:num w:numId="12" w16cid:durableId="641038559">
-    <w:abstractNumId w:val="23"/>
-  </w:num>
-  <w:num w:numId="13" w16cid:durableId="1611089610">
-    <w:abstractNumId w:val="9"/>
-  </w:num>
-  <w:num w:numId="14" w16cid:durableId="1505780277">
-    <w:abstractNumId w:val="24"/>
-  </w:num>
-  <w:num w:numId="15" w16cid:durableId="1285043431">
-    <w:abstractNumId w:val="38"/>
-  </w:num>
-  <w:num w:numId="16" w16cid:durableId="60640942">
-    <w:abstractNumId w:val="28"/>
-  </w:num>
-  <w:num w:numId="17" w16cid:durableId="1933391165">
-    <w:abstractNumId w:val="17"/>
-  </w:num>
-  <w:num w:numId="18" w16cid:durableId="493376280">
-    <w:abstractNumId w:val="19"/>
-  </w:num>
-  <w:num w:numId="19" w16cid:durableId="128474687">
-    <w:abstractNumId w:val="12"/>
-  </w:num>
-  <w:num w:numId="20" w16cid:durableId="2080013416">
-    <w:abstractNumId w:val="44"/>
-  </w:num>
-  <w:num w:numId="21" w16cid:durableId="1864705951">
-    <w:abstractNumId w:val="16"/>
-  </w:num>
-  <w:num w:numId="22" w16cid:durableId="1466965471">
-    <w:abstractNumId w:val="34"/>
-  </w:num>
-  <w:num w:numId="23" w16cid:durableId="232741186">
-    <w:abstractNumId w:val="36"/>
-  </w:num>
-  <w:num w:numId="24" w16cid:durableId="1743454208">
-    <w:abstractNumId w:val="11"/>
-  </w:num>
-  <w:num w:numId="25" w16cid:durableId="249390905">
+  <w:num w:numId="4" w16cid:durableId="1577277861">
     <w:abstractNumId w:val="2"/>
   </w:num>
-  <w:num w:numId="26" w16cid:durableId="1428041549">
-    <w:abstractNumId w:val="20"/>
+  <w:num w:numId="5" w16cid:durableId="899707868">
+    <w:abstractNumId w:val="1"/>
   </w:num>
-  <w:num w:numId="27" w16cid:durableId="1168205411">
-    <w:abstractNumId w:val="32"/>
+  <w:num w:numId="6" w16cid:durableId="381562048">
+    <w:abstractNumId w:val="6"/>
   </w:num>
-  <w:num w:numId="28" w16cid:durableId="847213060">
-    <w:abstractNumId w:val="35"/>
-  </w:num>
-  <w:num w:numId="29" w16cid:durableId="461116745">
+  <w:num w:numId="7" w16cid:durableId="972978278">
     <w:abstractNumId w:val="5"/>
   </w:num>
-  <w:num w:numId="30" w16cid:durableId="780611823">
-    <w:abstractNumId w:val="22"/>
-  </w:num>
-  <w:num w:numId="31" w16cid:durableId="560598764">
-    <w:abstractNumId w:val="47"/>
-  </w:num>
-  <w:num w:numId="32" w16cid:durableId="1577281594">
-    <w:abstractNumId w:val="25"/>
-  </w:num>
-  <w:num w:numId="33" w16cid:durableId="219678338">
-    <w:abstractNumId w:val="30"/>
-  </w:num>
-  <w:num w:numId="34" w16cid:durableId="1347437688">
-    <w:abstractNumId w:val="15"/>
-  </w:num>
-  <w:num w:numId="35" w16cid:durableId="176117207">
-    <w:abstractNumId w:val="10"/>
-  </w:num>
-  <w:num w:numId="36" w16cid:durableId="60299312">
-    <w:abstractNumId w:val="29"/>
-  </w:num>
-  <w:num w:numId="37" w16cid:durableId="132262369">
-    <w:abstractNumId w:val="7"/>
-  </w:num>
-  <w:num w:numId="38" w16cid:durableId="35011990">
-    <w:abstractNumId w:val="1"/>
-  </w:num>
-  <w:num w:numId="39" w16cid:durableId="1096949523">
-    <w:abstractNumId w:val="6"/>
-  </w:num>
-  <w:num w:numId="40" w16cid:durableId="2057505569">
-    <w:abstractNumId w:val="18"/>
-  </w:num>
-  <w:num w:numId="41" w16cid:durableId="1611353309">
-    <w:abstractNumId w:val="3"/>
-  </w:num>
-  <w:num w:numId="42" w16cid:durableId="258223712">
-    <w:abstractNumId w:val="14"/>
-  </w:num>
-  <w:num w:numId="43" w16cid:durableId="1978870285">
-    <w:abstractNumId w:val="37"/>
-  </w:num>
-  <w:num w:numId="44" w16cid:durableId="1853182422">
-    <w:abstractNumId w:val="0"/>
-  </w:num>
-  <w:num w:numId="45" w16cid:durableId="1668097555">
-    <w:abstractNumId w:val="45"/>
-  </w:num>
-  <w:num w:numId="46" w16cid:durableId="1352295206">
-    <w:abstractNumId w:val="41"/>
-  </w:num>
-  <w:num w:numId="47" w16cid:durableId="1350374889">
-    <w:abstractNumId w:val="27"/>
-  </w:num>
-  <w:num w:numId="48" w16cid:durableId="113867546">
-    <w:abstractNumId w:val="39"/>
-  </w:num>
+  <w:numIdMacAtCleanup w:val="7"/>
 </w:numbering>
 </file>
 
